--- a/项目文档/项目总结报告.docx
+++ b/项目文档/项目总结报告.docx
@@ -67,7 +67,7 @@
                     </pic:cNvPicPr>
                   </pic:nvPicPr>
                   <pic:blipFill>
-                    <a:blip r:embed="rId8"/>
+                    <a:blip r:embed="rId9"/>
                     <a:stretch>
                       <a:fillRect/>
                     </a:stretch>
@@ -223,7 +223,7 @@
                     </pic:cNvPicPr>
                   </pic:nvPicPr>
                   <pic:blipFill>
-                    <a:blip r:embed="rId9">
+                    <a:blip r:embed="rId10">
                       <a:extLst>
                         <a:ext uri="{28A0092B-C50C-407E-A947-70E740481C1C}">
                           <a14:useLocalDpi xmlns:a14="http://schemas.microsoft.com/office/drawing/2010/main" val="0"/>
@@ -721,18 +721,26 @@
       <w:pPr>
         <w:jc w:val="center"/>
         <w:rPr>
+          <w:rFonts w:ascii="楷体" w:eastAsia="楷体" w:hAnsi="楷体"/>
+          <w:sz w:val="24"/>
+          <w:szCs w:val="24"/>
+        </w:rPr>
+      </w:pPr>
+      <w:r>
+        <w:rPr>
           <w:rFonts w:ascii="楷体" w:eastAsia="楷体" w:hAnsi="楷体" w:hint="eastAsia"/>
           <w:sz w:val="24"/>
           <w:szCs w:val="24"/>
         </w:rPr>
-      </w:pPr>
+        <w:t>二零二</w:t>
+      </w:r>
       <w:r>
         <w:rPr>
           <w:rFonts w:ascii="楷体" w:eastAsia="楷体" w:hAnsi="楷体" w:hint="eastAsia"/>
           <w:sz w:val="24"/>
           <w:szCs w:val="24"/>
         </w:rPr>
-        <w:t>二零二</w:t>
+        <w:t>五</w:t>
       </w:r>
       <w:r>
         <w:rPr>
@@ -740,7 +748,7 @@
           <w:sz w:val="24"/>
           <w:szCs w:val="24"/>
         </w:rPr>
-        <w:t>五</w:t>
+        <w:t xml:space="preserve"> 年 </w:t>
       </w:r>
       <w:r>
         <w:rPr>
@@ -748,7 +756,7 @@
           <w:sz w:val="24"/>
           <w:szCs w:val="24"/>
         </w:rPr>
-        <w:t xml:space="preserve"> 年 </w:t>
+        <w:t>5</w:t>
       </w:r>
       <w:r>
         <w:rPr>
@@ -756,7 +764,7 @@
           <w:sz w:val="24"/>
           <w:szCs w:val="24"/>
         </w:rPr>
-        <w:t>5</w:t>
+        <w:t xml:space="preserve">月 </w:t>
       </w:r>
       <w:r>
         <w:rPr>
@@ -764,7 +772,7 @@
           <w:sz w:val="24"/>
           <w:szCs w:val="24"/>
         </w:rPr>
-        <w:t xml:space="preserve">月 </w:t>
+        <w:t>21</w:t>
       </w:r>
       <w:r>
         <w:rPr>
@@ -772,15 +780,3442 @@
           <w:sz w:val="24"/>
           <w:szCs w:val="24"/>
         </w:rPr>
-        <w:t>21</w:t>
-      </w:r>
-      <w:r>
+        <w:t xml:space="preserve"> 日</w:t>
+      </w:r>
+    </w:p>
+    <w:sdt>
+      <w:sdtPr>
         <w:rPr>
           <w:rFonts w:ascii="楷体" w:eastAsia="楷体" w:hAnsi="楷体" w:hint="eastAsia"/>
           <w:sz w:val="24"/>
           <w:szCs w:val="24"/>
         </w:rPr>
-        <w:t xml:space="preserve"> 日</w:t>
+        <w:id w:val="147472403"/>
+        <w:docPartObj>
+          <w:docPartGallery w:val="Table of Contents"/>
+          <w:docPartUnique/>
+        </w:docPartObj>
+      </w:sdtPr>
+      <w:sdtContent>
+        <w:p>
+          <w:pPr>
+            <w:jc w:val="center"/>
+            <w:rPr>
+              <w:rFonts w:ascii="楷体" w:eastAsia="楷体" w:hAnsi="楷体"/>
+              <w:sz w:val="24"/>
+              <w:szCs w:val="24"/>
+            </w:rPr>
+          </w:pPr>
+          <w:r>
+            <w:rPr>
+              <w:rFonts w:ascii="楷体" w:eastAsia="楷体" w:hAnsi="楷体" w:hint="eastAsia"/>
+              <w:sz w:val="24"/>
+              <w:szCs w:val="24"/>
+            </w:rPr>
+            <w:t>目</w:t>
+          </w:r>
+          <w:r>
+            <w:rPr>
+              <w:rFonts w:ascii="楷体" w:eastAsia="楷体" w:hAnsi="楷体" w:hint="eastAsia"/>
+              <w:sz w:val="24"/>
+              <w:szCs w:val="24"/>
+            </w:rPr>
+            <w:t>录</w:t>
+          </w:r>
+        </w:p>
+        <w:p>
+          <w:pPr>
+            <w:pStyle w:val="TOC1"/>
+            <w:tabs>
+              <w:tab w:val="left" w:pos="840"/>
+              <w:tab w:val="right" w:leader="dot" w:pos="8296"/>
+            </w:tabs>
+            <w:rPr>
+              <w:rFonts w:hint="eastAsia"/>
+              <w:noProof/>
+              <w:sz w:val="22"/>
+              <w:szCs w:val="24"/>
+              <w14:ligatures w14:val="standardContextual"/>
+            </w:rPr>
+          </w:pPr>
+          <w:r>
+            <w:rPr>
+              <w:rFonts w:ascii="楷体" w:eastAsia="楷体" w:hAnsi="楷体" w:hint="eastAsia"/>
+              <w:sz w:val="24"/>
+              <w:szCs w:val="24"/>
+            </w:rPr>
+            <w:fldChar w:fldCharType="begin"/>
+          </w:r>
+          <w:r>
+            <w:rPr>
+              <w:rFonts w:ascii="楷体" w:eastAsia="楷体" w:hAnsi="楷体" w:hint="eastAsia"/>
+              <w:sz w:val="24"/>
+              <w:szCs w:val="24"/>
+            </w:rPr>
+            <w:instrText xml:space="preserve">TOC \o "1-3" \h \u </w:instrText>
+          </w:r>
+          <w:r>
+            <w:rPr>
+              <w:rFonts w:ascii="楷体" w:eastAsia="楷体" w:hAnsi="楷体" w:hint="eastAsia"/>
+              <w:sz w:val="24"/>
+              <w:szCs w:val="24"/>
+            </w:rPr>
+            <w:fldChar w:fldCharType="separate"/>
+          </w:r>
+          <w:hyperlink w:anchor="_Toc198472636" w:history="1">
+            <w:r>
+              <w:rPr>
+                <w:rStyle w:val="a7"/>
+                <w:rFonts w:ascii="黑体" w:eastAsia="黑体" w:hAnsi="黑体" w:cs="宋体" w:hint="eastAsia"/>
+                <w:b/>
+                <w:bCs/>
+                <w:noProof/>
+                <w:kern w:val="44"/>
+              </w:rPr>
+              <w:t>一、</w:t>
+            </w:r>
+            <w:r>
+              <w:rPr>
+                <w:rFonts w:hint="eastAsia"/>
+                <w:noProof/>
+                <w:sz w:val="22"/>
+                <w:szCs w:val="24"/>
+                <w14:ligatures w14:val="standardContextual"/>
+              </w:rPr>
+              <w:tab/>
+            </w:r>
+            <w:r>
+              <w:rPr>
+                <w:rStyle w:val="a7"/>
+                <w:rFonts w:ascii="黑体" w:eastAsia="黑体" w:hAnsi="黑体" w:cs="宋体" w:hint="eastAsia"/>
+                <w:b/>
+                <w:bCs/>
+                <w:noProof/>
+                <w:kern w:val="44"/>
+              </w:rPr>
+              <w:t>绪论</w:t>
+            </w:r>
+            <w:r>
+              <w:rPr>
+                <w:rFonts w:hint="eastAsia"/>
+                <w:noProof/>
+              </w:rPr>
+              <w:tab/>
+            </w:r>
+            <w:r>
+              <w:rPr>
+                <w:rFonts w:hint="eastAsia"/>
+                <w:noProof/>
+              </w:rPr>
+              <w:fldChar w:fldCharType="begin"/>
+            </w:r>
+            <w:r>
+              <w:rPr>
+                <w:rFonts w:hint="eastAsia"/>
+                <w:noProof/>
+              </w:rPr>
+              <w:instrText xml:space="preserve"> </w:instrText>
+            </w:r>
+            <w:r>
+              <w:rPr>
+                <w:noProof/>
+              </w:rPr>
+              <w:instrText>PAGEREF _Toc198472636 \h</w:instrText>
+            </w:r>
+            <w:r>
+              <w:rPr>
+                <w:rFonts w:hint="eastAsia"/>
+                <w:noProof/>
+              </w:rPr>
+              <w:instrText xml:space="preserve"> </w:instrText>
+            </w:r>
+            <w:r>
+              <w:rPr>
+                <w:rFonts w:hint="eastAsia"/>
+                <w:noProof/>
+              </w:rPr>
+            </w:r>
+            <w:r>
+              <w:rPr>
+                <w:rFonts w:hint="eastAsia"/>
+                <w:noProof/>
+              </w:rPr>
+              <w:fldChar w:fldCharType="separate"/>
+            </w:r>
+            <w:r>
+              <w:rPr>
+                <w:rFonts w:hint="eastAsia"/>
+                <w:noProof/>
+              </w:rPr>
+              <w:t>3</w:t>
+            </w:r>
+            <w:r>
+              <w:rPr>
+                <w:rFonts w:hint="eastAsia"/>
+                <w:noProof/>
+              </w:rPr>
+              <w:fldChar w:fldCharType="end"/>
+            </w:r>
+          </w:hyperlink>
+        </w:p>
+        <w:p>
+          <w:pPr>
+            <w:pStyle w:val="TOC2"/>
+            <w:tabs>
+              <w:tab w:val="right" w:leader="dot" w:pos="8296"/>
+            </w:tabs>
+            <w:rPr>
+              <w:rFonts w:hint="eastAsia"/>
+              <w:noProof/>
+              <w:sz w:val="22"/>
+              <w:szCs w:val="24"/>
+              <w14:ligatures w14:val="standardContextual"/>
+            </w:rPr>
+          </w:pPr>
+          <w:hyperlink w:anchor="_Toc198472637" w:history="1">
+            <w:r>
+              <w:rPr>
+                <w:rStyle w:val="a7"/>
+                <w:rFonts w:ascii="宋体" w:eastAsia="宋体" w:hAnsi="宋体" w:cs="宋体" w:hint="eastAsia"/>
+                <w:noProof/>
+              </w:rPr>
+              <w:t>1.1 项目背景</w:t>
+            </w:r>
+            <w:r>
+              <w:rPr>
+                <w:rFonts w:hint="eastAsia"/>
+                <w:noProof/>
+              </w:rPr>
+              <w:tab/>
+            </w:r>
+            <w:r>
+              <w:rPr>
+                <w:rFonts w:hint="eastAsia"/>
+                <w:noProof/>
+              </w:rPr>
+              <w:fldChar w:fldCharType="begin"/>
+            </w:r>
+            <w:r>
+              <w:rPr>
+                <w:rFonts w:hint="eastAsia"/>
+                <w:noProof/>
+              </w:rPr>
+              <w:instrText xml:space="preserve"> </w:instrText>
+            </w:r>
+            <w:r>
+              <w:rPr>
+                <w:noProof/>
+              </w:rPr>
+              <w:instrText>PAGEREF _Toc198472637 \h</w:instrText>
+            </w:r>
+            <w:r>
+              <w:rPr>
+                <w:rFonts w:hint="eastAsia"/>
+                <w:noProof/>
+              </w:rPr>
+              <w:instrText xml:space="preserve"> </w:instrText>
+            </w:r>
+            <w:r>
+              <w:rPr>
+                <w:rFonts w:hint="eastAsia"/>
+                <w:noProof/>
+              </w:rPr>
+            </w:r>
+            <w:r>
+              <w:rPr>
+                <w:rFonts w:hint="eastAsia"/>
+                <w:noProof/>
+              </w:rPr>
+              <w:fldChar w:fldCharType="separate"/>
+            </w:r>
+            <w:r>
+              <w:rPr>
+                <w:rFonts w:hint="eastAsia"/>
+                <w:noProof/>
+              </w:rPr>
+              <w:t>3</w:t>
+            </w:r>
+            <w:r>
+              <w:rPr>
+                <w:rFonts w:hint="eastAsia"/>
+                <w:noProof/>
+              </w:rPr>
+              <w:fldChar w:fldCharType="end"/>
+            </w:r>
+          </w:hyperlink>
+        </w:p>
+        <w:p>
+          <w:pPr>
+            <w:pStyle w:val="TOC2"/>
+            <w:tabs>
+              <w:tab w:val="right" w:leader="dot" w:pos="8296"/>
+            </w:tabs>
+            <w:rPr>
+              <w:rFonts w:hint="eastAsia"/>
+              <w:noProof/>
+              <w:sz w:val="22"/>
+              <w:szCs w:val="24"/>
+              <w14:ligatures w14:val="standardContextual"/>
+            </w:rPr>
+          </w:pPr>
+          <w:hyperlink w:anchor="_Toc198472638" w:history="1">
+            <w:r>
+              <w:rPr>
+                <w:rStyle w:val="a7"/>
+                <w:rFonts w:ascii="宋体" w:eastAsia="宋体" w:hAnsi="宋体" w:cs="宋体" w:hint="eastAsia"/>
+                <w:noProof/>
+              </w:rPr>
+              <w:t>1.2 相关技术现状</w:t>
+            </w:r>
+            <w:r>
+              <w:rPr>
+                <w:rFonts w:hint="eastAsia"/>
+                <w:noProof/>
+              </w:rPr>
+              <w:tab/>
+            </w:r>
+            <w:r>
+              <w:rPr>
+                <w:rFonts w:hint="eastAsia"/>
+                <w:noProof/>
+              </w:rPr>
+              <w:fldChar w:fldCharType="begin"/>
+            </w:r>
+            <w:r>
+              <w:rPr>
+                <w:rFonts w:hint="eastAsia"/>
+                <w:noProof/>
+              </w:rPr>
+              <w:instrText xml:space="preserve"> </w:instrText>
+            </w:r>
+            <w:r>
+              <w:rPr>
+                <w:noProof/>
+              </w:rPr>
+              <w:instrText>PAGEREF _Toc198472638 \h</w:instrText>
+            </w:r>
+            <w:r>
+              <w:rPr>
+                <w:rFonts w:hint="eastAsia"/>
+                <w:noProof/>
+              </w:rPr>
+              <w:instrText xml:space="preserve"> </w:instrText>
+            </w:r>
+            <w:r>
+              <w:rPr>
+                <w:rFonts w:hint="eastAsia"/>
+                <w:noProof/>
+              </w:rPr>
+            </w:r>
+            <w:r>
+              <w:rPr>
+                <w:rFonts w:hint="eastAsia"/>
+                <w:noProof/>
+              </w:rPr>
+              <w:fldChar w:fldCharType="separate"/>
+            </w:r>
+            <w:r>
+              <w:rPr>
+                <w:rFonts w:hint="eastAsia"/>
+                <w:noProof/>
+              </w:rPr>
+              <w:t>3</w:t>
+            </w:r>
+            <w:r>
+              <w:rPr>
+                <w:rFonts w:hint="eastAsia"/>
+                <w:noProof/>
+              </w:rPr>
+              <w:fldChar w:fldCharType="end"/>
+            </w:r>
+          </w:hyperlink>
+        </w:p>
+        <w:p>
+          <w:pPr>
+            <w:pStyle w:val="TOC2"/>
+            <w:tabs>
+              <w:tab w:val="right" w:leader="dot" w:pos="8296"/>
+            </w:tabs>
+            <w:rPr>
+              <w:rFonts w:hint="eastAsia"/>
+              <w:noProof/>
+              <w:sz w:val="22"/>
+              <w:szCs w:val="24"/>
+              <w14:ligatures w14:val="standardContextual"/>
+            </w:rPr>
+          </w:pPr>
+          <w:hyperlink w:anchor="_Toc198472639" w:history="1">
+            <w:r>
+              <w:rPr>
+                <w:rStyle w:val="a7"/>
+                <w:rFonts w:ascii="宋体" w:eastAsia="宋体" w:hAnsi="宋体" w:cs="宋体" w:hint="eastAsia"/>
+                <w:noProof/>
+              </w:rPr>
+              <w:t>1.3 项目的主要开发工作</w:t>
+            </w:r>
+            <w:r>
+              <w:rPr>
+                <w:rFonts w:hint="eastAsia"/>
+                <w:noProof/>
+              </w:rPr>
+              <w:tab/>
+            </w:r>
+            <w:r>
+              <w:rPr>
+                <w:rFonts w:hint="eastAsia"/>
+                <w:noProof/>
+              </w:rPr>
+              <w:fldChar w:fldCharType="begin"/>
+            </w:r>
+            <w:r>
+              <w:rPr>
+                <w:rFonts w:hint="eastAsia"/>
+                <w:noProof/>
+              </w:rPr>
+              <w:instrText xml:space="preserve"> </w:instrText>
+            </w:r>
+            <w:r>
+              <w:rPr>
+                <w:noProof/>
+              </w:rPr>
+              <w:instrText>PAGEREF _Toc198472639 \h</w:instrText>
+            </w:r>
+            <w:r>
+              <w:rPr>
+                <w:rFonts w:hint="eastAsia"/>
+                <w:noProof/>
+              </w:rPr>
+              <w:instrText xml:space="preserve"> </w:instrText>
+            </w:r>
+            <w:r>
+              <w:rPr>
+                <w:rFonts w:hint="eastAsia"/>
+                <w:noProof/>
+              </w:rPr>
+            </w:r>
+            <w:r>
+              <w:rPr>
+                <w:rFonts w:hint="eastAsia"/>
+                <w:noProof/>
+              </w:rPr>
+              <w:fldChar w:fldCharType="separate"/>
+            </w:r>
+            <w:r>
+              <w:rPr>
+                <w:rFonts w:hint="eastAsia"/>
+                <w:noProof/>
+              </w:rPr>
+              <w:t>3</w:t>
+            </w:r>
+            <w:r>
+              <w:rPr>
+                <w:rFonts w:hint="eastAsia"/>
+                <w:noProof/>
+              </w:rPr>
+              <w:fldChar w:fldCharType="end"/>
+            </w:r>
+          </w:hyperlink>
+        </w:p>
+        <w:p>
+          <w:pPr>
+            <w:pStyle w:val="TOC3"/>
+            <w:tabs>
+              <w:tab w:val="right" w:leader="dot" w:pos="8296"/>
+            </w:tabs>
+            <w:rPr>
+              <w:rFonts w:hint="eastAsia"/>
+              <w:noProof/>
+              <w:sz w:val="22"/>
+              <w:szCs w:val="24"/>
+              <w14:ligatures w14:val="standardContextual"/>
+            </w:rPr>
+          </w:pPr>
+          <w:hyperlink w:anchor="_Toc198472640" w:history="1">
+            <w:r>
+              <w:rPr>
+                <w:rStyle w:val="a7"/>
+                <w:rFonts w:ascii="楷体" w:eastAsia="楷体" w:hAnsi="楷体" w:cs="宋体" w:hint="eastAsia"/>
+                <w:noProof/>
+              </w:rPr>
+              <w:t>1.3.1系统架构设计与技术选型</w:t>
+            </w:r>
+            <w:r>
+              <w:rPr>
+                <w:rFonts w:hint="eastAsia"/>
+                <w:noProof/>
+              </w:rPr>
+              <w:tab/>
+            </w:r>
+            <w:r>
+              <w:rPr>
+                <w:rFonts w:hint="eastAsia"/>
+                <w:noProof/>
+              </w:rPr>
+              <w:fldChar w:fldCharType="begin"/>
+            </w:r>
+            <w:r>
+              <w:rPr>
+                <w:rFonts w:hint="eastAsia"/>
+                <w:noProof/>
+              </w:rPr>
+              <w:instrText xml:space="preserve"> </w:instrText>
+            </w:r>
+            <w:r>
+              <w:rPr>
+                <w:noProof/>
+              </w:rPr>
+              <w:instrText>PAGEREF _Toc198472640 \h</w:instrText>
+            </w:r>
+            <w:r>
+              <w:rPr>
+                <w:rFonts w:hint="eastAsia"/>
+                <w:noProof/>
+              </w:rPr>
+              <w:instrText xml:space="preserve"> </w:instrText>
+            </w:r>
+            <w:r>
+              <w:rPr>
+                <w:rFonts w:hint="eastAsia"/>
+                <w:noProof/>
+              </w:rPr>
+            </w:r>
+            <w:r>
+              <w:rPr>
+                <w:rFonts w:hint="eastAsia"/>
+                <w:noProof/>
+              </w:rPr>
+              <w:fldChar w:fldCharType="separate"/>
+            </w:r>
+            <w:r>
+              <w:rPr>
+                <w:rFonts w:hint="eastAsia"/>
+                <w:noProof/>
+              </w:rPr>
+              <w:t>3</w:t>
+            </w:r>
+            <w:r>
+              <w:rPr>
+                <w:rFonts w:hint="eastAsia"/>
+                <w:noProof/>
+              </w:rPr>
+              <w:fldChar w:fldCharType="end"/>
+            </w:r>
+          </w:hyperlink>
+        </w:p>
+        <w:p>
+          <w:pPr>
+            <w:pStyle w:val="TOC3"/>
+            <w:tabs>
+              <w:tab w:val="right" w:leader="dot" w:pos="8296"/>
+            </w:tabs>
+            <w:rPr>
+              <w:rFonts w:hint="eastAsia"/>
+              <w:noProof/>
+              <w:sz w:val="22"/>
+              <w:szCs w:val="24"/>
+              <w14:ligatures w14:val="standardContextual"/>
+            </w:rPr>
+          </w:pPr>
+          <w:hyperlink w:anchor="_Toc198472641" w:history="1">
+            <w:r>
+              <w:rPr>
+                <w:rStyle w:val="a7"/>
+                <w:rFonts w:ascii="楷体" w:eastAsia="楷体" w:hAnsi="楷体" w:cs="宋体" w:hint="eastAsia"/>
+                <w:noProof/>
+              </w:rPr>
+              <w:t>1.3.2前端功能开发与界面实现</w:t>
+            </w:r>
+            <w:r>
+              <w:rPr>
+                <w:rFonts w:hint="eastAsia"/>
+                <w:noProof/>
+              </w:rPr>
+              <w:tab/>
+            </w:r>
+            <w:r>
+              <w:rPr>
+                <w:rFonts w:hint="eastAsia"/>
+                <w:noProof/>
+              </w:rPr>
+              <w:fldChar w:fldCharType="begin"/>
+            </w:r>
+            <w:r>
+              <w:rPr>
+                <w:rFonts w:hint="eastAsia"/>
+                <w:noProof/>
+              </w:rPr>
+              <w:instrText xml:space="preserve"> </w:instrText>
+            </w:r>
+            <w:r>
+              <w:rPr>
+                <w:noProof/>
+              </w:rPr>
+              <w:instrText>PAGEREF _Toc198472641 \h</w:instrText>
+            </w:r>
+            <w:r>
+              <w:rPr>
+                <w:rFonts w:hint="eastAsia"/>
+                <w:noProof/>
+              </w:rPr>
+              <w:instrText xml:space="preserve"> </w:instrText>
+            </w:r>
+            <w:r>
+              <w:rPr>
+                <w:rFonts w:hint="eastAsia"/>
+                <w:noProof/>
+              </w:rPr>
+            </w:r>
+            <w:r>
+              <w:rPr>
+                <w:rFonts w:hint="eastAsia"/>
+                <w:noProof/>
+              </w:rPr>
+              <w:fldChar w:fldCharType="separate"/>
+            </w:r>
+            <w:r>
+              <w:rPr>
+                <w:rFonts w:hint="eastAsia"/>
+                <w:noProof/>
+              </w:rPr>
+              <w:t>4</w:t>
+            </w:r>
+            <w:r>
+              <w:rPr>
+                <w:rFonts w:hint="eastAsia"/>
+                <w:noProof/>
+              </w:rPr>
+              <w:fldChar w:fldCharType="end"/>
+            </w:r>
+          </w:hyperlink>
+        </w:p>
+        <w:p>
+          <w:pPr>
+            <w:pStyle w:val="TOC3"/>
+            <w:tabs>
+              <w:tab w:val="right" w:leader="dot" w:pos="8296"/>
+            </w:tabs>
+            <w:rPr>
+              <w:rFonts w:hint="eastAsia"/>
+              <w:noProof/>
+              <w:sz w:val="22"/>
+              <w:szCs w:val="24"/>
+              <w14:ligatures w14:val="standardContextual"/>
+            </w:rPr>
+          </w:pPr>
+          <w:hyperlink w:anchor="_Toc198472642" w:history="1">
+            <w:r>
+              <w:rPr>
+                <w:rStyle w:val="a7"/>
+                <w:rFonts w:ascii="楷体" w:eastAsia="楷体" w:hAnsi="楷体" w:cs="宋体" w:hint="eastAsia"/>
+                <w:noProof/>
+              </w:rPr>
+              <w:t>1.3.3后端业务逻辑开发</w:t>
+            </w:r>
+            <w:r>
+              <w:rPr>
+                <w:rFonts w:hint="eastAsia"/>
+                <w:noProof/>
+              </w:rPr>
+              <w:tab/>
+            </w:r>
+            <w:r>
+              <w:rPr>
+                <w:rFonts w:hint="eastAsia"/>
+                <w:noProof/>
+              </w:rPr>
+              <w:fldChar w:fldCharType="begin"/>
+            </w:r>
+            <w:r>
+              <w:rPr>
+                <w:rFonts w:hint="eastAsia"/>
+                <w:noProof/>
+              </w:rPr>
+              <w:instrText xml:space="preserve"> </w:instrText>
+            </w:r>
+            <w:r>
+              <w:rPr>
+                <w:noProof/>
+              </w:rPr>
+              <w:instrText>PAGEREF _Toc198472642 \h</w:instrText>
+            </w:r>
+            <w:r>
+              <w:rPr>
+                <w:rFonts w:hint="eastAsia"/>
+                <w:noProof/>
+              </w:rPr>
+              <w:instrText xml:space="preserve"> </w:instrText>
+            </w:r>
+            <w:r>
+              <w:rPr>
+                <w:rFonts w:hint="eastAsia"/>
+                <w:noProof/>
+              </w:rPr>
+            </w:r>
+            <w:r>
+              <w:rPr>
+                <w:rFonts w:hint="eastAsia"/>
+                <w:noProof/>
+              </w:rPr>
+              <w:fldChar w:fldCharType="separate"/>
+            </w:r>
+            <w:r>
+              <w:rPr>
+                <w:rFonts w:hint="eastAsia"/>
+                <w:noProof/>
+              </w:rPr>
+              <w:t>4</w:t>
+            </w:r>
+            <w:r>
+              <w:rPr>
+                <w:rFonts w:hint="eastAsia"/>
+                <w:noProof/>
+              </w:rPr>
+              <w:fldChar w:fldCharType="end"/>
+            </w:r>
+          </w:hyperlink>
+        </w:p>
+        <w:p>
+          <w:pPr>
+            <w:pStyle w:val="TOC3"/>
+            <w:tabs>
+              <w:tab w:val="right" w:leader="dot" w:pos="8296"/>
+            </w:tabs>
+            <w:rPr>
+              <w:rFonts w:hint="eastAsia"/>
+              <w:noProof/>
+              <w:sz w:val="22"/>
+              <w:szCs w:val="24"/>
+              <w14:ligatures w14:val="standardContextual"/>
+            </w:rPr>
+          </w:pPr>
+          <w:hyperlink w:anchor="_Toc198472643" w:history="1">
+            <w:r>
+              <w:rPr>
+                <w:rStyle w:val="a7"/>
+                <w:rFonts w:ascii="楷体" w:eastAsia="楷体" w:hAnsi="楷体" w:cs="宋体" w:hint="eastAsia"/>
+                <w:noProof/>
+              </w:rPr>
+              <w:t>1.3.4健康数据可视化展示</w:t>
+            </w:r>
+            <w:r>
+              <w:rPr>
+                <w:rFonts w:hint="eastAsia"/>
+                <w:noProof/>
+              </w:rPr>
+              <w:tab/>
+            </w:r>
+            <w:r>
+              <w:rPr>
+                <w:rFonts w:hint="eastAsia"/>
+                <w:noProof/>
+              </w:rPr>
+              <w:fldChar w:fldCharType="begin"/>
+            </w:r>
+            <w:r>
+              <w:rPr>
+                <w:rFonts w:hint="eastAsia"/>
+                <w:noProof/>
+              </w:rPr>
+              <w:instrText xml:space="preserve"> </w:instrText>
+            </w:r>
+            <w:r>
+              <w:rPr>
+                <w:noProof/>
+              </w:rPr>
+              <w:instrText>PAGEREF _Toc198472643 \h</w:instrText>
+            </w:r>
+            <w:r>
+              <w:rPr>
+                <w:rFonts w:hint="eastAsia"/>
+                <w:noProof/>
+              </w:rPr>
+              <w:instrText xml:space="preserve"> </w:instrText>
+            </w:r>
+            <w:r>
+              <w:rPr>
+                <w:rFonts w:hint="eastAsia"/>
+                <w:noProof/>
+              </w:rPr>
+            </w:r>
+            <w:r>
+              <w:rPr>
+                <w:rFonts w:hint="eastAsia"/>
+                <w:noProof/>
+              </w:rPr>
+              <w:fldChar w:fldCharType="separate"/>
+            </w:r>
+            <w:r>
+              <w:rPr>
+                <w:rFonts w:hint="eastAsia"/>
+                <w:noProof/>
+              </w:rPr>
+              <w:t>4</w:t>
+            </w:r>
+            <w:r>
+              <w:rPr>
+                <w:rFonts w:hint="eastAsia"/>
+                <w:noProof/>
+              </w:rPr>
+              <w:fldChar w:fldCharType="end"/>
+            </w:r>
+          </w:hyperlink>
+        </w:p>
+        <w:p>
+          <w:pPr>
+            <w:pStyle w:val="TOC3"/>
+            <w:tabs>
+              <w:tab w:val="right" w:leader="dot" w:pos="8296"/>
+            </w:tabs>
+            <w:rPr>
+              <w:rFonts w:hint="eastAsia"/>
+              <w:noProof/>
+              <w:sz w:val="22"/>
+              <w:szCs w:val="24"/>
+              <w14:ligatures w14:val="standardContextual"/>
+            </w:rPr>
+          </w:pPr>
+          <w:hyperlink w:anchor="_Toc198472644" w:history="1">
+            <w:r>
+              <w:rPr>
+                <w:rStyle w:val="a7"/>
+                <w:rFonts w:ascii="楷体" w:eastAsia="楷体" w:hAnsi="楷体" w:cs="宋体" w:hint="eastAsia"/>
+                <w:noProof/>
+              </w:rPr>
+              <w:t>1.3.5系统测试与优化</w:t>
+            </w:r>
+            <w:r>
+              <w:rPr>
+                <w:rFonts w:hint="eastAsia"/>
+                <w:noProof/>
+              </w:rPr>
+              <w:tab/>
+            </w:r>
+            <w:r>
+              <w:rPr>
+                <w:rFonts w:hint="eastAsia"/>
+                <w:noProof/>
+              </w:rPr>
+              <w:fldChar w:fldCharType="begin"/>
+            </w:r>
+            <w:r>
+              <w:rPr>
+                <w:rFonts w:hint="eastAsia"/>
+                <w:noProof/>
+              </w:rPr>
+              <w:instrText xml:space="preserve"> </w:instrText>
+            </w:r>
+            <w:r>
+              <w:rPr>
+                <w:noProof/>
+              </w:rPr>
+              <w:instrText>PAGEREF _Toc198472644 \h</w:instrText>
+            </w:r>
+            <w:r>
+              <w:rPr>
+                <w:rFonts w:hint="eastAsia"/>
+                <w:noProof/>
+              </w:rPr>
+              <w:instrText xml:space="preserve"> </w:instrText>
+            </w:r>
+            <w:r>
+              <w:rPr>
+                <w:rFonts w:hint="eastAsia"/>
+                <w:noProof/>
+              </w:rPr>
+            </w:r>
+            <w:r>
+              <w:rPr>
+                <w:rFonts w:hint="eastAsia"/>
+                <w:noProof/>
+              </w:rPr>
+              <w:fldChar w:fldCharType="separate"/>
+            </w:r>
+            <w:r>
+              <w:rPr>
+                <w:rFonts w:hint="eastAsia"/>
+                <w:noProof/>
+              </w:rPr>
+              <w:t>4</w:t>
+            </w:r>
+            <w:r>
+              <w:rPr>
+                <w:rFonts w:hint="eastAsia"/>
+                <w:noProof/>
+              </w:rPr>
+              <w:fldChar w:fldCharType="end"/>
+            </w:r>
+          </w:hyperlink>
+        </w:p>
+        <w:p>
+          <w:pPr>
+            <w:pStyle w:val="TOC3"/>
+            <w:tabs>
+              <w:tab w:val="right" w:leader="dot" w:pos="8296"/>
+            </w:tabs>
+            <w:rPr>
+              <w:rFonts w:hint="eastAsia"/>
+              <w:noProof/>
+              <w:sz w:val="22"/>
+              <w:szCs w:val="24"/>
+              <w14:ligatures w14:val="standardContextual"/>
+            </w:rPr>
+          </w:pPr>
+          <w:hyperlink w:anchor="_Toc198472645" w:history="1">
+            <w:r>
+              <w:rPr>
+                <w:rStyle w:val="a7"/>
+                <w:rFonts w:ascii="楷体" w:eastAsia="楷体" w:hAnsi="楷体" w:cs="宋体" w:hint="eastAsia"/>
+                <w:noProof/>
+              </w:rPr>
+              <w:t>1.3.6部署与使用文档编写</w:t>
+            </w:r>
+            <w:r>
+              <w:rPr>
+                <w:rFonts w:hint="eastAsia"/>
+                <w:noProof/>
+              </w:rPr>
+              <w:tab/>
+            </w:r>
+            <w:r>
+              <w:rPr>
+                <w:rFonts w:hint="eastAsia"/>
+                <w:noProof/>
+              </w:rPr>
+              <w:fldChar w:fldCharType="begin"/>
+            </w:r>
+            <w:r>
+              <w:rPr>
+                <w:rFonts w:hint="eastAsia"/>
+                <w:noProof/>
+              </w:rPr>
+              <w:instrText xml:space="preserve"> </w:instrText>
+            </w:r>
+            <w:r>
+              <w:rPr>
+                <w:noProof/>
+              </w:rPr>
+              <w:instrText>PAGEREF _Toc198472645 \h</w:instrText>
+            </w:r>
+            <w:r>
+              <w:rPr>
+                <w:rFonts w:hint="eastAsia"/>
+                <w:noProof/>
+              </w:rPr>
+              <w:instrText xml:space="preserve"> </w:instrText>
+            </w:r>
+            <w:r>
+              <w:rPr>
+                <w:rFonts w:hint="eastAsia"/>
+                <w:noProof/>
+              </w:rPr>
+            </w:r>
+            <w:r>
+              <w:rPr>
+                <w:rFonts w:hint="eastAsia"/>
+                <w:noProof/>
+              </w:rPr>
+              <w:fldChar w:fldCharType="separate"/>
+            </w:r>
+            <w:r>
+              <w:rPr>
+                <w:rFonts w:hint="eastAsia"/>
+                <w:noProof/>
+              </w:rPr>
+              <w:t>4</w:t>
+            </w:r>
+            <w:r>
+              <w:rPr>
+                <w:rFonts w:hint="eastAsia"/>
+                <w:noProof/>
+              </w:rPr>
+              <w:fldChar w:fldCharType="end"/>
+            </w:r>
+          </w:hyperlink>
+        </w:p>
+        <w:p>
+          <w:pPr>
+            <w:pStyle w:val="TOC2"/>
+            <w:tabs>
+              <w:tab w:val="right" w:leader="dot" w:pos="8296"/>
+            </w:tabs>
+            <w:rPr>
+              <w:rFonts w:hint="eastAsia"/>
+              <w:noProof/>
+              <w:sz w:val="22"/>
+              <w:szCs w:val="24"/>
+              <w14:ligatures w14:val="standardContextual"/>
+            </w:rPr>
+          </w:pPr>
+          <w:hyperlink w:anchor="_Toc198472646" w:history="1">
+            <w:r>
+              <w:rPr>
+                <w:rStyle w:val="a7"/>
+                <w:rFonts w:ascii="宋体" w:eastAsia="宋体" w:hAnsi="宋体" w:cs="宋体" w:hint="eastAsia"/>
+                <w:noProof/>
+              </w:rPr>
+              <w:t>1.4 项目组成员、分工及完成情况</w:t>
+            </w:r>
+            <w:r>
+              <w:rPr>
+                <w:rFonts w:hint="eastAsia"/>
+                <w:noProof/>
+              </w:rPr>
+              <w:tab/>
+            </w:r>
+            <w:r>
+              <w:rPr>
+                <w:rFonts w:hint="eastAsia"/>
+                <w:noProof/>
+              </w:rPr>
+              <w:fldChar w:fldCharType="begin"/>
+            </w:r>
+            <w:r>
+              <w:rPr>
+                <w:rFonts w:hint="eastAsia"/>
+                <w:noProof/>
+              </w:rPr>
+              <w:instrText xml:space="preserve"> </w:instrText>
+            </w:r>
+            <w:r>
+              <w:rPr>
+                <w:noProof/>
+              </w:rPr>
+              <w:instrText>PAGEREF _Toc198472646 \h</w:instrText>
+            </w:r>
+            <w:r>
+              <w:rPr>
+                <w:rFonts w:hint="eastAsia"/>
+                <w:noProof/>
+              </w:rPr>
+              <w:instrText xml:space="preserve"> </w:instrText>
+            </w:r>
+            <w:r>
+              <w:rPr>
+                <w:rFonts w:hint="eastAsia"/>
+                <w:noProof/>
+              </w:rPr>
+            </w:r>
+            <w:r>
+              <w:rPr>
+                <w:rFonts w:hint="eastAsia"/>
+                <w:noProof/>
+              </w:rPr>
+              <w:fldChar w:fldCharType="separate"/>
+            </w:r>
+            <w:r>
+              <w:rPr>
+                <w:rFonts w:hint="eastAsia"/>
+                <w:noProof/>
+              </w:rPr>
+              <w:t>4</w:t>
+            </w:r>
+            <w:r>
+              <w:rPr>
+                <w:rFonts w:hint="eastAsia"/>
+                <w:noProof/>
+              </w:rPr>
+              <w:fldChar w:fldCharType="end"/>
+            </w:r>
+          </w:hyperlink>
+        </w:p>
+        <w:p>
+          <w:pPr>
+            <w:pStyle w:val="TOC1"/>
+            <w:tabs>
+              <w:tab w:val="left" w:pos="840"/>
+              <w:tab w:val="right" w:leader="dot" w:pos="8296"/>
+            </w:tabs>
+            <w:rPr>
+              <w:rFonts w:hint="eastAsia"/>
+              <w:noProof/>
+              <w:sz w:val="22"/>
+              <w:szCs w:val="24"/>
+              <w14:ligatures w14:val="standardContextual"/>
+            </w:rPr>
+          </w:pPr>
+          <w:hyperlink w:anchor="_Toc198472647" w:history="1">
+            <w:r>
+              <w:rPr>
+                <w:rStyle w:val="a7"/>
+                <w:rFonts w:ascii="黑体" w:eastAsia="黑体" w:hAnsi="黑体" w:cs="宋体" w:hint="eastAsia"/>
+                <w:b/>
+                <w:bCs/>
+                <w:noProof/>
+                <w:kern w:val="44"/>
+              </w:rPr>
+              <w:t>二、</w:t>
+            </w:r>
+            <w:r>
+              <w:rPr>
+                <w:rFonts w:hint="eastAsia"/>
+                <w:noProof/>
+                <w:sz w:val="22"/>
+                <w:szCs w:val="24"/>
+                <w14:ligatures w14:val="standardContextual"/>
+              </w:rPr>
+              <w:tab/>
+            </w:r>
+            <w:r>
+              <w:rPr>
+                <w:rStyle w:val="a7"/>
+                <w:rFonts w:ascii="黑体" w:eastAsia="黑体" w:hAnsi="黑体" w:cs="宋体" w:hint="eastAsia"/>
+                <w:b/>
+                <w:bCs/>
+                <w:noProof/>
+                <w:kern w:val="44"/>
+              </w:rPr>
+              <w:t>策划、分析与设计工作情况</w:t>
+            </w:r>
+            <w:r>
+              <w:rPr>
+                <w:rFonts w:hint="eastAsia"/>
+                <w:noProof/>
+              </w:rPr>
+              <w:tab/>
+            </w:r>
+            <w:r>
+              <w:rPr>
+                <w:rFonts w:hint="eastAsia"/>
+                <w:noProof/>
+              </w:rPr>
+              <w:fldChar w:fldCharType="begin"/>
+            </w:r>
+            <w:r>
+              <w:rPr>
+                <w:rFonts w:hint="eastAsia"/>
+                <w:noProof/>
+              </w:rPr>
+              <w:instrText xml:space="preserve"> </w:instrText>
+            </w:r>
+            <w:r>
+              <w:rPr>
+                <w:noProof/>
+              </w:rPr>
+              <w:instrText>PAGEREF _Toc198472647 \h</w:instrText>
+            </w:r>
+            <w:r>
+              <w:rPr>
+                <w:rFonts w:hint="eastAsia"/>
+                <w:noProof/>
+              </w:rPr>
+              <w:instrText xml:space="preserve"> </w:instrText>
+            </w:r>
+            <w:r>
+              <w:rPr>
+                <w:rFonts w:hint="eastAsia"/>
+                <w:noProof/>
+              </w:rPr>
+            </w:r>
+            <w:r>
+              <w:rPr>
+                <w:rFonts w:hint="eastAsia"/>
+                <w:noProof/>
+              </w:rPr>
+              <w:fldChar w:fldCharType="separate"/>
+            </w:r>
+            <w:r>
+              <w:rPr>
+                <w:rFonts w:hint="eastAsia"/>
+                <w:noProof/>
+              </w:rPr>
+              <w:t>5</w:t>
+            </w:r>
+            <w:r>
+              <w:rPr>
+                <w:rFonts w:hint="eastAsia"/>
+                <w:noProof/>
+              </w:rPr>
+              <w:fldChar w:fldCharType="end"/>
+            </w:r>
+          </w:hyperlink>
+        </w:p>
+        <w:p>
+          <w:pPr>
+            <w:pStyle w:val="TOC2"/>
+            <w:tabs>
+              <w:tab w:val="right" w:leader="dot" w:pos="8296"/>
+            </w:tabs>
+            <w:rPr>
+              <w:rFonts w:hint="eastAsia"/>
+              <w:noProof/>
+              <w:sz w:val="22"/>
+              <w:szCs w:val="24"/>
+              <w14:ligatures w14:val="standardContextual"/>
+            </w:rPr>
+          </w:pPr>
+          <w:hyperlink w:anchor="_Toc198472650" w:history="1">
+            <w:r>
+              <w:rPr>
+                <w:rStyle w:val="a7"/>
+                <w:rFonts w:ascii="宋体" w:eastAsia="宋体" w:hAnsi="宋体" w:cs="宋体" w:hint="eastAsia"/>
+                <w:noProof/>
+              </w:rPr>
+              <w:t>2.1 项目立项计划及完成情况</w:t>
+            </w:r>
+            <w:r>
+              <w:rPr>
+                <w:rFonts w:hint="eastAsia"/>
+                <w:noProof/>
+              </w:rPr>
+              <w:tab/>
+            </w:r>
+            <w:r>
+              <w:rPr>
+                <w:rFonts w:hint="eastAsia"/>
+                <w:noProof/>
+              </w:rPr>
+              <w:fldChar w:fldCharType="begin"/>
+            </w:r>
+            <w:r>
+              <w:rPr>
+                <w:rFonts w:hint="eastAsia"/>
+                <w:noProof/>
+              </w:rPr>
+              <w:instrText xml:space="preserve"> </w:instrText>
+            </w:r>
+            <w:r>
+              <w:rPr>
+                <w:noProof/>
+              </w:rPr>
+              <w:instrText>PAGEREF _Toc198472650 \h</w:instrText>
+            </w:r>
+            <w:r>
+              <w:rPr>
+                <w:rFonts w:hint="eastAsia"/>
+                <w:noProof/>
+              </w:rPr>
+              <w:instrText xml:space="preserve"> </w:instrText>
+            </w:r>
+            <w:r>
+              <w:rPr>
+                <w:rFonts w:hint="eastAsia"/>
+                <w:noProof/>
+              </w:rPr>
+            </w:r>
+            <w:r>
+              <w:rPr>
+                <w:rFonts w:hint="eastAsia"/>
+                <w:noProof/>
+              </w:rPr>
+              <w:fldChar w:fldCharType="separate"/>
+            </w:r>
+            <w:r>
+              <w:rPr>
+                <w:rFonts w:hint="eastAsia"/>
+                <w:noProof/>
+              </w:rPr>
+              <w:t>5</w:t>
+            </w:r>
+            <w:r>
+              <w:rPr>
+                <w:rFonts w:hint="eastAsia"/>
+                <w:noProof/>
+              </w:rPr>
+              <w:fldChar w:fldCharType="end"/>
+            </w:r>
+          </w:hyperlink>
+        </w:p>
+        <w:p>
+          <w:pPr>
+            <w:pStyle w:val="TOC2"/>
+            <w:tabs>
+              <w:tab w:val="right" w:leader="dot" w:pos="8296"/>
+            </w:tabs>
+            <w:rPr>
+              <w:rFonts w:hint="eastAsia"/>
+              <w:noProof/>
+              <w:sz w:val="22"/>
+              <w:szCs w:val="24"/>
+              <w14:ligatures w14:val="standardContextual"/>
+            </w:rPr>
+          </w:pPr>
+          <w:hyperlink w:anchor="_Toc198472651" w:history="1">
+            <w:r>
+              <w:rPr>
+                <w:rStyle w:val="a7"/>
+                <w:rFonts w:ascii="宋体" w:eastAsia="宋体" w:hAnsi="宋体" w:cs="宋体" w:hint="eastAsia"/>
+                <w:noProof/>
+              </w:rPr>
+              <w:t>2.2 系统需求分析工作和结果</w:t>
+            </w:r>
+            <w:r>
+              <w:rPr>
+                <w:rFonts w:hint="eastAsia"/>
+                <w:noProof/>
+              </w:rPr>
+              <w:tab/>
+            </w:r>
+            <w:r>
+              <w:rPr>
+                <w:rFonts w:hint="eastAsia"/>
+                <w:noProof/>
+              </w:rPr>
+              <w:fldChar w:fldCharType="begin"/>
+            </w:r>
+            <w:r>
+              <w:rPr>
+                <w:rFonts w:hint="eastAsia"/>
+                <w:noProof/>
+              </w:rPr>
+              <w:instrText xml:space="preserve"> </w:instrText>
+            </w:r>
+            <w:r>
+              <w:rPr>
+                <w:noProof/>
+              </w:rPr>
+              <w:instrText>PAGEREF _Toc198472651 \h</w:instrText>
+            </w:r>
+            <w:r>
+              <w:rPr>
+                <w:rFonts w:hint="eastAsia"/>
+                <w:noProof/>
+              </w:rPr>
+              <w:instrText xml:space="preserve"> </w:instrText>
+            </w:r>
+            <w:r>
+              <w:rPr>
+                <w:rFonts w:hint="eastAsia"/>
+                <w:noProof/>
+              </w:rPr>
+            </w:r>
+            <w:r>
+              <w:rPr>
+                <w:rFonts w:hint="eastAsia"/>
+                <w:noProof/>
+              </w:rPr>
+              <w:fldChar w:fldCharType="separate"/>
+            </w:r>
+            <w:r>
+              <w:rPr>
+                <w:rFonts w:hint="eastAsia"/>
+                <w:noProof/>
+              </w:rPr>
+              <w:t>5</w:t>
+            </w:r>
+            <w:r>
+              <w:rPr>
+                <w:rFonts w:hint="eastAsia"/>
+                <w:noProof/>
+              </w:rPr>
+              <w:fldChar w:fldCharType="end"/>
+            </w:r>
+          </w:hyperlink>
+        </w:p>
+        <w:p>
+          <w:pPr>
+            <w:pStyle w:val="TOC3"/>
+            <w:tabs>
+              <w:tab w:val="right" w:leader="dot" w:pos="8296"/>
+            </w:tabs>
+            <w:rPr>
+              <w:rFonts w:hint="eastAsia"/>
+              <w:noProof/>
+              <w:sz w:val="22"/>
+              <w:szCs w:val="24"/>
+              <w14:ligatures w14:val="standardContextual"/>
+            </w:rPr>
+          </w:pPr>
+          <w:hyperlink w:anchor="_Toc198472652" w:history="1">
+            <w:r>
+              <w:rPr>
+                <w:rStyle w:val="a7"/>
+                <w:rFonts w:ascii="楷体" w:eastAsia="楷体" w:hAnsi="楷体" w:cs="宋体" w:hint="eastAsia"/>
+                <w:noProof/>
+              </w:rPr>
+              <w:t>2.2.1系统需求分析工作</w:t>
+            </w:r>
+            <w:r>
+              <w:rPr>
+                <w:rFonts w:hint="eastAsia"/>
+                <w:noProof/>
+              </w:rPr>
+              <w:tab/>
+            </w:r>
+            <w:r>
+              <w:rPr>
+                <w:rFonts w:hint="eastAsia"/>
+                <w:noProof/>
+              </w:rPr>
+              <w:fldChar w:fldCharType="begin"/>
+            </w:r>
+            <w:r>
+              <w:rPr>
+                <w:rFonts w:hint="eastAsia"/>
+                <w:noProof/>
+              </w:rPr>
+              <w:instrText xml:space="preserve"> </w:instrText>
+            </w:r>
+            <w:r>
+              <w:rPr>
+                <w:noProof/>
+              </w:rPr>
+              <w:instrText>PAGEREF _Toc198472652 \h</w:instrText>
+            </w:r>
+            <w:r>
+              <w:rPr>
+                <w:rFonts w:hint="eastAsia"/>
+                <w:noProof/>
+              </w:rPr>
+              <w:instrText xml:space="preserve"> </w:instrText>
+            </w:r>
+            <w:r>
+              <w:rPr>
+                <w:rFonts w:hint="eastAsia"/>
+                <w:noProof/>
+              </w:rPr>
+            </w:r>
+            <w:r>
+              <w:rPr>
+                <w:rFonts w:hint="eastAsia"/>
+                <w:noProof/>
+              </w:rPr>
+              <w:fldChar w:fldCharType="separate"/>
+            </w:r>
+            <w:r>
+              <w:rPr>
+                <w:rFonts w:hint="eastAsia"/>
+                <w:noProof/>
+              </w:rPr>
+              <w:t>5</w:t>
+            </w:r>
+            <w:r>
+              <w:rPr>
+                <w:rFonts w:hint="eastAsia"/>
+                <w:noProof/>
+              </w:rPr>
+              <w:fldChar w:fldCharType="end"/>
+            </w:r>
+          </w:hyperlink>
+        </w:p>
+        <w:p>
+          <w:pPr>
+            <w:pStyle w:val="TOC3"/>
+            <w:tabs>
+              <w:tab w:val="right" w:leader="dot" w:pos="8296"/>
+            </w:tabs>
+            <w:rPr>
+              <w:rFonts w:hint="eastAsia"/>
+              <w:noProof/>
+              <w:sz w:val="22"/>
+              <w:szCs w:val="24"/>
+              <w14:ligatures w14:val="standardContextual"/>
+            </w:rPr>
+          </w:pPr>
+          <w:hyperlink w:anchor="_Toc198472653" w:history="1">
+            <w:r>
+              <w:rPr>
+                <w:rStyle w:val="a7"/>
+                <w:rFonts w:ascii="楷体" w:eastAsia="楷体" w:hAnsi="楷体" w:cs="宋体" w:hint="eastAsia"/>
+                <w:noProof/>
+              </w:rPr>
+              <w:t>2.2.2系统需求分析结果</w:t>
+            </w:r>
+            <w:r>
+              <w:rPr>
+                <w:rFonts w:hint="eastAsia"/>
+                <w:noProof/>
+              </w:rPr>
+              <w:tab/>
+            </w:r>
+            <w:r>
+              <w:rPr>
+                <w:rFonts w:hint="eastAsia"/>
+                <w:noProof/>
+              </w:rPr>
+              <w:fldChar w:fldCharType="begin"/>
+            </w:r>
+            <w:r>
+              <w:rPr>
+                <w:rFonts w:hint="eastAsia"/>
+                <w:noProof/>
+              </w:rPr>
+              <w:instrText xml:space="preserve"> </w:instrText>
+            </w:r>
+            <w:r>
+              <w:rPr>
+                <w:noProof/>
+              </w:rPr>
+              <w:instrText>PAGEREF _Toc198472653 \h</w:instrText>
+            </w:r>
+            <w:r>
+              <w:rPr>
+                <w:rFonts w:hint="eastAsia"/>
+                <w:noProof/>
+              </w:rPr>
+              <w:instrText xml:space="preserve"> </w:instrText>
+            </w:r>
+            <w:r>
+              <w:rPr>
+                <w:rFonts w:hint="eastAsia"/>
+                <w:noProof/>
+              </w:rPr>
+            </w:r>
+            <w:r>
+              <w:rPr>
+                <w:rFonts w:hint="eastAsia"/>
+                <w:noProof/>
+              </w:rPr>
+              <w:fldChar w:fldCharType="separate"/>
+            </w:r>
+            <w:r>
+              <w:rPr>
+                <w:rFonts w:hint="eastAsia"/>
+                <w:noProof/>
+              </w:rPr>
+              <w:t>5</w:t>
+            </w:r>
+            <w:r>
+              <w:rPr>
+                <w:rFonts w:hint="eastAsia"/>
+                <w:noProof/>
+              </w:rPr>
+              <w:fldChar w:fldCharType="end"/>
+            </w:r>
+          </w:hyperlink>
+        </w:p>
+        <w:p>
+          <w:pPr>
+            <w:pStyle w:val="TOC2"/>
+            <w:tabs>
+              <w:tab w:val="right" w:leader="dot" w:pos="8296"/>
+            </w:tabs>
+            <w:rPr>
+              <w:rFonts w:hint="eastAsia"/>
+              <w:noProof/>
+              <w:sz w:val="22"/>
+              <w:szCs w:val="24"/>
+              <w14:ligatures w14:val="standardContextual"/>
+            </w:rPr>
+          </w:pPr>
+          <w:hyperlink w:anchor="_Toc198472654" w:history="1">
+            <w:r>
+              <w:rPr>
+                <w:rStyle w:val="a7"/>
+                <w:rFonts w:ascii="宋体" w:eastAsia="宋体" w:hAnsi="宋体" w:cs="宋体" w:hint="eastAsia"/>
+                <w:noProof/>
+              </w:rPr>
+              <w:t>2.3 系统设计工作及结果</w:t>
+            </w:r>
+            <w:r>
+              <w:rPr>
+                <w:rFonts w:hint="eastAsia"/>
+                <w:noProof/>
+              </w:rPr>
+              <w:tab/>
+            </w:r>
+            <w:r>
+              <w:rPr>
+                <w:rFonts w:hint="eastAsia"/>
+                <w:noProof/>
+              </w:rPr>
+              <w:fldChar w:fldCharType="begin"/>
+            </w:r>
+            <w:r>
+              <w:rPr>
+                <w:rFonts w:hint="eastAsia"/>
+                <w:noProof/>
+              </w:rPr>
+              <w:instrText xml:space="preserve"> </w:instrText>
+            </w:r>
+            <w:r>
+              <w:rPr>
+                <w:noProof/>
+              </w:rPr>
+              <w:instrText>PAGEREF _Toc198472654 \h</w:instrText>
+            </w:r>
+            <w:r>
+              <w:rPr>
+                <w:rFonts w:hint="eastAsia"/>
+                <w:noProof/>
+              </w:rPr>
+              <w:instrText xml:space="preserve"> </w:instrText>
+            </w:r>
+            <w:r>
+              <w:rPr>
+                <w:rFonts w:hint="eastAsia"/>
+                <w:noProof/>
+              </w:rPr>
+            </w:r>
+            <w:r>
+              <w:rPr>
+                <w:rFonts w:hint="eastAsia"/>
+                <w:noProof/>
+              </w:rPr>
+              <w:fldChar w:fldCharType="separate"/>
+            </w:r>
+            <w:r>
+              <w:rPr>
+                <w:rFonts w:hint="eastAsia"/>
+                <w:noProof/>
+              </w:rPr>
+              <w:t>6</w:t>
+            </w:r>
+            <w:r>
+              <w:rPr>
+                <w:rFonts w:hint="eastAsia"/>
+                <w:noProof/>
+              </w:rPr>
+              <w:fldChar w:fldCharType="end"/>
+            </w:r>
+          </w:hyperlink>
+        </w:p>
+        <w:p>
+          <w:pPr>
+            <w:pStyle w:val="TOC3"/>
+            <w:tabs>
+              <w:tab w:val="right" w:leader="dot" w:pos="8296"/>
+            </w:tabs>
+            <w:rPr>
+              <w:rFonts w:hint="eastAsia"/>
+              <w:noProof/>
+              <w:sz w:val="22"/>
+              <w:szCs w:val="24"/>
+              <w14:ligatures w14:val="standardContextual"/>
+            </w:rPr>
+          </w:pPr>
+          <w:hyperlink w:anchor="_Toc198472655" w:history="1">
+            <w:r>
+              <w:rPr>
+                <w:rStyle w:val="a7"/>
+                <w:rFonts w:ascii="楷体" w:eastAsia="楷体" w:hAnsi="楷体" w:cs="宋体" w:hint="eastAsia"/>
+                <w:noProof/>
+              </w:rPr>
+              <w:t>2.3.1系统设计工作</w:t>
+            </w:r>
+            <w:r>
+              <w:rPr>
+                <w:rFonts w:hint="eastAsia"/>
+                <w:noProof/>
+              </w:rPr>
+              <w:tab/>
+            </w:r>
+            <w:r>
+              <w:rPr>
+                <w:rFonts w:hint="eastAsia"/>
+                <w:noProof/>
+              </w:rPr>
+              <w:fldChar w:fldCharType="begin"/>
+            </w:r>
+            <w:r>
+              <w:rPr>
+                <w:rFonts w:hint="eastAsia"/>
+                <w:noProof/>
+              </w:rPr>
+              <w:instrText xml:space="preserve"> </w:instrText>
+            </w:r>
+            <w:r>
+              <w:rPr>
+                <w:noProof/>
+              </w:rPr>
+              <w:instrText>PAGEREF _Toc198472655 \h</w:instrText>
+            </w:r>
+            <w:r>
+              <w:rPr>
+                <w:rFonts w:hint="eastAsia"/>
+                <w:noProof/>
+              </w:rPr>
+              <w:instrText xml:space="preserve"> </w:instrText>
+            </w:r>
+            <w:r>
+              <w:rPr>
+                <w:rFonts w:hint="eastAsia"/>
+                <w:noProof/>
+              </w:rPr>
+            </w:r>
+            <w:r>
+              <w:rPr>
+                <w:rFonts w:hint="eastAsia"/>
+                <w:noProof/>
+              </w:rPr>
+              <w:fldChar w:fldCharType="separate"/>
+            </w:r>
+            <w:r>
+              <w:rPr>
+                <w:rFonts w:hint="eastAsia"/>
+                <w:noProof/>
+              </w:rPr>
+              <w:t>6</w:t>
+            </w:r>
+            <w:r>
+              <w:rPr>
+                <w:rFonts w:hint="eastAsia"/>
+                <w:noProof/>
+              </w:rPr>
+              <w:fldChar w:fldCharType="end"/>
+            </w:r>
+          </w:hyperlink>
+        </w:p>
+        <w:p>
+          <w:pPr>
+            <w:pStyle w:val="TOC3"/>
+            <w:tabs>
+              <w:tab w:val="right" w:leader="dot" w:pos="8296"/>
+            </w:tabs>
+            <w:rPr>
+              <w:rFonts w:hint="eastAsia"/>
+              <w:noProof/>
+              <w:sz w:val="22"/>
+              <w:szCs w:val="24"/>
+              <w14:ligatures w14:val="standardContextual"/>
+            </w:rPr>
+          </w:pPr>
+          <w:hyperlink w:anchor="_Toc198472656" w:history="1">
+            <w:r>
+              <w:rPr>
+                <w:rStyle w:val="a7"/>
+                <w:rFonts w:ascii="楷体" w:eastAsia="楷体" w:hAnsi="楷体" w:cs="宋体" w:hint="eastAsia"/>
+                <w:noProof/>
+              </w:rPr>
+              <w:t>2.3.2系统设计结果</w:t>
+            </w:r>
+            <w:r>
+              <w:rPr>
+                <w:rFonts w:hint="eastAsia"/>
+                <w:noProof/>
+              </w:rPr>
+              <w:tab/>
+            </w:r>
+            <w:r>
+              <w:rPr>
+                <w:rFonts w:hint="eastAsia"/>
+                <w:noProof/>
+              </w:rPr>
+              <w:fldChar w:fldCharType="begin"/>
+            </w:r>
+            <w:r>
+              <w:rPr>
+                <w:rFonts w:hint="eastAsia"/>
+                <w:noProof/>
+              </w:rPr>
+              <w:instrText xml:space="preserve"> </w:instrText>
+            </w:r>
+            <w:r>
+              <w:rPr>
+                <w:noProof/>
+              </w:rPr>
+              <w:instrText>PAGEREF _Toc198472656 \h</w:instrText>
+            </w:r>
+            <w:r>
+              <w:rPr>
+                <w:rFonts w:hint="eastAsia"/>
+                <w:noProof/>
+              </w:rPr>
+              <w:instrText xml:space="preserve"> </w:instrText>
+            </w:r>
+            <w:r>
+              <w:rPr>
+                <w:rFonts w:hint="eastAsia"/>
+                <w:noProof/>
+              </w:rPr>
+            </w:r>
+            <w:r>
+              <w:rPr>
+                <w:rFonts w:hint="eastAsia"/>
+                <w:noProof/>
+              </w:rPr>
+              <w:fldChar w:fldCharType="separate"/>
+            </w:r>
+            <w:r>
+              <w:rPr>
+                <w:rFonts w:hint="eastAsia"/>
+                <w:noProof/>
+              </w:rPr>
+              <w:t>6</w:t>
+            </w:r>
+            <w:r>
+              <w:rPr>
+                <w:rFonts w:hint="eastAsia"/>
+                <w:noProof/>
+              </w:rPr>
+              <w:fldChar w:fldCharType="end"/>
+            </w:r>
+          </w:hyperlink>
+        </w:p>
+        <w:p>
+          <w:pPr>
+            <w:pStyle w:val="TOC2"/>
+            <w:tabs>
+              <w:tab w:val="right" w:leader="dot" w:pos="8296"/>
+            </w:tabs>
+            <w:rPr>
+              <w:rFonts w:hint="eastAsia"/>
+              <w:noProof/>
+              <w:sz w:val="22"/>
+              <w:szCs w:val="24"/>
+              <w14:ligatures w14:val="standardContextual"/>
+            </w:rPr>
+          </w:pPr>
+          <w:hyperlink w:anchor="_Toc198472657" w:history="1">
+            <w:r>
+              <w:rPr>
+                <w:rStyle w:val="a7"/>
+                <w:rFonts w:ascii="宋体" w:eastAsia="宋体" w:hAnsi="宋体" w:cs="宋体" w:hint="eastAsia"/>
+                <w:noProof/>
+              </w:rPr>
+              <w:t>2.4 系统具体实现工作及结果</w:t>
+            </w:r>
+            <w:r>
+              <w:rPr>
+                <w:rFonts w:hint="eastAsia"/>
+                <w:noProof/>
+              </w:rPr>
+              <w:tab/>
+            </w:r>
+            <w:r>
+              <w:rPr>
+                <w:rFonts w:hint="eastAsia"/>
+                <w:noProof/>
+              </w:rPr>
+              <w:fldChar w:fldCharType="begin"/>
+            </w:r>
+            <w:r>
+              <w:rPr>
+                <w:rFonts w:hint="eastAsia"/>
+                <w:noProof/>
+              </w:rPr>
+              <w:instrText xml:space="preserve"> </w:instrText>
+            </w:r>
+            <w:r>
+              <w:rPr>
+                <w:noProof/>
+              </w:rPr>
+              <w:instrText>PAGEREF _Toc198472657 \h</w:instrText>
+            </w:r>
+            <w:r>
+              <w:rPr>
+                <w:rFonts w:hint="eastAsia"/>
+                <w:noProof/>
+              </w:rPr>
+              <w:instrText xml:space="preserve"> </w:instrText>
+            </w:r>
+            <w:r>
+              <w:rPr>
+                <w:rFonts w:hint="eastAsia"/>
+                <w:noProof/>
+              </w:rPr>
+            </w:r>
+            <w:r>
+              <w:rPr>
+                <w:rFonts w:hint="eastAsia"/>
+                <w:noProof/>
+              </w:rPr>
+              <w:fldChar w:fldCharType="separate"/>
+            </w:r>
+            <w:r>
+              <w:rPr>
+                <w:rFonts w:hint="eastAsia"/>
+                <w:noProof/>
+              </w:rPr>
+              <w:t>6</w:t>
+            </w:r>
+            <w:r>
+              <w:rPr>
+                <w:rFonts w:hint="eastAsia"/>
+                <w:noProof/>
+              </w:rPr>
+              <w:fldChar w:fldCharType="end"/>
+            </w:r>
+          </w:hyperlink>
+        </w:p>
+        <w:p>
+          <w:pPr>
+            <w:pStyle w:val="TOC3"/>
+            <w:tabs>
+              <w:tab w:val="right" w:leader="dot" w:pos="8296"/>
+            </w:tabs>
+            <w:rPr>
+              <w:rFonts w:hint="eastAsia"/>
+              <w:noProof/>
+              <w:sz w:val="22"/>
+              <w:szCs w:val="24"/>
+              <w14:ligatures w14:val="standardContextual"/>
+            </w:rPr>
+          </w:pPr>
+          <w:hyperlink w:anchor="_Toc198472658" w:history="1">
+            <w:r>
+              <w:rPr>
+                <w:rStyle w:val="a7"/>
+                <w:rFonts w:ascii="楷体" w:eastAsia="楷体" w:hAnsi="楷体" w:cs="宋体" w:hint="eastAsia"/>
+                <w:noProof/>
+              </w:rPr>
+              <w:t>2.4.1系统具体实现工作</w:t>
+            </w:r>
+            <w:r>
+              <w:rPr>
+                <w:rFonts w:hint="eastAsia"/>
+                <w:noProof/>
+              </w:rPr>
+              <w:tab/>
+            </w:r>
+            <w:r>
+              <w:rPr>
+                <w:rFonts w:hint="eastAsia"/>
+                <w:noProof/>
+              </w:rPr>
+              <w:fldChar w:fldCharType="begin"/>
+            </w:r>
+            <w:r>
+              <w:rPr>
+                <w:rFonts w:hint="eastAsia"/>
+                <w:noProof/>
+              </w:rPr>
+              <w:instrText xml:space="preserve"> </w:instrText>
+            </w:r>
+            <w:r>
+              <w:rPr>
+                <w:noProof/>
+              </w:rPr>
+              <w:instrText>PAGEREF _Toc198472658 \h</w:instrText>
+            </w:r>
+            <w:r>
+              <w:rPr>
+                <w:rFonts w:hint="eastAsia"/>
+                <w:noProof/>
+              </w:rPr>
+              <w:instrText xml:space="preserve"> </w:instrText>
+            </w:r>
+            <w:r>
+              <w:rPr>
+                <w:rFonts w:hint="eastAsia"/>
+                <w:noProof/>
+              </w:rPr>
+            </w:r>
+            <w:r>
+              <w:rPr>
+                <w:rFonts w:hint="eastAsia"/>
+                <w:noProof/>
+              </w:rPr>
+              <w:fldChar w:fldCharType="separate"/>
+            </w:r>
+            <w:r>
+              <w:rPr>
+                <w:rFonts w:hint="eastAsia"/>
+                <w:noProof/>
+              </w:rPr>
+              <w:t>6</w:t>
+            </w:r>
+            <w:r>
+              <w:rPr>
+                <w:rFonts w:hint="eastAsia"/>
+                <w:noProof/>
+              </w:rPr>
+              <w:fldChar w:fldCharType="end"/>
+            </w:r>
+          </w:hyperlink>
+        </w:p>
+        <w:p>
+          <w:pPr>
+            <w:pStyle w:val="TOC3"/>
+            <w:tabs>
+              <w:tab w:val="right" w:leader="dot" w:pos="8296"/>
+            </w:tabs>
+            <w:rPr>
+              <w:rFonts w:hint="eastAsia"/>
+              <w:noProof/>
+              <w:sz w:val="22"/>
+              <w:szCs w:val="24"/>
+              <w14:ligatures w14:val="standardContextual"/>
+            </w:rPr>
+          </w:pPr>
+          <w:hyperlink w:anchor="_Toc198472659" w:history="1">
+            <w:r>
+              <w:rPr>
+                <w:rStyle w:val="a7"/>
+                <w:rFonts w:ascii="楷体" w:eastAsia="楷体" w:hAnsi="楷体" w:cs="宋体" w:hint="eastAsia"/>
+                <w:noProof/>
+              </w:rPr>
+              <w:t>2.4.2系统具体实现结果</w:t>
+            </w:r>
+            <w:r>
+              <w:rPr>
+                <w:rFonts w:hint="eastAsia"/>
+                <w:noProof/>
+              </w:rPr>
+              <w:tab/>
+            </w:r>
+            <w:r>
+              <w:rPr>
+                <w:rFonts w:hint="eastAsia"/>
+                <w:noProof/>
+              </w:rPr>
+              <w:fldChar w:fldCharType="begin"/>
+            </w:r>
+            <w:r>
+              <w:rPr>
+                <w:rFonts w:hint="eastAsia"/>
+                <w:noProof/>
+              </w:rPr>
+              <w:instrText xml:space="preserve"> </w:instrText>
+            </w:r>
+            <w:r>
+              <w:rPr>
+                <w:noProof/>
+              </w:rPr>
+              <w:instrText>PAGEREF _Toc198472659 \h</w:instrText>
+            </w:r>
+            <w:r>
+              <w:rPr>
+                <w:rFonts w:hint="eastAsia"/>
+                <w:noProof/>
+              </w:rPr>
+              <w:instrText xml:space="preserve"> </w:instrText>
+            </w:r>
+            <w:r>
+              <w:rPr>
+                <w:rFonts w:hint="eastAsia"/>
+                <w:noProof/>
+              </w:rPr>
+            </w:r>
+            <w:r>
+              <w:rPr>
+                <w:rFonts w:hint="eastAsia"/>
+                <w:noProof/>
+              </w:rPr>
+              <w:fldChar w:fldCharType="separate"/>
+            </w:r>
+            <w:r>
+              <w:rPr>
+                <w:rFonts w:hint="eastAsia"/>
+                <w:noProof/>
+              </w:rPr>
+              <w:t>7</w:t>
+            </w:r>
+            <w:r>
+              <w:rPr>
+                <w:rFonts w:hint="eastAsia"/>
+                <w:noProof/>
+              </w:rPr>
+              <w:fldChar w:fldCharType="end"/>
+            </w:r>
+          </w:hyperlink>
+        </w:p>
+        <w:p>
+          <w:pPr>
+            <w:pStyle w:val="TOC1"/>
+            <w:tabs>
+              <w:tab w:val="left" w:pos="840"/>
+              <w:tab w:val="right" w:leader="dot" w:pos="8296"/>
+            </w:tabs>
+            <w:rPr>
+              <w:rFonts w:hint="eastAsia"/>
+              <w:noProof/>
+              <w:sz w:val="22"/>
+              <w:szCs w:val="24"/>
+              <w14:ligatures w14:val="standardContextual"/>
+            </w:rPr>
+          </w:pPr>
+          <w:hyperlink w:anchor="_Toc198472660" w:history="1">
+            <w:r>
+              <w:rPr>
+                <w:rStyle w:val="a7"/>
+                <w:rFonts w:ascii="黑体" w:eastAsia="黑体" w:hAnsi="黑体" w:cs="宋体" w:hint="eastAsia"/>
+                <w:b/>
+                <w:bCs/>
+                <w:noProof/>
+                <w:kern w:val="44"/>
+              </w:rPr>
+              <w:t>三、</w:t>
+            </w:r>
+            <w:r>
+              <w:rPr>
+                <w:rFonts w:hint="eastAsia"/>
+                <w:noProof/>
+                <w:sz w:val="22"/>
+                <w:szCs w:val="24"/>
+                <w14:ligatures w14:val="standardContextual"/>
+              </w:rPr>
+              <w:tab/>
+            </w:r>
+            <w:r>
+              <w:rPr>
+                <w:rStyle w:val="a7"/>
+                <w:rFonts w:ascii="黑体" w:eastAsia="黑体" w:hAnsi="黑体" w:cs="宋体" w:hint="eastAsia"/>
+                <w:b/>
+                <w:bCs/>
+                <w:noProof/>
+                <w:kern w:val="44"/>
+              </w:rPr>
+              <w:t>系统部署与测试工作情况</w:t>
+            </w:r>
+            <w:r>
+              <w:rPr>
+                <w:rFonts w:hint="eastAsia"/>
+                <w:noProof/>
+              </w:rPr>
+              <w:tab/>
+            </w:r>
+            <w:r>
+              <w:rPr>
+                <w:rFonts w:hint="eastAsia"/>
+                <w:noProof/>
+              </w:rPr>
+              <w:fldChar w:fldCharType="begin"/>
+            </w:r>
+            <w:r>
+              <w:rPr>
+                <w:rFonts w:hint="eastAsia"/>
+                <w:noProof/>
+              </w:rPr>
+              <w:instrText xml:space="preserve"> </w:instrText>
+            </w:r>
+            <w:r>
+              <w:rPr>
+                <w:noProof/>
+              </w:rPr>
+              <w:instrText>PAGEREF _Toc198472660 \h</w:instrText>
+            </w:r>
+            <w:r>
+              <w:rPr>
+                <w:rFonts w:hint="eastAsia"/>
+                <w:noProof/>
+              </w:rPr>
+              <w:instrText xml:space="preserve"> </w:instrText>
+            </w:r>
+            <w:r>
+              <w:rPr>
+                <w:rFonts w:hint="eastAsia"/>
+                <w:noProof/>
+              </w:rPr>
+            </w:r>
+            <w:r>
+              <w:rPr>
+                <w:rFonts w:hint="eastAsia"/>
+                <w:noProof/>
+              </w:rPr>
+              <w:fldChar w:fldCharType="separate"/>
+            </w:r>
+            <w:r>
+              <w:rPr>
+                <w:rFonts w:hint="eastAsia"/>
+                <w:noProof/>
+              </w:rPr>
+              <w:t>8</w:t>
+            </w:r>
+            <w:r>
+              <w:rPr>
+                <w:rFonts w:hint="eastAsia"/>
+                <w:noProof/>
+              </w:rPr>
+              <w:fldChar w:fldCharType="end"/>
+            </w:r>
+          </w:hyperlink>
+        </w:p>
+        <w:p>
+          <w:pPr>
+            <w:pStyle w:val="TOC2"/>
+            <w:tabs>
+              <w:tab w:val="right" w:leader="dot" w:pos="8296"/>
+            </w:tabs>
+            <w:rPr>
+              <w:rFonts w:hint="eastAsia"/>
+              <w:noProof/>
+              <w:sz w:val="22"/>
+              <w:szCs w:val="24"/>
+              <w14:ligatures w14:val="standardContextual"/>
+            </w:rPr>
+          </w:pPr>
+          <w:hyperlink w:anchor="_Toc198472664" w:history="1">
+            <w:r>
+              <w:rPr>
+                <w:rStyle w:val="a7"/>
+                <w:rFonts w:ascii="宋体" w:eastAsia="宋体" w:hAnsi="宋体" w:cs="宋体" w:hint="eastAsia"/>
+                <w:noProof/>
+              </w:rPr>
+              <w:t>3.1 系统部署</w:t>
+            </w:r>
+            <w:r>
+              <w:rPr>
+                <w:rFonts w:hint="eastAsia"/>
+                <w:noProof/>
+              </w:rPr>
+              <w:tab/>
+            </w:r>
+            <w:r>
+              <w:rPr>
+                <w:rFonts w:hint="eastAsia"/>
+                <w:noProof/>
+              </w:rPr>
+              <w:fldChar w:fldCharType="begin"/>
+            </w:r>
+            <w:r>
+              <w:rPr>
+                <w:rFonts w:hint="eastAsia"/>
+                <w:noProof/>
+              </w:rPr>
+              <w:instrText xml:space="preserve"> </w:instrText>
+            </w:r>
+            <w:r>
+              <w:rPr>
+                <w:noProof/>
+              </w:rPr>
+              <w:instrText>PAGEREF _Toc198472664 \h</w:instrText>
+            </w:r>
+            <w:r>
+              <w:rPr>
+                <w:rFonts w:hint="eastAsia"/>
+                <w:noProof/>
+              </w:rPr>
+              <w:instrText xml:space="preserve"> </w:instrText>
+            </w:r>
+            <w:r>
+              <w:rPr>
+                <w:rFonts w:hint="eastAsia"/>
+                <w:noProof/>
+              </w:rPr>
+            </w:r>
+            <w:r>
+              <w:rPr>
+                <w:rFonts w:hint="eastAsia"/>
+                <w:noProof/>
+              </w:rPr>
+              <w:fldChar w:fldCharType="separate"/>
+            </w:r>
+            <w:r>
+              <w:rPr>
+                <w:rFonts w:hint="eastAsia"/>
+                <w:noProof/>
+              </w:rPr>
+              <w:t>8</w:t>
+            </w:r>
+            <w:r>
+              <w:rPr>
+                <w:rFonts w:hint="eastAsia"/>
+                <w:noProof/>
+              </w:rPr>
+              <w:fldChar w:fldCharType="end"/>
+            </w:r>
+          </w:hyperlink>
+        </w:p>
+        <w:p>
+          <w:pPr>
+            <w:pStyle w:val="TOC2"/>
+            <w:tabs>
+              <w:tab w:val="right" w:leader="dot" w:pos="8296"/>
+            </w:tabs>
+            <w:rPr>
+              <w:rFonts w:hint="eastAsia"/>
+              <w:noProof/>
+              <w:sz w:val="22"/>
+              <w:szCs w:val="24"/>
+              <w14:ligatures w14:val="standardContextual"/>
+            </w:rPr>
+          </w:pPr>
+          <w:hyperlink w:anchor="_Toc198472665" w:history="1">
+            <w:r>
+              <w:rPr>
+                <w:rStyle w:val="a7"/>
+                <w:rFonts w:ascii="宋体" w:eastAsia="宋体" w:hAnsi="宋体" w:cs="宋体" w:hint="eastAsia"/>
+                <w:noProof/>
+              </w:rPr>
+              <w:t>3.2 系统测试</w:t>
+            </w:r>
+            <w:r>
+              <w:rPr>
+                <w:rFonts w:hint="eastAsia"/>
+                <w:noProof/>
+              </w:rPr>
+              <w:tab/>
+            </w:r>
+            <w:r>
+              <w:rPr>
+                <w:rFonts w:hint="eastAsia"/>
+                <w:noProof/>
+              </w:rPr>
+              <w:fldChar w:fldCharType="begin"/>
+            </w:r>
+            <w:r>
+              <w:rPr>
+                <w:rFonts w:hint="eastAsia"/>
+                <w:noProof/>
+              </w:rPr>
+              <w:instrText xml:space="preserve"> </w:instrText>
+            </w:r>
+            <w:r>
+              <w:rPr>
+                <w:noProof/>
+              </w:rPr>
+              <w:instrText>PAGEREF _Toc198472665 \h</w:instrText>
+            </w:r>
+            <w:r>
+              <w:rPr>
+                <w:rFonts w:hint="eastAsia"/>
+                <w:noProof/>
+              </w:rPr>
+              <w:instrText xml:space="preserve"> </w:instrText>
+            </w:r>
+            <w:r>
+              <w:rPr>
+                <w:rFonts w:hint="eastAsia"/>
+                <w:noProof/>
+              </w:rPr>
+            </w:r>
+            <w:r>
+              <w:rPr>
+                <w:rFonts w:hint="eastAsia"/>
+                <w:noProof/>
+              </w:rPr>
+              <w:fldChar w:fldCharType="separate"/>
+            </w:r>
+            <w:r>
+              <w:rPr>
+                <w:rFonts w:hint="eastAsia"/>
+                <w:noProof/>
+              </w:rPr>
+              <w:t>8</w:t>
+            </w:r>
+            <w:r>
+              <w:rPr>
+                <w:rFonts w:hint="eastAsia"/>
+                <w:noProof/>
+              </w:rPr>
+              <w:fldChar w:fldCharType="end"/>
+            </w:r>
+          </w:hyperlink>
+        </w:p>
+        <w:p>
+          <w:pPr>
+            <w:pStyle w:val="TOC1"/>
+            <w:tabs>
+              <w:tab w:val="left" w:pos="840"/>
+              <w:tab w:val="right" w:leader="dot" w:pos="8296"/>
+            </w:tabs>
+            <w:rPr>
+              <w:rFonts w:hint="eastAsia"/>
+              <w:noProof/>
+              <w:sz w:val="22"/>
+              <w:szCs w:val="24"/>
+              <w14:ligatures w14:val="standardContextual"/>
+            </w:rPr>
+          </w:pPr>
+          <w:hyperlink w:anchor="_Toc198472666" w:history="1">
+            <w:r>
+              <w:rPr>
+                <w:rStyle w:val="a7"/>
+                <w:rFonts w:ascii="黑体" w:eastAsia="黑体" w:hAnsi="黑体" w:cs="宋体" w:hint="eastAsia"/>
+                <w:b/>
+                <w:bCs/>
+                <w:noProof/>
+                <w:kern w:val="44"/>
+              </w:rPr>
+              <w:t>四、</w:t>
+            </w:r>
+            <w:r>
+              <w:rPr>
+                <w:rFonts w:hint="eastAsia"/>
+                <w:noProof/>
+                <w:sz w:val="22"/>
+                <w:szCs w:val="24"/>
+                <w14:ligatures w14:val="standardContextual"/>
+              </w:rPr>
+              <w:tab/>
+            </w:r>
+            <w:r>
+              <w:rPr>
+                <w:rStyle w:val="a7"/>
+                <w:rFonts w:ascii="黑体" w:eastAsia="黑体" w:hAnsi="黑体" w:cs="宋体" w:hint="eastAsia"/>
+                <w:b/>
+                <w:bCs/>
+                <w:noProof/>
+                <w:kern w:val="44"/>
+              </w:rPr>
+              <w:t>项目管理相关工具使用情况</w:t>
+            </w:r>
+            <w:r>
+              <w:rPr>
+                <w:rFonts w:hint="eastAsia"/>
+                <w:noProof/>
+              </w:rPr>
+              <w:tab/>
+            </w:r>
+            <w:r>
+              <w:rPr>
+                <w:rFonts w:hint="eastAsia"/>
+                <w:noProof/>
+              </w:rPr>
+              <w:fldChar w:fldCharType="begin"/>
+            </w:r>
+            <w:r>
+              <w:rPr>
+                <w:rFonts w:hint="eastAsia"/>
+                <w:noProof/>
+              </w:rPr>
+              <w:instrText xml:space="preserve"> </w:instrText>
+            </w:r>
+            <w:r>
+              <w:rPr>
+                <w:noProof/>
+              </w:rPr>
+              <w:instrText>PAGEREF _Toc198472666 \h</w:instrText>
+            </w:r>
+            <w:r>
+              <w:rPr>
+                <w:rFonts w:hint="eastAsia"/>
+                <w:noProof/>
+              </w:rPr>
+              <w:instrText xml:space="preserve"> </w:instrText>
+            </w:r>
+            <w:r>
+              <w:rPr>
+                <w:rFonts w:hint="eastAsia"/>
+                <w:noProof/>
+              </w:rPr>
+            </w:r>
+            <w:r>
+              <w:rPr>
+                <w:rFonts w:hint="eastAsia"/>
+                <w:noProof/>
+              </w:rPr>
+              <w:fldChar w:fldCharType="separate"/>
+            </w:r>
+            <w:r>
+              <w:rPr>
+                <w:rFonts w:hint="eastAsia"/>
+                <w:noProof/>
+              </w:rPr>
+              <w:t>9</w:t>
+            </w:r>
+            <w:r>
+              <w:rPr>
+                <w:rFonts w:hint="eastAsia"/>
+                <w:noProof/>
+              </w:rPr>
+              <w:fldChar w:fldCharType="end"/>
+            </w:r>
+          </w:hyperlink>
+        </w:p>
+        <w:p>
+          <w:pPr>
+            <w:pStyle w:val="TOC2"/>
+            <w:tabs>
+              <w:tab w:val="right" w:leader="dot" w:pos="8296"/>
+            </w:tabs>
+            <w:rPr>
+              <w:rFonts w:hint="eastAsia"/>
+              <w:noProof/>
+              <w:sz w:val="22"/>
+              <w:szCs w:val="24"/>
+              <w14:ligatures w14:val="standardContextual"/>
+            </w:rPr>
+          </w:pPr>
+          <w:hyperlink w:anchor="_Toc198472671" w:history="1">
+            <w:r>
+              <w:rPr>
+                <w:rStyle w:val="a7"/>
+                <w:rFonts w:ascii="宋体" w:eastAsia="宋体" w:hAnsi="宋体" w:cs="宋体" w:hint="eastAsia"/>
+                <w:noProof/>
+              </w:rPr>
+              <w:t>4.1 对项目过程的体会</w:t>
+            </w:r>
+            <w:r>
+              <w:rPr>
+                <w:rFonts w:hint="eastAsia"/>
+                <w:noProof/>
+              </w:rPr>
+              <w:tab/>
+            </w:r>
+            <w:r>
+              <w:rPr>
+                <w:rFonts w:hint="eastAsia"/>
+                <w:noProof/>
+              </w:rPr>
+              <w:fldChar w:fldCharType="begin"/>
+            </w:r>
+            <w:r>
+              <w:rPr>
+                <w:rFonts w:hint="eastAsia"/>
+                <w:noProof/>
+              </w:rPr>
+              <w:instrText xml:space="preserve"> </w:instrText>
+            </w:r>
+            <w:r>
+              <w:rPr>
+                <w:noProof/>
+              </w:rPr>
+              <w:instrText>PAGEREF _Toc198472671 \h</w:instrText>
+            </w:r>
+            <w:r>
+              <w:rPr>
+                <w:rFonts w:hint="eastAsia"/>
+                <w:noProof/>
+              </w:rPr>
+              <w:instrText xml:space="preserve"> </w:instrText>
+            </w:r>
+            <w:r>
+              <w:rPr>
+                <w:rFonts w:hint="eastAsia"/>
+                <w:noProof/>
+              </w:rPr>
+            </w:r>
+            <w:r>
+              <w:rPr>
+                <w:rFonts w:hint="eastAsia"/>
+                <w:noProof/>
+              </w:rPr>
+              <w:fldChar w:fldCharType="separate"/>
+            </w:r>
+            <w:r>
+              <w:rPr>
+                <w:rFonts w:hint="eastAsia"/>
+                <w:noProof/>
+              </w:rPr>
+              <w:t>9</w:t>
+            </w:r>
+            <w:r>
+              <w:rPr>
+                <w:rFonts w:hint="eastAsia"/>
+                <w:noProof/>
+              </w:rPr>
+              <w:fldChar w:fldCharType="end"/>
+            </w:r>
+          </w:hyperlink>
+        </w:p>
+        <w:p>
+          <w:pPr>
+            <w:pStyle w:val="TOC2"/>
+            <w:tabs>
+              <w:tab w:val="right" w:leader="dot" w:pos="8296"/>
+            </w:tabs>
+            <w:rPr>
+              <w:rFonts w:hint="eastAsia"/>
+              <w:noProof/>
+              <w:sz w:val="22"/>
+              <w:szCs w:val="24"/>
+              <w14:ligatures w14:val="standardContextual"/>
+            </w:rPr>
+          </w:pPr>
+          <w:hyperlink w:anchor="_Toc198472672" w:history="1">
+            <w:r>
+              <w:rPr>
+                <w:rStyle w:val="a7"/>
+                <w:rFonts w:ascii="宋体" w:eastAsia="宋体" w:hAnsi="宋体" w:cs="宋体" w:hint="eastAsia"/>
+                <w:noProof/>
+              </w:rPr>
+              <w:t>4.2 项目管理过程优点与不足</w:t>
+            </w:r>
+            <w:r>
+              <w:rPr>
+                <w:rFonts w:hint="eastAsia"/>
+                <w:noProof/>
+              </w:rPr>
+              <w:tab/>
+            </w:r>
+            <w:r>
+              <w:rPr>
+                <w:rFonts w:hint="eastAsia"/>
+                <w:noProof/>
+              </w:rPr>
+              <w:fldChar w:fldCharType="begin"/>
+            </w:r>
+            <w:r>
+              <w:rPr>
+                <w:rFonts w:hint="eastAsia"/>
+                <w:noProof/>
+              </w:rPr>
+              <w:instrText xml:space="preserve"> </w:instrText>
+            </w:r>
+            <w:r>
+              <w:rPr>
+                <w:noProof/>
+              </w:rPr>
+              <w:instrText>PAGEREF _Toc198472672 \h</w:instrText>
+            </w:r>
+            <w:r>
+              <w:rPr>
+                <w:rFonts w:hint="eastAsia"/>
+                <w:noProof/>
+              </w:rPr>
+              <w:instrText xml:space="preserve"> </w:instrText>
+            </w:r>
+            <w:r>
+              <w:rPr>
+                <w:rFonts w:hint="eastAsia"/>
+                <w:noProof/>
+              </w:rPr>
+            </w:r>
+            <w:r>
+              <w:rPr>
+                <w:rFonts w:hint="eastAsia"/>
+                <w:noProof/>
+              </w:rPr>
+              <w:fldChar w:fldCharType="separate"/>
+            </w:r>
+            <w:r>
+              <w:rPr>
+                <w:rFonts w:hint="eastAsia"/>
+                <w:noProof/>
+              </w:rPr>
+              <w:t>9</w:t>
+            </w:r>
+            <w:r>
+              <w:rPr>
+                <w:rFonts w:hint="eastAsia"/>
+                <w:noProof/>
+              </w:rPr>
+              <w:fldChar w:fldCharType="end"/>
+            </w:r>
+          </w:hyperlink>
+        </w:p>
+        <w:p>
+          <w:pPr>
+            <w:pStyle w:val="TOC1"/>
+            <w:tabs>
+              <w:tab w:val="left" w:pos="840"/>
+              <w:tab w:val="right" w:leader="dot" w:pos="8296"/>
+            </w:tabs>
+            <w:rPr>
+              <w:rFonts w:hint="eastAsia"/>
+              <w:noProof/>
+              <w:sz w:val="22"/>
+              <w:szCs w:val="24"/>
+              <w14:ligatures w14:val="standardContextual"/>
+            </w:rPr>
+          </w:pPr>
+          <w:hyperlink w:anchor="_Toc198472673" w:history="1">
+            <w:r>
+              <w:rPr>
+                <w:rStyle w:val="a7"/>
+                <w:rFonts w:ascii="黑体" w:eastAsia="黑体" w:hAnsi="黑体" w:cs="宋体" w:hint="eastAsia"/>
+                <w:b/>
+                <w:bCs/>
+                <w:noProof/>
+                <w:kern w:val="44"/>
+              </w:rPr>
+              <w:t>五、</w:t>
+            </w:r>
+            <w:r>
+              <w:rPr>
+                <w:rFonts w:hint="eastAsia"/>
+                <w:noProof/>
+                <w:sz w:val="22"/>
+                <w:szCs w:val="24"/>
+                <w14:ligatures w14:val="standardContextual"/>
+              </w:rPr>
+              <w:tab/>
+            </w:r>
+            <w:r>
+              <w:rPr>
+                <w:rStyle w:val="a7"/>
+                <w:rFonts w:ascii="黑体" w:eastAsia="黑体" w:hAnsi="黑体" w:cs="宋体" w:hint="eastAsia"/>
+                <w:b/>
+                <w:bCs/>
+                <w:noProof/>
+                <w:kern w:val="44"/>
+              </w:rPr>
+              <w:t>项目讨论与体会</w:t>
+            </w:r>
+            <w:r>
+              <w:rPr>
+                <w:rFonts w:hint="eastAsia"/>
+                <w:noProof/>
+              </w:rPr>
+              <w:tab/>
+            </w:r>
+            <w:r>
+              <w:rPr>
+                <w:rFonts w:hint="eastAsia"/>
+                <w:noProof/>
+              </w:rPr>
+              <w:fldChar w:fldCharType="begin"/>
+            </w:r>
+            <w:r>
+              <w:rPr>
+                <w:rFonts w:hint="eastAsia"/>
+                <w:noProof/>
+              </w:rPr>
+              <w:instrText xml:space="preserve"> </w:instrText>
+            </w:r>
+            <w:r>
+              <w:rPr>
+                <w:noProof/>
+              </w:rPr>
+              <w:instrText>PAGEREF _Toc198472673 \h</w:instrText>
+            </w:r>
+            <w:r>
+              <w:rPr>
+                <w:rFonts w:hint="eastAsia"/>
+                <w:noProof/>
+              </w:rPr>
+              <w:instrText xml:space="preserve"> </w:instrText>
+            </w:r>
+            <w:r>
+              <w:rPr>
+                <w:rFonts w:hint="eastAsia"/>
+                <w:noProof/>
+              </w:rPr>
+            </w:r>
+            <w:r>
+              <w:rPr>
+                <w:rFonts w:hint="eastAsia"/>
+                <w:noProof/>
+              </w:rPr>
+              <w:fldChar w:fldCharType="separate"/>
+            </w:r>
+            <w:r>
+              <w:rPr>
+                <w:rFonts w:hint="eastAsia"/>
+                <w:noProof/>
+              </w:rPr>
+              <w:t>10</w:t>
+            </w:r>
+            <w:r>
+              <w:rPr>
+                <w:rFonts w:hint="eastAsia"/>
+                <w:noProof/>
+              </w:rPr>
+              <w:fldChar w:fldCharType="end"/>
+            </w:r>
+          </w:hyperlink>
+        </w:p>
+        <w:p>
+          <w:pPr>
+            <w:pStyle w:val="TOC1"/>
+            <w:tabs>
+              <w:tab w:val="left" w:pos="840"/>
+              <w:tab w:val="right" w:leader="dot" w:pos="8296"/>
+            </w:tabs>
+            <w:rPr>
+              <w:rFonts w:hint="eastAsia"/>
+              <w:noProof/>
+              <w:sz w:val="22"/>
+              <w:szCs w:val="24"/>
+              <w14:ligatures w14:val="standardContextual"/>
+            </w:rPr>
+          </w:pPr>
+          <w:hyperlink w:anchor="_Toc198472674" w:history="1">
+            <w:r>
+              <w:rPr>
+                <w:rStyle w:val="a7"/>
+                <w:rFonts w:ascii="黑体" w:eastAsia="黑体" w:hAnsi="黑体" w:cs="宋体" w:hint="eastAsia"/>
+                <w:b/>
+                <w:bCs/>
+                <w:noProof/>
+                <w:kern w:val="44"/>
+              </w:rPr>
+              <w:t>六、</w:t>
+            </w:r>
+            <w:r>
+              <w:rPr>
+                <w:rFonts w:hint="eastAsia"/>
+                <w:noProof/>
+                <w:sz w:val="22"/>
+                <w:szCs w:val="24"/>
+                <w14:ligatures w14:val="standardContextual"/>
+              </w:rPr>
+              <w:tab/>
+            </w:r>
+            <w:r>
+              <w:rPr>
+                <w:rStyle w:val="a7"/>
+                <w:rFonts w:ascii="黑体" w:eastAsia="黑体" w:hAnsi="黑体" w:cs="宋体" w:hint="eastAsia"/>
+                <w:b/>
+                <w:bCs/>
+                <w:noProof/>
+                <w:kern w:val="44"/>
+              </w:rPr>
+              <w:t>参考资料</w:t>
+            </w:r>
+            <w:r>
+              <w:rPr>
+                <w:rFonts w:hint="eastAsia"/>
+                <w:noProof/>
+              </w:rPr>
+              <w:tab/>
+            </w:r>
+            <w:r>
+              <w:rPr>
+                <w:rFonts w:hint="eastAsia"/>
+                <w:noProof/>
+              </w:rPr>
+              <w:fldChar w:fldCharType="begin"/>
+            </w:r>
+            <w:r>
+              <w:rPr>
+                <w:rFonts w:hint="eastAsia"/>
+                <w:noProof/>
+              </w:rPr>
+              <w:instrText xml:space="preserve"> </w:instrText>
+            </w:r>
+            <w:r>
+              <w:rPr>
+                <w:noProof/>
+              </w:rPr>
+              <w:instrText>PAGEREF _Toc198472674 \h</w:instrText>
+            </w:r>
+            <w:r>
+              <w:rPr>
+                <w:rFonts w:hint="eastAsia"/>
+                <w:noProof/>
+              </w:rPr>
+              <w:instrText xml:space="preserve"> </w:instrText>
+            </w:r>
+            <w:r>
+              <w:rPr>
+                <w:rFonts w:hint="eastAsia"/>
+                <w:noProof/>
+              </w:rPr>
+            </w:r>
+            <w:r>
+              <w:rPr>
+                <w:rFonts w:hint="eastAsia"/>
+                <w:noProof/>
+              </w:rPr>
+              <w:fldChar w:fldCharType="separate"/>
+            </w:r>
+            <w:r>
+              <w:rPr>
+                <w:rFonts w:hint="eastAsia"/>
+                <w:noProof/>
+              </w:rPr>
+              <w:t>11</w:t>
+            </w:r>
+            <w:r>
+              <w:rPr>
+                <w:rFonts w:hint="eastAsia"/>
+                <w:noProof/>
+              </w:rPr>
+              <w:fldChar w:fldCharType="end"/>
+            </w:r>
+          </w:hyperlink>
+        </w:p>
+        <w:p>
+          <w:pPr>
+            <w:pStyle w:val="TOC2"/>
+            <w:tabs>
+              <w:tab w:val="right" w:leader="dot" w:pos="8296"/>
+            </w:tabs>
+            <w:rPr>
+              <w:rFonts w:hint="eastAsia"/>
+              <w:noProof/>
+              <w:sz w:val="22"/>
+              <w:szCs w:val="24"/>
+              <w14:ligatures w14:val="standardContextual"/>
+            </w:rPr>
+          </w:pPr>
+          <w:hyperlink w:anchor="_Toc198472677" w:history="1">
+            <w:r>
+              <w:rPr>
+                <w:rStyle w:val="a7"/>
+                <w:rFonts w:ascii="宋体" w:eastAsia="宋体" w:hAnsi="宋体" w:cs="宋体" w:hint="eastAsia"/>
+                <w:noProof/>
+              </w:rPr>
+              <w:t>6.1 项目策划计划文档</w:t>
+            </w:r>
+            <w:r>
+              <w:rPr>
+                <w:rFonts w:hint="eastAsia"/>
+                <w:noProof/>
+              </w:rPr>
+              <w:tab/>
+            </w:r>
+            <w:r>
+              <w:rPr>
+                <w:rFonts w:hint="eastAsia"/>
+                <w:noProof/>
+              </w:rPr>
+              <w:fldChar w:fldCharType="begin"/>
+            </w:r>
+            <w:r>
+              <w:rPr>
+                <w:rFonts w:hint="eastAsia"/>
+                <w:noProof/>
+              </w:rPr>
+              <w:instrText xml:space="preserve"> </w:instrText>
+            </w:r>
+            <w:r>
+              <w:rPr>
+                <w:noProof/>
+              </w:rPr>
+              <w:instrText>PAGEREF _Toc198472677 \h</w:instrText>
+            </w:r>
+            <w:r>
+              <w:rPr>
+                <w:rFonts w:hint="eastAsia"/>
+                <w:noProof/>
+              </w:rPr>
+              <w:instrText xml:space="preserve"> </w:instrText>
+            </w:r>
+            <w:r>
+              <w:rPr>
+                <w:rFonts w:hint="eastAsia"/>
+                <w:noProof/>
+              </w:rPr>
+            </w:r>
+            <w:r>
+              <w:rPr>
+                <w:rFonts w:hint="eastAsia"/>
+                <w:noProof/>
+              </w:rPr>
+              <w:fldChar w:fldCharType="separate"/>
+            </w:r>
+            <w:r>
+              <w:rPr>
+                <w:rFonts w:hint="eastAsia"/>
+                <w:noProof/>
+              </w:rPr>
+              <w:t>11</w:t>
+            </w:r>
+            <w:r>
+              <w:rPr>
+                <w:rFonts w:hint="eastAsia"/>
+                <w:noProof/>
+              </w:rPr>
+              <w:fldChar w:fldCharType="end"/>
+            </w:r>
+          </w:hyperlink>
+        </w:p>
+        <w:p>
+          <w:pPr>
+            <w:pStyle w:val="TOC2"/>
+            <w:tabs>
+              <w:tab w:val="right" w:leader="dot" w:pos="8296"/>
+            </w:tabs>
+            <w:rPr>
+              <w:rFonts w:hint="eastAsia"/>
+              <w:noProof/>
+              <w:sz w:val="22"/>
+              <w:szCs w:val="24"/>
+              <w14:ligatures w14:val="standardContextual"/>
+            </w:rPr>
+          </w:pPr>
+          <w:hyperlink w:anchor="_Toc198472678" w:history="1">
+            <w:r>
+              <w:rPr>
+                <w:rStyle w:val="a7"/>
+                <w:rFonts w:ascii="宋体" w:eastAsia="宋体" w:hAnsi="宋体" w:cs="宋体" w:hint="eastAsia"/>
+                <w:noProof/>
+              </w:rPr>
+              <w:t>6.2 系统需求规格说明书（SRS）</w:t>
+            </w:r>
+            <w:r>
+              <w:rPr>
+                <w:rFonts w:hint="eastAsia"/>
+                <w:noProof/>
+              </w:rPr>
+              <w:tab/>
+            </w:r>
+            <w:r>
+              <w:rPr>
+                <w:rFonts w:hint="eastAsia"/>
+                <w:noProof/>
+              </w:rPr>
+              <w:fldChar w:fldCharType="begin"/>
+            </w:r>
+            <w:r>
+              <w:rPr>
+                <w:rFonts w:hint="eastAsia"/>
+                <w:noProof/>
+              </w:rPr>
+              <w:instrText xml:space="preserve"> </w:instrText>
+            </w:r>
+            <w:r>
+              <w:rPr>
+                <w:noProof/>
+              </w:rPr>
+              <w:instrText>PAGEREF _Toc198472678 \h</w:instrText>
+            </w:r>
+            <w:r>
+              <w:rPr>
+                <w:rFonts w:hint="eastAsia"/>
+                <w:noProof/>
+              </w:rPr>
+              <w:instrText xml:space="preserve"> </w:instrText>
+            </w:r>
+            <w:r>
+              <w:rPr>
+                <w:rFonts w:hint="eastAsia"/>
+                <w:noProof/>
+              </w:rPr>
+            </w:r>
+            <w:r>
+              <w:rPr>
+                <w:rFonts w:hint="eastAsia"/>
+                <w:noProof/>
+              </w:rPr>
+              <w:fldChar w:fldCharType="separate"/>
+            </w:r>
+            <w:r>
+              <w:rPr>
+                <w:rFonts w:hint="eastAsia"/>
+                <w:noProof/>
+              </w:rPr>
+              <w:t>11</w:t>
+            </w:r>
+            <w:r>
+              <w:rPr>
+                <w:rFonts w:hint="eastAsia"/>
+                <w:noProof/>
+              </w:rPr>
+              <w:fldChar w:fldCharType="end"/>
+            </w:r>
+          </w:hyperlink>
+        </w:p>
+        <w:p>
+          <w:pPr>
+            <w:pStyle w:val="TOC2"/>
+            <w:tabs>
+              <w:tab w:val="right" w:leader="dot" w:pos="8296"/>
+            </w:tabs>
+            <w:rPr>
+              <w:rFonts w:hint="eastAsia"/>
+              <w:noProof/>
+              <w:sz w:val="22"/>
+              <w:szCs w:val="24"/>
+              <w14:ligatures w14:val="standardContextual"/>
+            </w:rPr>
+          </w:pPr>
+          <w:hyperlink w:anchor="_Toc198472679" w:history="1">
+            <w:r>
+              <w:rPr>
+                <w:rStyle w:val="a7"/>
+                <w:rFonts w:ascii="宋体" w:eastAsia="宋体" w:hAnsi="宋体" w:cs="宋体" w:hint="eastAsia"/>
+                <w:noProof/>
+              </w:rPr>
+              <w:t>6.3 系统概要设计文档（SDD）</w:t>
+            </w:r>
+            <w:r>
+              <w:rPr>
+                <w:rFonts w:hint="eastAsia"/>
+                <w:noProof/>
+              </w:rPr>
+              <w:tab/>
+            </w:r>
+            <w:r>
+              <w:rPr>
+                <w:rFonts w:hint="eastAsia"/>
+                <w:noProof/>
+              </w:rPr>
+              <w:fldChar w:fldCharType="begin"/>
+            </w:r>
+            <w:r>
+              <w:rPr>
+                <w:rFonts w:hint="eastAsia"/>
+                <w:noProof/>
+              </w:rPr>
+              <w:instrText xml:space="preserve"> </w:instrText>
+            </w:r>
+            <w:r>
+              <w:rPr>
+                <w:noProof/>
+              </w:rPr>
+              <w:instrText>PAGEREF _Toc198472679 \h</w:instrText>
+            </w:r>
+            <w:r>
+              <w:rPr>
+                <w:rFonts w:hint="eastAsia"/>
+                <w:noProof/>
+              </w:rPr>
+              <w:instrText xml:space="preserve"> </w:instrText>
+            </w:r>
+            <w:r>
+              <w:rPr>
+                <w:rFonts w:hint="eastAsia"/>
+                <w:noProof/>
+              </w:rPr>
+            </w:r>
+            <w:r>
+              <w:rPr>
+                <w:rFonts w:hint="eastAsia"/>
+                <w:noProof/>
+              </w:rPr>
+              <w:fldChar w:fldCharType="separate"/>
+            </w:r>
+            <w:r>
+              <w:rPr>
+                <w:rFonts w:hint="eastAsia"/>
+                <w:noProof/>
+              </w:rPr>
+              <w:t>11</w:t>
+            </w:r>
+            <w:r>
+              <w:rPr>
+                <w:rFonts w:hint="eastAsia"/>
+                <w:noProof/>
+              </w:rPr>
+              <w:fldChar w:fldCharType="end"/>
+            </w:r>
+          </w:hyperlink>
+        </w:p>
+        <w:p>
+          <w:pPr>
+            <w:pStyle w:val="TOC2"/>
+            <w:tabs>
+              <w:tab w:val="right" w:leader="dot" w:pos="8296"/>
+            </w:tabs>
+            <w:rPr>
+              <w:rFonts w:hint="eastAsia"/>
+              <w:noProof/>
+              <w:sz w:val="22"/>
+              <w:szCs w:val="24"/>
+              <w14:ligatures w14:val="standardContextual"/>
+            </w:rPr>
+          </w:pPr>
+          <w:hyperlink w:anchor="_Toc198472680" w:history="1">
+            <w:r>
+              <w:rPr>
+                <w:rStyle w:val="a7"/>
+                <w:rFonts w:ascii="宋体" w:eastAsia="宋体" w:hAnsi="宋体" w:cs="宋体" w:hint="eastAsia"/>
+                <w:noProof/>
+              </w:rPr>
+              <w:t>6.4 详细设计说明书</w:t>
+            </w:r>
+            <w:r>
+              <w:rPr>
+                <w:rFonts w:hint="eastAsia"/>
+                <w:noProof/>
+              </w:rPr>
+              <w:tab/>
+            </w:r>
+            <w:r>
+              <w:rPr>
+                <w:rFonts w:hint="eastAsia"/>
+                <w:noProof/>
+              </w:rPr>
+              <w:fldChar w:fldCharType="begin"/>
+            </w:r>
+            <w:r>
+              <w:rPr>
+                <w:rFonts w:hint="eastAsia"/>
+                <w:noProof/>
+              </w:rPr>
+              <w:instrText xml:space="preserve"> </w:instrText>
+            </w:r>
+            <w:r>
+              <w:rPr>
+                <w:noProof/>
+              </w:rPr>
+              <w:instrText>PAGEREF _Toc198472680 \h</w:instrText>
+            </w:r>
+            <w:r>
+              <w:rPr>
+                <w:rFonts w:hint="eastAsia"/>
+                <w:noProof/>
+              </w:rPr>
+              <w:instrText xml:space="preserve"> </w:instrText>
+            </w:r>
+            <w:r>
+              <w:rPr>
+                <w:rFonts w:hint="eastAsia"/>
+                <w:noProof/>
+              </w:rPr>
+            </w:r>
+            <w:r>
+              <w:rPr>
+                <w:rFonts w:hint="eastAsia"/>
+                <w:noProof/>
+              </w:rPr>
+              <w:fldChar w:fldCharType="separate"/>
+            </w:r>
+            <w:r>
+              <w:rPr>
+                <w:rFonts w:hint="eastAsia"/>
+                <w:noProof/>
+              </w:rPr>
+              <w:t>11</w:t>
+            </w:r>
+            <w:r>
+              <w:rPr>
+                <w:rFonts w:hint="eastAsia"/>
+                <w:noProof/>
+              </w:rPr>
+              <w:fldChar w:fldCharType="end"/>
+            </w:r>
+          </w:hyperlink>
+        </w:p>
+        <w:p>
+          <w:pPr>
+            <w:pStyle w:val="TOC2"/>
+            <w:tabs>
+              <w:tab w:val="right" w:leader="dot" w:pos="8296"/>
+            </w:tabs>
+            <w:rPr>
+              <w:rFonts w:hint="eastAsia"/>
+              <w:noProof/>
+              <w:sz w:val="22"/>
+              <w:szCs w:val="24"/>
+              <w14:ligatures w14:val="standardContextual"/>
+            </w:rPr>
+          </w:pPr>
+          <w:hyperlink w:anchor="_Toc198472681" w:history="1">
+            <w:r>
+              <w:rPr>
+                <w:rStyle w:val="a7"/>
+                <w:rFonts w:ascii="宋体" w:eastAsia="宋体" w:hAnsi="宋体" w:cs="宋体" w:hint="eastAsia"/>
+                <w:noProof/>
+              </w:rPr>
+              <w:t>6.5 系统测试文档</w:t>
+            </w:r>
+            <w:r>
+              <w:rPr>
+                <w:rFonts w:hint="eastAsia"/>
+                <w:noProof/>
+              </w:rPr>
+              <w:tab/>
+            </w:r>
+            <w:r>
+              <w:rPr>
+                <w:rFonts w:hint="eastAsia"/>
+                <w:noProof/>
+              </w:rPr>
+              <w:fldChar w:fldCharType="begin"/>
+            </w:r>
+            <w:r>
+              <w:rPr>
+                <w:rFonts w:hint="eastAsia"/>
+                <w:noProof/>
+              </w:rPr>
+              <w:instrText xml:space="preserve"> </w:instrText>
+            </w:r>
+            <w:r>
+              <w:rPr>
+                <w:noProof/>
+              </w:rPr>
+              <w:instrText>PAGEREF _Toc198472681 \h</w:instrText>
+            </w:r>
+            <w:r>
+              <w:rPr>
+                <w:rFonts w:hint="eastAsia"/>
+                <w:noProof/>
+              </w:rPr>
+              <w:instrText xml:space="preserve"> </w:instrText>
+            </w:r>
+            <w:r>
+              <w:rPr>
+                <w:rFonts w:hint="eastAsia"/>
+                <w:noProof/>
+              </w:rPr>
+            </w:r>
+            <w:r>
+              <w:rPr>
+                <w:rFonts w:hint="eastAsia"/>
+                <w:noProof/>
+              </w:rPr>
+              <w:fldChar w:fldCharType="separate"/>
+            </w:r>
+            <w:r>
+              <w:rPr>
+                <w:rFonts w:hint="eastAsia"/>
+                <w:noProof/>
+              </w:rPr>
+              <w:t>11</w:t>
+            </w:r>
+            <w:r>
+              <w:rPr>
+                <w:rFonts w:hint="eastAsia"/>
+                <w:noProof/>
+              </w:rPr>
+              <w:fldChar w:fldCharType="end"/>
+            </w:r>
+          </w:hyperlink>
+        </w:p>
+        <w:p>
+          <w:pPr>
+            <w:pStyle w:val="TOC2"/>
+            <w:tabs>
+              <w:tab w:val="right" w:leader="dot" w:pos="8296"/>
+            </w:tabs>
+            <w:rPr>
+              <w:rFonts w:hint="eastAsia"/>
+              <w:noProof/>
+              <w:sz w:val="22"/>
+              <w:szCs w:val="24"/>
+              <w14:ligatures w14:val="standardContextual"/>
+            </w:rPr>
+          </w:pPr>
+          <w:hyperlink w:anchor="_Toc198472682" w:history="1">
+            <w:r>
+              <w:rPr>
+                <w:rStyle w:val="a7"/>
+                <w:rFonts w:ascii="宋体" w:eastAsia="宋体" w:hAnsi="宋体" w:cs="宋体" w:hint="eastAsia"/>
+                <w:noProof/>
+              </w:rPr>
+              <w:t>6.6 用户文档说明书</w:t>
+            </w:r>
+            <w:r>
+              <w:rPr>
+                <w:rFonts w:hint="eastAsia"/>
+                <w:noProof/>
+              </w:rPr>
+              <w:tab/>
+            </w:r>
+            <w:r>
+              <w:rPr>
+                <w:rFonts w:hint="eastAsia"/>
+                <w:noProof/>
+              </w:rPr>
+              <w:fldChar w:fldCharType="begin"/>
+            </w:r>
+            <w:r>
+              <w:rPr>
+                <w:rFonts w:hint="eastAsia"/>
+                <w:noProof/>
+              </w:rPr>
+              <w:instrText xml:space="preserve"> </w:instrText>
+            </w:r>
+            <w:r>
+              <w:rPr>
+                <w:noProof/>
+              </w:rPr>
+              <w:instrText>PAGEREF _Toc198472682 \h</w:instrText>
+            </w:r>
+            <w:r>
+              <w:rPr>
+                <w:rFonts w:hint="eastAsia"/>
+                <w:noProof/>
+              </w:rPr>
+              <w:instrText xml:space="preserve"> </w:instrText>
+            </w:r>
+            <w:r>
+              <w:rPr>
+                <w:rFonts w:hint="eastAsia"/>
+                <w:noProof/>
+              </w:rPr>
+            </w:r>
+            <w:r>
+              <w:rPr>
+                <w:rFonts w:hint="eastAsia"/>
+                <w:noProof/>
+              </w:rPr>
+              <w:fldChar w:fldCharType="separate"/>
+            </w:r>
+            <w:r>
+              <w:rPr>
+                <w:rFonts w:hint="eastAsia"/>
+                <w:noProof/>
+              </w:rPr>
+              <w:t>11</w:t>
+            </w:r>
+            <w:r>
+              <w:rPr>
+                <w:rFonts w:hint="eastAsia"/>
+                <w:noProof/>
+              </w:rPr>
+              <w:fldChar w:fldCharType="end"/>
+            </w:r>
+          </w:hyperlink>
+        </w:p>
+        <w:p>
+          <w:pPr>
+            <w:pStyle w:val="TOC2"/>
+            <w:tabs>
+              <w:tab w:val="right" w:leader="dot" w:pos="8296"/>
+            </w:tabs>
+            <w:rPr>
+              <w:rFonts w:hint="eastAsia"/>
+              <w:noProof/>
+              <w:sz w:val="22"/>
+              <w:szCs w:val="24"/>
+              <w14:ligatures w14:val="standardContextual"/>
+            </w:rPr>
+          </w:pPr>
+          <w:hyperlink w:anchor="_Toc198472683" w:history="1">
+            <w:r>
+              <w:rPr>
+                <w:rStyle w:val="a7"/>
+                <w:rFonts w:ascii="宋体" w:eastAsia="宋体" w:hAnsi="宋体" w:cs="宋体" w:hint="eastAsia"/>
+                <w:noProof/>
+              </w:rPr>
+              <w:t>6.7 项目管理过程文档（个人周报）</w:t>
+            </w:r>
+            <w:r>
+              <w:rPr>
+                <w:rFonts w:hint="eastAsia"/>
+                <w:noProof/>
+              </w:rPr>
+              <w:tab/>
+            </w:r>
+            <w:r>
+              <w:rPr>
+                <w:rFonts w:hint="eastAsia"/>
+                <w:noProof/>
+              </w:rPr>
+              <w:fldChar w:fldCharType="begin"/>
+            </w:r>
+            <w:r>
+              <w:rPr>
+                <w:rFonts w:hint="eastAsia"/>
+                <w:noProof/>
+              </w:rPr>
+              <w:instrText xml:space="preserve"> </w:instrText>
+            </w:r>
+            <w:r>
+              <w:rPr>
+                <w:noProof/>
+              </w:rPr>
+              <w:instrText>PAGEREF _Toc198472683 \h</w:instrText>
+            </w:r>
+            <w:r>
+              <w:rPr>
+                <w:rFonts w:hint="eastAsia"/>
+                <w:noProof/>
+              </w:rPr>
+              <w:instrText xml:space="preserve"> </w:instrText>
+            </w:r>
+            <w:r>
+              <w:rPr>
+                <w:rFonts w:hint="eastAsia"/>
+                <w:noProof/>
+              </w:rPr>
+            </w:r>
+            <w:r>
+              <w:rPr>
+                <w:rFonts w:hint="eastAsia"/>
+                <w:noProof/>
+              </w:rPr>
+              <w:fldChar w:fldCharType="separate"/>
+            </w:r>
+            <w:r>
+              <w:rPr>
+                <w:rFonts w:hint="eastAsia"/>
+                <w:noProof/>
+              </w:rPr>
+              <w:t>11</w:t>
+            </w:r>
+            <w:r>
+              <w:rPr>
+                <w:rFonts w:hint="eastAsia"/>
+                <w:noProof/>
+              </w:rPr>
+              <w:fldChar w:fldCharType="end"/>
+            </w:r>
+          </w:hyperlink>
+        </w:p>
+        <w:p>
+          <w:pPr>
+            <w:jc w:val="center"/>
+            <w:rPr>
+              <w:rFonts w:ascii="楷体" w:eastAsia="楷体" w:hAnsi="楷体" w:hint="eastAsia"/>
+              <w:sz w:val="24"/>
+              <w:szCs w:val="24"/>
+            </w:rPr>
+          </w:pPr>
+          <w:r>
+            <w:rPr>
+              <w:rFonts w:ascii="楷体" w:eastAsia="楷体" w:hAnsi="楷体" w:hint="eastAsia"/>
+              <w:sz w:val="24"/>
+              <w:szCs w:val="24"/>
+            </w:rPr>
+            <w:fldChar w:fldCharType="end"/>
+          </w:r>
+        </w:p>
+      </w:sdtContent>
+    </w:sdt>
+    <w:p>
+      <w:pPr>
+        <w:widowControl/>
+        <w:jc w:val="left"/>
+        <w:rPr>
+          <w:rFonts w:ascii="楷体" w:eastAsia="楷体" w:hAnsi="楷体" w:hint="eastAsia"/>
+          <w:sz w:val="24"/>
+          <w:szCs w:val="24"/>
+        </w:rPr>
+      </w:pPr>
+      <w:r>
+        <w:rPr>
+          <w:rFonts w:ascii="楷体" w:eastAsia="楷体" w:hAnsi="楷体" w:hint="eastAsia"/>
+          <w:sz w:val="24"/>
+          <w:szCs w:val="24"/>
+        </w:rPr>
+        <w:br w:type="page"/>
       </w:r>
     </w:p>
     <w:p>
@@ -812,8 +4247,9 @@
           <w:szCs w:val="30"/>
         </w:rPr>
         <w:lastRenderedPageBreak/>
-        <w:t xml:space="preserve"> 绪论</w:t>
-      </w:r>
+        <w:t xml:space="preserve"> </w:t>
+      </w:r>
+      <w:bookmarkStart w:id="0" w:name="_Toc198472636"/>
       <w:r>
         <w:rPr>
           <w:rFonts w:ascii="黑体" w:eastAsia="黑体" w:hAnsi="黑体" w:cs="宋体" w:hint="eastAsia"/>
@@ -823,8 +4259,9 @@
           <w:sz w:val="30"/>
           <w:szCs w:val="30"/>
         </w:rPr>
-        <w:t>项目</w:t>
-      </w:r>
+        <w:t>绪论</w:t>
+      </w:r>
+      <w:bookmarkEnd w:id="0"/>
     </w:p>
     <w:p>
       <w:pPr>
@@ -841,6 +4278,7 @@
           <w:szCs w:val="28"/>
         </w:rPr>
       </w:pPr>
+      <w:bookmarkStart w:id="1" w:name="_Toc198472637"/>
       <w:r>
         <w:rPr>
           <w:rFonts w:ascii="宋体" w:eastAsia="宋体" w:hAnsi="宋体" w:cs="宋体" w:hint="eastAsia"/>
@@ -849,6 +4287,7 @@
         </w:rPr>
         <w:t>项目背景</w:t>
       </w:r>
+      <w:bookmarkEnd w:id="1"/>
     </w:p>
     <w:p>
       <w:pPr>
@@ -933,25 +4372,7 @@
           <w:sz w:val="24"/>
           <w:szCs w:val="24"/>
         </w:rPr>
-        <w:t xml:space="preserve"> 鉴权机制，保证数据安全与操作合</w:t>
-      </w:r>
-      <w:proofErr w:type="gramStart"/>
-      <w:r>
-        <w:rPr>
-          <w:rFonts w:ascii="宋体" w:eastAsia="宋体" w:hAnsi="宋体" w:cs="Times New Roman"/>
-          <w:sz w:val="24"/>
-          <w:szCs w:val="24"/>
-        </w:rPr>
-        <w:t>规</w:t>
-      </w:r>
-      <w:proofErr w:type="gramEnd"/>
-      <w:r>
-        <w:rPr>
-          <w:rFonts w:ascii="宋体" w:eastAsia="宋体" w:hAnsi="宋体" w:cs="Times New Roman"/>
-          <w:sz w:val="24"/>
-          <w:szCs w:val="24"/>
-        </w:rPr>
-        <w:t>。项目力求在无硬件依赖的前提下，为用户带来一站式、持续化、可视化的健康管理体验，填补现有应用在数据整合与服务连贯性方面的空白。</w:t>
+        <w:t xml:space="preserve"> 鉴权机制，保证数据安全与操作合规。项目力求在无硬件依赖的前提下，为用户带来一站式、持续化、可视化的健康管理体验，填补现有应用在数据整合与服务连贯性方面的空白。</w:t>
       </w:r>
     </w:p>
     <w:p>
@@ -977,6 +4398,7 @@
           <w:szCs w:val="28"/>
         </w:rPr>
       </w:pPr>
+      <w:bookmarkStart w:id="2" w:name="_Toc198472638"/>
       <w:r>
         <w:rPr>
           <w:rFonts w:ascii="宋体" w:eastAsia="宋体" w:hAnsi="宋体" w:cs="宋体" w:hint="eastAsia"/>
@@ -985,6 +4407,7 @@
         </w:rPr>
         <w:t>相关技术现状</w:t>
       </w:r>
+      <w:bookmarkEnd w:id="2"/>
     </w:p>
     <w:p>
       <w:pPr>
@@ -1125,7 +4548,6 @@
         </w:rPr>
         <w:t>传输与</w:t>
       </w:r>
-      <w:proofErr w:type="spellStart"/>
       <w:r>
         <w:rPr>
           <w:rFonts w:ascii="Times New Roman" w:eastAsia="宋体" w:hAnsi="Times New Roman" w:cs="Times New Roman"/>
@@ -1134,7 +4556,6 @@
         </w:rPr>
         <w:t>bcrypt</w:t>
       </w:r>
-      <w:proofErr w:type="spellEnd"/>
       <w:r>
         <w:rPr>
           <w:rFonts w:ascii="宋体" w:eastAsia="宋体" w:hAnsi="宋体" w:cs="Times New Roman" w:hint="eastAsia"/>
@@ -1161,7 +4582,6 @@
         </w:rPr>
         <w:t>数据可视化技术 方面，</w:t>
       </w:r>
-      <w:proofErr w:type="spellStart"/>
       <w:r>
         <w:rPr>
           <w:rFonts w:ascii="Times New Roman" w:eastAsia="宋体" w:hAnsi="Times New Roman" w:cs="Times New Roman"/>
@@ -1170,7 +4590,6 @@
         </w:rPr>
         <w:t>ECharts</w:t>
       </w:r>
-      <w:proofErr w:type="spellEnd"/>
       <w:r>
         <w:rPr>
           <w:rFonts w:ascii="Times New Roman" w:eastAsia="宋体" w:hAnsi="Times New Roman" w:cs="Times New Roman"/>
@@ -1200,17 +4619,17 @@
       <w:pPr>
         <w:ind w:firstLine="420"/>
         <w:rPr>
-          <w:rFonts w:ascii="宋体" w:eastAsia="宋体" w:hAnsi="宋体" w:cs="Times New Roman"/>
-          <w:sz w:val="24"/>
-          <w:szCs w:val="24"/>
-        </w:rPr>
-      </w:pPr>
-      <w:r>
-        <w:rPr>
           <w:rFonts w:ascii="宋体" w:eastAsia="宋体" w:hAnsi="宋体" w:cs="Times New Roman" w:hint="eastAsia"/>
           <w:sz w:val="24"/>
           <w:szCs w:val="24"/>
         </w:rPr>
+      </w:pPr>
+      <w:r>
+        <w:rPr>
+          <w:rFonts w:ascii="宋体" w:eastAsia="宋体" w:hAnsi="宋体" w:cs="Times New Roman" w:hint="eastAsia"/>
+          <w:sz w:val="24"/>
+          <w:szCs w:val="24"/>
+        </w:rPr>
         <w:t>在 健康数据标准化 领域，</w:t>
       </w:r>
       <w:r>
@@ -1227,25 +4646,7 @@
           <w:sz w:val="24"/>
           <w:szCs w:val="24"/>
         </w:rPr>
-        <w:t>等开放标准正在被医疗系统和第三</w:t>
-      </w:r>
-      <w:proofErr w:type="gramStart"/>
-      <w:r>
-        <w:rPr>
-          <w:rFonts w:ascii="宋体" w:eastAsia="宋体" w:hAnsi="宋体" w:cs="Times New Roman" w:hint="eastAsia"/>
-          <w:sz w:val="24"/>
-          <w:szCs w:val="24"/>
-        </w:rPr>
-        <w:t>方健康</w:t>
-      </w:r>
-      <w:proofErr w:type="gramEnd"/>
-      <w:r>
-        <w:rPr>
-          <w:rFonts w:ascii="宋体" w:eastAsia="宋体" w:hAnsi="宋体" w:cs="Times New Roman" w:hint="eastAsia"/>
-          <w:sz w:val="24"/>
-          <w:szCs w:val="24"/>
-        </w:rPr>
-        <w:t>应用逐步引入，用于统一健康指标的命名、单位与传输格式。不过多数面向大众的轻量级平台仍以自行定义的</w:t>
+        <w:t>等开放标准正在被医疗系统和第三方健康应用逐步引入，用于统一健康指标的命名、单位与传输格式。不过多数面向大众的轻量级平台仍以自行定义的</w:t>
       </w:r>
       <w:r>
         <w:rPr>
@@ -1287,6 +4688,7 @@
           <w:szCs w:val="28"/>
         </w:rPr>
       </w:pPr>
+      <w:bookmarkStart w:id="3" w:name="_Toc198472639"/>
       <w:r>
         <w:rPr>
           <w:rFonts w:ascii="宋体" w:eastAsia="宋体" w:hAnsi="宋体" w:cs="宋体" w:hint="eastAsia"/>
@@ -1295,6 +4697,7 @@
         </w:rPr>
         <w:t>项目的主要开发工作</w:t>
       </w:r>
+      <w:bookmarkEnd w:id="3"/>
     </w:p>
     <w:p>
       <w:pPr>
@@ -1342,13 +4745,14 @@
           <w:szCs w:val="24"/>
         </w:rPr>
       </w:pPr>
+      <w:bookmarkStart w:id="4" w:name="_Toc198472640"/>
       <w:r>
         <w:rPr>
           <w:rFonts w:ascii="楷体" w:eastAsia="楷体" w:hAnsi="楷体" w:cs="宋体" w:hint="eastAsia"/>
           <w:sz w:val="24"/>
           <w:szCs w:val="24"/>
         </w:rPr>
-        <w:t>1.</w:t>
+        <w:t>1.3.1</w:t>
       </w:r>
       <w:r>
         <w:rPr>
@@ -1356,24 +4760,9 @@
           <w:sz w:val="24"/>
           <w:szCs w:val="24"/>
         </w:rPr>
-        <w:t>3</w:t>
-      </w:r>
-      <w:r>
-        <w:rPr>
-          <w:rFonts w:ascii="楷体" w:eastAsia="楷体" w:hAnsi="楷体" w:cs="宋体" w:hint="eastAsia"/>
-          <w:sz w:val="24"/>
-          <w:szCs w:val="24"/>
-        </w:rPr>
-        <w:t>.1</w:t>
-      </w:r>
-      <w:r>
-        <w:rPr>
-          <w:rFonts w:ascii="楷体" w:eastAsia="楷体" w:hAnsi="楷体" w:cs="宋体" w:hint="eastAsia"/>
-          <w:sz w:val="24"/>
-          <w:szCs w:val="24"/>
-        </w:rPr>
         <w:t>系统架构设计与技术选型</w:t>
       </w:r>
+      <w:bookmarkEnd w:id="4"/>
     </w:p>
     <w:p>
       <w:pPr>
@@ -1492,13 +4881,14 @@
           <w:szCs w:val="24"/>
         </w:rPr>
       </w:pPr>
+      <w:bookmarkStart w:id="5" w:name="_Toc198472641"/>
       <w:r>
         <w:rPr>
           <w:rFonts w:ascii="楷体" w:eastAsia="楷体" w:hAnsi="楷体" w:cs="宋体" w:hint="eastAsia"/>
           <w:sz w:val="24"/>
           <w:szCs w:val="24"/>
         </w:rPr>
-        <w:t>1.</w:t>
+        <w:t>1.3.2</w:t>
       </w:r>
       <w:r>
         <w:rPr>
@@ -1506,32 +4896,9 @@
           <w:sz w:val="24"/>
           <w:szCs w:val="24"/>
         </w:rPr>
-        <w:t>3</w:t>
-      </w:r>
-      <w:r>
-        <w:rPr>
-          <w:rFonts w:ascii="楷体" w:eastAsia="楷体" w:hAnsi="楷体" w:cs="宋体" w:hint="eastAsia"/>
-          <w:sz w:val="24"/>
-          <w:szCs w:val="24"/>
-        </w:rPr>
-        <w:t>.</w:t>
-      </w:r>
-      <w:r>
-        <w:rPr>
-          <w:rFonts w:ascii="楷体" w:eastAsia="楷体" w:hAnsi="楷体" w:cs="宋体" w:hint="eastAsia"/>
-          <w:sz w:val="24"/>
-          <w:szCs w:val="24"/>
-        </w:rPr>
-        <w:t>2</w:t>
-      </w:r>
-      <w:r>
-        <w:rPr>
-          <w:rFonts w:ascii="楷体" w:eastAsia="楷体" w:hAnsi="楷体" w:cs="宋体" w:hint="eastAsia"/>
-          <w:sz w:val="24"/>
-          <w:szCs w:val="24"/>
-        </w:rPr>
         <w:t>前端功能开发与界面实现</w:t>
       </w:r>
+      <w:bookmarkEnd w:id="5"/>
     </w:p>
     <w:p>
       <w:pPr>
@@ -1561,13 +4928,14 @@
           <w:szCs w:val="24"/>
         </w:rPr>
       </w:pPr>
+      <w:bookmarkStart w:id="6" w:name="_Toc198472642"/>
       <w:r>
         <w:rPr>
           <w:rFonts w:ascii="楷体" w:eastAsia="楷体" w:hAnsi="楷体" w:cs="宋体" w:hint="eastAsia"/>
           <w:sz w:val="24"/>
           <w:szCs w:val="24"/>
         </w:rPr>
-        <w:t>1.</w:t>
+        <w:t>1.3.3</w:t>
       </w:r>
       <w:r>
         <w:rPr>
@@ -1575,16 +4943,9 @@
           <w:sz w:val="24"/>
           <w:szCs w:val="24"/>
         </w:rPr>
-        <w:t>3.3</w:t>
-      </w:r>
-      <w:r>
-        <w:rPr>
-          <w:rFonts w:ascii="楷体" w:eastAsia="楷体" w:hAnsi="楷体" w:cs="宋体" w:hint="eastAsia"/>
-          <w:sz w:val="24"/>
-          <w:szCs w:val="24"/>
-        </w:rPr>
         <w:t>后端业务逻辑开发</w:t>
       </w:r>
+      <w:bookmarkEnd w:id="6"/>
     </w:p>
     <w:p>
       <w:pPr>
@@ -1601,25 +4962,7 @@
           <w:sz w:val="24"/>
           <w:szCs w:val="24"/>
         </w:rPr>
-        <w:t>编写用户权限校验、数据增删改查、健康模型配置管理、</w:t>
-      </w:r>
-      <w:proofErr w:type="gramStart"/>
-      <w:r>
-        <w:rPr>
-          <w:rFonts w:ascii="宋体" w:eastAsia="宋体" w:hAnsi="宋体" w:cs="Times New Roman" w:hint="eastAsia"/>
-          <w:sz w:val="24"/>
-          <w:szCs w:val="24"/>
-        </w:rPr>
-        <w:t>推荐与置顶</w:t>
-      </w:r>
-      <w:proofErr w:type="gramEnd"/>
-      <w:r>
-        <w:rPr>
-          <w:rFonts w:ascii="宋体" w:eastAsia="宋体" w:hAnsi="宋体" w:cs="Times New Roman" w:hint="eastAsia"/>
-          <w:sz w:val="24"/>
-          <w:szCs w:val="24"/>
-        </w:rPr>
-        <w:t>机制、消息推送服务等核心逻辑。处理数据合法性验证、异常捕获与日志记录，确保系统稳定运行。</w:t>
+        <w:t>编写用户权限校验、数据增删改查、健康模型配置管理、推荐与置顶机制、消息推送服务等核心逻辑。处理数据合法性验证、异常捕获与日志记录，确保系统稳定运行。</w:t>
       </w:r>
     </w:p>
     <w:p>
@@ -1632,13 +4975,14 @@
           <w:szCs w:val="24"/>
         </w:rPr>
       </w:pPr>
+      <w:bookmarkStart w:id="7" w:name="_Toc198472643"/>
       <w:r>
         <w:rPr>
           <w:rFonts w:ascii="楷体" w:eastAsia="楷体" w:hAnsi="楷体" w:cs="宋体" w:hint="eastAsia"/>
           <w:sz w:val="24"/>
           <w:szCs w:val="24"/>
         </w:rPr>
-        <w:t>1.</w:t>
+        <w:t>1.3.4</w:t>
       </w:r>
       <w:r>
         <w:rPr>
@@ -1646,16 +4990,9 @@
           <w:sz w:val="24"/>
           <w:szCs w:val="24"/>
         </w:rPr>
-        <w:t>3.4</w:t>
-      </w:r>
-      <w:r>
-        <w:rPr>
-          <w:rFonts w:ascii="楷体" w:eastAsia="楷体" w:hAnsi="楷体" w:cs="宋体" w:hint="eastAsia"/>
-          <w:sz w:val="24"/>
-          <w:szCs w:val="24"/>
-        </w:rPr>
         <w:t>健康数据可视化展示</w:t>
       </w:r>
+      <w:bookmarkEnd w:id="7"/>
     </w:p>
     <w:p>
       <w:pPr>
@@ -1674,7 +5011,6 @@
         </w:rPr>
         <w:t xml:space="preserve">接入 </w:t>
       </w:r>
-      <w:proofErr w:type="spellStart"/>
       <w:r>
         <w:rPr>
           <w:rFonts w:ascii="Times New Roman" w:eastAsia="宋体" w:hAnsi="Times New Roman" w:cs="Times New Roman"/>
@@ -1683,7 +5019,6 @@
         </w:rPr>
         <w:t>ECharts</w:t>
       </w:r>
-      <w:proofErr w:type="spellEnd"/>
       <w:r>
         <w:rPr>
           <w:rFonts w:ascii="宋体" w:eastAsia="宋体" w:hAnsi="宋体" w:cs="Times New Roman" w:hint="eastAsia"/>
@@ -1703,13 +5038,14 @@
           <w:szCs w:val="24"/>
         </w:rPr>
       </w:pPr>
+      <w:bookmarkStart w:id="8" w:name="_Toc198472644"/>
       <w:r>
         <w:rPr>
           <w:rFonts w:ascii="楷体" w:eastAsia="楷体" w:hAnsi="楷体" w:cs="宋体" w:hint="eastAsia"/>
           <w:sz w:val="24"/>
           <w:szCs w:val="24"/>
         </w:rPr>
-        <w:t>1.</w:t>
+        <w:t>1.3.5</w:t>
       </w:r>
       <w:r>
         <w:rPr>
@@ -1717,16 +5053,9 @@
           <w:sz w:val="24"/>
           <w:szCs w:val="24"/>
         </w:rPr>
-        <w:t>3.5</w:t>
-      </w:r>
-      <w:r>
-        <w:rPr>
-          <w:rFonts w:ascii="楷体" w:eastAsia="楷体" w:hAnsi="楷体" w:cs="宋体" w:hint="eastAsia"/>
-          <w:sz w:val="24"/>
-          <w:szCs w:val="24"/>
-        </w:rPr>
         <w:t>系统测试与优化</w:t>
       </w:r>
+      <w:bookmarkEnd w:id="8"/>
     </w:p>
     <w:p>
       <w:pPr>
@@ -1756,6 +5085,7 @@
           <w:szCs w:val="24"/>
         </w:rPr>
       </w:pPr>
+      <w:bookmarkStart w:id="9" w:name="_Toc198472645"/>
       <w:r>
         <w:rPr>
           <w:rFonts w:ascii="楷体" w:eastAsia="楷体" w:hAnsi="楷体" w:cs="宋体" w:hint="eastAsia"/>
@@ -1772,12 +5102,13 @@
         </w:rPr>
         <w:t>部署与使用文档编写</w:t>
       </w:r>
+      <w:bookmarkEnd w:id="9"/>
     </w:p>
     <w:p>
       <w:pPr>
         <w:ind w:firstLine="420"/>
         <w:rPr>
-          <w:rFonts w:ascii="宋体" w:eastAsia="宋体" w:hAnsi="宋体" w:cs="Times New Roman"/>
+          <w:rFonts w:ascii="宋体" w:eastAsia="宋体" w:hAnsi="宋体" w:cs="Times New Roman" w:hint="eastAsia"/>
           <w:sz w:val="24"/>
           <w:szCs w:val="24"/>
         </w:rPr>
@@ -1814,6 +5145,7 @@
           <w:szCs w:val="28"/>
         </w:rPr>
       </w:pPr>
+      <w:bookmarkStart w:id="10" w:name="_Toc198472646"/>
       <w:r>
         <w:rPr>
           <w:rFonts w:ascii="宋体" w:eastAsia="宋体" w:hAnsi="宋体" w:cs="宋体" w:hint="eastAsia"/>
@@ -1822,15 +5154,34 @@
         </w:rPr>
         <w:t>项目组成员、分工及完成情况</w:t>
       </w:r>
+      <w:bookmarkEnd w:id="10"/>
     </w:p>
     <w:p>
       <w:pPr>
         <w:ind w:firstLine="420"/>
         <w:rPr>
+          <w:rFonts w:ascii="宋体" w:eastAsia="宋体" w:hAnsi="宋体" w:cs="Times New Roman"/>
+          <w:sz w:val="24"/>
+          <w:szCs w:val="24"/>
+        </w:rPr>
+      </w:pPr>
+      <w:r>
+        <w:rPr>
           <w:rFonts w:ascii="宋体" w:eastAsia="宋体" w:hAnsi="宋体" w:cs="Times New Roman" w:hint="eastAsia"/>
           <w:sz w:val="24"/>
           <w:szCs w:val="24"/>
         </w:rPr>
+        <w:t>项目组一共有5名成员，</w:t>
+      </w:r>
+    </w:p>
+    <w:p>
+      <w:pPr>
+        <w:ind w:firstLine="420"/>
+        <w:rPr>
+          <w:rFonts w:ascii="宋体" w:eastAsia="宋体" w:hAnsi="宋体" w:cs="Times New Roman"/>
+          <w:sz w:val="24"/>
+          <w:szCs w:val="24"/>
+        </w:rPr>
       </w:pPr>
       <w:r>
         <w:rPr>
@@ -1838,7 +5189,183 @@
           <w:sz w:val="24"/>
           <w:szCs w:val="24"/>
         </w:rPr>
-        <w:t>正</w:t>
+        <w:t>范奕珩</w:t>
+      </w:r>
+      <w:r>
+        <w:rPr>
+          <w:rFonts w:ascii="宋体" w:eastAsia="宋体" w:hAnsi="宋体" w:cs="Times New Roman"/>
+          <w:sz w:val="24"/>
+          <w:szCs w:val="24"/>
+        </w:rPr>
+        <w:t>负责编写需求规格说明、设计说明、用户手册等全程文档，并主导概要设计评审；系统集成阶段统筹前后端对接，制定接口联调日程，最终组织整体测试并输出测试报告，所有计划节点按期完成，文档版本同步到仓库</w:t>
+      </w:r>
+      <w:r>
+        <w:rPr>
+          <w:rFonts w:ascii="宋体" w:eastAsia="宋体" w:hAnsi="宋体" w:cs="Times New Roman" w:hint="eastAsia"/>
+          <w:sz w:val="24"/>
+          <w:szCs w:val="24"/>
+        </w:rPr>
+        <w:t>，部署到docker容器并发布</w:t>
+      </w:r>
+      <w:r>
+        <w:rPr>
+          <w:rFonts w:ascii="宋体" w:eastAsia="宋体" w:hAnsi="宋体" w:cs="Times New Roman"/>
+          <w:sz w:val="24"/>
+          <w:szCs w:val="24"/>
+        </w:rPr>
+        <w:t>，集成缺陷关闭率达 98%。</w:t>
+      </w:r>
+    </w:p>
+    <w:p>
+      <w:pPr>
+        <w:ind w:firstLine="420"/>
+        <w:rPr>
+          <w:rFonts w:ascii="宋体" w:eastAsia="宋体" w:hAnsi="宋体" w:cs="Times New Roman"/>
+          <w:sz w:val="24"/>
+          <w:szCs w:val="24"/>
+        </w:rPr>
+      </w:pPr>
+      <w:r>
+        <w:rPr>
+          <w:rFonts w:ascii="宋体" w:eastAsia="宋体" w:hAnsi="宋体" w:cs="Times New Roman" w:hint="eastAsia"/>
+          <w:sz w:val="24"/>
+          <w:szCs w:val="24"/>
+        </w:rPr>
+        <w:t>于洋</w:t>
+      </w:r>
+      <w:r>
+        <w:rPr>
+          <w:rFonts w:ascii="宋体" w:eastAsia="宋体" w:hAnsi="宋体" w:cs="Times New Roman"/>
+          <w:sz w:val="24"/>
+          <w:szCs w:val="24"/>
+        </w:rPr>
+        <w:t>聚焦后端业务逻辑，先完成需求细化与接口列表，再在 Spring Boot 模块中实现用户、资讯、健康记录等核心服务，撰写单元测试与接口测试脚本，覆盖率稳定在 85% 以上；按迭代节奏提交</w:t>
+      </w:r>
+      <w:r>
+        <w:rPr>
+          <w:rFonts w:ascii="Times New Roman" w:eastAsia="宋体" w:hAnsi="Times New Roman" w:cs="Times New Roman"/>
+          <w:sz w:val="24"/>
+          <w:szCs w:val="24"/>
+        </w:rPr>
+        <w:t> </w:t>
+      </w:r>
+      <w:r>
+        <w:rPr>
+          <w:rFonts w:ascii="宋体" w:eastAsia="宋体" w:hAnsi="宋体" w:cs="Times New Roman"/>
+          <w:sz w:val="24"/>
+          <w:szCs w:val="24"/>
+        </w:rPr>
+        <w:t>Pull</w:t>
+      </w:r>
+      <w:r>
+        <w:rPr>
+          <w:rFonts w:ascii="Times New Roman" w:eastAsia="宋体" w:hAnsi="Times New Roman" w:cs="Times New Roman"/>
+          <w:sz w:val="24"/>
+          <w:szCs w:val="24"/>
+        </w:rPr>
+        <w:t> </w:t>
+      </w:r>
+      <w:r>
+        <w:rPr>
+          <w:rFonts w:ascii="宋体" w:eastAsia="宋体" w:hAnsi="宋体" w:cs="Times New Roman"/>
+          <w:sz w:val="24"/>
+          <w:szCs w:val="24"/>
+        </w:rPr>
+        <w:t>Request，缺陷修复及时，经过多轮压力测试接口响应性能满足目标。</w:t>
+      </w:r>
+    </w:p>
+    <w:p>
+      <w:pPr>
+        <w:ind w:firstLine="420"/>
+        <w:rPr>
+          <w:rFonts w:ascii="宋体" w:eastAsia="宋体" w:hAnsi="宋体" w:cs="Times New Roman"/>
+          <w:sz w:val="24"/>
+          <w:szCs w:val="24"/>
+        </w:rPr>
+      </w:pPr>
+      <w:r>
+        <w:rPr>
+          <w:rFonts w:ascii="宋体" w:eastAsia="宋体" w:hAnsi="宋体" w:cs="Times New Roman" w:hint="eastAsia"/>
+          <w:sz w:val="24"/>
+          <w:szCs w:val="24"/>
+        </w:rPr>
+        <w:t>孙玮利</w:t>
+      </w:r>
+      <w:r>
+        <w:rPr>
+          <w:rFonts w:ascii="宋体" w:eastAsia="宋体" w:hAnsi="宋体" w:cs="Times New Roman"/>
+          <w:sz w:val="24"/>
+          <w:szCs w:val="24"/>
+        </w:rPr>
+        <w:t>负责后端技术方案与数据库设计，完成实体关系建模、表结构创建和索引优化；主导编码健康模型配置、消息推送等功能模块，并对服务进行性能调优；集成阶段对日志与异常处理框架进行统一封装，确保后端服务在高并发条件下稳定运行。</w:t>
+      </w:r>
+    </w:p>
+    <w:p>
+      <w:pPr>
+        <w:ind w:firstLine="420"/>
+        <w:rPr>
+          <w:rFonts w:ascii="宋体" w:eastAsia="宋体" w:hAnsi="宋体" w:cs="Times New Roman"/>
+          <w:sz w:val="24"/>
+          <w:szCs w:val="24"/>
+        </w:rPr>
+      </w:pPr>
+      <w:r>
+        <w:rPr>
+          <w:rFonts w:ascii="宋体" w:eastAsia="宋体" w:hAnsi="宋体" w:cs="Times New Roman" w:hint="eastAsia"/>
+          <w:sz w:val="24"/>
+          <w:szCs w:val="24"/>
+        </w:rPr>
+        <w:t>廖晨翔</w:t>
+      </w:r>
+      <w:r>
+        <w:rPr>
+          <w:rFonts w:ascii="宋体" w:eastAsia="宋体" w:hAnsi="宋体" w:cs="Times New Roman"/>
+          <w:sz w:val="24"/>
+          <w:szCs w:val="24"/>
+        </w:rPr>
+        <w:t>承担前端需求分析与交互设计细化，依据 Figma 原型完成 Vue 组件开发，聚焦用户中心、健康数据录入、资讯浏览等页面的功能实现；主导前端 E2E 测试和跨浏览器兼容性检查，首屏渲染时间优化至 1.7</w:t>
+      </w:r>
+      <w:r>
+        <w:rPr>
+          <w:rFonts w:ascii="Times New Roman" w:eastAsia="宋体" w:hAnsi="Times New Roman" w:cs="Times New Roman"/>
+          <w:sz w:val="24"/>
+          <w:szCs w:val="24"/>
+        </w:rPr>
+        <w:t> </w:t>
+      </w:r>
+      <w:r>
+        <w:rPr>
+          <w:rFonts w:ascii="宋体" w:eastAsia="宋体" w:hAnsi="宋体" w:cs="Times New Roman"/>
+          <w:sz w:val="24"/>
+          <w:szCs w:val="24"/>
+        </w:rPr>
+        <w:t>秒，界面交互流畅度达到预期。</w:t>
+      </w:r>
+    </w:p>
+    <w:p>
+      <w:pPr>
+        <w:ind w:firstLine="420"/>
+        <w:rPr>
+          <w:rFonts w:ascii="宋体" w:eastAsia="宋体" w:hAnsi="宋体" w:cs="Times New Roman"/>
+          <w:sz w:val="24"/>
+          <w:szCs w:val="24"/>
+        </w:rPr>
+      </w:pPr>
+      <w:r>
+        <w:rPr>
+          <w:rFonts w:ascii="宋体" w:eastAsia="宋体" w:hAnsi="宋体" w:cs="Times New Roman" w:hint="eastAsia"/>
+          <w:sz w:val="24"/>
+          <w:szCs w:val="24"/>
+        </w:rPr>
+        <w:t>邓杰瑞</w:t>
+      </w:r>
+      <w:r>
+        <w:rPr>
+          <w:rFonts w:ascii="宋体" w:eastAsia="宋体" w:hAnsi="宋体" w:cs="Times New Roman"/>
+          <w:sz w:val="24"/>
+          <w:szCs w:val="24"/>
+        </w:rPr>
+        <w:t>负责编写数据库初始化脚本和维护文档，管理评测与生产环境的数据迁移；在项目早期协助 A 完成需求与测试文档编制，中后期负责数据备份策略与监控脚本，保障数据安全；所有数据库变更均在发布窗口内顺利执行，未发生结构冲突。</w:t>
       </w:r>
     </w:p>
     <w:p>
@@ -1859,16 +5386,6 @@
         </w:rPr>
         <w:br w:type="page"/>
       </w:r>
-    </w:p>
-    <w:p>
-      <w:pPr>
-        <w:ind w:firstLine="420"/>
-        <w:rPr>
-          <w:rFonts w:ascii="宋体" w:eastAsia="宋体" w:hAnsi="宋体" w:cs="Times New Roman" w:hint="eastAsia"/>
-          <w:sz w:val="24"/>
-          <w:szCs w:val="24"/>
-        </w:rPr>
-      </w:pPr>
     </w:p>
     <w:p>
       <w:pPr>
@@ -1889,6 +5406,7 @@
           <w:szCs w:val="30"/>
         </w:rPr>
       </w:pPr>
+      <w:bookmarkStart w:id="11" w:name="_Toc198472647"/>
       <w:r>
         <w:rPr>
           <w:rFonts w:ascii="黑体" w:eastAsia="黑体" w:hAnsi="黑体" w:cs="宋体" w:hint="eastAsia"/>
@@ -1898,8 +5416,10 @@
           <w:sz w:val="30"/>
           <w:szCs w:val="30"/>
         </w:rPr>
+        <w:lastRenderedPageBreak/>
         <w:t>策划、分析与设计工作情况</w:t>
       </w:r>
+      <w:bookmarkEnd w:id="11"/>
     </w:p>
     <w:p>
       <w:pPr>
@@ -1923,6 +5443,10 @@
           <w:szCs w:val="28"/>
         </w:rPr>
       </w:pPr>
+      <w:bookmarkStart w:id="12" w:name="_Toc198472600"/>
+      <w:bookmarkStart w:id="13" w:name="_Toc198472648"/>
+      <w:bookmarkEnd w:id="12"/>
+      <w:bookmarkEnd w:id="13"/>
     </w:p>
     <w:p>
       <w:pPr>
@@ -1946,6 +5470,10 @@
           <w:szCs w:val="28"/>
         </w:rPr>
       </w:pPr>
+      <w:bookmarkStart w:id="14" w:name="_Toc198472601"/>
+      <w:bookmarkStart w:id="15" w:name="_Toc198472649"/>
+      <w:bookmarkEnd w:id="14"/>
+      <w:bookmarkEnd w:id="15"/>
     </w:p>
     <w:p>
       <w:pPr>
@@ -1962,6 +5490,7 @@
           <w:szCs w:val="28"/>
         </w:rPr>
       </w:pPr>
+      <w:bookmarkStart w:id="16" w:name="_Toc198472650"/>
       <w:r>
         <w:rPr>
           <w:rFonts w:ascii="宋体" w:eastAsia="宋体" w:hAnsi="宋体" w:cs="宋体" w:hint="eastAsia"/>
@@ -1970,46 +5499,22 @@
         </w:rPr>
         <w:t>项目立项计划及完成情况</w:t>
       </w:r>
+      <w:bookmarkEnd w:id="16"/>
     </w:p>
     <w:p>
       <w:pPr>
         <w:pStyle w:val="ab"/>
         <w:spacing w:before="0" w:beforeAutospacing="0" w:after="0" w:afterAutospacing="0"/>
         <w:ind w:firstLine="420"/>
-      </w:pPr>
-      <w:r>
-        <w:rPr>
-          <w:rStyle w:val="fadeinm1hgl8"/>
-        </w:rPr>
-        <w:t>项目立项阶段制定了三个月的启动计划。第一周完成了市场调研和</w:t>
-      </w:r>
-      <w:proofErr w:type="gramStart"/>
-      <w:r>
-        <w:rPr>
-          <w:rStyle w:val="fadeinm1hgl8"/>
-        </w:rPr>
-        <w:t>竞品</w:t>
-      </w:r>
-      <w:proofErr w:type="gramEnd"/>
-      <w:r>
-        <w:rPr>
-          <w:rStyle w:val="fadeinm1hgl8"/>
-        </w:rPr>
-        <w:t>分析，明确平台面向无可穿戴设备用户的差异化定位，并在评审会上获得导师和行业顾问的一致认可。第二至第三周聚焦可行性论证和资源配置，团队根据预算核算确定采用开源技术</w:t>
-      </w:r>
-      <w:proofErr w:type="gramStart"/>
-      <w:r>
-        <w:rPr>
-          <w:rStyle w:val="fadeinm1hgl8"/>
-        </w:rPr>
-        <w:t>栈</w:t>
-      </w:r>
-      <w:proofErr w:type="gramEnd"/>
-      <w:r>
-        <w:rPr>
-          <w:rStyle w:val="fadeinm1hgl8"/>
-        </w:rPr>
-        <w:t>，服务器选型以云主机为主，数据库采用主从架构预留扩展空间。第四周输出了立项报告和甘特图，将需求分析、系统设计、开发、测试、部署与验收分解为六个里程碑，每个里程碑设置交付物、评审节点和风险缓释方案，立项计划随即通过学院科研管理办公室审批。</w:t>
+        <w:rPr>
+          <w:rFonts w:hint="eastAsia"/>
+        </w:rPr>
+      </w:pPr>
+      <w:r>
+        <w:rPr>
+          <w:rStyle w:val="fadeinm1hgl8"/>
+        </w:rPr>
+        <w:t>项目立项阶段制定了三个月的启动计划。第一周完成了市场调研和竞品分析，明确平台面向无可穿戴设备用户的差异化定位，并在评审会上获得导师和行业顾问的一致认可。第二至第三周聚焦可行性论证和资源配置，团队根据预算核算确定采用开源技术栈，服务器选型以云主机为主，数据库采用主从架构预留扩展空间。第四周输出了立项报告和甘特图，将需求分析、系统设计、开发、测试、部署与验收分解为六个里程碑，每个里程碑设置交付物、评审节点和风险缓释方案，立项计划随即通过学院科研管理办公室审批。</w:t>
       </w:r>
     </w:p>
     <w:p>
@@ -2017,6 +5522,9 @@
         <w:pStyle w:val="ab"/>
         <w:spacing w:before="0" w:beforeAutospacing="0" w:after="0" w:afterAutospacing="0"/>
         <w:ind w:firstLine="420"/>
+        <w:rPr>
+          <w:rFonts w:hint="eastAsia"/>
+        </w:rPr>
       </w:pPr>
       <w:r>
         <w:rPr>
@@ -2043,6 +5551,9 @@
         <w:pStyle w:val="ab"/>
         <w:spacing w:before="0" w:beforeAutospacing="0" w:after="0" w:afterAutospacing="0"/>
         <w:ind w:firstLine="420"/>
+        <w:rPr>
+          <w:rFonts w:hint="eastAsia"/>
+        </w:rPr>
       </w:pPr>
       <w:r>
         <w:rPr>
@@ -2061,35 +5572,7 @@
         <w:rPr>
           <w:rStyle w:val="fadeinm1hgl8"/>
         </w:rPr>
-        <w:t>，节省部分主要来自</w:t>
-      </w:r>
-      <w:proofErr w:type="gramStart"/>
-      <w:r>
-        <w:rPr>
-          <w:rStyle w:val="fadeinm1hgl8"/>
-        </w:rPr>
-        <w:t>云资源</w:t>
-      </w:r>
-      <w:proofErr w:type="gramEnd"/>
-      <w:r>
-        <w:rPr>
-          <w:rStyle w:val="fadeinm1hgl8"/>
-        </w:rPr>
-        <w:t>优惠与线</w:t>
-      </w:r>
-      <w:proofErr w:type="gramStart"/>
-      <w:r>
-        <w:rPr>
-          <w:rStyle w:val="fadeinm1hgl8"/>
-        </w:rPr>
-        <w:t>上工具</w:t>
-      </w:r>
-      <w:proofErr w:type="gramEnd"/>
-      <w:r>
-        <w:rPr>
-          <w:rStyle w:val="fadeinm1hgl8"/>
-        </w:rPr>
-        <w:t>替代线下测试设备。立项时提出的风险条款中，唯一触发的是成员临时健康状况导致的人员替补，通过提前建立的任务交接表，未引发延期。综合来看，立项计划的时间轴、资源配置和风险控制均得到有效落实，项目以高质量成果顺利收官。</w:t>
+        <w:t>，节省部分主要来自云资源优惠与线上工具替代线下测试设备。立项时提出的风险条款中，唯一触发的是成员临时健康状况导致的人员替补，通过提前建立的任务交接表，未引发延期。综合来看，立项计划的时间轴、资源配置和风险控制均得到有效落实，项目以高质量成果顺利收官。</w:t>
       </w:r>
     </w:p>
     <w:p>
@@ -2114,6 +5597,7 @@
           <w:szCs w:val="28"/>
         </w:rPr>
       </w:pPr>
+      <w:bookmarkStart w:id="17" w:name="_Toc198472651"/>
       <w:r>
         <w:rPr>
           <w:rFonts w:ascii="宋体" w:eastAsia="宋体" w:hAnsi="宋体" w:cs="宋体" w:hint="eastAsia"/>
@@ -2122,6 +5606,7 @@
         </w:rPr>
         <w:t>系统需求分析工作和结果</w:t>
       </w:r>
+      <w:bookmarkEnd w:id="17"/>
     </w:p>
     <w:p>
       <w:pPr>
@@ -2133,22 +5618,16 @@
           <w:szCs w:val="24"/>
         </w:rPr>
       </w:pPr>
+      <w:bookmarkStart w:id="18" w:name="_Toc198472652"/>
       <w:r>
         <w:rPr>
           <w:rFonts w:ascii="楷体" w:eastAsia="楷体" w:hAnsi="楷体" w:cs="宋体" w:hint="eastAsia"/>
           <w:sz w:val="24"/>
           <w:szCs w:val="24"/>
         </w:rPr>
-        <w:t>2.2.1</w:t>
-      </w:r>
-      <w:r>
-        <w:rPr>
-          <w:rFonts w:ascii="楷体" w:eastAsia="楷体" w:hAnsi="楷体" w:cs="宋体" w:hint="eastAsia"/>
-          <w:sz w:val="24"/>
-          <w:szCs w:val="24"/>
-        </w:rPr>
-        <w:t>系统需求分析工作</w:t>
-      </w:r>
+        <w:t>2.2.1系统需求分析工作</w:t>
+      </w:r>
+      <w:bookmarkEnd w:id="18"/>
     </w:p>
     <w:p>
       <w:pPr>
@@ -2194,48 +5673,42 @@
           <w:szCs w:val="24"/>
         </w:rPr>
       </w:pPr>
+      <w:bookmarkStart w:id="19" w:name="_Toc198472653"/>
       <w:r>
         <w:rPr>
           <w:rFonts w:ascii="楷体" w:eastAsia="楷体" w:hAnsi="楷体" w:cs="宋体" w:hint="eastAsia"/>
           <w:sz w:val="24"/>
           <w:szCs w:val="24"/>
         </w:rPr>
-        <w:t>2.2.2</w:t>
-      </w:r>
-      <w:r>
-        <w:rPr>
-          <w:rFonts w:ascii="楷体" w:eastAsia="楷体" w:hAnsi="楷体" w:cs="宋体" w:hint="eastAsia"/>
-          <w:sz w:val="24"/>
-          <w:szCs w:val="24"/>
-        </w:rPr>
-        <w:t>系统需求分析结果</w:t>
-      </w:r>
+        <w:t>2.2.2系统需求分析结果</w:t>
+      </w:r>
+      <w:bookmarkEnd w:id="19"/>
     </w:p>
     <w:p>
       <w:pPr>
         <w:ind w:firstLine="420"/>
         <w:rPr>
-          <w:rFonts w:ascii="宋体" w:eastAsia="宋体" w:hAnsi="宋体" w:cs="Times New Roman"/>
-          <w:sz w:val="24"/>
-          <w:szCs w:val="24"/>
-        </w:rPr>
-      </w:pPr>
-      <w:r>
-        <w:rPr>
           <w:rFonts w:ascii="宋体" w:eastAsia="宋体" w:hAnsi="宋体" w:cs="Times New Roman" w:hint="eastAsia"/>
           <w:sz w:val="24"/>
           <w:szCs w:val="24"/>
         </w:rPr>
-        <w:t>最终的需求分析输出表明，系统将围绕用户中心、健康资讯、健康模型与记录、消息中心和后台管理五大模块展开。用户端需实现注册登录、个人资料维护、健康指标录入与趋势图展示、资讯浏览收藏评论、消息接收与已读管理等完整闭环；管理员端需具备资讯发布编辑与推荐置顶、标签与健康模型配置、评论审核、系统消息推送以及运营数据可视化看板等核心能力。数据层面设计了用户、健康</w:t>
-      </w:r>
+      </w:pPr>
       <w:r>
         <w:rPr>
           <w:rFonts w:ascii="宋体" w:eastAsia="宋体" w:hAnsi="宋体" w:cs="Times New Roman" w:hint="eastAsia"/>
           <w:sz w:val="24"/>
           <w:szCs w:val="24"/>
         </w:rPr>
+        <w:t>最终的需求分析输出表明，系统将围绕用户中心、健康资讯、健康模型与记录、消息中心和后台管理五大模块展开。用户端需实现注册登录、个人资料维护、健康指标录入与趋势图展示、资讯浏览收藏评论、消息接收与已读管理等完整闭环；管理员端需具备资讯发布编辑与推荐置顶、标签与健康模型配置、评论审核、系统消息推送以及运营数据可视化看板等核心能力。数据层面设计了用户、健康指标、健康记录、资讯、标签、评论、消息等多张基础表及关联索引，确保数据</w:t>
+      </w:r>
+      <w:r>
+        <w:rPr>
+          <w:rFonts w:ascii="宋体" w:eastAsia="宋体" w:hAnsi="宋体" w:cs="Times New Roman" w:hint="eastAsia"/>
+          <w:sz w:val="24"/>
+          <w:szCs w:val="24"/>
+        </w:rPr>
         <w:lastRenderedPageBreak/>
-        <w:t>指标、健康记录、资讯、标签、评论、消息等多张基础表及关联索引，确保数据一致性与查询效率。接口层采用</w:t>
+        <w:t>一致性与查询效率。接口层采用</w:t>
       </w:r>
       <w:r>
         <w:rPr>
@@ -2285,7 +5758,6 @@
         </w:rPr>
         <w:t>传输与</w:t>
       </w:r>
-      <w:proofErr w:type="spellStart"/>
       <w:r>
         <w:rPr>
           <w:rFonts w:ascii="Times New Roman" w:eastAsia="宋体" w:hAnsi="Times New Roman" w:cs="Times New Roman"/>
@@ -2294,7 +5766,6 @@
         </w:rPr>
         <w:t>bcrypt</w:t>
       </w:r>
-      <w:proofErr w:type="spellEnd"/>
       <w:r>
         <w:rPr>
           <w:rFonts w:ascii="宋体" w:eastAsia="宋体" w:hAnsi="宋体" w:cs="Times New Roman"/>
@@ -2391,6 +5862,7 @@
           <w:szCs w:val="28"/>
         </w:rPr>
       </w:pPr>
+      <w:bookmarkStart w:id="20" w:name="_Toc198472654"/>
       <w:r>
         <w:rPr>
           <w:rFonts w:ascii="宋体" w:eastAsia="宋体" w:hAnsi="宋体" w:cs="宋体" w:hint="eastAsia"/>
@@ -2399,6 +5871,7 @@
         </w:rPr>
         <w:t>系统设计工作及结果</w:t>
       </w:r>
+      <w:bookmarkEnd w:id="20"/>
     </w:p>
     <w:p>
       <w:pPr>
@@ -2410,6 +5883,7 @@
           <w:szCs w:val="24"/>
         </w:rPr>
       </w:pPr>
+      <w:bookmarkStart w:id="21" w:name="_Toc198472655"/>
       <w:r>
         <w:rPr>
           <w:rFonts w:ascii="楷体" w:eastAsia="楷体" w:hAnsi="楷体" w:cs="宋体" w:hint="eastAsia"/>
@@ -2426,6 +5900,7 @@
         </w:rPr>
         <w:t>系统设计工作</w:t>
       </w:r>
+      <w:bookmarkEnd w:id="21"/>
     </w:p>
     <w:p>
       <w:pPr>
@@ -2442,25 +5917,39 @@
           <w:sz w:val="24"/>
           <w:szCs w:val="24"/>
         </w:rPr>
-        <w:t>设计阶段首先从宏观层面确立系统的分层架构，团队依据需求规格说明书绘制了展示端、业务端、数据持久层和安全控制层的整体结构图，确保各层职责单一、耦合度低。随着宏观架构确定，设计人员进一步完成核心用例的顺序图和类图，通过梳理对象交互过程来验证模块调用关系的完整性与合理性。技术选型环节以可维护性和社区生态为</w:t>
-      </w:r>
-      <w:proofErr w:type="gramStart"/>
+        <w:t>设计阶段首先从宏观层面确立系统的分层架构，团队依据需求规格说明书绘制了展示端、业务端、数据持久层和安全控制层的整体结构图，确保各层职责单一、耦合度低。随着宏观架构确定，设计人员进一步完成核心用例的顺序图和类图，通过梳理对象交互过程来验证模块调用关系的完整性与合理性。技术选型环节以可维护性和社区生态为考量：</w:t>
+      </w:r>
+      <w:r>
+        <w:rPr>
+          <w:rFonts w:ascii="Times New Roman" w:eastAsia="宋体" w:hAnsi="Times New Roman" w:cs="Times New Roman"/>
+          <w:sz w:val="24"/>
+          <w:szCs w:val="24"/>
+        </w:rPr>
+        <w:t>Vue</w:t>
+      </w:r>
       <w:r>
         <w:rPr>
           <w:rFonts w:ascii="宋体" w:eastAsia="宋体" w:hAnsi="宋体" w:cs="Times New Roman" w:hint="eastAsia"/>
           <w:sz w:val="24"/>
           <w:szCs w:val="24"/>
         </w:rPr>
-        <w:t>考量</w:t>
-      </w:r>
-      <w:proofErr w:type="gramEnd"/>
+        <w:t xml:space="preserve"> 承担组件化前端渲染，</w:t>
+      </w:r>
+      <w:r>
+        <w:rPr>
+          <w:rFonts w:ascii="Times New Roman" w:eastAsia="宋体" w:hAnsi="Times New Roman" w:cs="Times New Roman"/>
+          <w:sz w:val="24"/>
+          <w:szCs w:val="24"/>
+        </w:rPr>
+        <w:t>Spring Boot</w:t>
+      </w:r>
       <w:r>
         <w:rPr>
           <w:rFonts w:ascii="宋体" w:eastAsia="宋体" w:hAnsi="宋体" w:cs="Times New Roman" w:hint="eastAsia"/>
           <w:sz w:val="24"/>
           <w:szCs w:val="24"/>
         </w:rPr>
-        <w:t>：</w:t>
+        <w:t xml:space="preserve"> 负责 </w:t>
       </w:r>
       <w:r>
         <w:rPr>
@@ -2468,7 +5957,7 @@
           <w:sz w:val="24"/>
           <w:szCs w:val="24"/>
         </w:rPr>
-        <w:t>Vue</w:t>
+        <w:t xml:space="preserve">REST </w:t>
       </w:r>
       <w:r>
         <w:rPr>
@@ -2476,7 +5965,7 @@
           <w:sz w:val="24"/>
           <w:szCs w:val="24"/>
         </w:rPr>
-        <w:t xml:space="preserve"> 承担组件化前端渲染，</w:t>
+        <w:t>服务，</w:t>
       </w:r>
       <w:r>
         <w:rPr>
@@ -2484,7 +5973,7 @@
           <w:sz w:val="24"/>
           <w:szCs w:val="24"/>
         </w:rPr>
-        <w:t>Spring Boot</w:t>
+        <w:t>MyBatis</w:t>
       </w:r>
       <w:r>
         <w:rPr>
@@ -2492,7 +5981,7 @@
           <w:sz w:val="24"/>
           <w:szCs w:val="24"/>
         </w:rPr>
-        <w:t xml:space="preserve"> 负责 </w:t>
+        <w:t xml:space="preserve"> 处理对象关系映射，而 </w:t>
       </w:r>
       <w:r>
         <w:rPr>
@@ -2500,7 +5989,7 @@
           <w:sz w:val="24"/>
           <w:szCs w:val="24"/>
         </w:rPr>
-        <w:t xml:space="preserve">REST </w:t>
+        <w:t>JWT</w:t>
       </w:r>
       <w:r>
         <w:rPr>
@@ -2508,25 +5997,49 @@
           <w:sz w:val="24"/>
           <w:szCs w:val="24"/>
         </w:rPr>
-        <w:t>服务，</w:t>
-      </w:r>
-      <w:proofErr w:type="spellStart"/>
+        <w:t xml:space="preserve"> 鉴权中间件部署在网关层，实现接口安全守护。</w:t>
+      </w:r>
+    </w:p>
+    <w:p>
+      <w:pPr>
+        <w:ind w:firstLine="420"/>
+        <w:rPr>
+          <w:rFonts w:ascii="宋体" w:eastAsia="宋体" w:hAnsi="宋体" w:cs="Times New Roman" w:hint="eastAsia"/>
+          <w:sz w:val="24"/>
+          <w:szCs w:val="24"/>
+        </w:rPr>
+      </w:pPr>
+      <w:r>
+        <w:rPr>
+          <w:rFonts w:ascii="宋体" w:eastAsia="宋体" w:hAnsi="宋体" w:cs="Times New Roman" w:hint="eastAsia"/>
+          <w:sz w:val="24"/>
+          <w:szCs w:val="24"/>
+        </w:rPr>
+        <w:t>在接口规范工作中，团队采用</w:t>
+      </w:r>
+      <w:r>
+        <w:rPr>
+          <w:rFonts w:ascii="宋体" w:eastAsia="宋体" w:hAnsi="宋体" w:cs="Times New Roman"/>
+          <w:sz w:val="24"/>
+          <w:szCs w:val="24"/>
+        </w:rPr>
+        <w:t xml:space="preserve"> </w:t>
+      </w:r>
       <w:r>
         <w:rPr>
           <w:rFonts w:ascii="Times New Roman" w:eastAsia="宋体" w:hAnsi="Times New Roman" w:cs="Times New Roman"/>
           <w:sz w:val="24"/>
           <w:szCs w:val="24"/>
         </w:rPr>
-        <w:t>MyBatis</w:t>
-      </w:r>
-      <w:proofErr w:type="spellEnd"/>
-      <w:r>
-        <w:rPr>
-          <w:rFonts w:ascii="宋体" w:eastAsia="宋体" w:hAnsi="宋体" w:cs="Times New Roman" w:hint="eastAsia"/>
-          <w:sz w:val="24"/>
-          <w:szCs w:val="24"/>
-        </w:rPr>
-        <w:t xml:space="preserve"> 处理对象关系映射，而 </w:t>
+        <w:t>OpenAPI 3.0</w:t>
+      </w:r>
+      <w:r>
+        <w:rPr>
+          <w:rFonts w:ascii="宋体" w:eastAsia="宋体" w:hAnsi="宋体" w:cs="Times New Roman"/>
+          <w:sz w:val="24"/>
+          <w:szCs w:val="24"/>
+        </w:rPr>
+        <w:t xml:space="preserve"> 生成机读文档，使前后端同步迭代更为高效；每一次接口变更均由</w:t>
       </w:r>
       <w:r>
         <w:rPr>
@@ -2534,51 +6047,7 @@
           <w:sz w:val="24"/>
           <w:szCs w:val="24"/>
         </w:rPr>
-        <w:t>JWT</w:t>
-      </w:r>
-      <w:r>
-        <w:rPr>
-          <w:rFonts w:ascii="宋体" w:eastAsia="宋体" w:hAnsi="宋体" w:cs="Times New Roman" w:hint="eastAsia"/>
-          <w:sz w:val="24"/>
-          <w:szCs w:val="24"/>
-        </w:rPr>
-        <w:t xml:space="preserve"> 鉴权中间</w:t>
-      </w:r>
-      <w:proofErr w:type="gramStart"/>
-      <w:r>
-        <w:rPr>
-          <w:rFonts w:ascii="宋体" w:eastAsia="宋体" w:hAnsi="宋体" w:cs="Times New Roman" w:hint="eastAsia"/>
-          <w:sz w:val="24"/>
-          <w:szCs w:val="24"/>
-        </w:rPr>
-        <w:t>件部署</w:t>
-      </w:r>
-      <w:proofErr w:type="gramEnd"/>
-      <w:r>
-        <w:rPr>
-          <w:rFonts w:ascii="宋体" w:eastAsia="宋体" w:hAnsi="宋体" w:cs="Times New Roman" w:hint="eastAsia"/>
-          <w:sz w:val="24"/>
-          <w:szCs w:val="24"/>
-        </w:rPr>
-        <w:t>在网关层，实现接口安全守护。</w:t>
-      </w:r>
-    </w:p>
-    <w:p>
-      <w:pPr>
-        <w:ind w:firstLine="420"/>
-        <w:rPr>
-          <w:rFonts w:ascii="宋体" w:eastAsia="宋体" w:hAnsi="宋体" w:cs="Times New Roman" w:hint="eastAsia"/>
-          <w:sz w:val="24"/>
-          <w:szCs w:val="24"/>
-        </w:rPr>
-      </w:pPr>
-      <w:r>
-        <w:rPr>
-          <w:rFonts w:ascii="宋体" w:eastAsia="宋体" w:hAnsi="宋体" w:cs="Times New Roman" w:hint="eastAsia"/>
-          <w:sz w:val="24"/>
-          <w:szCs w:val="24"/>
-        </w:rPr>
-        <w:t>在接口规范工作中，团队采用</w:t>
+        <w:t xml:space="preserve"> CI</w:t>
       </w:r>
       <w:r>
         <w:rPr>
@@ -2586,25 +6055,15 @@
           <w:sz w:val="24"/>
           <w:szCs w:val="24"/>
         </w:rPr>
-        <w:t xml:space="preserve"> </w:t>
-      </w:r>
-      <w:proofErr w:type="spellStart"/>
+        <w:t xml:space="preserve"> 流水线自动校验兼容性，避免版本冲突造成服务中断。并发与容错模型设计依托 </w:t>
+      </w:r>
       <w:r>
         <w:rPr>
           <w:rFonts w:ascii="Times New Roman" w:eastAsia="宋体" w:hAnsi="Times New Roman" w:cs="Times New Roman"/>
           <w:sz w:val="24"/>
           <w:szCs w:val="24"/>
         </w:rPr>
-        <w:t>OpenAPI</w:t>
-      </w:r>
-      <w:proofErr w:type="spellEnd"/>
-      <w:r>
-        <w:rPr>
-          <w:rFonts w:ascii="Times New Roman" w:eastAsia="宋体" w:hAnsi="Times New Roman" w:cs="Times New Roman"/>
-          <w:sz w:val="24"/>
-          <w:szCs w:val="24"/>
-        </w:rPr>
-        <w:t> 3.0</w:t>
+        <w:t>JMeter</w:t>
       </w:r>
       <w:r>
         <w:rPr>
@@ -2612,57 +6071,7 @@
           <w:sz w:val="24"/>
           <w:szCs w:val="24"/>
         </w:rPr>
-        <w:t xml:space="preserve"> 生成机读文档，使前后端同步迭代更为高效；每一次接口变更均由</w:t>
-      </w:r>
-      <w:r>
-        <w:rPr>
-          <w:rFonts w:ascii="Times New Roman" w:eastAsia="宋体" w:hAnsi="Times New Roman" w:cs="Times New Roman"/>
-          <w:sz w:val="24"/>
-          <w:szCs w:val="24"/>
-        </w:rPr>
-        <w:t xml:space="preserve"> CI</w:t>
-      </w:r>
-      <w:r>
-        <w:rPr>
-          <w:rFonts w:ascii="宋体" w:eastAsia="宋体" w:hAnsi="宋体" w:cs="Times New Roman"/>
-          <w:sz w:val="24"/>
-          <w:szCs w:val="24"/>
-        </w:rPr>
-        <w:t xml:space="preserve"> 流水线自动校验兼容性，避免版本冲突造成服务中断。并发与容错模型设计依托 </w:t>
-      </w:r>
-      <w:r>
-        <w:rPr>
-          <w:rFonts w:ascii="Times New Roman" w:eastAsia="宋体" w:hAnsi="Times New Roman" w:cs="Times New Roman"/>
-          <w:sz w:val="24"/>
-          <w:szCs w:val="24"/>
-        </w:rPr>
-        <w:t>JMeter</w:t>
-      </w:r>
-      <w:r>
-        <w:rPr>
-          <w:rFonts w:ascii="宋体" w:eastAsia="宋体" w:hAnsi="宋体" w:cs="Times New Roman"/>
-          <w:sz w:val="24"/>
-          <w:szCs w:val="24"/>
-        </w:rPr>
-        <w:t xml:space="preserve"> 压测，针对高并发登录、健康数据批量上传等场景反复验证系统稳定性。最终锁定线程</w:t>
-      </w:r>
-      <w:proofErr w:type="gramStart"/>
-      <w:r>
-        <w:rPr>
-          <w:rFonts w:ascii="宋体" w:eastAsia="宋体" w:hAnsi="宋体" w:cs="Times New Roman"/>
-          <w:sz w:val="24"/>
-          <w:szCs w:val="24"/>
-        </w:rPr>
-        <w:t>池核心</w:t>
-      </w:r>
-      <w:proofErr w:type="gramEnd"/>
-      <w:r>
-        <w:rPr>
-          <w:rFonts w:ascii="宋体" w:eastAsia="宋体" w:hAnsi="宋体" w:cs="Times New Roman"/>
-          <w:sz w:val="24"/>
-          <w:szCs w:val="24"/>
-        </w:rPr>
-        <w:t>参数、数据库连接池上限与降级熔断策略，为正式环境提供性能保障。</w:t>
+        <w:t xml:space="preserve"> 压测，针对高并发登录、健康数据批量上传等场景反复验证系统稳定性。最终锁定线程池核心参数、数据库连接池上限与降级熔断策略，为正式环境提供性能保障。</w:t>
       </w:r>
     </w:p>
     <w:p>
@@ -2675,6 +6084,7 @@
           <w:szCs w:val="24"/>
         </w:rPr>
       </w:pPr>
+      <w:bookmarkStart w:id="22" w:name="_Toc198472656"/>
       <w:r>
         <w:rPr>
           <w:rFonts w:ascii="楷体" w:eastAsia="楷体" w:hAnsi="楷体" w:cs="宋体" w:hint="eastAsia"/>
@@ -2691,6 +6101,7 @@
         </w:rPr>
         <w:t>系统设计结果</w:t>
       </w:r>
+      <w:bookmarkEnd w:id="22"/>
     </w:p>
     <w:p>
       <w:pPr>
@@ -2707,25 +6118,39 @@
           <w:sz w:val="24"/>
           <w:szCs w:val="24"/>
         </w:rPr>
-        <w:t>设计产出包含完整的逻辑视图与部署视图，在逻辑视图中前端采用路由</w:t>
-      </w:r>
-      <w:proofErr w:type="gramStart"/>
+        <w:t xml:space="preserve">设计产出包含完整的逻辑视图与部署视图，在逻辑视图中前端采用路由懒加载方式拆分用户中心、资讯、健康记录、消息四大页面集，以缩短首屏加载并提升用户体验。后端以分包结构划分 </w:t>
+      </w:r>
+      <w:r>
+        <w:rPr>
+          <w:rFonts w:ascii="Times New Roman" w:eastAsia="宋体" w:hAnsi="Times New Roman" w:cs="Times New Roman"/>
+          <w:sz w:val="24"/>
+          <w:szCs w:val="24"/>
+        </w:rPr>
+        <w:t>user</w:t>
+      </w:r>
       <w:r>
         <w:rPr>
           <w:rFonts w:ascii="宋体" w:eastAsia="宋体" w:hAnsi="宋体" w:cs="Times New Roman" w:hint="eastAsia"/>
           <w:sz w:val="24"/>
           <w:szCs w:val="24"/>
         </w:rPr>
-        <w:t>懒</w:t>
-      </w:r>
-      <w:proofErr w:type="gramEnd"/>
+        <w:t>、</w:t>
+      </w:r>
+      <w:r>
+        <w:rPr>
+          <w:rFonts w:ascii="Times New Roman" w:eastAsia="宋体" w:hAnsi="Times New Roman" w:cs="Times New Roman"/>
+          <w:sz w:val="24"/>
+          <w:szCs w:val="24"/>
+        </w:rPr>
+        <w:t>news</w:t>
+      </w:r>
       <w:r>
         <w:rPr>
           <w:rFonts w:ascii="宋体" w:eastAsia="宋体" w:hAnsi="宋体" w:cs="Times New Roman" w:hint="eastAsia"/>
           <w:sz w:val="24"/>
           <w:szCs w:val="24"/>
         </w:rPr>
-        <w:t xml:space="preserve">加载方式拆分用户中心、资讯、健康记录、消息四大页面集，以缩短首屏加载并提升用户体验。后端以分包结构划分 </w:t>
+        <w:t>、</w:t>
       </w:r>
       <w:r>
         <w:rPr>
@@ -2733,6 +6158,168 @@
           <w:sz w:val="24"/>
           <w:szCs w:val="24"/>
         </w:rPr>
+        <w:t>health</w:t>
+      </w:r>
+      <w:r>
+        <w:rPr>
+          <w:rFonts w:ascii="宋体" w:eastAsia="宋体" w:hAnsi="宋体" w:cs="Times New Roman" w:hint="eastAsia"/>
+          <w:sz w:val="24"/>
+          <w:szCs w:val="24"/>
+        </w:rPr>
+        <w:t>、</w:t>
+      </w:r>
+      <w:r>
+        <w:rPr>
+          <w:rFonts w:ascii="Times New Roman" w:eastAsia="宋体" w:hAnsi="Times New Roman" w:cs="Times New Roman"/>
+          <w:sz w:val="24"/>
+          <w:szCs w:val="24"/>
+        </w:rPr>
+        <w:t>admin</w:t>
+      </w:r>
+      <w:r>
+        <w:rPr>
+          <w:rFonts w:ascii="宋体" w:eastAsia="宋体" w:hAnsi="宋体" w:cs="Times New Roman" w:hint="eastAsia"/>
+          <w:sz w:val="24"/>
+          <w:szCs w:val="24"/>
+        </w:rPr>
+        <w:t xml:space="preserve"> 四条业务线，保证代码上下文清晰且便于横向扩展；消息推送模块作为独立进程运行，与主业务解耦，支持异步高并发投递。部署视图上采用 Nginx 反向代理配合 </w:t>
+      </w:r>
+      <w:r>
+        <w:rPr>
+          <w:rFonts w:ascii="Times New Roman" w:eastAsia="宋体" w:hAnsi="Times New Roman" w:cs="Times New Roman"/>
+          <w:sz w:val="24"/>
+          <w:szCs w:val="24"/>
+        </w:rPr>
+        <w:t>Spring Boot</w:t>
+      </w:r>
+      <w:r>
+        <w:rPr>
+          <w:rFonts w:ascii="宋体" w:eastAsia="宋体" w:hAnsi="宋体" w:cs="Times New Roman" w:hint="eastAsia"/>
+          <w:sz w:val="24"/>
+          <w:szCs w:val="24"/>
+        </w:rPr>
+        <w:t xml:space="preserve"> 双节点集群，数据库采取主从复制并结合 Redis 缓存策略，有效提升读取吞吐和故障切换能力。</w:t>
+      </w:r>
+    </w:p>
+    <w:p>
+      <w:pPr>
+        <w:ind w:firstLine="420"/>
+        <w:rPr>
+          <w:rFonts w:ascii="宋体" w:eastAsia="宋体" w:hAnsi="宋体" w:cs="Times New Roman" w:hint="eastAsia"/>
+          <w:sz w:val="24"/>
+          <w:szCs w:val="24"/>
+        </w:rPr>
+      </w:pPr>
+      <w:r>
+        <w:rPr>
+          <w:rFonts w:ascii="宋体" w:eastAsia="宋体" w:hAnsi="宋体" w:cs="Times New Roman" w:hint="eastAsia"/>
+          <w:sz w:val="24"/>
+          <w:szCs w:val="24"/>
+        </w:rPr>
+        <w:t>数据模型最终落地八张主表：</w:t>
+      </w:r>
+      <w:r>
+        <w:rPr>
+          <w:rFonts w:ascii="Times New Roman" w:eastAsia="宋体" w:hAnsi="Times New Roman" w:cs="Times New Roman"/>
+          <w:sz w:val="24"/>
+          <w:szCs w:val="24"/>
+        </w:rPr>
+        <w:t>evaluations</w:t>
+      </w:r>
+      <w:r>
+        <w:rPr>
+          <w:rFonts w:ascii="宋体" w:eastAsia="宋体" w:hAnsi="宋体" w:cs="Times New Roman" w:hint="eastAsia"/>
+          <w:sz w:val="24"/>
+          <w:szCs w:val="24"/>
+        </w:rPr>
+        <w:t>、</w:t>
+      </w:r>
+      <w:r>
+        <w:rPr>
+          <w:rFonts w:ascii="Times New Roman" w:eastAsia="宋体" w:hAnsi="Times New Roman" w:cs="Times New Roman"/>
+          <w:sz w:val="24"/>
+          <w:szCs w:val="24"/>
+        </w:rPr>
+        <w:t>health_model_config</w:t>
+      </w:r>
+      <w:r>
+        <w:rPr>
+          <w:rFonts w:ascii="宋体" w:eastAsia="宋体" w:hAnsi="宋体" w:cs="Times New Roman" w:hint="eastAsia"/>
+          <w:sz w:val="24"/>
+          <w:szCs w:val="24"/>
+        </w:rPr>
+        <w:t>、</w:t>
+      </w:r>
+      <w:r>
+        <w:rPr>
+          <w:rFonts w:ascii="Times New Roman" w:eastAsia="宋体" w:hAnsi="Times New Roman" w:cs="Times New Roman"/>
+          <w:sz w:val="24"/>
+          <w:szCs w:val="24"/>
+        </w:rPr>
+        <w:t>message</w:t>
+      </w:r>
+      <w:r>
+        <w:rPr>
+          <w:rFonts w:ascii="宋体" w:eastAsia="宋体" w:hAnsi="宋体" w:cs="Times New Roman" w:hint="eastAsia"/>
+          <w:sz w:val="24"/>
+          <w:szCs w:val="24"/>
+        </w:rPr>
+        <w:t>、</w:t>
+      </w:r>
+      <w:r>
+        <w:rPr>
+          <w:rFonts w:ascii="Times New Roman" w:eastAsia="宋体" w:hAnsi="Times New Roman" w:cs="Times New Roman"/>
+          <w:sz w:val="24"/>
+          <w:szCs w:val="24"/>
+        </w:rPr>
+        <w:t>news</w:t>
+      </w:r>
+      <w:r>
+        <w:rPr>
+          <w:rFonts w:ascii="宋体" w:eastAsia="宋体" w:hAnsi="宋体" w:cs="Times New Roman" w:hint="eastAsia"/>
+          <w:sz w:val="24"/>
+          <w:szCs w:val="24"/>
+        </w:rPr>
+        <w:t>、</w:t>
+      </w:r>
+      <w:r>
+        <w:rPr>
+          <w:rFonts w:ascii="Times New Roman" w:eastAsia="宋体" w:hAnsi="Times New Roman" w:cs="Times New Roman"/>
+          <w:sz w:val="24"/>
+          <w:szCs w:val="24"/>
+        </w:rPr>
+        <w:t>news_save</w:t>
+      </w:r>
+      <w:r>
+        <w:rPr>
+          <w:rFonts w:ascii="宋体" w:eastAsia="宋体" w:hAnsi="宋体" w:cs="Times New Roman" w:hint="eastAsia"/>
+          <w:sz w:val="24"/>
+          <w:szCs w:val="24"/>
+        </w:rPr>
+        <w:t>、</w:t>
+      </w:r>
+      <w:r>
+        <w:rPr>
+          <w:rFonts w:ascii="Times New Roman" w:eastAsia="宋体" w:hAnsi="Times New Roman" w:cs="Times New Roman"/>
+          <w:sz w:val="24"/>
+          <w:szCs w:val="24"/>
+        </w:rPr>
+        <w:t>tags</w:t>
+      </w:r>
+      <w:r>
+        <w:rPr>
+          <w:rFonts w:ascii="宋体" w:eastAsia="宋体" w:hAnsi="宋体" w:cs="Times New Roman" w:hint="eastAsia"/>
+          <w:sz w:val="24"/>
+          <w:szCs w:val="24"/>
+        </w:rPr>
+        <w:t>、</w:t>
+      </w:r>
+      <w:r>
+        <w:rPr>
+          <w:rFonts w:ascii="Times New Roman" w:eastAsia="宋体" w:hAnsi="Times New Roman" w:cs="Times New Roman"/>
+          <w:sz w:val="24"/>
+          <w:szCs w:val="24"/>
+        </w:rPr>
         <w:t>user</w:t>
       </w:r>
       <w:r>
@@ -2749,7 +6336,7 @@
           <w:sz w:val="24"/>
           <w:szCs w:val="24"/>
         </w:rPr>
-        <w:t>news</w:t>
+        <w:t>user_health</w:t>
       </w:r>
       <w:r>
         <w:rPr>
@@ -2757,7 +6344,7 @@
           <w:sz w:val="24"/>
           <w:szCs w:val="24"/>
         </w:rPr>
-        <w:t>、</w:t>
+        <w:t>，各表通过外键关联保持数据一致性，关键字段建立唯一索引以优化高频查询。针对健康数据写入与查询并行场景，数据库层面启用了行级锁与乐观锁策略，确保并发安全。</w:t>
       </w:r>
       <w:r>
         <w:rPr>
@@ -2765,7 +6352,7 @@
           <w:sz w:val="24"/>
           <w:szCs w:val="24"/>
         </w:rPr>
-        <w:t>health</w:t>
+        <w:t>ECharts</w:t>
       </w:r>
       <w:r>
         <w:rPr>
@@ -2773,7 +6360,7 @@
           <w:sz w:val="24"/>
           <w:szCs w:val="24"/>
         </w:rPr>
-        <w:t>、</w:t>
+        <w:t xml:space="preserve"> 图表服务通过后端聚合接口提供 </w:t>
       </w:r>
       <w:r>
         <w:rPr>
@@ -2781,7 +6368,7 @@
           <w:sz w:val="24"/>
           <w:szCs w:val="24"/>
         </w:rPr>
-        <w:t>admin</w:t>
+        <w:t>JSON</w:t>
       </w:r>
       <w:r>
         <w:rPr>
@@ -2789,263 +6376,7 @@
           <w:sz w:val="24"/>
           <w:szCs w:val="24"/>
         </w:rPr>
-        <w:t xml:space="preserve"> 四条业务线，保证代码上下文清晰且便于横向扩展；消息推送模块作为独立进程运行，与</w:t>
-      </w:r>
-      <w:proofErr w:type="gramStart"/>
-      <w:r>
-        <w:rPr>
-          <w:rFonts w:ascii="宋体" w:eastAsia="宋体" w:hAnsi="宋体" w:cs="Times New Roman" w:hint="eastAsia"/>
-          <w:sz w:val="24"/>
-          <w:szCs w:val="24"/>
-        </w:rPr>
-        <w:t>主业务</w:t>
-      </w:r>
-      <w:proofErr w:type="gramEnd"/>
-      <w:r>
-        <w:rPr>
-          <w:rFonts w:ascii="宋体" w:eastAsia="宋体" w:hAnsi="宋体" w:cs="Times New Roman" w:hint="eastAsia"/>
-          <w:sz w:val="24"/>
-          <w:szCs w:val="24"/>
-        </w:rPr>
-        <w:t xml:space="preserve">解耦，支持异步高并发投递。部署视图上采用 Nginx 反向代理配合 </w:t>
-      </w:r>
-      <w:r>
-        <w:rPr>
-          <w:rFonts w:ascii="Times New Roman" w:eastAsia="宋体" w:hAnsi="Times New Roman" w:cs="Times New Roman"/>
-          <w:sz w:val="24"/>
-          <w:szCs w:val="24"/>
-        </w:rPr>
-        <w:t>Spring Boot</w:t>
-      </w:r>
-      <w:r>
-        <w:rPr>
-          <w:rFonts w:ascii="宋体" w:eastAsia="宋体" w:hAnsi="宋体" w:cs="Times New Roman" w:hint="eastAsia"/>
-          <w:sz w:val="24"/>
-          <w:szCs w:val="24"/>
-        </w:rPr>
-        <w:t xml:space="preserve"> 双节点集群，数据库采取主从复制并结合 Redis 缓存策略，有效提升读取吞吐和故障切换能力。</w:t>
-      </w:r>
-    </w:p>
-    <w:p>
-      <w:pPr>
-        <w:ind w:firstLine="420"/>
-        <w:rPr>
-          <w:rFonts w:ascii="宋体" w:eastAsia="宋体" w:hAnsi="宋体" w:cs="Times New Roman"/>
-          <w:sz w:val="24"/>
-          <w:szCs w:val="24"/>
-        </w:rPr>
-      </w:pPr>
-      <w:r>
-        <w:rPr>
-          <w:rFonts w:ascii="宋体" w:eastAsia="宋体" w:hAnsi="宋体" w:cs="Times New Roman" w:hint="eastAsia"/>
-          <w:sz w:val="24"/>
-          <w:szCs w:val="24"/>
-        </w:rPr>
-        <w:t>数据模型最终落地八张主表：</w:t>
-      </w:r>
-      <w:r>
-        <w:rPr>
-          <w:rFonts w:ascii="Times New Roman" w:eastAsia="宋体" w:hAnsi="Times New Roman" w:cs="Times New Roman"/>
-          <w:sz w:val="24"/>
-          <w:szCs w:val="24"/>
-        </w:rPr>
-        <w:t>evaluations</w:t>
-      </w:r>
-      <w:r>
-        <w:rPr>
-          <w:rFonts w:ascii="宋体" w:eastAsia="宋体" w:hAnsi="宋体" w:cs="Times New Roman" w:hint="eastAsia"/>
-          <w:sz w:val="24"/>
-          <w:szCs w:val="24"/>
-        </w:rPr>
-        <w:t>、</w:t>
-      </w:r>
-      <w:proofErr w:type="spellStart"/>
-      <w:r>
-        <w:rPr>
-          <w:rFonts w:ascii="Times New Roman" w:eastAsia="宋体" w:hAnsi="Times New Roman" w:cs="Times New Roman"/>
-          <w:sz w:val="24"/>
-          <w:szCs w:val="24"/>
-        </w:rPr>
-        <w:t>health_model_config</w:t>
-      </w:r>
-      <w:proofErr w:type="spellEnd"/>
-      <w:r>
-        <w:rPr>
-          <w:rFonts w:ascii="宋体" w:eastAsia="宋体" w:hAnsi="宋体" w:cs="Times New Roman" w:hint="eastAsia"/>
-          <w:sz w:val="24"/>
-          <w:szCs w:val="24"/>
-        </w:rPr>
-        <w:t>、</w:t>
-      </w:r>
-      <w:r>
-        <w:rPr>
-          <w:rFonts w:ascii="Times New Roman" w:eastAsia="宋体" w:hAnsi="Times New Roman" w:cs="Times New Roman"/>
-          <w:sz w:val="24"/>
-          <w:szCs w:val="24"/>
-        </w:rPr>
-        <w:t>message</w:t>
-      </w:r>
-      <w:r>
-        <w:rPr>
-          <w:rFonts w:ascii="宋体" w:eastAsia="宋体" w:hAnsi="宋体" w:cs="Times New Roman" w:hint="eastAsia"/>
-          <w:sz w:val="24"/>
-          <w:szCs w:val="24"/>
-        </w:rPr>
-        <w:t>、</w:t>
-      </w:r>
-      <w:r>
-        <w:rPr>
-          <w:rFonts w:ascii="Times New Roman" w:eastAsia="宋体" w:hAnsi="Times New Roman" w:cs="Times New Roman"/>
-          <w:sz w:val="24"/>
-          <w:szCs w:val="24"/>
-        </w:rPr>
-        <w:t>news</w:t>
-      </w:r>
-      <w:r>
-        <w:rPr>
-          <w:rFonts w:ascii="宋体" w:eastAsia="宋体" w:hAnsi="宋体" w:cs="Times New Roman" w:hint="eastAsia"/>
-          <w:sz w:val="24"/>
-          <w:szCs w:val="24"/>
-        </w:rPr>
-        <w:t>、</w:t>
-      </w:r>
-      <w:proofErr w:type="spellStart"/>
-      <w:r>
-        <w:rPr>
-          <w:rFonts w:ascii="Times New Roman" w:eastAsia="宋体" w:hAnsi="Times New Roman" w:cs="Times New Roman"/>
-          <w:sz w:val="24"/>
-          <w:szCs w:val="24"/>
-        </w:rPr>
-        <w:t>news_save</w:t>
-      </w:r>
-      <w:proofErr w:type="spellEnd"/>
-      <w:r>
-        <w:rPr>
-          <w:rFonts w:ascii="宋体" w:eastAsia="宋体" w:hAnsi="宋体" w:cs="Times New Roman" w:hint="eastAsia"/>
-          <w:sz w:val="24"/>
-          <w:szCs w:val="24"/>
-        </w:rPr>
-        <w:t>、</w:t>
-      </w:r>
-      <w:r>
-        <w:rPr>
-          <w:rFonts w:ascii="Times New Roman" w:eastAsia="宋体" w:hAnsi="Times New Roman" w:cs="Times New Roman"/>
-          <w:sz w:val="24"/>
-          <w:szCs w:val="24"/>
-        </w:rPr>
-        <w:t>tags</w:t>
-      </w:r>
-      <w:r>
-        <w:rPr>
-          <w:rFonts w:ascii="宋体" w:eastAsia="宋体" w:hAnsi="宋体" w:cs="Times New Roman" w:hint="eastAsia"/>
-          <w:sz w:val="24"/>
-          <w:szCs w:val="24"/>
-        </w:rPr>
-        <w:t>、</w:t>
-      </w:r>
-      <w:r>
-        <w:rPr>
-          <w:rFonts w:ascii="Times New Roman" w:eastAsia="宋体" w:hAnsi="Times New Roman" w:cs="Times New Roman"/>
-          <w:sz w:val="24"/>
-          <w:szCs w:val="24"/>
-        </w:rPr>
-        <w:t>user</w:t>
-      </w:r>
-      <w:r>
-        <w:rPr>
-          <w:rFonts w:ascii="宋体" w:eastAsia="宋体" w:hAnsi="宋体" w:cs="Times New Roman" w:hint="eastAsia"/>
-          <w:sz w:val="24"/>
-          <w:szCs w:val="24"/>
-        </w:rPr>
-        <w:t>、</w:t>
-      </w:r>
-      <w:proofErr w:type="spellStart"/>
-      <w:r>
-        <w:rPr>
-          <w:rFonts w:ascii="Times New Roman" w:eastAsia="宋体" w:hAnsi="Times New Roman" w:cs="Times New Roman"/>
-          <w:sz w:val="24"/>
-          <w:szCs w:val="24"/>
-        </w:rPr>
-        <w:t>user_health</w:t>
-      </w:r>
-      <w:proofErr w:type="spellEnd"/>
-      <w:r>
-        <w:rPr>
-          <w:rFonts w:ascii="宋体" w:eastAsia="宋体" w:hAnsi="宋体" w:cs="Times New Roman" w:hint="eastAsia"/>
-          <w:sz w:val="24"/>
-          <w:szCs w:val="24"/>
-        </w:rPr>
-        <w:t>，各表</w:t>
-      </w:r>
-      <w:proofErr w:type="gramStart"/>
-      <w:r>
-        <w:rPr>
-          <w:rFonts w:ascii="宋体" w:eastAsia="宋体" w:hAnsi="宋体" w:cs="Times New Roman" w:hint="eastAsia"/>
-          <w:sz w:val="24"/>
-          <w:szCs w:val="24"/>
-        </w:rPr>
-        <w:t>通过外键关联</w:t>
-      </w:r>
-      <w:proofErr w:type="gramEnd"/>
-      <w:r>
-        <w:rPr>
-          <w:rFonts w:ascii="宋体" w:eastAsia="宋体" w:hAnsi="宋体" w:cs="Times New Roman" w:hint="eastAsia"/>
-          <w:sz w:val="24"/>
-          <w:szCs w:val="24"/>
-        </w:rPr>
-        <w:t>保持数据一致性，关键字段建立唯一索引以优化高频查询。针对健康数据写入与查询并行场景，数据库层面启用了行级锁与乐观锁策略，确保并发安全。</w:t>
-      </w:r>
-      <w:proofErr w:type="spellStart"/>
-      <w:r>
-        <w:rPr>
-          <w:rFonts w:ascii="Times New Roman" w:eastAsia="宋体" w:hAnsi="Times New Roman" w:cs="Times New Roman"/>
-          <w:sz w:val="24"/>
-          <w:szCs w:val="24"/>
-        </w:rPr>
-        <w:t>ECharts</w:t>
-      </w:r>
-      <w:proofErr w:type="spellEnd"/>
-      <w:r>
-        <w:rPr>
-          <w:rFonts w:ascii="宋体" w:eastAsia="宋体" w:hAnsi="宋体" w:cs="Times New Roman" w:hint="eastAsia"/>
-          <w:sz w:val="24"/>
-          <w:szCs w:val="24"/>
-        </w:rPr>
-        <w:t xml:space="preserve"> 图表服务通过后端聚合接口提供 </w:t>
-      </w:r>
-      <w:r>
-        <w:rPr>
-          <w:rFonts w:ascii="Times New Roman" w:eastAsia="宋体" w:hAnsi="Times New Roman" w:cs="Times New Roman"/>
-          <w:sz w:val="24"/>
-          <w:szCs w:val="24"/>
-        </w:rPr>
-        <w:t>JSON</w:t>
-      </w:r>
-      <w:r>
-        <w:rPr>
-          <w:rFonts w:ascii="宋体" w:eastAsia="宋体" w:hAnsi="宋体" w:cs="Times New Roman" w:hint="eastAsia"/>
-          <w:sz w:val="24"/>
-          <w:szCs w:val="24"/>
-        </w:rPr>
-        <w:t xml:space="preserve"> 数据，前端根据不同指标渲染折线图、柱状图和仪表盘，实测在高并发访问下依旧维持流畅</w:t>
-      </w:r>
-      <w:proofErr w:type="gramStart"/>
-      <w:r>
-        <w:rPr>
-          <w:rFonts w:ascii="宋体" w:eastAsia="宋体" w:hAnsi="宋体" w:cs="Times New Roman" w:hint="eastAsia"/>
-          <w:sz w:val="24"/>
-          <w:szCs w:val="24"/>
-        </w:rPr>
-        <w:t>的帧率与</w:t>
-      </w:r>
-      <w:proofErr w:type="gramEnd"/>
-      <w:r>
-        <w:rPr>
-          <w:rFonts w:ascii="宋体" w:eastAsia="宋体" w:hAnsi="宋体" w:cs="Times New Roman" w:hint="eastAsia"/>
-          <w:sz w:val="24"/>
-          <w:szCs w:val="24"/>
-        </w:rPr>
-        <w:t>交互响应。</w:t>
+        <w:t xml:space="preserve"> 数据，前端根据不同指标渲染折线图、柱状图和仪表盘，实测在高并发访问下依旧维持流畅的帧率与交互响应。</w:t>
       </w:r>
     </w:p>
     <w:p>
@@ -3072,6 +6403,7 @@
           <w:szCs w:val="28"/>
         </w:rPr>
       </w:pPr>
+      <w:bookmarkStart w:id="23" w:name="_Toc198472657"/>
       <w:r>
         <w:rPr>
           <w:rFonts w:ascii="宋体" w:eastAsia="宋体" w:hAnsi="宋体" w:cs="宋体" w:hint="eastAsia"/>
@@ -3080,50 +6412,69 @@
         </w:rPr>
         <w:t>系统具体实现工作及结果</w:t>
       </w:r>
+      <w:bookmarkEnd w:id="23"/>
     </w:p>
     <w:p>
       <w:pPr>
         <w:pStyle w:val="3"/>
         <w:spacing w:before="0" w:after="0" w:line="360" w:lineRule="auto"/>
         <w:rPr>
+          <w:rFonts w:ascii="楷体" w:eastAsia="楷体" w:hAnsi="楷体" w:cs="宋体" w:hint="eastAsia"/>
+          <w:sz w:val="24"/>
+          <w:szCs w:val="24"/>
+        </w:rPr>
+      </w:pPr>
+      <w:bookmarkStart w:id="24" w:name="_Toc198472658"/>
+      <w:r>
+        <w:rPr>
+          <w:rFonts w:ascii="楷体" w:eastAsia="楷体" w:hAnsi="楷体" w:cs="宋体" w:hint="eastAsia"/>
+          <w:sz w:val="24"/>
+          <w:szCs w:val="24"/>
+        </w:rPr>
+        <w:t>2.4.1</w:t>
+      </w:r>
+      <w:r>
+        <w:rPr>
           <w:rFonts w:ascii="楷体" w:eastAsia="楷体" w:hAnsi="楷体" w:cs="宋体"/>
           <w:sz w:val="24"/>
           <w:szCs w:val="24"/>
         </w:rPr>
-      </w:pPr>
-      <w:r>
-        <w:rPr>
-          <w:rFonts w:ascii="楷体" w:eastAsia="楷体" w:hAnsi="楷体" w:cs="宋体" w:hint="eastAsia"/>
-          <w:sz w:val="24"/>
-          <w:szCs w:val="24"/>
-        </w:rPr>
-        <w:t>2.4.1</w:t>
-      </w:r>
-      <w:r>
-        <w:rPr>
-          <w:rFonts w:ascii="楷体" w:eastAsia="楷体" w:hAnsi="楷体" w:cs="宋体"/>
-          <w:sz w:val="24"/>
-          <w:szCs w:val="24"/>
-        </w:rPr>
         <w:t>系统具体实现工作</w:t>
       </w:r>
+      <w:bookmarkEnd w:id="24"/>
     </w:p>
     <w:p>
       <w:pPr>
         <w:ind w:firstLine="420"/>
         <w:rPr>
+          <w:rFonts w:ascii="宋体" w:eastAsia="宋体" w:hAnsi="宋体" w:cs="Times New Roman" w:hint="eastAsia"/>
+          <w:sz w:val="24"/>
+          <w:szCs w:val="24"/>
+        </w:rPr>
+      </w:pPr>
+      <w:r>
+        <w:rPr>
           <w:rFonts w:ascii="宋体" w:eastAsia="宋体" w:hAnsi="宋体" w:cs="Times New Roman"/>
           <w:sz w:val="24"/>
           <w:szCs w:val="24"/>
         </w:rPr>
-      </w:pPr>
+        <w:t xml:space="preserve">开发阶段首先完成公共基础框架的搭建，在 </w:t>
+      </w:r>
+      <w:r>
+        <w:rPr>
+          <w:rFonts w:ascii="Times New Roman" w:eastAsia="宋体" w:hAnsi="Times New Roman" w:cs="Times New Roman"/>
+          <w:sz w:val="24"/>
+          <w:szCs w:val="24"/>
+        </w:rPr>
+        <w:t>Spring Boot</w:t>
+      </w:r>
       <w:r>
         <w:rPr>
           <w:rFonts w:ascii="宋体" w:eastAsia="宋体" w:hAnsi="宋体" w:cs="Times New Roman"/>
           <w:sz w:val="24"/>
           <w:szCs w:val="24"/>
         </w:rPr>
-        <w:t xml:space="preserve">开发阶段首先完成公共基础框架的搭建，在 </w:t>
+        <w:t xml:space="preserve"> 模块中集成 </w:t>
       </w:r>
       <w:r>
         <w:rPr>
@@ -3131,7 +6482,7 @@
           <w:sz w:val="24"/>
           <w:szCs w:val="24"/>
         </w:rPr>
-        <w:t>Spring Boot</w:t>
+        <w:t>MyBatis</w:t>
       </w:r>
       <w:r>
         <w:rPr>
@@ -3139,18 +6490,16 @@
           <w:sz w:val="24"/>
           <w:szCs w:val="24"/>
         </w:rPr>
-        <w:t xml:space="preserve"> 模块中集成 </w:t>
-      </w:r>
-      <w:proofErr w:type="spellStart"/>
+        <w:t>、</w:t>
+      </w:r>
       <w:r>
         <w:rPr>
           <w:rFonts w:ascii="Times New Roman" w:eastAsia="宋体" w:hAnsi="Times New Roman" w:cs="Times New Roman"/>
           <w:sz w:val="24"/>
           <w:szCs w:val="24"/>
         </w:rPr>
-        <w:t>MyBatis</w:t>
-      </w:r>
-      <w:proofErr w:type="spellEnd"/>
+        <w:t>Redis</w:t>
+      </w:r>
       <w:r>
         <w:rPr>
           <w:rFonts w:ascii="宋体" w:eastAsia="宋体" w:hAnsi="宋体" w:cs="Times New Roman"/>
@@ -3165,7 +6514,7 @@
           <w:sz w:val="24"/>
           <w:szCs w:val="24"/>
         </w:rPr>
-        <w:t>Redis</w:t>
+        <w:t>JWT</w:t>
       </w:r>
       <w:r>
         <w:rPr>
@@ -3173,7 +6522,7 @@
           <w:sz w:val="24"/>
           <w:szCs w:val="24"/>
         </w:rPr>
-        <w:t>、</w:t>
+        <w:t xml:space="preserve"> 组件，并通过 </w:t>
       </w:r>
       <w:r>
         <w:rPr>
@@ -3181,7 +6530,7 @@
           <w:sz w:val="24"/>
           <w:szCs w:val="24"/>
         </w:rPr>
-        <w:t>JWT</w:t>
+        <w:t>Maven</w:t>
       </w:r>
       <w:r>
         <w:rPr>
@@ -3189,7 +6538,7 @@
           <w:sz w:val="24"/>
           <w:szCs w:val="24"/>
         </w:rPr>
-        <w:t xml:space="preserve"> 组件，并通过 </w:t>
+        <w:t xml:space="preserve"> 多模块管理将业务与基础设施代码分离。前端项目基于 </w:t>
       </w:r>
       <w:r>
         <w:rPr>
@@ -3197,7 +6546,7 @@
           <w:sz w:val="24"/>
           <w:szCs w:val="24"/>
         </w:rPr>
-        <w:t>Maven</w:t>
+        <w:t>Vue CLI</w:t>
       </w:r>
       <w:r>
         <w:rPr>
@@ -3205,7 +6554,7 @@
           <w:sz w:val="24"/>
           <w:szCs w:val="24"/>
         </w:rPr>
-        <w:t xml:space="preserve"> 多模块管理将业务与基础设施代码分离。前端项目基于 </w:t>
+        <w:t xml:space="preserve"> 初始化，配置路由懒加载与 </w:t>
       </w:r>
       <w:r>
         <w:rPr>
@@ -3213,7 +6562,7 @@
           <w:sz w:val="24"/>
           <w:szCs w:val="24"/>
         </w:rPr>
-        <w:t>Vue CLI</w:t>
+        <w:t>Vuex</w:t>
       </w:r>
       <w:r>
         <w:rPr>
@@ -3221,43 +6570,56 @@
           <w:sz w:val="24"/>
           <w:szCs w:val="24"/>
         </w:rPr>
-        <w:t xml:space="preserve"> 初始化，配置路由</w:t>
-      </w:r>
-      <w:proofErr w:type="gramStart"/>
+        <w:t xml:space="preserve"> 状态管理，统一引入 </w:t>
+      </w:r>
+      <w:r>
+        <w:rPr>
+          <w:rFonts w:ascii="Times New Roman" w:eastAsia="宋体" w:hAnsi="Times New Roman" w:cs="Times New Roman"/>
+          <w:sz w:val="24"/>
+          <w:szCs w:val="24"/>
+        </w:rPr>
+        <w:t>Axios</w:t>
+      </w:r>
       <w:r>
         <w:rPr>
           <w:rFonts w:ascii="宋体" w:eastAsia="宋体" w:hAnsi="宋体" w:cs="Times New Roman"/>
           <w:sz w:val="24"/>
           <w:szCs w:val="24"/>
         </w:rPr>
-        <w:t>懒</w:t>
-      </w:r>
-      <w:proofErr w:type="gramEnd"/>
+        <w:t xml:space="preserve"> 拦截器处理鉴权头和全局错误提示。随后，团队依据类图逐步实</w:t>
+      </w:r>
       <w:r>
         <w:rPr>
           <w:rFonts w:ascii="宋体" w:eastAsia="宋体" w:hAnsi="宋体" w:cs="Times New Roman"/>
           <w:sz w:val="24"/>
           <w:szCs w:val="24"/>
         </w:rPr>
-        <w:t xml:space="preserve">加载与 </w:t>
-      </w:r>
-      <w:proofErr w:type="spellStart"/>
+        <w:lastRenderedPageBreak/>
+        <w:t xml:space="preserve">现用户、资讯、健康模型等核心实体的 </w:t>
+      </w:r>
       <w:r>
         <w:rPr>
           <w:rFonts w:ascii="Times New Roman" w:eastAsia="宋体" w:hAnsi="Times New Roman" w:cs="Times New Roman"/>
           <w:sz w:val="24"/>
           <w:szCs w:val="24"/>
         </w:rPr>
-        <w:t>Vuex</w:t>
-      </w:r>
-      <w:proofErr w:type="spellEnd"/>
+        <w:t>CRUD</w:t>
+      </w:r>
       <w:r>
         <w:rPr>
           <w:rFonts w:ascii="宋体" w:eastAsia="宋体" w:hAnsi="宋体" w:cs="Times New Roman"/>
           <w:sz w:val="24"/>
           <w:szCs w:val="24"/>
         </w:rPr>
-        <w:t xml:space="preserve"> 状态管理，统</w:t>
+        <w:t xml:space="preserve"> 接口，借助</w:t>
+      </w:r>
+      <w:r>
+        <w:rPr>
+          <w:rFonts w:ascii="Times New Roman" w:eastAsia="宋体" w:hAnsi="Times New Roman" w:cs="Times New Roman"/>
+          <w:sz w:val="24"/>
+          <w:szCs w:val="24"/>
+        </w:rPr>
+        <w:t xml:space="preserve"> MyBatis Generator</w:t>
       </w:r>
       <w:r>
         <w:rPr>
@@ -3265,8 +6627,7 @@
           <w:sz w:val="24"/>
           <w:szCs w:val="24"/>
         </w:rPr>
-        <w:lastRenderedPageBreak/>
-        <w:t xml:space="preserve">一引入 </w:t>
+        <w:t xml:space="preserve"> 自动生成 </w:t>
       </w:r>
       <w:r>
         <w:rPr>
@@ -3274,7 +6635,7 @@
           <w:sz w:val="24"/>
           <w:szCs w:val="24"/>
         </w:rPr>
-        <w:t>Axios</w:t>
+        <w:t xml:space="preserve">Mapper </w:t>
       </w:r>
       <w:r>
         <w:rPr>
@@ -3282,184 +6643,64 @@
           <w:sz w:val="24"/>
           <w:szCs w:val="24"/>
         </w:rPr>
-        <w:t xml:space="preserve"> 拦截器处理</w:t>
-      </w:r>
-      <w:proofErr w:type="gramStart"/>
+        <w:t xml:space="preserve">与 </w:t>
+      </w:r>
+      <w:r>
+        <w:rPr>
+          <w:rFonts w:ascii="Times New Roman" w:eastAsia="宋体" w:hAnsi="Times New Roman" w:cs="Times New Roman"/>
+          <w:sz w:val="24"/>
+          <w:szCs w:val="24"/>
+        </w:rPr>
+        <w:t>XML</w:t>
+      </w:r>
       <w:r>
         <w:rPr>
           <w:rFonts w:ascii="宋体" w:eastAsia="宋体" w:hAnsi="宋体" w:cs="Times New Roman"/>
           <w:sz w:val="24"/>
           <w:szCs w:val="24"/>
         </w:rPr>
-        <w:t>鉴权头和</w:t>
-      </w:r>
-      <w:proofErr w:type="gramEnd"/>
+        <w:t xml:space="preserve"> 映射文件，减少手写</w:t>
+      </w:r>
+      <w:r>
+        <w:rPr>
+          <w:rFonts w:ascii="Times New Roman" w:eastAsia="宋体" w:hAnsi="Times New Roman" w:cs="Times New Roman"/>
+          <w:sz w:val="24"/>
+          <w:szCs w:val="24"/>
+        </w:rPr>
+        <w:t>SQL</w:t>
+      </w:r>
       <w:r>
         <w:rPr>
           <w:rFonts w:ascii="宋体" w:eastAsia="宋体" w:hAnsi="宋体" w:cs="Times New Roman"/>
           <w:sz w:val="24"/>
           <w:szCs w:val="24"/>
         </w:rPr>
-        <w:t>全局错误提示。随后，团队依据类</w:t>
-      </w:r>
-      <w:proofErr w:type="gramStart"/>
+        <w:t>的出错率。</w:t>
+      </w:r>
+    </w:p>
+    <w:p>
+      <w:pPr>
+        <w:ind w:firstLine="420"/>
+        <w:rPr>
+          <w:rFonts w:ascii="宋体" w:eastAsia="宋体" w:hAnsi="宋体" w:cs="Times New Roman" w:hint="eastAsia"/>
+          <w:sz w:val="24"/>
+          <w:szCs w:val="24"/>
+        </w:rPr>
+      </w:pPr>
       <w:r>
         <w:rPr>
           <w:rFonts w:ascii="宋体" w:eastAsia="宋体" w:hAnsi="宋体" w:cs="Times New Roman"/>
           <w:sz w:val="24"/>
           <w:szCs w:val="24"/>
         </w:rPr>
-        <w:t>图逐步</w:t>
-      </w:r>
-      <w:proofErr w:type="gramEnd"/>
-      <w:r>
-        <w:rPr>
-          <w:rFonts w:ascii="宋体" w:eastAsia="宋体" w:hAnsi="宋体" w:cs="Times New Roman"/>
-          <w:sz w:val="24"/>
-          <w:szCs w:val="24"/>
-        </w:rPr>
-        <w:t xml:space="preserve">实现用户、资讯、健康模型等核心实体的 </w:t>
-      </w:r>
-      <w:r>
-        <w:rPr>
-          <w:rFonts w:ascii="Times New Roman" w:eastAsia="宋体" w:hAnsi="Times New Roman" w:cs="Times New Roman"/>
-          <w:sz w:val="24"/>
-          <w:szCs w:val="24"/>
-        </w:rPr>
-        <w:t>CRUD</w:t>
-      </w:r>
-      <w:r>
-        <w:rPr>
-          <w:rFonts w:ascii="宋体" w:eastAsia="宋体" w:hAnsi="宋体" w:cs="Times New Roman"/>
-          <w:sz w:val="24"/>
-          <w:szCs w:val="24"/>
-        </w:rPr>
-        <w:t xml:space="preserve"> 接口，借助</w:t>
-      </w:r>
-      <w:r>
-        <w:rPr>
-          <w:rFonts w:ascii="Times New Roman" w:eastAsia="宋体" w:hAnsi="Times New Roman" w:cs="Times New Roman"/>
-          <w:sz w:val="24"/>
-          <w:szCs w:val="24"/>
-        </w:rPr>
-        <w:t xml:space="preserve"> </w:t>
-      </w:r>
-      <w:proofErr w:type="spellStart"/>
-      <w:r>
-        <w:rPr>
-          <w:rFonts w:ascii="Times New Roman" w:eastAsia="宋体" w:hAnsi="Times New Roman" w:cs="Times New Roman"/>
-          <w:sz w:val="24"/>
-          <w:szCs w:val="24"/>
-        </w:rPr>
-        <w:t>MyBatis</w:t>
-      </w:r>
-      <w:proofErr w:type="spellEnd"/>
-      <w:r>
-        <w:rPr>
-          <w:rFonts w:ascii="Times New Roman" w:eastAsia="宋体" w:hAnsi="Times New Roman" w:cs="Times New Roman"/>
-          <w:sz w:val="24"/>
-          <w:szCs w:val="24"/>
-        </w:rPr>
-        <w:t xml:space="preserve"> Generator</w:t>
-      </w:r>
-      <w:r>
-        <w:rPr>
-          <w:rFonts w:ascii="宋体" w:eastAsia="宋体" w:hAnsi="宋体" w:cs="Times New Roman"/>
-          <w:sz w:val="24"/>
-          <w:szCs w:val="24"/>
-        </w:rPr>
-        <w:t xml:space="preserve"> 自动生成 </w:t>
-      </w:r>
-      <w:r>
-        <w:rPr>
-          <w:rFonts w:ascii="Times New Roman" w:eastAsia="宋体" w:hAnsi="Times New Roman" w:cs="Times New Roman"/>
-          <w:sz w:val="24"/>
-          <w:szCs w:val="24"/>
-        </w:rPr>
-        <w:t xml:space="preserve">Mapper </w:t>
-      </w:r>
-      <w:r>
-        <w:rPr>
-          <w:rFonts w:ascii="宋体" w:eastAsia="宋体" w:hAnsi="宋体" w:cs="Times New Roman"/>
-          <w:sz w:val="24"/>
-          <w:szCs w:val="24"/>
-        </w:rPr>
-        <w:t xml:space="preserve">与 </w:t>
-      </w:r>
-      <w:r>
-        <w:rPr>
-          <w:rFonts w:ascii="Times New Roman" w:eastAsia="宋体" w:hAnsi="Times New Roman" w:cs="Times New Roman"/>
-          <w:sz w:val="24"/>
-          <w:szCs w:val="24"/>
-        </w:rPr>
-        <w:t>XML</w:t>
-      </w:r>
-      <w:r>
-        <w:rPr>
-          <w:rFonts w:ascii="宋体" w:eastAsia="宋体" w:hAnsi="宋体" w:cs="Times New Roman"/>
-          <w:sz w:val="24"/>
-          <w:szCs w:val="24"/>
-        </w:rPr>
-        <w:t xml:space="preserve"> 映射文件，减少手写</w:t>
-      </w:r>
-      <w:r>
-        <w:rPr>
-          <w:rFonts w:ascii="Times New Roman" w:eastAsia="宋体" w:hAnsi="Times New Roman" w:cs="Times New Roman"/>
-          <w:sz w:val="24"/>
-          <w:szCs w:val="24"/>
-        </w:rPr>
-        <w:t>SQL</w:t>
-      </w:r>
-      <w:r>
-        <w:rPr>
-          <w:rFonts w:ascii="宋体" w:eastAsia="宋体" w:hAnsi="宋体" w:cs="Times New Roman"/>
-          <w:sz w:val="24"/>
-          <w:szCs w:val="24"/>
-        </w:rPr>
-        <w:t>的出错率。</w:t>
+        <w:t>随着主干接口打通，开发重心转向复杂业务逻辑实现。健康数据录入模块支持批量导入与单条提交两种模式，后端通过事务管理保证数据一致性，并在服务层加入指标范围校验与单位换算。资讯模块实现推荐与置顶算法，后台页面可拖拽调整资讯权重，前端首页通过权重动态排序展示。</w:t>
       </w:r>
     </w:p>
     <w:p>
       <w:pPr>
         <w:ind w:firstLine="420"/>
         <w:rPr>
-          <w:rFonts w:ascii="宋体" w:eastAsia="宋体" w:hAnsi="宋体" w:cs="Times New Roman"/>
-          <w:sz w:val="24"/>
-          <w:szCs w:val="24"/>
-        </w:rPr>
-      </w:pPr>
-      <w:r>
-        <w:rPr>
-          <w:rFonts w:ascii="宋体" w:eastAsia="宋体" w:hAnsi="宋体" w:cs="Times New Roman"/>
-          <w:sz w:val="24"/>
-          <w:szCs w:val="24"/>
-        </w:rPr>
-        <w:t>随着主干接口打通，开发重心转向复杂业务逻辑实现。健康数据录入模块支持批量导入与单条提交两种模式，后端通过事务管理保证数据一致性，并在服务层加入指标范围校验与单位换算。资讯模块实现</w:t>
-      </w:r>
-      <w:proofErr w:type="gramStart"/>
-      <w:r>
-        <w:rPr>
-          <w:rFonts w:ascii="宋体" w:eastAsia="宋体" w:hAnsi="宋体" w:cs="Times New Roman"/>
-          <w:sz w:val="24"/>
-          <w:szCs w:val="24"/>
-        </w:rPr>
-        <w:t>推荐与置顶</w:t>
-      </w:r>
-      <w:proofErr w:type="gramEnd"/>
-      <w:r>
-        <w:rPr>
-          <w:rFonts w:ascii="宋体" w:eastAsia="宋体" w:hAnsi="宋体" w:cs="Times New Roman"/>
-          <w:sz w:val="24"/>
-          <w:szCs w:val="24"/>
-        </w:rPr>
-        <w:t>算法，后台页面可拖拽调整资讯权重，前端首页通过权重动态排序展示。</w:t>
-      </w:r>
-    </w:p>
-    <w:p>
-      <w:pPr>
-        <w:ind w:firstLine="420"/>
-        <w:rPr>
-          <w:rFonts w:ascii="宋体" w:eastAsia="宋体" w:hAnsi="宋体" w:cs="Times New Roman"/>
+          <w:rFonts w:ascii="宋体" w:eastAsia="宋体" w:hAnsi="宋体" w:cs="Times New Roman" w:hint="eastAsia"/>
           <w:sz w:val="24"/>
           <w:szCs w:val="24"/>
         </w:rPr>
@@ -3606,44 +6847,80 @@
         <w:pStyle w:val="3"/>
         <w:spacing w:before="0" w:after="0" w:line="360" w:lineRule="auto"/>
         <w:rPr>
+          <w:rFonts w:ascii="楷体" w:eastAsia="楷体" w:hAnsi="楷体" w:cs="宋体" w:hint="eastAsia"/>
+          <w:sz w:val="24"/>
+          <w:szCs w:val="24"/>
+        </w:rPr>
+      </w:pPr>
+      <w:bookmarkStart w:id="25" w:name="_Toc198472659"/>
+      <w:r>
+        <w:rPr>
+          <w:rFonts w:ascii="楷体" w:eastAsia="楷体" w:hAnsi="楷体" w:cs="宋体" w:hint="eastAsia"/>
+          <w:sz w:val="24"/>
+          <w:szCs w:val="24"/>
+        </w:rPr>
+        <w:t>2.4.2</w:t>
+      </w:r>
+      <w:r>
+        <w:rPr>
           <w:rFonts w:ascii="楷体" w:eastAsia="楷体" w:hAnsi="楷体" w:cs="宋体"/>
           <w:sz w:val="24"/>
           <w:szCs w:val="24"/>
         </w:rPr>
-      </w:pPr>
-      <w:r>
-        <w:rPr>
-          <w:rFonts w:ascii="楷体" w:eastAsia="楷体" w:hAnsi="楷体" w:cs="宋体" w:hint="eastAsia"/>
-          <w:sz w:val="24"/>
-          <w:szCs w:val="24"/>
-        </w:rPr>
-        <w:t>2.4.2</w:t>
-      </w:r>
-      <w:r>
-        <w:rPr>
-          <w:rFonts w:ascii="楷体" w:eastAsia="楷体" w:hAnsi="楷体" w:cs="宋体"/>
-          <w:sz w:val="24"/>
-          <w:szCs w:val="24"/>
-        </w:rPr>
         <w:t>系统具体实现结果</w:t>
       </w:r>
+      <w:bookmarkEnd w:id="25"/>
     </w:p>
     <w:p>
       <w:pPr>
         <w:ind w:firstLine="420"/>
         <w:rPr>
+          <w:rFonts w:ascii="宋体" w:eastAsia="宋体" w:hAnsi="宋体" w:cs="Times New Roman" w:hint="eastAsia"/>
+          <w:sz w:val="24"/>
+          <w:szCs w:val="24"/>
+        </w:rPr>
+      </w:pPr>
+      <w:r>
+        <w:rPr>
           <w:rFonts w:ascii="宋体" w:eastAsia="宋体" w:hAnsi="宋体" w:cs="Times New Roman"/>
           <w:sz w:val="24"/>
           <w:szCs w:val="24"/>
         </w:rPr>
-      </w:pPr>
+        <w:t xml:space="preserve">系统上线后，用户能够在个人中心流畅录入血压、血糖、体重等多维指标，录入成功后页面实时刷新趋势图，折线与柱状切换动画流畅，即便在同时百人操作的高峰期也未出现卡顿。资讯首页按照后台设置的权重和推荐标记动态调整排序，热门内容点击率较预期提升了 </w:t>
+      </w:r>
+      <w:r>
+        <w:rPr>
+          <w:rFonts w:ascii="Times New Roman" w:eastAsia="宋体" w:hAnsi="Times New Roman" w:cs="Times New Roman"/>
+          <w:sz w:val="24"/>
+          <w:szCs w:val="24"/>
+        </w:rPr>
+        <w:t>27%</w:t>
+      </w:r>
       <w:r>
         <w:rPr>
           <w:rFonts w:ascii="宋体" w:eastAsia="宋体" w:hAnsi="宋体" w:cs="Times New Roman"/>
           <w:sz w:val="24"/>
           <w:szCs w:val="24"/>
         </w:rPr>
-        <w:t xml:space="preserve">系统上线后，用户能够在个人中心流畅录入血压、血糖、体重等多维指标，录入成功后页面实时刷新趋势图，折线与柱状切换动画流畅，即便在同时百人操作的高峰期也未出现卡顿。资讯首页按照后台设置的权重和推荐标记动态调整排序，热门内容点击率较预期提升了 </w:t>
+        <w:t>，收藏与评论功能互动频次明显增加。后台健康模型配置界面以拖拽方式调整指标顺序，保存后前端录入表单即时同步，无需刷新页面即可生效。</w:t>
+      </w:r>
+    </w:p>
+    <w:p>
+      <w:pPr>
+        <w:ind w:firstLine="420"/>
+        <w:rPr>
+          <w:rFonts w:ascii="宋体" w:eastAsia="宋体" w:hAnsi="宋体" w:cs="Times New Roman" w:hint="eastAsia"/>
+          <w:sz w:val="24"/>
+          <w:szCs w:val="24"/>
+        </w:rPr>
+      </w:pPr>
+      <w:r>
+        <w:rPr>
+          <w:rFonts w:ascii="宋体" w:eastAsia="宋体" w:hAnsi="宋体" w:cs="Times New Roman"/>
+          <w:sz w:val="24"/>
+          <w:szCs w:val="24"/>
+        </w:rPr>
+        <w:t>消息中心推送链路稳定。用户在修改个人资料、收获系统公告或后台审核通过时可即时收到站内信提醒，已读未读切换在毫秒级完成。</w:t>
       </w:r>
       <w:r>
         <w:rPr>
@@ -3651,7 +6928,7 @@
           <w:sz w:val="24"/>
           <w:szCs w:val="24"/>
         </w:rPr>
-        <w:t>27%</w:t>
+        <w:t>Kafka</w:t>
       </w:r>
       <w:r>
         <w:rPr>
@@ -3659,197 +6936,73 @@
           <w:sz w:val="24"/>
           <w:szCs w:val="24"/>
         </w:rPr>
-        <w:t>，收藏与评论功能互动频次明显增加。后台健康模型配置界面以拖拽方式调整指标顺序，保存后前端录入表单即时同步，无需刷新页面即可生效。</w:t>
+        <w:t xml:space="preserve"> 队列监控数据显示，日均消息投递成功率保持 </w:t>
+      </w:r>
+      <w:r>
+        <w:rPr>
+          <w:rFonts w:ascii="Times New Roman" w:eastAsia="宋体" w:hAnsi="Times New Roman" w:cs="Times New Roman"/>
+          <w:sz w:val="24"/>
+          <w:szCs w:val="24"/>
+        </w:rPr>
+        <w:t>99.9%</w:t>
+      </w:r>
+      <w:r>
+        <w:rPr>
+          <w:rFonts w:ascii="宋体" w:eastAsia="宋体" w:hAnsi="宋体" w:cs="Times New Roman"/>
+          <w:sz w:val="24"/>
+          <w:szCs w:val="24"/>
+        </w:rPr>
+        <w:t>，未消费积压在夜间批处理窗口自动清空。限流与熔断策略多次在压测中验证拦截峰值流量，未对正常请求造成影响。</w:t>
       </w:r>
     </w:p>
     <w:p>
       <w:pPr>
         <w:ind w:firstLine="420"/>
         <w:rPr>
+          <w:rFonts w:ascii="宋体" w:eastAsia="宋体" w:hAnsi="宋体" w:cs="Times New Roman" w:hint="eastAsia"/>
+          <w:sz w:val="24"/>
+          <w:szCs w:val="24"/>
+        </w:rPr>
+      </w:pPr>
+      <w:r>
+        <w:rPr>
           <w:rFonts w:ascii="宋体" w:eastAsia="宋体" w:hAnsi="宋体" w:cs="Times New Roman"/>
           <w:sz w:val="24"/>
           <w:szCs w:val="24"/>
         </w:rPr>
-      </w:pPr>
+        <w:t xml:space="preserve">运维监控面板实时采集 </w:t>
+      </w:r>
+      <w:r>
+        <w:rPr>
+          <w:rFonts w:ascii="Times New Roman" w:eastAsia="宋体" w:hAnsi="Times New Roman" w:cs="Times New Roman"/>
+          <w:sz w:val="24"/>
+          <w:szCs w:val="24"/>
+        </w:rPr>
+        <w:t>CPU</w:t>
+      </w:r>
       <w:r>
         <w:rPr>
           <w:rFonts w:ascii="宋体" w:eastAsia="宋体" w:hAnsi="宋体" w:cs="Times New Roman"/>
           <w:sz w:val="24"/>
           <w:szCs w:val="24"/>
         </w:rPr>
-        <w:t>消息中心推送链路稳定。用户在修改个人资料、收获系统公告或后台审核通过时可即时收</w:t>
-      </w:r>
-      <w:proofErr w:type="gramStart"/>
+        <w:t xml:space="preserve">、内存、数据库连接和 </w:t>
+      </w:r>
+      <w:r>
+        <w:rPr>
+          <w:rFonts w:ascii="Times New Roman" w:eastAsia="宋体" w:hAnsi="Times New Roman" w:cs="Times New Roman"/>
+          <w:sz w:val="24"/>
+          <w:szCs w:val="24"/>
+        </w:rPr>
+        <w:t>Redis</w:t>
+      </w:r>
       <w:r>
         <w:rPr>
           <w:rFonts w:ascii="宋体" w:eastAsia="宋体" w:hAnsi="宋体" w:cs="Times New Roman"/>
           <w:sz w:val="24"/>
           <w:szCs w:val="24"/>
         </w:rPr>
-        <w:t>到站内信提醒</w:t>
-      </w:r>
-      <w:proofErr w:type="gramEnd"/>
-      <w:r>
-        <w:rPr>
-          <w:rFonts w:ascii="宋体" w:eastAsia="宋体" w:hAnsi="宋体" w:cs="Times New Roman"/>
-          <w:sz w:val="24"/>
-          <w:szCs w:val="24"/>
-        </w:rPr>
-        <w:t>，已读未读切换在毫秒级完成。</w:t>
-      </w:r>
-      <w:r>
-        <w:rPr>
-          <w:rFonts w:ascii="Times New Roman" w:eastAsia="宋体" w:hAnsi="Times New Roman" w:cs="Times New Roman"/>
-          <w:sz w:val="24"/>
-          <w:szCs w:val="24"/>
-        </w:rPr>
-        <w:t>Kafka</w:t>
-      </w:r>
-      <w:r>
-        <w:rPr>
-          <w:rFonts w:ascii="宋体" w:eastAsia="宋体" w:hAnsi="宋体" w:cs="Times New Roman"/>
-          <w:sz w:val="24"/>
-          <w:szCs w:val="24"/>
-        </w:rPr>
-        <w:t xml:space="preserve"> 队列监控数据显示，日均消息投递成功率保持 </w:t>
-      </w:r>
-      <w:r>
-        <w:rPr>
-          <w:rFonts w:ascii="Times New Roman" w:eastAsia="宋体" w:hAnsi="Times New Roman" w:cs="Times New Roman"/>
-          <w:sz w:val="24"/>
-          <w:szCs w:val="24"/>
-        </w:rPr>
-        <w:t>99.9%</w:t>
-      </w:r>
-      <w:r>
-        <w:rPr>
-          <w:rFonts w:ascii="宋体" w:eastAsia="宋体" w:hAnsi="宋体" w:cs="Times New Roman"/>
-          <w:sz w:val="24"/>
-          <w:szCs w:val="24"/>
-        </w:rPr>
-        <w:t>，</w:t>
-      </w:r>
-      <w:proofErr w:type="gramStart"/>
-      <w:r>
-        <w:rPr>
-          <w:rFonts w:ascii="宋体" w:eastAsia="宋体" w:hAnsi="宋体" w:cs="Times New Roman"/>
-          <w:sz w:val="24"/>
-          <w:szCs w:val="24"/>
-        </w:rPr>
-        <w:t>未消费</w:t>
-      </w:r>
-      <w:proofErr w:type="gramEnd"/>
-      <w:r>
-        <w:rPr>
-          <w:rFonts w:ascii="宋体" w:eastAsia="宋体" w:hAnsi="宋体" w:cs="Times New Roman"/>
-          <w:sz w:val="24"/>
-          <w:szCs w:val="24"/>
-        </w:rPr>
-        <w:t>积压在夜间批处理窗口自动清空。限流与熔断策略多次</w:t>
-      </w:r>
-      <w:proofErr w:type="gramStart"/>
-      <w:r>
-        <w:rPr>
-          <w:rFonts w:ascii="宋体" w:eastAsia="宋体" w:hAnsi="宋体" w:cs="Times New Roman"/>
-          <w:sz w:val="24"/>
-          <w:szCs w:val="24"/>
-        </w:rPr>
-        <w:t>在压测中</w:t>
-      </w:r>
-      <w:proofErr w:type="gramEnd"/>
-      <w:r>
-        <w:rPr>
-          <w:rFonts w:ascii="宋体" w:eastAsia="宋体" w:hAnsi="宋体" w:cs="Times New Roman"/>
-          <w:sz w:val="24"/>
-          <w:szCs w:val="24"/>
-        </w:rPr>
-        <w:t>验证拦截峰值流量，未对正常请求造成影响。</w:t>
-      </w:r>
-    </w:p>
-    <w:p>
-      <w:pPr>
-        <w:ind w:firstLine="420"/>
-        <w:rPr>
-          <w:rFonts w:ascii="宋体" w:eastAsia="宋体" w:hAnsi="宋体" w:cs="Times New Roman"/>
-          <w:sz w:val="24"/>
-          <w:szCs w:val="24"/>
-        </w:rPr>
-      </w:pPr>
-      <w:r>
-        <w:rPr>
-          <w:rFonts w:ascii="宋体" w:eastAsia="宋体" w:hAnsi="宋体" w:cs="Times New Roman"/>
-          <w:sz w:val="24"/>
-          <w:szCs w:val="24"/>
-        </w:rPr>
-        <w:t>运维</w:t>
-      </w:r>
-      <w:proofErr w:type="gramStart"/>
-      <w:r>
-        <w:rPr>
-          <w:rFonts w:ascii="宋体" w:eastAsia="宋体" w:hAnsi="宋体" w:cs="Times New Roman"/>
-          <w:sz w:val="24"/>
-          <w:szCs w:val="24"/>
-        </w:rPr>
-        <w:t>监控面</w:t>
-      </w:r>
-      <w:proofErr w:type="gramEnd"/>
-      <w:r>
-        <w:rPr>
-          <w:rFonts w:ascii="宋体" w:eastAsia="宋体" w:hAnsi="宋体" w:cs="Times New Roman"/>
-          <w:sz w:val="24"/>
-          <w:szCs w:val="24"/>
-        </w:rPr>
-        <w:t xml:space="preserve">板实时采集 </w:t>
-      </w:r>
-      <w:r>
-        <w:rPr>
-          <w:rFonts w:ascii="Times New Roman" w:eastAsia="宋体" w:hAnsi="Times New Roman" w:cs="Times New Roman"/>
-          <w:sz w:val="24"/>
-          <w:szCs w:val="24"/>
-        </w:rPr>
-        <w:t>CPU</w:t>
-      </w:r>
-      <w:r>
-        <w:rPr>
-          <w:rFonts w:ascii="宋体" w:eastAsia="宋体" w:hAnsi="宋体" w:cs="Times New Roman"/>
-          <w:sz w:val="24"/>
-          <w:szCs w:val="24"/>
-        </w:rPr>
-        <w:t xml:space="preserve">、内存、数据库连接和 </w:t>
-      </w:r>
-      <w:r>
-        <w:rPr>
-          <w:rFonts w:ascii="Times New Roman" w:eastAsia="宋体" w:hAnsi="Times New Roman" w:cs="Times New Roman"/>
-          <w:sz w:val="24"/>
-          <w:szCs w:val="24"/>
-        </w:rPr>
-        <w:t>Redis</w:t>
-      </w:r>
-      <w:r>
-        <w:rPr>
-          <w:rFonts w:ascii="宋体" w:eastAsia="宋体" w:hAnsi="宋体" w:cs="Times New Roman"/>
-          <w:sz w:val="24"/>
-          <w:szCs w:val="24"/>
-        </w:rPr>
-        <w:t xml:space="preserve"> 命中率等指标，</w:t>
-      </w:r>
-      <w:proofErr w:type="gramStart"/>
-      <w:r>
-        <w:rPr>
-          <w:rFonts w:ascii="宋体" w:eastAsia="宋体" w:hAnsi="宋体" w:cs="Times New Roman"/>
-          <w:sz w:val="24"/>
-          <w:szCs w:val="24"/>
-        </w:rPr>
-        <w:t>当资源</w:t>
-      </w:r>
-      <w:proofErr w:type="gramEnd"/>
-      <w:r>
-        <w:rPr>
-          <w:rFonts w:ascii="宋体" w:eastAsia="宋体" w:hAnsi="宋体" w:cs="Times New Roman"/>
-          <w:sz w:val="24"/>
-          <w:szCs w:val="24"/>
-        </w:rPr>
-        <w:t xml:space="preserve">使用超过阈值时自动扩容容器实例。两周运行数据显示，平均 </w:t>
+        <w:t xml:space="preserve"> 命中率等指标，当资源使用超过阈值时自动扩容容器实例。两周运行数据显示，平均 </w:t>
       </w:r>
       <w:r>
         <w:rPr>
@@ -3948,6 +7101,7 @@
           <w:szCs w:val="30"/>
         </w:rPr>
       </w:pPr>
+      <w:bookmarkStart w:id="26" w:name="_Toc198472660"/>
       <w:r>
         <w:rPr>
           <w:rFonts w:ascii="黑体" w:eastAsia="黑体" w:hAnsi="黑体" w:cs="宋体" w:hint="eastAsia"/>
@@ -3960,6 +7114,7 @@
         <w:lastRenderedPageBreak/>
         <w:t>系统部署与测试工作情况</w:t>
       </w:r>
+      <w:bookmarkEnd w:id="26"/>
     </w:p>
     <w:p>
       <w:pPr>
@@ -3983,6 +7138,10 @@
           <w:szCs w:val="28"/>
         </w:rPr>
       </w:pPr>
+      <w:bookmarkStart w:id="27" w:name="_Toc198472613"/>
+      <w:bookmarkStart w:id="28" w:name="_Toc198472661"/>
+      <w:bookmarkEnd w:id="27"/>
+      <w:bookmarkEnd w:id="28"/>
     </w:p>
     <w:p>
       <w:pPr>
@@ -4006,6 +7165,10 @@
           <w:szCs w:val="28"/>
         </w:rPr>
       </w:pPr>
+      <w:bookmarkStart w:id="29" w:name="_Toc198472614"/>
+      <w:bookmarkStart w:id="30" w:name="_Toc198472662"/>
+      <w:bookmarkEnd w:id="29"/>
+      <w:bookmarkEnd w:id="30"/>
     </w:p>
     <w:p>
       <w:pPr>
@@ -4029,6 +7192,10 @@
           <w:szCs w:val="28"/>
         </w:rPr>
       </w:pPr>
+      <w:bookmarkStart w:id="31" w:name="_Toc198472615"/>
+      <w:bookmarkStart w:id="32" w:name="_Toc198472663"/>
+      <w:bookmarkEnd w:id="31"/>
+      <w:bookmarkEnd w:id="32"/>
     </w:p>
     <w:p>
       <w:pPr>
@@ -4045,13 +7212,121 @@
           <w:szCs w:val="28"/>
         </w:rPr>
       </w:pPr>
+      <w:bookmarkStart w:id="33" w:name="_Toc198472664"/>
       <w:r>
         <w:rPr>
           <w:rFonts w:ascii="宋体" w:eastAsia="宋体" w:hAnsi="宋体" w:cs="宋体" w:hint="eastAsia"/>
           <w:sz w:val="28"/>
           <w:szCs w:val="28"/>
         </w:rPr>
-        <w:t>系统部署与调试</w:t>
+        <w:t>系统部署</w:t>
+      </w:r>
+      <w:bookmarkEnd w:id="33"/>
+    </w:p>
+    <w:p>
+      <w:pPr>
+        <w:pStyle w:val="ab"/>
+        <w:spacing w:before="0" w:beforeAutospacing="0" w:after="0" w:afterAutospacing="0"/>
+        <w:ind w:firstLine="420"/>
+      </w:pPr>
+      <w:r>
+        <w:rPr>
+          <w:rStyle w:val="fadeinm1hgl8"/>
+        </w:rPr>
+        <w:t>系统部署采用 Docker 容器化方案，后端应用打包为基础镜像后，通过多阶段构建剥离编译产物，只保留可执行 Jar 与必要依赖，镜像体积压缩至百兆以内。前端项目在构建阶段完成静态资源打包，生成的 dist 目录被复制到 Nginx 镜像中，形成轻量级静态服务容器。数据库使用官方 MySQL 镜像，挂载主机数据卷以持久化存储，并在启动脚本中自动执行初始化 SQL，确保表结构一致。</w:t>
+      </w:r>
+    </w:p>
+    <w:p>
+      <w:pPr>
+        <w:pStyle w:val="ab"/>
+        <w:spacing w:before="0" w:beforeAutospacing="0" w:after="0" w:afterAutospacing="0"/>
+        <w:ind w:firstLine="420"/>
+      </w:pPr>
+      <w:r>
+        <w:rPr>
+          <w:rStyle w:val="fadeinm1hgl8"/>
+        </w:rPr>
+        <w:t>容器编排采用 docker</w:t>
+      </w:r>
+      <w:r>
+        <w:rPr>
+          <w:rStyle w:val="fadeinm1hgl8"/>
+        </w:rPr>
+        <w:noBreakHyphen/>
+        <w:t>compose，编排文件定义了 app、nginx、mysql、redis 四个服务，并通过自定义网络让容器彼此解析服务名直接通信，避免硬编码 IP。环境变量以 .env 文件集中管理，镜像启动后读取端口、数据库密码、JWT 密钥等配置，满足不同部署环境的可移植性。compose 提供的依赖顺序控制确保数据库与缓存服务先于后端启动，应用容器启动探针检测到依赖就绪后才进入正常运行状态。</w:t>
+      </w:r>
+    </w:p>
+    <w:p>
+      <w:pPr>
+        <w:pStyle w:val="ab"/>
+        <w:spacing w:before="0" w:beforeAutospacing="0" w:after="0" w:afterAutospacing="0"/>
+        <w:ind w:firstLine="420"/>
+      </w:pPr>
+      <w:r>
+        <w:rPr>
+          <w:rStyle w:val="fadeinm1hgl8"/>
+        </w:rPr>
+        <w:t>上线流程中，开发者先在 CI 中完成镜像构建，并将版本号标签推送到私有仓库；服务器端拉取指定标签的镜像，运行</w:t>
+      </w:r>
+      <w:r>
+        <w:rPr>
+          <w:rStyle w:val="fadeinm1hgl8"/>
+          <w:rFonts w:ascii="Times New Roman" w:hAnsi="Times New Roman" w:cs="Times New Roman"/>
+        </w:rPr>
+        <w:t> </w:t>
+      </w:r>
+      <w:r>
+        <w:rPr>
+          <w:rStyle w:val="fadeinm1hgl8"/>
+        </w:rPr>
+        <w:t>docker</w:t>
+      </w:r>
+      <w:r>
+        <w:rPr>
+          <w:rStyle w:val="fadeinm1hgl8"/>
+        </w:rPr>
+        <w:noBreakHyphen/>
+        <w:t>compose</w:t>
+      </w:r>
+      <w:r>
+        <w:rPr>
+          <w:rStyle w:val="fadeinm1hgl8"/>
+          <w:rFonts w:ascii="Times New Roman" w:hAnsi="Times New Roman" w:cs="Times New Roman"/>
+        </w:rPr>
+        <w:t> </w:t>
+      </w:r>
+      <w:r>
+        <w:rPr>
+          <w:rStyle w:val="fadeinm1hgl8"/>
+        </w:rPr>
+        <w:t>up</w:t>
+      </w:r>
+      <w:r>
+        <w:rPr>
+          <w:rStyle w:val="fadeinm1hgl8"/>
+          <w:rFonts w:ascii="Times New Roman" w:hAnsi="Times New Roman" w:cs="Times New Roman"/>
+        </w:rPr>
+        <w:t> </w:t>
+      </w:r>
+      <w:r>
+        <w:rPr>
+          <w:rStyle w:val="fadeinm1hgl8"/>
+        </w:rPr>
+        <w:noBreakHyphen/>
+        <w:t>d</w:t>
+      </w:r>
+      <w:r>
+        <w:rPr>
+          <w:rStyle w:val="fadeinm1hgl8"/>
+          <w:rFonts w:ascii="Times New Roman" w:hAnsi="Times New Roman" w:cs="Times New Roman"/>
+        </w:rPr>
+        <w:t> </w:t>
+      </w:r>
+      <w:r>
+        <w:rPr>
+          <w:rStyle w:val="fadeinm1hgl8"/>
+        </w:rPr>
+        <w:t>完成滚动发布。旧容器被优雅停止，新容器启动后立即接管流量，实现无缝切换。日志通过 Docker volume 映射到主机目录，结合 logrotate 定期归档，为后期问题追溯与容量控制提供便利。</w:t>
       </w:r>
     </w:p>
     <w:p>
@@ -4061,14 +7336,6 @@
           <w:rFonts w:hint="eastAsia"/>
         </w:rPr>
       </w:pPr>
-      <w:r>
-        <w:rPr>
-          <w:rFonts w:ascii="宋体" w:eastAsia="宋体" w:hAnsi="宋体" w:cs="Times New Roman" w:hint="eastAsia"/>
-          <w:sz w:val="24"/>
-          <w:szCs w:val="24"/>
-        </w:rPr>
-        <w:t>正</w:t>
-      </w:r>
     </w:p>
     <w:p>
       <w:pPr>
@@ -4085,6 +7352,7 @@
           <w:szCs w:val="28"/>
         </w:rPr>
       </w:pPr>
+      <w:bookmarkStart w:id="34" w:name="_Toc198472665"/>
       <w:r>
         <w:rPr>
           <w:rFonts w:ascii="宋体" w:eastAsia="宋体" w:hAnsi="宋体" w:cs="宋体" w:hint="eastAsia"/>
@@ -4093,23 +7361,40 @@
         </w:rPr>
         <w:t>系统测试</w:t>
       </w:r>
+      <w:bookmarkEnd w:id="34"/>
     </w:p>
     <w:p>
       <w:pPr>
         <w:ind w:firstLine="420"/>
         <w:rPr>
+          <w:rFonts w:ascii="宋体" w:eastAsia="宋体" w:hAnsi="宋体" w:cs="Times New Roman" w:hint="eastAsia"/>
+          <w:sz w:val="24"/>
+          <w:szCs w:val="24"/>
+        </w:rPr>
+      </w:pPr>
+      <w:r>
+        <w:rPr>
           <w:rFonts w:ascii="宋体" w:eastAsia="宋体" w:hAnsi="宋体" w:cs="Times New Roman"/>
           <w:sz w:val="24"/>
           <w:szCs w:val="24"/>
         </w:rPr>
-      </w:pPr>
+        <w:t xml:space="preserve">系统进入测试阶段后首先运行单元测试套件，覆盖率统计显示后台核心服务层和控制层达到八十五行百分以上，数据访问层通过内存数据库替身验证了所有 </w:t>
+      </w:r>
+      <w:r>
+        <w:rPr>
+          <w:rFonts w:ascii="Times New Roman" w:eastAsia="宋体" w:hAnsi="Times New Roman" w:cs="Times New Roman"/>
+          <w:sz w:val="24"/>
+          <w:szCs w:val="24"/>
+        </w:rPr>
+        <w:t xml:space="preserve">CRUD </w:t>
+      </w:r>
       <w:r>
         <w:rPr>
           <w:rFonts w:ascii="宋体" w:eastAsia="宋体" w:hAnsi="宋体" w:cs="Times New Roman"/>
           <w:sz w:val="24"/>
           <w:szCs w:val="24"/>
         </w:rPr>
-        <w:t xml:space="preserve">系统进入测试阶段后首先运行单元测试套件，覆盖率统计显示后台核心服务层和控制层达到八十五行百分以上，数据访问层通过内存数据库替身验证了所有 </w:t>
+        <w:t xml:space="preserve">方法的边界条件。接口测试使用 </w:t>
       </w:r>
       <w:r>
         <w:rPr>
@@ -4117,7 +7402,7 @@
           <w:sz w:val="24"/>
           <w:szCs w:val="24"/>
         </w:rPr>
-        <w:t xml:space="preserve">CRUD </w:t>
+        <w:t>Postman</w:t>
       </w:r>
       <w:r>
         <w:rPr>
@@ -4125,7 +7410,7 @@
           <w:sz w:val="24"/>
           <w:szCs w:val="24"/>
         </w:rPr>
-        <w:t xml:space="preserve">方法的边界条件。接口测试使用 </w:t>
+        <w:t xml:space="preserve"> 脚本批量发起正反例请求，针对登录鉴权、健康数据录入、资讯分页查询等二十七个端点比对返回码与数据格式，未出现断言失败。前端方面引入 </w:t>
       </w:r>
       <w:r>
         <w:rPr>
@@ -4133,7 +7418,7 @@
           <w:sz w:val="24"/>
           <w:szCs w:val="24"/>
         </w:rPr>
-        <w:t>Postman</w:t>
+        <w:t>Cypress</w:t>
       </w:r>
       <w:r>
         <w:rPr>
@@ -4141,7 +7426,25 @@
           <w:sz w:val="24"/>
           <w:szCs w:val="24"/>
         </w:rPr>
-        <w:t xml:space="preserve"> 脚本批量发起正反例请求，针对登录鉴权、健康数据录入、资讯分页查询等二十七个端点比对返回码与数据格式，未出现断言失败。前端方面引入 </w:t>
+        <w:t xml:space="preserve"> 进行端到端场景回放，自动登录后依次执行健康指标录入、资讯收藏与评论、消息阅读流程，浏览器端控制台无错误日志，视图渲染顺畅。</w:t>
+      </w:r>
+    </w:p>
+    <w:p>
+      <w:pPr>
+        <w:ind w:firstLine="420"/>
+        <w:rPr>
+          <w:rFonts w:ascii="宋体" w:eastAsia="宋体" w:hAnsi="宋体" w:cs="Times New Roman" w:hint="eastAsia"/>
+          <w:sz w:val="24"/>
+          <w:szCs w:val="24"/>
+        </w:rPr>
+      </w:pPr>
+      <w:r>
+        <w:rPr>
+          <w:rFonts w:ascii="宋体" w:eastAsia="宋体" w:hAnsi="宋体" w:cs="Times New Roman"/>
+          <w:sz w:val="24"/>
+          <w:szCs w:val="24"/>
+        </w:rPr>
+        <w:t xml:space="preserve">性能测试采用 </w:t>
       </w:r>
       <w:r>
         <w:rPr>
@@ -4149,7 +7452,7 @@
           <w:sz w:val="24"/>
           <w:szCs w:val="24"/>
         </w:rPr>
-        <w:t>Cypress</w:t>
+        <w:t>JMeter</w:t>
       </w:r>
       <w:r>
         <w:rPr>
@@ -4157,225 +7460,137 @@
           <w:sz w:val="24"/>
           <w:szCs w:val="24"/>
         </w:rPr>
-        <w:t xml:space="preserve"> 进行端到端场景回放，自动登录后依次执行健康指标录入、资讯收藏与评论、消息阅读流程，浏览器端控制台无错误日志，视图渲染顺畅。</w:t>
+        <w:t xml:space="preserve"> 录制真实操作脚本，峰值并发五百用户持续十分钟压力下，</w:t>
+      </w:r>
+      <w:r>
+        <w:rPr>
+          <w:rFonts w:ascii="Times New Roman" w:eastAsia="宋体" w:hAnsi="Times New Roman" w:cs="Times New Roman"/>
+          <w:sz w:val="24"/>
+          <w:szCs w:val="24"/>
+        </w:rPr>
+        <w:t xml:space="preserve">API </w:t>
+      </w:r>
+      <w:r>
+        <w:rPr>
+          <w:rFonts w:ascii="宋体" w:eastAsia="宋体" w:hAnsi="宋体" w:cs="Times New Roman"/>
+          <w:sz w:val="24"/>
+          <w:szCs w:val="24"/>
+        </w:rPr>
+        <w:t xml:space="preserve">网关 </w:t>
+      </w:r>
+      <w:r>
+        <w:rPr>
+          <w:rFonts w:ascii="Times New Roman" w:eastAsia="宋体" w:hAnsi="Times New Roman" w:cs="Times New Roman"/>
+          <w:sz w:val="24"/>
+          <w:szCs w:val="24"/>
+        </w:rPr>
+        <w:t>P95</w:t>
+      </w:r>
+      <w:r>
+        <w:rPr>
+          <w:rFonts w:ascii="宋体" w:eastAsia="宋体" w:hAnsi="宋体" w:cs="Times New Roman"/>
+          <w:sz w:val="24"/>
+          <w:szCs w:val="24"/>
+        </w:rPr>
+        <w:t xml:space="preserve"> 响应维持在二百</w:t>
+      </w:r>
+      <w:r>
+        <w:rPr>
+          <w:rFonts w:ascii="宋体" w:eastAsia="宋体" w:hAnsi="宋体" w:cs="Times New Roman" w:hint="eastAsia"/>
+          <w:sz w:val="24"/>
+          <w:szCs w:val="24"/>
+        </w:rPr>
+        <w:t>六十</w:t>
+      </w:r>
+      <w:r>
+        <w:rPr>
+          <w:rFonts w:ascii="宋体" w:eastAsia="宋体" w:hAnsi="宋体" w:cs="Times New Roman"/>
+          <w:sz w:val="24"/>
+          <w:szCs w:val="24"/>
+        </w:rPr>
+        <w:t>毫秒以内，</w:t>
+      </w:r>
+      <w:r>
+        <w:rPr>
+          <w:rFonts w:ascii="Times New Roman" w:eastAsia="宋体" w:hAnsi="Times New Roman" w:cs="Times New Roman"/>
+          <w:sz w:val="24"/>
+          <w:szCs w:val="24"/>
+        </w:rPr>
+        <w:t>CPU</w:t>
+      </w:r>
+      <w:r>
+        <w:rPr>
+          <w:rFonts w:ascii="宋体" w:eastAsia="宋体" w:hAnsi="宋体" w:cs="Times New Roman"/>
+          <w:sz w:val="24"/>
+          <w:szCs w:val="24"/>
+        </w:rPr>
+        <w:t xml:space="preserve"> 占用未突破</w:t>
+      </w:r>
+      <w:r>
+        <w:rPr>
+          <w:rFonts w:ascii="Times New Roman" w:eastAsia="宋体" w:hAnsi="Times New Roman" w:cs="Times New Roman"/>
+          <w:sz w:val="24"/>
+          <w:szCs w:val="24"/>
+        </w:rPr>
+        <w:t>50</w:t>
+      </w:r>
+      <w:r>
+        <w:rPr>
+          <w:rFonts w:ascii="宋体" w:eastAsia="宋体" w:hAnsi="宋体" w:cs="Times New Roman"/>
+          <w:sz w:val="24"/>
+          <w:szCs w:val="24"/>
+        </w:rPr>
+        <w:t xml:space="preserve">个百分点。健康数据批量上传场景单次提交五百条记录，后端使用批处理与异步写入策略，数据库写吞吐达到每秒一万行，日志监控未捕获锁等待告警。前端资源加载通过 </w:t>
+      </w:r>
+      <w:r>
+        <w:rPr>
+          <w:rFonts w:ascii="Times New Roman" w:eastAsia="宋体" w:hAnsi="Times New Roman" w:cs="Times New Roman"/>
+          <w:sz w:val="24"/>
+          <w:szCs w:val="24"/>
+        </w:rPr>
+        <w:t>Lighthouse</w:t>
+      </w:r>
+      <w:r>
+        <w:rPr>
+          <w:rFonts w:ascii="宋体" w:eastAsia="宋体" w:hAnsi="宋体" w:cs="Times New Roman"/>
+          <w:sz w:val="24"/>
+          <w:szCs w:val="24"/>
+        </w:rPr>
+        <w:t xml:space="preserve"> 审计，首屏渲染时间一秒八，交互就绪时间两秒二，图片懒加载与代码切割有效减少了首包体积。</w:t>
       </w:r>
     </w:p>
     <w:p>
       <w:pPr>
         <w:ind w:firstLine="420"/>
         <w:rPr>
+          <w:rFonts w:ascii="宋体" w:eastAsia="宋体" w:hAnsi="宋体" w:cs="Times New Roman" w:hint="eastAsia"/>
+          <w:sz w:val="24"/>
+          <w:szCs w:val="24"/>
+        </w:rPr>
+      </w:pPr>
+      <w:r>
+        <w:rPr>
           <w:rFonts w:ascii="宋体" w:eastAsia="宋体" w:hAnsi="宋体" w:cs="Times New Roman"/>
           <w:sz w:val="24"/>
           <w:szCs w:val="24"/>
         </w:rPr>
-      </w:pPr>
+        <w:t xml:space="preserve">安全测试阶段启用 </w:t>
+      </w:r>
+      <w:r>
+        <w:rPr>
+          <w:rFonts w:ascii="Times New Roman" w:eastAsia="宋体" w:hAnsi="Times New Roman" w:cs="Times New Roman"/>
+          <w:sz w:val="24"/>
+          <w:szCs w:val="24"/>
+        </w:rPr>
+        <w:t>OWASP ZAP</w:t>
+      </w:r>
       <w:r>
         <w:rPr>
           <w:rFonts w:ascii="宋体" w:eastAsia="宋体" w:hAnsi="宋体" w:cs="Times New Roman"/>
           <w:sz w:val="24"/>
           <w:szCs w:val="24"/>
         </w:rPr>
-        <w:t xml:space="preserve">性能测试采用 </w:t>
-      </w:r>
-      <w:r>
-        <w:rPr>
-          <w:rFonts w:ascii="Times New Roman" w:eastAsia="宋体" w:hAnsi="Times New Roman" w:cs="Times New Roman"/>
-          <w:sz w:val="24"/>
-          <w:szCs w:val="24"/>
-        </w:rPr>
-        <w:t>JMeter</w:t>
-      </w:r>
-      <w:r>
-        <w:rPr>
-          <w:rFonts w:ascii="宋体" w:eastAsia="宋体" w:hAnsi="宋体" w:cs="Times New Roman"/>
-          <w:sz w:val="24"/>
-          <w:szCs w:val="24"/>
-        </w:rPr>
-        <w:t xml:space="preserve"> 录制真实操作脚本，峰值并发五百用户持续十分钟压力下，</w:t>
-      </w:r>
-      <w:r>
-        <w:rPr>
-          <w:rFonts w:ascii="Times New Roman" w:eastAsia="宋体" w:hAnsi="Times New Roman" w:cs="Times New Roman"/>
-          <w:sz w:val="24"/>
-          <w:szCs w:val="24"/>
-        </w:rPr>
-        <w:t xml:space="preserve">API </w:t>
-      </w:r>
-      <w:r>
-        <w:rPr>
-          <w:rFonts w:ascii="宋体" w:eastAsia="宋体" w:hAnsi="宋体" w:cs="Times New Roman"/>
-          <w:sz w:val="24"/>
-          <w:szCs w:val="24"/>
-        </w:rPr>
-        <w:t xml:space="preserve">网关 </w:t>
-      </w:r>
-      <w:r>
-        <w:rPr>
-          <w:rFonts w:ascii="Times New Roman" w:eastAsia="宋体" w:hAnsi="Times New Roman" w:cs="Times New Roman"/>
-          <w:sz w:val="24"/>
-          <w:szCs w:val="24"/>
-        </w:rPr>
-        <w:t>P95</w:t>
-      </w:r>
-      <w:r>
-        <w:rPr>
-          <w:rFonts w:ascii="宋体" w:eastAsia="宋体" w:hAnsi="宋体" w:cs="Times New Roman"/>
-          <w:sz w:val="24"/>
-          <w:szCs w:val="24"/>
-        </w:rPr>
-        <w:t xml:space="preserve"> 响应维持在二百</w:t>
-      </w:r>
-      <w:r>
-        <w:rPr>
-          <w:rFonts w:ascii="宋体" w:eastAsia="宋体" w:hAnsi="宋体" w:cs="Times New Roman" w:hint="eastAsia"/>
-          <w:sz w:val="24"/>
-          <w:szCs w:val="24"/>
-        </w:rPr>
-        <w:t>六十</w:t>
-      </w:r>
-      <w:r>
-        <w:rPr>
-          <w:rFonts w:ascii="宋体" w:eastAsia="宋体" w:hAnsi="宋体" w:cs="Times New Roman"/>
-          <w:sz w:val="24"/>
-          <w:szCs w:val="24"/>
-        </w:rPr>
-        <w:t>毫秒以内，</w:t>
-      </w:r>
-      <w:r>
-        <w:rPr>
-          <w:rFonts w:ascii="Times New Roman" w:eastAsia="宋体" w:hAnsi="Times New Roman" w:cs="Times New Roman"/>
-          <w:sz w:val="24"/>
-          <w:szCs w:val="24"/>
-        </w:rPr>
-        <w:t>CPU</w:t>
-      </w:r>
-      <w:r>
-        <w:rPr>
-          <w:rFonts w:ascii="宋体" w:eastAsia="宋体" w:hAnsi="宋体" w:cs="Times New Roman"/>
-          <w:sz w:val="24"/>
-          <w:szCs w:val="24"/>
-        </w:rPr>
-        <w:t xml:space="preserve"> 占用未突破</w:t>
-      </w:r>
-      <w:r>
-        <w:rPr>
-          <w:rFonts w:ascii="Times New Roman" w:eastAsia="宋体" w:hAnsi="Times New Roman" w:cs="Times New Roman"/>
-          <w:sz w:val="24"/>
-          <w:szCs w:val="24"/>
-        </w:rPr>
-        <w:t>50</w:t>
-      </w:r>
-      <w:r>
-        <w:rPr>
-          <w:rFonts w:ascii="宋体" w:eastAsia="宋体" w:hAnsi="宋体" w:cs="Times New Roman"/>
-          <w:sz w:val="24"/>
-          <w:szCs w:val="24"/>
-        </w:rPr>
-        <w:t xml:space="preserve">个百分点。健康数据批量上传场景单次提交五百条记录，后端使用批处理与异步写入策略，数据库写吞吐达到每秒一万行，日志监控未捕获锁等待告警。前端资源加载通过 </w:t>
-      </w:r>
-      <w:r>
-        <w:rPr>
-          <w:rFonts w:ascii="Times New Roman" w:eastAsia="宋体" w:hAnsi="Times New Roman" w:cs="Times New Roman"/>
-          <w:sz w:val="24"/>
-          <w:szCs w:val="24"/>
-        </w:rPr>
-        <w:t>Lighthouse</w:t>
-      </w:r>
-      <w:r>
-        <w:rPr>
-          <w:rFonts w:ascii="宋体" w:eastAsia="宋体" w:hAnsi="宋体" w:cs="Times New Roman"/>
-          <w:sz w:val="24"/>
-          <w:szCs w:val="24"/>
-        </w:rPr>
-        <w:t xml:space="preserve"> 审计，首屏渲染时间一秒八，交互就绪时间两秒二，图片</w:t>
-      </w:r>
-      <w:proofErr w:type="gramStart"/>
-      <w:r>
-        <w:rPr>
-          <w:rFonts w:ascii="宋体" w:eastAsia="宋体" w:hAnsi="宋体" w:cs="Times New Roman"/>
-          <w:sz w:val="24"/>
-          <w:szCs w:val="24"/>
-        </w:rPr>
-        <w:t>懒</w:t>
-      </w:r>
-      <w:proofErr w:type="gramEnd"/>
-      <w:r>
-        <w:rPr>
-          <w:rFonts w:ascii="宋体" w:eastAsia="宋体" w:hAnsi="宋体" w:cs="Times New Roman"/>
-          <w:sz w:val="24"/>
-          <w:szCs w:val="24"/>
-        </w:rPr>
-        <w:t>加载与代码切割有效减少</w:t>
-      </w:r>
-      <w:proofErr w:type="gramStart"/>
-      <w:r>
-        <w:rPr>
-          <w:rFonts w:ascii="宋体" w:eastAsia="宋体" w:hAnsi="宋体" w:cs="Times New Roman"/>
-          <w:sz w:val="24"/>
-          <w:szCs w:val="24"/>
-        </w:rPr>
-        <w:t>了首包体积</w:t>
-      </w:r>
-      <w:proofErr w:type="gramEnd"/>
-      <w:r>
-        <w:rPr>
-          <w:rFonts w:ascii="宋体" w:eastAsia="宋体" w:hAnsi="宋体" w:cs="Times New Roman"/>
-          <w:sz w:val="24"/>
-          <w:szCs w:val="24"/>
-        </w:rPr>
-        <w:t>。</w:t>
-      </w:r>
-    </w:p>
-    <w:p>
-      <w:pPr>
-        <w:ind w:firstLine="420"/>
-        <w:rPr>
-          <w:rFonts w:ascii="宋体" w:eastAsia="宋体" w:hAnsi="宋体" w:cs="Times New Roman"/>
-          <w:sz w:val="24"/>
-          <w:szCs w:val="24"/>
-        </w:rPr>
-      </w:pPr>
-      <w:r>
-        <w:rPr>
-          <w:rFonts w:ascii="宋体" w:eastAsia="宋体" w:hAnsi="宋体" w:cs="Times New Roman"/>
-          <w:sz w:val="24"/>
-          <w:szCs w:val="24"/>
-        </w:rPr>
-        <w:t xml:space="preserve">安全测试阶段启用 </w:t>
-      </w:r>
-      <w:r>
-        <w:rPr>
-          <w:rFonts w:ascii="Times New Roman" w:eastAsia="宋体" w:hAnsi="Times New Roman" w:cs="Times New Roman"/>
-          <w:sz w:val="24"/>
-          <w:szCs w:val="24"/>
-        </w:rPr>
-        <w:t>OWASP ZAP</w:t>
-      </w:r>
-      <w:r>
-        <w:rPr>
-          <w:rFonts w:ascii="宋体" w:eastAsia="宋体" w:hAnsi="宋体" w:cs="Times New Roman"/>
-          <w:sz w:val="24"/>
-          <w:szCs w:val="24"/>
-        </w:rPr>
-        <w:t xml:space="preserve"> 自动扫描，针对常见注入、</w:t>
-      </w:r>
-      <w:proofErr w:type="gramStart"/>
-      <w:r>
-        <w:rPr>
-          <w:rFonts w:ascii="宋体" w:eastAsia="宋体" w:hAnsi="宋体" w:cs="Times New Roman"/>
-          <w:sz w:val="24"/>
-          <w:szCs w:val="24"/>
-        </w:rPr>
-        <w:t>跨站脚本</w:t>
-      </w:r>
-      <w:proofErr w:type="gramEnd"/>
-      <w:r>
-        <w:rPr>
-          <w:rFonts w:ascii="宋体" w:eastAsia="宋体" w:hAnsi="宋体" w:cs="Times New Roman"/>
-          <w:sz w:val="24"/>
-          <w:szCs w:val="24"/>
-        </w:rPr>
-        <w:t xml:space="preserve">、敏感信息泄漏未发现高危缺陷。人工渗透尝试利用 </w:t>
+        <w:t xml:space="preserve"> 自动扫描，针对常见注入、跨站脚本、敏感信息泄漏未发现高危缺陷。人工渗透尝试利用 </w:t>
       </w:r>
       <w:r>
         <w:rPr>
@@ -4462,6 +7677,7 @@
           <w:szCs w:val="30"/>
         </w:rPr>
       </w:pPr>
+      <w:bookmarkStart w:id="35" w:name="_Toc198472666"/>
       <w:r>
         <w:rPr>
           <w:rFonts w:ascii="黑体" w:eastAsia="黑体" w:hAnsi="黑体" w:cs="宋体" w:hint="eastAsia"/>
@@ -4485,6 +7701,7 @@
         </w:rPr>
         <w:t>情况</w:t>
       </w:r>
+      <w:bookmarkEnd w:id="35"/>
     </w:p>
     <w:p>
       <w:pPr>
@@ -4508,6 +7725,10 @@
           <w:szCs w:val="28"/>
         </w:rPr>
       </w:pPr>
+      <w:bookmarkStart w:id="36" w:name="_Toc198472619"/>
+      <w:bookmarkStart w:id="37" w:name="_Toc198472667"/>
+      <w:bookmarkEnd w:id="36"/>
+      <w:bookmarkEnd w:id="37"/>
     </w:p>
     <w:p>
       <w:pPr>
@@ -4531,6 +7752,10 @@
           <w:szCs w:val="28"/>
         </w:rPr>
       </w:pPr>
+      <w:bookmarkStart w:id="38" w:name="_Toc198472620"/>
+      <w:bookmarkStart w:id="39" w:name="_Toc198472668"/>
+      <w:bookmarkEnd w:id="38"/>
+      <w:bookmarkEnd w:id="39"/>
     </w:p>
     <w:p>
       <w:pPr>
@@ -4554,6 +7779,10 @@
           <w:szCs w:val="28"/>
         </w:rPr>
       </w:pPr>
+      <w:bookmarkStart w:id="40" w:name="_Toc198472621"/>
+      <w:bookmarkStart w:id="41" w:name="_Toc198472669"/>
+      <w:bookmarkEnd w:id="40"/>
+      <w:bookmarkEnd w:id="41"/>
     </w:p>
     <w:p>
       <w:pPr>
@@ -4577,6 +7806,10 @@
           <w:szCs w:val="28"/>
         </w:rPr>
       </w:pPr>
+      <w:bookmarkStart w:id="42" w:name="_Toc198472622"/>
+      <w:bookmarkStart w:id="43" w:name="_Toc198472670"/>
+      <w:bookmarkEnd w:id="42"/>
+      <w:bookmarkEnd w:id="43"/>
     </w:p>
     <w:p>
       <w:pPr>
@@ -4593,6 +7826,7 @@
           <w:szCs w:val="28"/>
         </w:rPr>
       </w:pPr>
+      <w:bookmarkStart w:id="44" w:name="_Toc198472671"/>
       <w:r>
         <w:rPr>
           <w:rFonts w:ascii="宋体" w:eastAsia="宋体" w:hAnsi="宋体" w:cs="宋体" w:hint="eastAsia"/>
@@ -4601,6 +7835,342 @@
         </w:rPr>
         <w:t>对项目过程的体会</w:t>
       </w:r>
+      <w:bookmarkEnd w:id="44"/>
+    </w:p>
+    <w:p>
+      <w:pPr>
+        <w:pStyle w:val="ab"/>
+        <w:spacing w:before="0" w:beforeAutospacing="0" w:after="0" w:afterAutospacing="0"/>
+        <w:ind w:firstLine="420"/>
+        <w:rPr>
+          <w:rFonts w:hint="eastAsia"/>
+        </w:rPr>
+      </w:pPr>
+      <w:r>
+        <w:rPr>
+          <w:rStyle w:val="fadeinm1hgl8"/>
+        </w:rPr>
+        <w:t>版本控制平台最终选定</w:t>
+      </w:r>
+      <w:r>
+        <w:rPr>
+          <w:rStyle w:val="fadeinm1hgl8"/>
+          <w:rFonts w:ascii="Times New Roman" w:hAnsi="Times New Roman" w:cs="Times New Roman"/>
+        </w:rPr>
+        <w:t> </w:t>
+      </w:r>
+      <w:r>
+        <w:rPr>
+          <w:rStyle w:val="fadeinm1hgl8"/>
+          <w:rFonts w:ascii="Times New Roman" w:hAnsi="Times New Roman" w:cs="Times New Roman"/>
+        </w:rPr>
+        <w:t>GitHub</w:t>
+      </w:r>
+      <w:r>
+        <w:rPr>
+          <w:rStyle w:val="fadeinm1hgl8"/>
+        </w:rPr>
+        <w:t>，整个开发周期都围绕着</w:t>
+      </w:r>
+      <w:r>
+        <w:rPr>
+          <w:rStyle w:val="fadeinm1hgl8"/>
+          <w:rFonts w:ascii="Times New Roman" w:hAnsi="Times New Roman" w:cs="Times New Roman"/>
+        </w:rPr>
+        <w:t> </w:t>
+      </w:r>
+      <w:r>
+        <w:rPr>
+          <w:rStyle w:val="fadeinm1hgl8"/>
+          <w:rFonts w:ascii="Times New Roman" w:hAnsi="Times New Roman" w:cs="Times New Roman"/>
+        </w:rPr>
+        <w:t>Pull Request</w:t>
+      </w:r>
+      <w:r>
+        <w:rPr>
+          <w:rStyle w:val="fadeinm1hgl8"/>
+          <w:rFonts w:ascii="Times New Roman" w:hAnsi="Times New Roman" w:cs="Times New Roman"/>
+        </w:rPr>
+        <w:t> </w:t>
+      </w:r>
+      <w:r>
+        <w:rPr>
+          <w:rStyle w:val="fadeinm1hgl8"/>
+        </w:rPr>
+        <w:t>流程展开。每一次功能提交前都需要先在</w:t>
+      </w:r>
+      <w:r>
+        <w:rPr>
+          <w:rStyle w:val="fadeinm1hgl8"/>
+          <w:rFonts w:ascii="Times New Roman" w:hAnsi="Times New Roman" w:cs="Times New Roman"/>
+        </w:rPr>
+        <w:t> </w:t>
+      </w:r>
+      <w:r>
+        <w:rPr>
+          <w:rStyle w:val="fadeinm1hgl8"/>
+          <w:rFonts w:ascii="Times New Roman" w:hAnsi="Times New Roman" w:cs="Times New Roman"/>
+        </w:rPr>
+        <w:t>Issues</w:t>
+      </w:r>
+      <w:r>
+        <w:rPr>
+          <w:rStyle w:val="fadeinm1hgl8"/>
+          <w:rFonts w:ascii="Times New Roman" w:hAnsi="Times New Roman" w:cs="Times New Roman"/>
+        </w:rPr>
+        <w:t> </w:t>
+      </w:r>
+      <w:r>
+        <w:rPr>
+          <w:rStyle w:val="fadeinm1hgl8"/>
+        </w:rPr>
+        <w:t>中创建对应任务，再由负责同学将分支推送并发起</w:t>
+      </w:r>
+      <w:r>
+        <w:rPr>
+          <w:rStyle w:val="fadeinm1hgl8"/>
+          <w:rFonts w:ascii="Times New Roman" w:hAnsi="Times New Roman" w:cs="Times New Roman"/>
+        </w:rPr>
+        <w:t> </w:t>
+      </w:r>
+      <w:r>
+        <w:rPr>
+          <w:rStyle w:val="fadeinm1hgl8"/>
+          <w:rFonts w:ascii="Times New Roman" w:hAnsi="Times New Roman" w:cs="Times New Roman"/>
+        </w:rPr>
+        <w:t>Pull Request</w:t>
+      </w:r>
+      <w:r>
+        <w:rPr>
+          <w:rStyle w:val="fadeinm1hgl8"/>
+        </w:rPr>
+        <w:t>。模板要求填写动机、实现概要与验证步骤，关联的</w:t>
+      </w:r>
+      <w:r>
+        <w:rPr>
+          <w:rStyle w:val="fadeinm1hgl8"/>
+          <w:rFonts w:ascii="Times New Roman" w:hAnsi="Times New Roman" w:cs="Times New Roman"/>
+        </w:rPr>
+        <w:t> Issue</w:t>
+      </w:r>
+      <w:r>
+        <w:rPr>
+          <w:rStyle w:val="fadeinm1hgl8"/>
+          <w:rFonts w:ascii="Times New Roman" w:hAnsi="Times New Roman" w:cs="Times New Roman"/>
+        </w:rPr>
+        <w:t> </w:t>
+      </w:r>
+      <w:r>
+        <w:rPr>
+          <w:rStyle w:val="fadeinm1hgl8"/>
+        </w:rPr>
+        <w:t>自动在侧边栏展示，需求、代码与测试就此形成闭环。迭代冲刺期间，大家每天在</w:t>
+      </w:r>
+      <w:r>
+        <w:rPr>
+          <w:rStyle w:val="fadeinm1hgl8"/>
+          <w:rFonts w:ascii="Times New Roman" w:hAnsi="Times New Roman" w:cs="Times New Roman"/>
+        </w:rPr>
+        <w:t> Projects</w:t>
+      </w:r>
+      <w:r>
+        <w:rPr>
+          <w:rStyle w:val="fadeinm1hgl8"/>
+          <w:rFonts w:ascii="Times New Roman" w:hAnsi="Times New Roman" w:cs="Times New Roman"/>
+        </w:rPr>
+        <w:t> </w:t>
+      </w:r>
+      <w:r>
+        <w:rPr>
+          <w:rStyle w:val="fadeinm1hgl8"/>
+        </w:rPr>
+        <w:t>看板上拖动卡片，颜色从灰到绿的变化直观呈现进度，让剩余工时的压力始终可见。</w:t>
+      </w:r>
+    </w:p>
+    <w:p>
+      <w:pPr>
+        <w:pStyle w:val="ab"/>
+        <w:spacing w:before="0" w:beforeAutospacing="0" w:after="0" w:afterAutospacing="0"/>
+        <w:ind w:firstLine="420"/>
+        <w:rPr>
+          <w:rFonts w:hint="eastAsia"/>
+        </w:rPr>
+      </w:pPr>
+      <w:r>
+        <w:rPr>
+          <w:rStyle w:val="fadeinm1hgl8"/>
+        </w:rPr>
+        <w:t>需求评审和原型协作依赖</w:t>
+      </w:r>
+      <w:r>
+        <w:rPr>
+          <w:rStyle w:val="fadeinm1hgl8"/>
+          <w:rFonts w:ascii="Times New Roman" w:hAnsi="Times New Roman" w:cs="Times New Roman"/>
+        </w:rPr>
+        <w:t> Figma</w:t>
+      </w:r>
+      <w:r>
+        <w:rPr>
+          <w:rStyle w:val="fadeinm1hgl8"/>
+        </w:rPr>
+        <w:t>，所有线框、配色与交互动效集中在单一文件。开发同学在</w:t>
+      </w:r>
+      <w:r>
+        <w:rPr>
+          <w:rStyle w:val="fadeinm1hgl8"/>
+          <w:rFonts w:ascii="Times New Roman" w:hAnsi="Times New Roman" w:cs="Times New Roman"/>
+        </w:rPr>
+        <w:t> </w:t>
+      </w:r>
+      <w:r>
+        <w:rPr>
+          <w:rStyle w:val="fadeinm1hgl8"/>
+          <w:rFonts w:ascii="Times New Roman" w:hAnsi="Times New Roman" w:cs="Times New Roman"/>
+        </w:rPr>
+        <w:t>Figma </w:t>
+      </w:r>
+      <w:r>
+        <w:rPr>
+          <w:rStyle w:val="fadeinm1hgl8"/>
+        </w:rPr>
+        <w:t>上直接评论交互疑问，设计同学即时响应，避免“最新版原型”在聊天群中反复传递。随着后台管理界面组件复用率提升，团队在</w:t>
+      </w:r>
+      <w:r>
+        <w:rPr>
+          <w:rStyle w:val="fadeinm1hgl8"/>
+          <w:rFonts w:ascii="Times New Roman" w:hAnsi="Times New Roman" w:cs="Times New Roman"/>
+        </w:rPr>
+        <w:t> </w:t>
+      </w:r>
+      <w:r>
+        <w:rPr>
+          <w:rStyle w:val="fadeinm1hgl8"/>
+          <w:rFonts w:ascii="Times New Roman" w:hAnsi="Times New Roman" w:cs="Times New Roman"/>
+        </w:rPr>
+        <w:t>Figma</w:t>
+      </w:r>
+      <w:r>
+        <w:rPr>
+          <w:rStyle w:val="fadeinm1hgl8"/>
+          <w:rFonts w:ascii="Times New Roman" w:hAnsi="Times New Roman" w:cs="Times New Roman"/>
+        </w:rPr>
+        <w:t> </w:t>
+      </w:r>
+      <w:r>
+        <w:rPr>
+          <w:rStyle w:val="fadeinm1hgl8"/>
+        </w:rPr>
+        <w:t>内建立了</w:t>
+      </w:r>
+      <w:r>
+        <w:rPr>
+          <w:rStyle w:val="fadeinm1hgl8"/>
+          <w:rFonts w:ascii="Times New Roman" w:hAnsi="Times New Roman" w:cs="Times New Roman"/>
+        </w:rPr>
+        <w:t> Design System</w:t>
+      </w:r>
+      <w:r>
+        <w:rPr>
+          <w:rStyle w:val="fadeinm1hgl8"/>
+        </w:rPr>
+        <w:t>，将组件参数与前端常量一一映射，接口含义的理解差异明显减少。</w:t>
+      </w:r>
+    </w:p>
+    <w:p>
+      <w:pPr>
+        <w:pStyle w:val="ab"/>
+        <w:spacing w:before="0" w:beforeAutospacing="0" w:after="0" w:afterAutospacing="0"/>
+        <w:ind w:firstLine="420"/>
+        <w:rPr>
+          <w:rFonts w:hint="eastAsia"/>
+        </w:rPr>
+      </w:pPr>
+      <w:r>
+        <w:rPr>
+          <w:rStyle w:val="fadeinm1hgl8"/>
+        </w:rPr>
+        <w:t>持续集成采用</w:t>
+      </w:r>
+      <w:r>
+        <w:rPr>
+          <w:rStyle w:val="fadeinm1hgl8"/>
+          <w:rFonts w:ascii="Times New Roman" w:hAnsi="Times New Roman" w:cs="Times New Roman"/>
+        </w:rPr>
+        <w:t> GitHub Actions</w:t>
+      </w:r>
+      <w:r>
+        <w:rPr>
+          <w:rStyle w:val="fadeinm1hgl8"/>
+          <w:rFonts w:ascii="Times New Roman" w:hAnsi="Times New Roman" w:cs="Times New Roman"/>
+        </w:rPr>
+        <w:t> </w:t>
+      </w:r>
+      <w:r>
+        <w:rPr>
+          <w:rStyle w:val="fadeinm1hgl8"/>
+        </w:rPr>
+        <w:t>配合</w:t>
+      </w:r>
+      <w:r>
+        <w:rPr>
+          <w:rStyle w:val="fadeinm1hgl8"/>
+          <w:rFonts w:ascii="Times New Roman" w:hAnsi="Times New Roman" w:cs="Times New Roman"/>
+        </w:rPr>
+        <w:t> </w:t>
+      </w:r>
+      <w:r>
+        <w:rPr>
+          <w:rStyle w:val="fadeinm1hgl8"/>
+          <w:rFonts w:ascii="Times New Roman" w:hAnsi="Times New Roman" w:cs="Times New Roman"/>
+        </w:rPr>
+        <w:t>Docker</w:t>
+      </w:r>
+      <w:r>
+        <w:rPr>
+          <w:rStyle w:val="fadeinm1hgl8"/>
+        </w:rPr>
+        <w:t>。代码推送即触发单元测试、静态扫描与镜像构建；构建结果通过</w:t>
+      </w:r>
+      <w:r>
+        <w:rPr>
+          <w:rStyle w:val="fadeinm1hgl8"/>
+          <w:rFonts w:ascii="Times New Roman" w:hAnsi="Times New Roman" w:cs="Times New Roman"/>
+        </w:rPr>
+        <w:t> Action Badge</w:t>
+      </w:r>
+      <w:r>
+        <w:rPr>
+          <w:rStyle w:val="fadeinm1hgl8"/>
+          <w:rFonts w:ascii="Times New Roman" w:hAnsi="Times New Roman" w:cs="Times New Roman"/>
+        </w:rPr>
+        <w:t> </w:t>
+      </w:r>
+      <w:r>
+        <w:rPr>
+          <w:rStyle w:val="fadeinm1hgl8"/>
+        </w:rPr>
+        <w:t>展示在仓库首页，状态一目了然。早期因缺乏专职运维，</w:t>
+      </w:r>
+      <w:r>
+        <w:rPr>
+          <w:rStyle w:val="fadeinm1hgl8"/>
+          <w:rFonts w:ascii="Times New Roman" w:hAnsi="Times New Roman" w:cs="Times New Roman"/>
+        </w:rPr>
+        <w:t>Runner</w:t>
+      </w:r>
+      <w:r>
+        <w:rPr>
+          <w:rStyle w:val="fadeinm1hgl8"/>
+          <w:rFonts w:ascii="Times New Roman" w:hAnsi="Times New Roman" w:cs="Times New Roman"/>
+        </w:rPr>
+        <w:t> </w:t>
+      </w:r>
+      <w:r>
+        <w:rPr>
+          <w:rStyle w:val="fadeinm1hgl8"/>
+        </w:rPr>
+        <w:t>容器偶尔失效导致流水线静默中断，缺陷滞后被发现。后来在工作流中加入心跳监控与邮件告警，每次失败都会附带日志直达责任人，构建通过率遂与代码覆盖率并列为核心指标。</w:t>
+      </w:r>
     </w:p>
     <w:p>
       <w:pPr>
@@ -4609,14 +8179,6 @@
           <w:rFonts w:hint="eastAsia"/>
         </w:rPr>
       </w:pPr>
-      <w:r>
-        <w:rPr>
-          <w:rFonts w:ascii="宋体" w:eastAsia="宋体" w:hAnsi="宋体" w:cs="Times New Roman" w:hint="eastAsia"/>
-          <w:sz w:val="24"/>
-          <w:szCs w:val="24"/>
-        </w:rPr>
-        <w:t>正</w:t>
-      </w:r>
     </w:p>
     <w:p>
       <w:pPr>
@@ -4633,6 +8195,7 @@
           <w:szCs w:val="28"/>
         </w:rPr>
       </w:pPr>
+      <w:bookmarkStart w:id="45" w:name="_Toc198472672"/>
       <w:r>
         <w:rPr>
           <w:rFonts w:ascii="宋体" w:eastAsia="宋体" w:hAnsi="宋体" w:cs="宋体" w:hint="eastAsia"/>
@@ -4641,6 +8204,194 @@
         </w:rPr>
         <w:t>项目管理过程优点与不足</w:t>
       </w:r>
+      <w:bookmarkEnd w:id="45"/>
+    </w:p>
+    <w:p>
+      <w:pPr>
+        <w:pStyle w:val="ab"/>
+        <w:spacing w:before="0" w:beforeAutospacing="0" w:after="0" w:afterAutospacing="0"/>
+        <w:ind w:firstLine="420"/>
+        <w:rPr>
+          <w:rFonts w:hint="eastAsia"/>
+        </w:rPr>
+      </w:pPr>
+      <w:r>
+        <w:rPr>
+          <w:rStyle w:val="fadeinm1hgl8"/>
+        </w:rPr>
+        <w:t>项目管理过程带来的最大收益首先体现在协作透明度上。</w:t>
+      </w:r>
+      <w:r>
+        <w:rPr>
+          <w:rStyle w:val="fadeinm1hgl8"/>
+          <w:rFonts w:ascii="Times New Roman" w:hAnsi="Times New Roman" w:cs="Times New Roman"/>
+        </w:rPr>
+        <w:t>GitHub Issues</w:t>
+      </w:r>
+      <w:r>
+        <w:rPr>
+          <w:rStyle w:val="fadeinm1hgl8"/>
+        </w:rPr>
+        <w:t>、</w:t>
+      </w:r>
+      <w:r>
+        <w:rPr>
+          <w:rStyle w:val="fadeinm1hgl8"/>
+          <w:rFonts w:ascii="Times New Roman" w:hAnsi="Times New Roman" w:cs="Times New Roman"/>
+        </w:rPr>
+        <w:t>Projects</w:t>
+      </w:r>
+      <w:r>
+        <w:rPr>
+          <w:rStyle w:val="fadeinm1hgl8"/>
+          <w:rFonts w:ascii="Times New Roman" w:hAnsi="Times New Roman" w:cs="Times New Roman"/>
+        </w:rPr>
+        <w:t> </w:t>
+      </w:r>
+      <w:r>
+        <w:rPr>
+          <w:rStyle w:val="fadeinm1hgl8"/>
+        </w:rPr>
+        <w:t>与</w:t>
+      </w:r>
+      <w:r>
+        <w:rPr>
+          <w:rStyle w:val="fadeinm1hgl8"/>
+          <w:rFonts w:ascii="Times New Roman" w:hAnsi="Times New Roman" w:cs="Times New Roman"/>
+        </w:rPr>
+        <w:t> </w:t>
+      </w:r>
+      <w:r>
+        <w:rPr>
+          <w:rStyle w:val="fadeinm1hgl8"/>
+          <w:rFonts w:ascii="Times New Roman" w:hAnsi="Times New Roman" w:cs="Times New Roman"/>
+        </w:rPr>
+        <w:t>Pull Request</w:t>
+      </w:r>
+      <w:r>
+        <w:rPr>
+          <w:rStyle w:val="fadeinm1hgl8"/>
+          <w:rFonts w:ascii="Times New Roman" w:hAnsi="Times New Roman" w:cs="Times New Roman"/>
+        </w:rPr>
+        <w:t> </w:t>
+      </w:r>
+      <w:r>
+        <w:rPr>
+          <w:rStyle w:val="fadeinm1hgl8"/>
+        </w:rPr>
+        <w:t>互相关联，任何人都能在看板上一眼看到一项任务的创建日期、指派人、当前状态以及关联代码变更。信息壁垒被拆除后，需求讨论不再仅限于口头，而是在时间线上沉淀为可检索的记录，这让后来者追溯决策依据时省去大量沟通成本。同时，持续集成流水线把测试结果、构建日志与覆盖率报告自动贴到每一次合并申请下，代码质量从后台走向前台，开发者在提交瞬间就能感知缺陷并即时修复，团队内部形成了正向反馈循环。</w:t>
+      </w:r>
+    </w:p>
+    <w:p>
+      <w:pPr>
+        <w:pStyle w:val="ab"/>
+        <w:spacing w:before="0" w:beforeAutospacing="0" w:after="0" w:afterAutospacing="0"/>
+        <w:ind w:firstLine="420"/>
+        <w:rPr>
+          <w:rFonts w:hint="eastAsia"/>
+        </w:rPr>
+      </w:pPr>
+      <w:r>
+        <w:rPr>
+          <w:rStyle w:val="fadeinm1hgl8"/>
+        </w:rPr>
+        <w:t>然而高度流程化也带来摩擦。规范严格意味着进入门槛被抬高，新加入的成员要先适应看板规则、分支策略和模板格式，前几周的贡献速度明显放缓。</w:t>
+      </w:r>
+      <w:r>
+        <w:rPr>
+          <w:rStyle w:val="fadeinm1hgl8"/>
+          <w:rFonts w:ascii="Times New Roman" w:hAnsi="Times New Roman" w:cs="Times New Roman"/>
+        </w:rPr>
+        <w:t>CI </w:t>
+      </w:r>
+      <w:r>
+        <w:rPr>
+          <w:rStyle w:val="fadeinm1hgl8"/>
+        </w:rPr>
+        <w:t>流水线的稳定性偶尔成为瓶颈，</w:t>
+      </w:r>
+      <w:r>
+        <w:rPr>
+          <w:rStyle w:val="fadeinm1hgl8"/>
+          <w:rFonts w:ascii="Times New Roman" w:hAnsi="Times New Roman" w:cs="Times New Roman"/>
+        </w:rPr>
+        <w:t>Runner</w:t>
+      </w:r>
+      <w:r>
+        <w:rPr>
+          <w:rStyle w:val="fadeinm1hgl8"/>
+          <w:rFonts w:ascii="Times New Roman" w:hAnsi="Times New Roman" w:cs="Times New Roman"/>
+        </w:rPr>
+        <w:t> </w:t>
+      </w:r>
+      <w:r>
+        <w:rPr>
+          <w:rStyle w:val="fadeinm1hgl8"/>
+        </w:rPr>
+        <w:t>因资源耗尽而卡住整条发布链，当天其他功能的合并亦被连带阻滞。尽管后来增设了监控与告警，硬件与网络的偶发波动仍无法完全规避，团队在高并发提交的冲刺节点需要排队等待构建完成，这种节奏被动的停顿令部分成员感到焦虑。</w:t>
+      </w:r>
+    </w:p>
+    <w:p>
+      <w:pPr>
+        <w:pStyle w:val="ab"/>
+        <w:spacing w:before="0" w:beforeAutospacing="0" w:after="0" w:afterAutospacing="0"/>
+        <w:ind w:firstLine="420"/>
+        <w:rPr>
+          <w:rFonts w:hint="eastAsia"/>
+        </w:rPr>
+      </w:pPr>
+      <w:r>
+        <w:rPr>
+          <w:rStyle w:val="fadeinm1hgl8"/>
+        </w:rPr>
+        <w:t>协作工具对沟通方式的塑形也显而易见。</w:t>
+      </w:r>
+      <w:r>
+        <w:rPr>
+          <w:rStyle w:val="fadeinm1hgl8"/>
+          <w:rFonts w:ascii="Times New Roman" w:hAnsi="Times New Roman" w:cs="Times New Roman"/>
+        </w:rPr>
+        <w:t>Issue</w:t>
+      </w:r>
+      <w:r>
+        <w:rPr>
+          <w:rStyle w:val="fadeinm1hgl8"/>
+          <w:rFonts w:ascii="Times New Roman" w:hAnsi="Times New Roman" w:cs="Times New Roman"/>
+        </w:rPr>
+        <w:t> </w:t>
+      </w:r>
+      <w:r>
+        <w:rPr>
+          <w:rStyle w:val="fadeinm1hgl8"/>
+        </w:rPr>
+        <w:t>评论、</w:t>
+      </w:r>
+      <w:r>
+        <w:rPr>
+          <w:rStyle w:val="fadeinm1hgl8"/>
+          <w:rFonts w:ascii="Times New Roman" w:hAnsi="Times New Roman" w:cs="Times New Roman"/>
+        </w:rPr>
+        <w:t>Review </w:t>
+      </w:r>
+      <w:r>
+        <w:rPr>
+          <w:rStyle w:val="fadeinm1hgl8"/>
+        </w:rPr>
+        <w:t>对话与</w:t>
+      </w:r>
+      <w:r>
+        <w:rPr>
+          <w:rStyle w:val="fadeinm1hgl8"/>
+          <w:rFonts w:ascii="Times New Roman" w:hAnsi="Times New Roman" w:cs="Times New Roman"/>
+        </w:rPr>
+        <w:t>Figma </w:t>
+      </w:r>
+      <w:r>
+        <w:rPr>
+          <w:rStyle w:val="fadeinm1hgl8"/>
+        </w:rPr>
+        <w:t>批注让异步交流成为常态，减少了即时会议的次数，却在某些需要快速博弈的决策上显得节奏拖沓。当讨论陷入细节拉锯，文字往返数十条仍难以达成共识，大家又不得不回到在线会议以语音澄清。这样的往复切换在时间利用率上并不理想，也提示团队后续应对不同议题选择更合适的沟通介质。</w:t>
+      </w:r>
     </w:p>
     <w:p>
       <w:pPr>
@@ -4649,14 +8400,6 @@
           <w:rFonts w:hint="eastAsia"/>
         </w:rPr>
       </w:pPr>
-      <w:r>
-        <w:rPr>
-          <w:rFonts w:ascii="宋体" w:eastAsia="宋体" w:hAnsi="宋体" w:cs="Times New Roman" w:hint="eastAsia"/>
-          <w:sz w:val="24"/>
-          <w:szCs w:val="24"/>
-        </w:rPr>
-        <w:t>正</w:t>
-      </w:r>
     </w:p>
     <w:p>
       <w:pPr>
@@ -4694,16 +8437,6 @@
         <w:jc w:val="center"/>
         <w:outlineLvl w:val="0"/>
         <w:rPr>
-          <w:rFonts w:ascii="黑体" w:eastAsia="黑体" w:hAnsi="黑体" w:cs="宋体"/>
-          <w:b/>
-          <w:bCs/>
-          <w:kern w:val="44"/>
-          <w:sz w:val="30"/>
-          <w:szCs w:val="30"/>
-        </w:rPr>
-      </w:pPr>
-      <w:r>
-        <w:rPr>
           <w:rFonts w:ascii="黑体" w:eastAsia="黑体" w:hAnsi="黑体" w:cs="宋体" w:hint="eastAsia"/>
           <w:b/>
           <w:bCs/>
@@ -4711,15 +8444,30 @@
           <w:sz w:val="30"/>
           <w:szCs w:val="30"/>
         </w:rPr>
+      </w:pPr>
+      <w:bookmarkStart w:id="46" w:name="_Toc198472673"/>
+      <w:r>
+        <w:rPr>
+          <w:rFonts w:ascii="黑体" w:eastAsia="黑体" w:hAnsi="黑体" w:cs="宋体" w:hint="eastAsia"/>
+          <w:b/>
+          <w:bCs/>
+          <w:kern w:val="44"/>
+          <w:sz w:val="30"/>
+          <w:szCs w:val="30"/>
+        </w:rPr>
         <w:lastRenderedPageBreak/>
         <w:t>项目讨论与体会</w:t>
       </w:r>
+      <w:bookmarkEnd w:id="46"/>
     </w:p>
     <w:p>
       <w:pPr>
         <w:pStyle w:val="ab"/>
         <w:spacing w:before="0" w:beforeAutospacing="0" w:after="0" w:afterAutospacing="0"/>
         <w:ind w:firstLine="420"/>
+        <w:rPr>
+          <w:rFonts w:hint="eastAsia"/>
+        </w:rPr>
       </w:pPr>
       <w:r>
         <w:rPr>
@@ -4732,7 +8480,14 @@
           <w:rStyle w:val="fadeinm1hgl8"/>
           <w:rFonts w:hint="eastAsia"/>
         </w:rPr>
-        <w:t>综c</w:t>
+        <w:t>综</w:t>
+      </w:r>
+      <w:r>
+        <w:rPr>
+          <w:rStyle w:val="fadeinm1hgl8"/>
+          <w:rFonts w:ascii="Times New Roman" w:hAnsi="Times New Roman" w:cs="Times New Roman"/>
+        </w:rPr>
+        <w:t>c</w:t>
       </w:r>
       <w:r>
         <w:rPr>
@@ -4783,7 +8538,20 @@
         <w:rPr>
           <w:rStyle w:val="fadeinm1hgl8"/>
         </w:rPr>
-        <w:t>专业背景，却因为各自熟悉的技术细节不同，对接口粒度、字段命名乃至返回码都出现分歧。有同学坚持用布尔类型表达状态，另一些人主张统一以枚举提升可扩展性。争论的声音逐渐升高，直到负责原型设计的同学把 Figma 页面</w:t>
+        <w:t xml:space="preserve">专业背景，却因为各自熟悉的技术细节不同，对接口粒度、字段命名乃至返回码都出现分歧。有同学坚持用布尔类型表达状态，另一些人主张统一以枚举提升可扩展性。争论的声音逐渐升高，直到负责原型设计的同学把 </w:t>
+      </w:r>
+      <w:r>
+        <w:rPr>
+          <w:rStyle w:val="fadeinm1hgl8"/>
+          <w:rFonts w:ascii="Times New Roman" w:hAnsi="Times New Roman" w:cs="Times New Roman"/>
+        </w:rPr>
+        <w:t xml:space="preserve">Figma </w:t>
+      </w:r>
+      <w:r>
+        <w:rPr>
+          <w:rStyle w:val="fadeinm1hgl8"/>
+        </w:rPr>
+        <w:t>页面</w:t>
       </w:r>
       <w:r>
         <w:rPr>
@@ -4817,40 +8585,41 @@
         <w:pStyle w:val="ab"/>
         <w:spacing w:before="0" w:beforeAutospacing="0" w:after="0" w:afterAutospacing="0"/>
         <w:ind w:firstLine="420"/>
-      </w:pPr>
-      <w:r>
-        <w:rPr>
-          <w:rStyle w:val="fadeinm1hgl8"/>
-        </w:rPr>
-        <w:t>进入编码阶段，团队采用</w:t>
-      </w:r>
-      <w:proofErr w:type="gramStart"/>
-      <w:r>
-        <w:rPr>
-          <w:rStyle w:val="fadeinm1hgl8"/>
-        </w:rPr>
-        <w:t>一</w:t>
-      </w:r>
-      <w:proofErr w:type="gramEnd"/>
-      <w:r>
-        <w:rPr>
-          <w:rStyle w:val="fadeinm1hgl8"/>
-        </w:rPr>
-        <w:t>周一迭代的小步快跑节奏。版本控制仓库在最初几天频繁出现冲突，合并请求里夹杂格式化差异和临时调试语句，</w:t>
-      </w:r>
-      <w:proofErr w:type="gramStart"/>
-      <w:r>
-        <w:rPr>
-          <w:rStyle w:val="fadeinm1hgl8"/>
-        </w:rPr>
-        <w:t>回滚一次</w:t>
-      </w:r>
-      <w:proofErr w:type="gramEnd"/>
-      <w:r>
-        <w:rPr>
-          <w:rStyle w:val="fadeinm1hgl8"/>
-        </w:rPr>
-        <w:t>就要耗费大半天。为此大家约定了代码规范，约定提交模板和分支命名，并在 nightly 构建脚本里加入格式化检查。第一次构建通过时终端输出一行绿色对勾，没有人鼓掌，但聊天群里冒出了整屏的 emoji。那一刻大家深刻体会到规则并非束缚，而是减少摩擦、让创造力聚焦到真正难题的工具。</w:t>
+        <w:rPr>
+          <w:rFonts w:hint="eastAsia"/>
+        </w:rPr>
+      </w:pPr>
+      <w:r>
+        <w:rPr>
+          <w:rStyle w:val="fadeinm1hgl8"/>
+        </w:rPr>
+        <w:t xml:space="preserve">进入编码阶段，团队采用一周一迭代的小步快跑节奏。版本控制仓库在最初几天频繁出现冲突，合并请求里夹杂格式化差异和临时调试语句，回滚一次就要耗费大半天。为此大家约定了代码规范，约定提交模板和分支命名，并在 </w:t>
+      </w:r>
+      <w:r>
+        <w:rPr>
+          <w:rStyle w:val="fadeinm1hgl8"/>
+          <w:rFonts w:ascii="Times New Roman" w:hAnsi="Times New Roman" w:cs="Times New Roman"/>
+        </w:rPr>
+        <w:t>nightly</w:t>
+      </w:r>
+      <w:r>
+        <w:rPr>
+          <w:rStyle w:val="fadeinm1hgl8"/>
+        </w:rPr>
+        <w:t xml:space="preserve"> 构建脚本里加入格式化检查。第一次构建通过时终端输出一行绿色对勾，没有人鼓掌，但聊天群里冒出了整屏的 </w:t>
+      </w:r>
+      <w:r>
+        <w:rPr>
+          <w:rStyle w:val="fadeinm1hgl8"/>
+          <w:rFonts w:ascii="Times New Roman" w:hAnsi="Times New Roman" w:cs="Times New Roman"/>
+        </w:rPr>
+        <w:t>emoji</w:t>
+      </w:r>
+      <w:r>
+        <w:rPr>
+          <w:rStyle w:val="fadeinm1hgl8"/>
+        </w:rPr>
+        <w:t>。那一刻大家深刻体会到规则并非束缚，而是减少摩擦、让创造力聚焦到真正难题的工具。</w:t>
       </w:r>
     </w:p>
     <w:p>
@@ -4858,26 +8627,28 @@
         <w:pStyle w:val="ab"/>
         <w:spacing w:before="0" w:beforeAutospacing="0" w:after="0" w:afterAutospacing="0"/>
         <w:ind w:firstLine="420"/>
-      </w:pPr>
-      <w:r>
-        <w:rPr>
-          <w:rStyle w:val="fadeinm1hgl8"/>
-        </w:rPr>
-        <w:t>健康数据可视化模块成为第二个</w:t>
-      </w:r>
-      <w:proofErr w:type="gramStart"/>
-      <w:r>
-        <w:rPr>
-          <w:rStyle w:val="fadeinm1hgl8"/>
-        </w:rPr>
-        <w:t>高讨论点</w:t>
-      </w:r>
-      <w:proofErr w:type="gramEnd"/>
-      <w:r>
-        <w:rPr>
-          <w:rStyle w:val="fadeinm1hgl8"/>
-        </w:rPr>
-        <w:t>。实测数据接入后发现折线图在极端值附近抖动严重，视觉效果与设计稿落差明显。有人试图通过平滑算法掩盖跳变，但又担心失真；有人建议直接展示原始点阵，再在界面上提供数据说明。几经尝试，团队最终给出双通道方案：默认展示平滑曲线并在鼠标悬停时高亮原始点，既保证阅读流畅又不隐藏真实数据。方案确定后，负责前端渲染的同学凌晨两点在群里发来 demo 链接，曲线随光标闪动的细节让所有人屏息，那条线不只是数据，更像是一种对于精确与易读平衡的执念。</w:t>
+        <w:rPr>
+          <w:rFonts w:hint="eastAsia"/>
+        </w:rPr>
+      </w:pPr>
+      <w:r>
+        <w:rPr>
+          <w:rStyle w:val="fadeinm1hgl8"/>
+        </w:rPr>
+        <w:t xml:space="preserve">健康数据可视化模块成为第二个高讨论点。实测数据接入后发现折线图在极端值附近抖动严重，视觉效果与设计稿落差明显。有人试图通过平滑算法掩盖跳变，但又担心失真；有人建议直接展示原始点阵，再在界面上提供数据说明。几经尝试，团队最终给出双通道方案：默认展示平滑曲线并在鼠标悬停时高亮原始点，既保证阅读流畅又不隐藏真实数据。方案确定后，负责前端渲染的同学凌晨两点在群里发来 </w:t>
+      </w:r>
+      <w:r>
+        <w:rPr>
+          <w:rStyle w:val="fadeinm1hgl8"/>
+          <w:rFonts w:ascii="Times New Roman" w:hAnsi="Times New Roman" w:cs="Times New Roman"/>
+        </w:rPr>
+        <w:t>demo</w:t>
+      </w:r>
+      <w:r>
+        <w:rPr>
+          <w:rStyle w:val="fadeinm1hgl8"/>
+        </w:rPr>
+        <w:t xml:space="preserve"> 链接，曲线随光标闪动的细节让所有人屏息，那条线不只是数据，更像是一种对于精确与易读平衡的执念。</w:t>
       </w:r>
     </w:p>
     <w:p>
@@ -4885,26 +8656,15 @@
         <w:pStyle w:val="ab"/>
         <w:spacing w:before="0" w:beforeAutospacing="0" w:after="0" w:afterAutospacing="0"/>
         <w:ind w:firstLine="420"/>
-      </w:pPr>
-      <w:r>
-        <w:rPr>
-          <w:rStyle w:val="fadeinm1hgl8"/>
-        </w:rPr>
-        <w:t>测试阶段的氛围出乎意料地紧张。由于没有运</w:t>
-      </w:r>
-      <w:proofErr w:type="gramStart"/>
-      <w:r>
-        <w:rPr>
-          <w:rStyle w:val="fadeinm1hgl8"/>
-        </w:rPr>
-        <w:t>维同学</w:t>
-      </w:r>
-      <w:proofErr w:type="gramEnd"/>
-      <w:r>
-        <w:rPr>
-          <w:rStyle w:val="fadeinm1hgl8"/>
-        </w:rPr>
-        <w:t>专职监控环境，测试数据和正式数据混在同一台服务器，稍有不慎就会覆盖前一次成果。遇到关键缺陷时，大家只能在空教室手动拷贝数据库备份再重建环境。虽然繁琐，但这一过程让每位成员都亲手经历了从备份、还原到热修复的完整链路，对系统的依赖关系有了触摸式理解。一次深夜修复后，负责数据库的同学在日志里写下“每一次崩溃都是最好的教材”，第二天被贴在公告板上，成了团队的口头禅。</w:t>
+        <w:rPr>
+          <w:rFonts w:hint="eastAsia"/>
+        </w:rPr>
+      </w:pPr>
+      <w:r>
+        <w:rPr>
+          <w:rStyle w:val="fadeinm1hgl8"/>
+        </w:rPr>
+        <w:t>测试阶段的氛围出乎意料地紧张。由于没有运维同学专职监控环境，测试数据和正式数据混在同一台服务器，稍有不慎就会覆盖前一次成果。遇到关键缺陷时，大家只能在空教室手动拷贝数据库备份再重建环境。虽然繁琐，但这一过程让每位成员都亲手经历了从备份、还原到热修复的完整链路，对系统的依赖关系有了触摸式理解。一次深夜修复后，负责数据库的同学在日志里写下“每一次崩溃都是最好的教材”，第二天被贴在公告板上，成了团队的口头禅。</w:t>
       </w:r>
     </w:p>
     <w:p>
@@ -4912,6 +8672,9 @@
         <w:pStyle w:val="ab"/>
         <w:spacing w:before="0" w:beforeAutospacing="0" w:after="0" w:afterAutospacing="0"/>
         <w:ind w:firstLine="420"/>
+        <w:rPr>
+          <w:rFonts w:hint="eastAsia"/>
+        </w:rPr>
       </w:pPr>
       <w:r>
         <w:rPr>
@@ -4925,7 +8688,7 @@
         <w:widowControl/>
         <w:jc w:val="left"/>
         <w:rPr>
-          <w:rFonts w:ascii="宋体" w:eastAsia="宋体" w:hAnsi="宋体" w:cs="宋体"/>
+          <w:rFonts w:ascii="宋体" w:eastAsia="宋体" w:hAnsi="宋体" w:cs="宋体" w:hint="eastAsia"/>
           <w:kern w:val="44"/>
           <w:sz w:val="24"/>
           <w:szCs w:val="24"/>
@@ -4976,6 +8739,7 @@
           <w:szCs w:val="30"/>
         </w:rPr>
       </w:pPr>
+      <w:bookmarkStart w:id="47" w:name="_Toc198472674"/>
       <w:r>
         <w:rPr>
           <w:rFonts w:ascii="黑体" w:eastAsia="黑体" w:hAnsi="黑体" w:cs="宋体" w:hint="eastAsia"/>
@@ -4988,6 +8752,7 @@
         <w:lastRenderedPageBreak/>
         <w:t>参考资料</w:t>
       </w:r>
+      <w:bookmarkEnd w:id="47"/>
     </w:p>
     <w:p>
       <w:pPr>
@@ -5011,6 +8776,10 @@
           <w:szCs w:val="28"/>
         </w:rPr>
       </w:pPr>
+      <w:bookmarkStart w:id="48" w:name="_Toc198472627"/>
+      <w:bookmarkStart w:id="49" w:name="_Toc198472675"/>
+      <w:bookmarkEnd w:id="48"/>
+      <w:bookmarkEnd w:id="49"/>
     </w:p>
     <w:p>
       <w:pPr>
@@ -5034,6 +8803,10 @@
           <w:szCs w:val="28"/>
         </w:rPr>
       </w:pPr>
+      <w:bookmarkStart w:id="50" w:name="_Toc198472628"/>
+      <w:bookmarkStart w:id="51" w:name="_Toc198472676"/>
+      <w:bookmarkEnd w:id="50"/>
+      <w:bookmarkEnd w:id="51"/>
     </w:p>
     <w:p>
       <w:pPr>
@@ -5050,6 +8823,7 @@
           <w:szCs w:val="28"/>
         </w:rPr>
       </w:pPr>
+      <w:bookmarkStart w:id="52" w:name="_Toc198472677"/>
       <w:r>
         <w:rPr>
           <w:rFonts w:ascii="宋体" w:eastAsia="宋体" w:hAnsi="宋体" w:cs="宋体" w:hint="eastAsia"/>
@@ -5058,6 +8832,7 @@
         </w:rPr>
         <w:t>项目策划计划文档</w:t>
       </w:r>
+      <w:bookmarkEnd w:id="52"/>
     </w:p>
     <w:p>
       <w:pPr>
@@ -5074,6 +8849,7 @@
           <w:szCs w:val="28"/>
         </w:rPr>
       </w:pPr>
+      <w:bookmarkStart w:id="53" w:name="_Toc198472678"/>
       <w:r>
         <w:rPr>
           <w:rFonts w:ascii="宋体" w:eastAsia="宋体" w:hAnsi="宋体" w:cs="宋体" w:hint="eastAsia"/>
@@ -5082,6 +8858,7 @@
         </w:rPr>
         <w:t>系统需求规格说明书（SRS）</w:t>
       </w:r>
+      <w:bookmarkEnd w:id="53"/>
     </w:p>
     <w:p>
       <w:pPr>
@@ -5098,6 +8875,7 @@
           <w:szCs w:val="28"/>
         </w:rPr>
       </w:pPr>
+      <w:bookmarkStart w:id="54" w:name="_Toc198472679"/>
       <w:r>
         <w:rPr>
           <w:rFonts w:ascii="宋体" w:eastAsia="宋体" w:hAnsi="宋体" w:cs="宋体" w:hint="eastAsia"/>
@@ -5106,6 +8884,7 @@
         </w:rPr>
         <w:t>系统概要设计文档（SDD）</w:t>
       </w:r>
+      <w:bookmarkEnd w:id="54"/>
     </w:p>
     <w:p>
       <w:pPr>
@@ -5122,6 +8901,7 @@
           <w:szCs w:val="28"/>
         </w:rPr>
       </w:pPr>
+      <w:bookmarkStart w:id="55" w:name="_Toc198472680"/>
       <w:r>
         <w:rPr>
           <w:rFonts w:ascii="宋体" w:eastAsia="宋体" w:hAnsi="宋体" w:cs="宋体" w:hint="eastAsia"/>
@@ -5130,6 +8910,7 @@
         </w:rPr>
         <w:t>详细设计说明书</w:t>
       </w:r>
+      <w:bookmarkEnd w:id="55"/>
     </w:p>
     <w:p>
       <w:pPr>
@@ -5146,6 +8927,7 @@
           <w:szCs w:val="28"/>
         </w:rPr>
       </w:pPr>
+      <w:bookmarkStart w:id="56" w:name="_Toc198472681"/>
       <w:r>
         <w:rPr>
           <w:rFonts w:ascii="宋体" w:eastAsia="宋体" w:hAnsi="宋体" w:cs="宋体" w:hint="eastAsia"/>
@@ -5154,6 +8936,7 @@
         </w:rPr>
         <w:t>系统测试文档</w:t>
       </w:r>
+      <w:bookmarkEnd w:id="56"/>
     </w:p>
     <w:p>
       <w:pPr>
@@ -5170,6 +8953,7 @@
           <w:szCs w:val="28"/>
         </w:rPr>
       </w:pPr>
+      <w:bookmarkStart w:id="57" w:name="_Toc198472682"/>
       <w:r>
         <w:rPr>
           <w:rFonts w:ascii="宋体" w:eastAsia="宋体" w:hAnsi="宋体" w:cs="宋体" w:hint="eastAsia"/>
@@ -5178,6 +8962,7 @@
         </w:rPr>
         <w:t>用户文档说明书</w:t>
       </w:r>
+      <w:bookmarkEnd w:id="57"/>
     </w:p>
     <w:p>
       <w:pPr>
@@ -5194,6 +8979,7 @@
           <w:szCs w:val="28"/>
         </w:rPr>
       </w:pPr>
+      <w:bookmarkStart w:id="58" w:name="_Toc198472683"/>
       <w:r>
         <w:rPr>
           <w:rFonts w:ascii="宋体" w:eastAsia="宋体" w:hAnsi="宋体" w:cs="宋体" w:hint="eastAsia"/>
@@ -5202,10 +8988,11 @@
         </w:rPr>
         <w:t>项目管理过程文档（个人周报）</w:t>
       </w:r>
+      <w:bookmarkEnd w:id="58"/>
     </w:p>
     <w:sectPr>
-      <w:headerReference w:type="default" r:id="rId10"/>
-      <w:footerReference w:type="default" r:id="rId11"/>
+      <w:headerReference w:type="default" r:id="rId11"/>
+      <w:footerReference w:type="default" r:id="rId12"/>
       <w:pgSz w:w="11906" w:h="16838"/>
       <w:pgMar w:top="1440" w:right="1800" w:bottom="1440" w:left="1800" w:header="851" w:footer="992" w:gutter="0"/>
       <w:cols w:space="425"/>
@@ -6720,7 +10507,6 @@
     <w:basedOn w:val="a"/>
     <w:next w:val="a"/>
     <w:uiPriority w:val="39"/>
-    <w:semiHidden/>
     <w:unhideWhenUsed/>
     <w:qFormat/>
     <w:pPr>
@@ -6780,7 +10566,6 @@
     <w:basedOn w:val="a"/>
     <w:next w:val="a"/>
     <w:uiPriority w:val="39"/>
-    <w:semiHidden/>
     <w:unhideWhenUsed/>
   </w:style>
   <w:style w:type="paragraph" w:styleId="TOC2">
@@ -6788,7 +10573,6 @@
     <w:basedOn w:val="a"/>
     <w:next w:val="a"/>
     <w:uiPriority w:val="39"/>
-    <w:semiHidden/>
     <w:unhideWhenUsed/>
     <w:pPr>
       <w:ind w:leftChars="200" w:left="420"/>
@@ -6799,7 +10583,6 @@
     <w:basedOn w:val="a0"/>
     <w:autoRedefine/>
     <w:uiPriority w:val="99"/>
-    <w:semiHidden/>
     <w:unhideWhenUsed/>
     <w:qFormat/>
     <w:rPr>
@@ -6887,7 +10670,6 @@
     <w:name w:val="Normal (Web)"/>
     <w:basedOn w:val="a"/>
     <w:uiPriority w:val="99"/>
-    <w:semiHidden/>
     <w:unhideWhenUsed/>
     <w:rsid w:val="001015C0"/>
     <w:pPr>
@@ -6906,6 +10688,44 @@
     <w:name w:val="_fadein_m1hgl_8"/>
     <w:basedOn w:val="a0"/>
     <w:rsid w:val="001015C0"/>
+  </w:style>
+  <w:style w:type="paragraph" w:styleId="ac">
+    <w:name w:val="Date"/>
+    <w:basedOn w:val="a"/>
+    <w:next w:val="a"/>
+    <w:link w:val="ad"/>
+    <w:uiPriority w:val="99"/>
+    <w:semiHidden/>
+    <w:unhideWhenUsed/>
+    <w:rsid w:val="00C07F4E"/>
+    <w:pPr>
+      <w:ind w:leftChars="2500" w:left="100"/>
+    </w:pPr>
+  </w:style>
+  <w:style w:type="character" w:customStyle="1" w:styleId="ad">
+    <w:name w:val="日期 字符"/>
+    <w:basedOn w:val="a0"/>
+    <w:link w:val="ac"/>
+    <w:uiPriority w:val="99"/>
+    <w:semiHidden/>
+    <w:rsid w:val="00C07F4E"/>
+    <w:rPr>
+      <w:kern w:val="2"/>
+      <w:sz w:val="21"/>
+      <w:szCs w:val="22"/>
+    </w:rPr>
+  </w:style>
+  <w:style w:type="character" w:styleId="ae">
+    <w:name w:val="Unresolved Mention"/>
+    <w:basedOn w:val="a0"/>
+    <w:uiPriority w:val="99"/>
+    <w:semiHidden/>
+    <w:unhideWhenUsed/>
+    <w:rsid w:val="00C07F4E"/>
+    <w:rPr>
+      <w:color w:val="605E5C"/>
+      <w:shd w:val="clear" w:color="auto" w:fill="E1DFDD"/>
+    </w:rPr>
   </w:style>
 </w:styles>
 </file>
@@ -7177,10 +10997,22 @@
 </s:customData>
 </file>
 
+<file path=customXml/item2.xml><?xml version="1.0" encoding="utf-8"?>
+<b:Sources xmlns:b="http://schemas.openxmlformats.org/officeDocument/2006/bibliography" xmlns="http://schemas.openxmlformats.org/officeDocument/2006/bibliography" SelectedStyle="\APASixthEditionOfficeOnline.xsl" StyleName="APA" Version="6"/>
+</file>
+
 <file path=customXml/itemProps1.xml><?xml version="1.0" encoding="utf-8"?>
 <ds:datastoreItem xmlns:ds="http://schemas.openxmlformats.org/officeDocument/2006/customXml" ds:itemID="{B1977F7D-205B-4081-913C-38D41E755F92}">
   <ds:schemaRefs>
     <ds:schemaRef ds:uri="http://www.wps.cn/officeDocument/2013/wpsCustomData"/>
   </ds:schemaRefs>
 </ds:datastoreItem>
+</file>
+
+<file path=customXml/itemProps2.xml><?xml version="1.0" encoding="utf-8"?>
+<ds:datastoreItem xmlns:ds="http://schemas.openxmlformats.org/officeDocument/2006/customXml" ds:itemID="{B12BA146-E2CA-4CA0-A5C4-F56891857BE1}">
+  <ds:schemaRefs>
+    <ds:schemaRef ds:uri="http://schemas.openxmlformats.org/officeDocument/2006/bibliography"/>
+  </ds:schemaRefs>
+</ds:datastoreItem>
 </file>
--- a/项目文档/项目总结报告.docx
+++ b/项目文档/项目总结报告.docx
@@ -721,7 +721,7 @@
       <w:pPr>
         <w:jc w:val="center"/>
         <w:rPr>
-          <w:rFonts w:ascii="楷体" w:eastAsia="楷体" w:hAnsi="楷体"/>
+          <w:rFonts w:ascii="楷体" w:eastAsia="楷体" w:hAnsi="楷体" w:hint="eastAsia"/>
           <w:sz w:val="24"/>
           <w:szCs w:val="24"/>
         </w:rPr>
@@ -801,7 +801,7 @@
           <w:pPr>
             <w:jc w:val="center"/>
             <w:rPr>
-              <w:rFonts w:ascii="楷体" w:eastAsia="楷体" w:hAnsi="楷体"/>
+              <w:rFonts w:ascii="楷体" w:eastAsia="楷体" w:hAnsi="楷体" w:hint="eastAsia"/>
               <w:sz w:val="24"/>
               <w:szCs w:val="24"/>
             </w:rPr>
@@ -4372,7 +4372,25 @@
           <w:sz w:val="24"/>
           <w:szCs w:val="24"/>
         </w:rPr>
-        <w:t xml:space="preserve"> 鉴权机制，保证数据安全与操作合规。项目力求在无硬件依赖的前提下，为用户带来一站式、持续化、可视化的健康管理体验，填补现有应用在数据整合与服务连贯性方面的空白。</w:t>
+        <w:t xml:space="preserve"> 鉴权机制，保证数据安全与操作合</w:t>
+      </w:r>
+      <w:proofErr w:type="gramStart"/>
+      <w:r>
+        <w:rPr>
+          <w:rFonts w:ascii="宋体" w:eastAsia="宋体" w:hAnsi="宋体" w:cs="Times New Roman"/>
+          <w:sz w:val="24"/>
+          <w:szCs w:val="24"/>
+        </w:rPr>
+        <w:t>规</w:t>
+      </w:r>
+      <w:proofErr w:type="gramEnd"/>
+      <w:r>
+        <w:rPr>
+          <w:rFonts w:ascii="宋体" w:eastAsia="宋体" w:hAnsi="宋体" w:cs="Times New Roman"/>
+          <w:sz w:val="24"/>
+          <w:szCs w:val="24"/>
+        </w:rPr>
+        <w:t>。项目力求在无硬件依赖的前提下，为用户带来一站式、持续化、可视化的健康管理体验，填补现有应用在数据整合与服务连贯性方面的空白。</w:t>
       </w:r>
     </w:p>
     <w:p>
@@ -4548,6 +4566,7 @@
         </w:rPr>
         <w:t>传输与</w:t>
       </w:r>
+      <w:proofErr w:type="spellStart"/>
       <w:r>
         <w:rPr>
           <w:rFonts w:ascii="Times New Roman" w:eastAsia="宋体" w:hAnsi="Times New Roman" w:cs="Times New Roman"/>
@@ -4556,6 +4575,7 @@
         </w:rPr>
         <w:t>bcrypt</w:t>
       </w:r>
+      <w:proofErr w:type="spellEnd"/>
       <w:r>
         <w:rPr>
           <w:rFonts w:ascii="宋体" w:eastAsia="宋体" w:hAnsi="宋体" w:cs="Times New Roman" w:hint="eastAsia"/>
@@ -4582,6 +4602,7 @@
         </w:rPr>
         <w:t>数据可视化技术 方面，</w:t>
       </w:r>
+      <w:proofErr w:type="spellStart"/>
       <w:r>
         <w:rPr>
           <w:rFonts w:ascii="Times New Roman" w:eastAsia="宋体" w:hAnsi="Times New Roman" w:cs="Times New Roman"/>
@@ -4590,6 +4611,7 @@
         </w:rPr>
         <w:t>ECharts</w:t>
       </w:r>
+      <w:proofErr w:type="spellEnd"/>
       <w:r>
         <w:rPr>
           <w:rFonts w:ascii="Times New Roman" w:eastAsia="宋体" w:hAnsi="Times New Roman" w:cs="Times New Roman"/>
@@ -4646,7 +4668,25 @@
           <w:sz w:val="24"/>
           <w:szCs w:val="24"/>
         </w:rPr>
-        <w:t>等开放标准正在被医疗系统和第三方健康应用逐步引入，用于统一健康指标的命名、单位与传输格式。不过多数面向大众的轻量级平台仍以自行定义的</w:t>
+        <w:t>等开放标准正在被医疗系统和第三</w:t>
+      </w:r>
+      <w:proofErr w:type="gramStart"/>
+      <w:r>
+        <w:rPr>
+          <w:rFonts w:ascii="宋体" w:eastAsia="宋体" w:hAnsi="宋体" w:cs="Times New Roman" w:hint="eastAsia"/>
+          <w:sz w:val="24"/>
+          <w:szCs w:val="24"/>
+        </w:rPr>
+        <w:t>方健康</w:t>
+      </w:r>
+      <w:proofErr w:type="gramEnd"/>
+      <w:r>
+        <w:rPr>
+          <w:rFonts w:ascii="宋体" w:eastAsia="宋体" w:hAnsi="宋体" w:cs="Times New Roman" w:hint="eastAsia"/>
+          <w:sz w:val="24"/>
+          <w:szCs w:val="24"/>
+        </w:rPr>
+        <w:t>应用逐步引入，用于统一健康指标的命名、单位与传输格式。不过多数面向大众的轻量级平台仍以自行定义的</w:t>
       </w:r>
       <w:r>
         <w:rPr>
@@ -4962,7 +5002,25 @@
           <w:sz w:val="24"/>
           <w:szCs w:val="24"/>
         </w:rPr>
-        <w:t>编写用户权限校验、数据增删改查、健康模型配置管理、推荐与置顶机制、消息推送服务等核心逻辑。处理数据合法性验证、异常捕获与日志记录，确保系统稳定运行。</w:t>
+        <w:t>编写用户权限校验、数据增删改查、健康模型配置管理、</w:t>
+      </w:r>
+      <w:proofErr w:type="gramStart"/>
+      <w:r>
+        <w:rPr>
+          <w:rFonts w:ascii="宋体" w:eastAsia="宋体" w:hAnsi="宋体" w:cs="Times New Roman" w:hint="eastAsia"/>
+          <w:sz w:val="24"/>
+          <w:szCs w:val="24"/>
+        </w:rPr>
+        <w:t>推荐与置顶</w:t>
+      </w:r>
+      <w:proofErr w:type="gramEnd"/>
+      <w:r>
+        <w:rPr>
+          <w:rFonts w:ascii="宋体" w:eastAsia="宋体" w:hAnsi="宋体" w:cs="Times New Roman" w:hint="eastAsia"/>
+          <w:sz w:val="24"/>
+          <w:szCs w:val="24"/>
+        </w:rPr>
+        <w:t>机制、消息推送服务等核心逻辑。处理数据合法性验证、异常捕获与日志记录，确保系统稳定运行。</w:t>
       </w:r>
     </w:p>
     <w:p>
@@ -5011,6 +5069,7 @@
         </w:rPr>
         <w:t xml:space="preserve">接入 </w:t>
       </w:r>
+      <w:proofErr w:type="spellStart"/>
       <w:r>
         <w:rPr>
           <w:rFonts w:ascii="Times New Roman" w:eastAsia="宋体" w:hAnsi="Times New Roman" w:cs="Times New Roman"/>
@@ -5019,6 +5078,7 @@
         </w:rPr>
         <w:t>ECharts</w:t>
       </w:r>
+      <w:proofErr w:type="spellEnd"/>
       <w:r>
         <w:rPr>
           <w:rFonts w:ascii="宋体" w:eastAsia="宋体" w:hAnsi="宋体" w:cs="Times New Roman" w:hint="eastAsia"/>
@@ -5160,36 +5220,94 @@
       <w:pPr>
         <w:ind w:firstLine="420"/>
         <w:rPr>
+          <w:rFonts w:ascii="宋体" w:eastAsia="宋体" w:hAnsi="宋体" w:cs="Times New Roman" w:hint="eastAsia"/>
+          <w:sz w:val="24"/>
+          <w:szCs w:val="24"/>
+        </w:rPr>
+      </w:pPr>
+      <w:r>
+        <w:rPr>
+          <w:rFonts w:ascii="宋体" w:eastAsia="宋体" w:hAnsi="宋体" w:cs="Times New Roman" w:hint="eastAsia"/>
+          <w:sz w:val="24"/>
+          <w:szCs w:val="24"/>
+        </w:rPr>
+        <w:t>项目组一共有5名成员，</w:t>
+      </w:r>
+    </w:p>
+    <w:p>
+      <w:pPr>
+        <w:ind w:firstLine="420"/>
+        <w:rPr>
+          <w:rFonts w:ascii="宋体" w:eastAsia="宋体" w:hAnsi="宋体" w:cs="Times New Roman" w:hint="eastAsia"/>
+          <w:sz w:val="24"/>
+          <w:szCs w:val="24"/>
+        </w:rPr>
+      </w:pPr>
+      <w:r>
+        <w:rPr>
+          <w:rFonts w:ascii="宋体" w:eastAsia="宋体" w:hAnsi="宋体" w:cs="Times New Roman" w:hint="eastAsia"/>
+          <w:sz w:val="24"/>
+          <w:szCs w:val="24"/>
+        </w:rPr>
+        <w:t>范奕珩</w:t>
+      </w:r>
+      <w:r>
+        <w:rPr>
           <w:rFonts w:ascii="宋体" w:eastAsia="宋体" w:hAnsi="宋体" w:cs="Times New Roman"/>
           <w:sz w:val="24"/>
           <w:szCs w:val="24"/>
         </w:rPr>
-      </w:pPr>
-      <w:r>
-        <w:rPr>
-          <w:rFonts w:ascii="宋体" w:eastAsia="宋体" w:hAnsi="宋体" w:cs="Times New Roman" w:hint="eastAsia"/>
-          <w:sz w:val="24"/>
-          <w:szCs w:val="24"/>
-        </w:rPr>
-        <w:t>项目组一共有5名成员，</w:t>
+        <w:t>负责编写需求规格说明、设计说明、用户手册等全程文档，并主导概要设计评审；系统集成阶段统筹前后端对接，制定接口联调日程，最终组织整体测试并输出测试报告，所有计划节点按期完成，文档版本同步到仓库</w:t>
+      </w:r>
+      <w:r>
+        <w:rPr>
+          <w:rFonts w:ascii="宋体" w:eastAsia="宋体" w:hAnsi="宋体" w:cs="Times New Roman" w:hint="eastAsia"/>
+          <w:sz w:val="24"/>
+          <w:szCs w:val="24"/>
+        </w:rPr>
+        <w:t>，部署到docker容器并发布</w:t>
+      </w:r>
+      <w:r>
+        <w:rPr>
+          <w:rFonts w:ascii="宋体" w:eastAsia="宋体" w:hAnsi="宋体" w:cs="Times New Roman"/>
+          <w:sz w:val="24"/>
+          <w:szCs w:val="24"/>
+        </w:rPr>
+        <w:t>，集成缺陷关闭率达 98%。</w:t>
       </w:r>
     </w:p>
     <w:p>
       <w:pPr>
         <w:ind w:firstLine="420"/>
         <w:rPr>
+          <w:rFonts w:ascii="宋体" w:eastAsia="宋体" w:hAnsi="宋体" w:cs="Times New Roman" w:hint="eastAsia"/>
+          <w:sz w:val="24"/>
+          <w:szCs w:val="24"/>
+        </w:rPr>
+      </w:pPr>
+      <w:r>
+        <w:rPr>
+          <w:rFonts w:ascii="宋体" w:eastAsia="宋体" w:hAnsi="宋体" w:cs="Times New Roman" w:hint="eastAsia"/>
+          <w:sz w:val="24"/>
+          <w:szCs w:val="24"/>
+        </w:rPr>
+        <w:t>于洋</w:t>
+      </w:r>
+      <w:r>
+        <w:rPr>
           <w:rFonts w:ascii="宋体" w:eastAsia="宋体" w:hAnsi="宋体" w:cs="Times New Roman"/>
           <w:sz w:val="24"/>
           <w:szCs w:val="24"/>
         </w:rPr>
-      </w:pPr>
-      <w:r>
-        <w:rPr>
-          <w:rFonts w:ascii="宋体" w:eastAsia="宋体" w:hAnsi="宋体" w:cs="Times New Roman" w:hint="eastAsia"/>
-          <w:sz w:val="24"/>
-          <w:szCs w:val="24"/>
-        </w:rPr>
-        <w:t>范奕珩</w:t>
+        <w:t>聚焦后端业务逻辑，先完成需求细化与接口列表，再在 Spring Boot 模块中实现用户、资讯、健康记录等核心服务，撰写单元测试与接口测试脚本，覆盖率稳定在 85% 以上；按迭代节奏提交</w:t>
+      </w:r>
+      <w:r>
+        <w:rPr>
+          <w:rFonts w:ascii="Times New Roman" w:eastAsia="宋体" w:hAnsi="Times New Roman" w:cs="Times New Roman"/>
+          <w:sz w:val="24"/>
+          <w:szCs w:val="24"/>
+        </w:rPr>
+        <w:t> </w:t>
       </w:r>
       <w:r>
         <w:rPr>
@@ -5197,15 +5315,15 @@
           <w:sz w:val="24"/>
           <w:szCs w:val="24"/>
         </w:rPr>
-        <w:t>负责编写需求规格说明、设计说明、用户手册等全程文档，并主导概要设计评审；系统集成阶段统筹前后端对接，制定接口联调日程，最终组织整体测试并输出测试报告，所有计划节点按期完成，文档版本同步到仓库</w:t>
-      </w:r>
-      <w:r>
-        <w:rPr>
-          <w:rFonts w:ascii="宋体" w:eastAsia="宋体" w:hAnsi="宋体" w:cs="Times New Roman" w:hint="eastAsia"/>
-          <w:sz w:val="24"/>
-          <w:szCs w:val="24"/>
-        </w:rPr>
-        <w:t>，部署到docker容器并发布</w:t>
+        <w:t>Pull</w:t>
+      </w:r>
+      <w:r>
+        <w:rPr>
+          <w:rFonts w:ascii="Times New Roman" w:eastAsia="宋体" w:hAnsi="Times New Roman" w:cs="Times New Roman"/>
+          <w:sz w:val="24"/>
+          <w:szCs w:val="24"/>
+        </w:rPr>
+        <w:t> </w:t>
       </w:r>
       <w:r>
         <w:rPr>
@@ -5213,25 +5331,51 @@
           <w:sz w:val="24"/>
           <w:szCs w:val="24"/>
         </w:rPr>
-        <w:t>，集成缺陷关闭率达 98%。</w:t>
+        <w:t>Request，缺陷修复及时，经过多轮压力测试接口响应性能满足目标。</w:t>
       </w:r>
     </w:p>
     <w:p>
       <w:pPr>
         <w:ind w:firstLine="420"/>
         <w:rPr>
+          <w:rFonts w:ascii="宋体" w:eastAsia="宋体" w:hAnsi="宋体" w:cs="Times New Roman" w:hint="eastAsia"/>
+          <w:sz w:val="24"/>
+          <w:szCs w:val="24"/>
+        </w:rPr>
+      </w:pPr>
+      <w:r>
+        <w:rPr>
+          <w:rFonts w:ascii="宋体" w:eastAsia="宋体" w:hAnsi="宋体" w:cs="Times New Roman" w:hint="eastAsia"/>
+          <w:sz w:val="24"/>
+          <w:szCs w:val="24"/>
+        </w:rPr>
+        <w:t>孙玮利</w:t>
+      </w:r>
+      <w:r>
+        <w:rPr>
           <w:rFonts w:ascii="宋体" w:eastAsia="宋体" w:hAnsi="宋体" w:cs="Times New Roman"/>
           <w:sz w:val="24"/>
           <w:szCs w:val="24"/>
         </w:rPr>
-      </w:pPr>
-      <w:r>
-        <w:rPr>
-          <w:rFonts w:ascii="宋体" w:eastAsia="宋体" w:hAnsi="宋体" w:cs="Times New Roman" w:hint="eastAsia"/>
-          <w:sz w:val="24"/>
-          <w:szCs w:val="24"/>
-        </w:rPr>
-        <w:t>于洋</w:t>
+        <w:t>负责后端技术方案与数据库设计，完成实体关系建模、表结构创建和索引优化；主导编码健康模型配置、消息推送等功能模块，并对服务进行性能调优；集成阶段对日志与异常处理框架进行统一封装，确保后端服务在高并发条件下稳定运行。</w:t>
+      </w:r>
+    </w:p>
+    <w:p>
+      <w:pPr>
+        <w:ind w:firstLine="420"/>
+        <w:rPr>
+          <w:rFonts w:ascii="宋体" w:eastAsia="宋体" w:hAnsi="宋体" w:cs="Times New Roman" w:hint="eastAsia"/>
+          <w:sz w:val="24"/>
+          <w:szCs w:val="24"/>
+        </w:rPr>
+      </w:pPr>
+      <w:r>
+        <w:rPr>
+          <w:rFonts w:ascii="宋体" w:eastAsia="宋体" w:hAnsi="宋体" w:cs="Times New Roman" w:hint="eastAsia"/>
+          <w:sz w:val="24"/>
+          <w:szCs w:val="24"/>
+        </w:rPr>
+        <w:t>廖晨翔</w:t>
       </w:r>
       <w:r>
         <w:rPr>
@@ -5239,7 +5383,7 @@
           <w:sz w:val="24"/>
           <w:szCs w:val="24"/>
         </w:rPr>
-        <w:t>聚焦后端业务逻辑，先完成需求细化与接口列表，再在 Spring Boot 模块中实现用户、资讯、健康记录等核心服务，撰写单元测试与接口测试脚本，覆盖率稳定在 85% 以上；按迭代节奏提交</w:t>
+        <w:t>承担前端需求分析与交互设计细化，依据 Figma 原型完成 Vue 组件开发，聚焦用户中心、健康数据录入、资讯浏览等页面的功能实现；主导前端 E2E 测试和跨浏览器兼容性检查，首屏渲染时间优化至 1.7</w:t>
       </w:r>
       <w:r>
         <w:rPr>
@@ -5255,98 +5399,14 @@
           <w:sz w:val="24"/>
           <w:szCs w:val="24"/>
         </w:rPr>
-        <w:t>Pull</w:t>
-      </w:r>
-      <w:r>
-        <w:rPr>
-          <w:rFonts w:ascii="Times New Roman" w:eastAsia="宋体" w:hAnsi="Times New Roman" w:cs="Times New Roman"/>
-          <w:sz w:val="24"/>
-          <w:szCs w:val="24"/>
-        </w:rPr>
-        <w:t> </w:t>
-      </w:r>
-      <w:r>
-        <w:rPr>
-          <w:rFonts w:ascii="宋体" w:eastAsia="宋体" w:hAnsi="宋体" w:cs="Times New Roman"/>
-          <w:sz w:val="24"/>
-          <w:szCs w:val="24"/>
-        </w:rPr>
-        <w:t>Request，缺陷修复及时，经过多轮压力测试接口响应性能满足目标。</w:t>
+        <w:t>秒，界面交互流畅度达到预期。</w:t>
       </w:r>
     </w:p>
     <w:p>
       <w:pPr>
         <w:ind w:firstLine="420"/>
         <w:rPr>
-          <w:rFonts w:ascii="宋体" w:eastAsia="宋体" w:hAnsi="宋体" w:cs="Times New Roman"/>
-          <w:sz w:val="24"/>
-          <w:szCs w:val="24"/>
-        </w:rPr>
-      </w:pPr>
-      <w:r>
-        <w:rPr>
-          <w:rFonts w:ascii="宋体" w:eastAsia="宋体" w:hAnsi="宋体" w:cs="Times New Roman" w:hint="eastAsia"/>
-          <w:sz w:val="24"/>
-          <w:szCs w:val="24"/>
-        </w:rPr>
-        <w:t>孙玮利</w:t>
-      </w:r>
-      <w:r>
-        <w:rPr>
-          <w:rFonts w:ascii="宋体" w:eastAsia="宋体" w:hAnsi="宋体" w:cs="Times New Roman"/>
-          <w:sz w:val="24"/>
-          <w:szCs w:val="24"/>
-        </w:rPr>
-        <w:t>负责后端技术方案与数据库设计，完成实体关系建模、表结构创建和索引优化；主导编码健康模型配置、消息推送等功能模块，并对服务进行性能调优；集成阶段对日志与异常处理框架进行统一封装，确保后端服务在高并发条件下稳定运行。</w:t>
-      </w:r>
-    </w:p>
-    <w:p>
-      <w:pPr>
-        <w:ind w:firstLine="420"/>
-        <w:rPr>
-          <w:rFonts w:ascii="宋体" w:eastAsia="宋体" w:hAnsi="宋体" w:cs="Times New Roman"/>
-          <w:sz w:val="24"/>
-          <w:szCs w:val="24"/>
-        </w:rPr>
-      </w:pPr>
-      <w:r>
-        <w:rPr>
-          <w:rFonts w:ascii="宋体" w:eastAsia="宋体" w:hAnsi="宋体" w:cs="Times New Roman" w:hint="eastAsia"/>
-          <w:sz w:val="24"/>
-          <w:szCs w:val="24"/>
-        </w:rPr>
-        <w:t>廖晨翔</w:t>
-      </w:r>
-      <w:r>
-        <w:rPr>
-          <w:rFonts w:ascii="宋体" w:eastAsia="宋体" w:hAnsi="宋体" w:cs="Times New Roman"/>
-          <w:sz w:val="24"/>
-          <w:szCs w:val="24"/>
-        </w:rPr>
-        <w:t>承担前端需求分析与交互设计细化，依据 Figma 原型完成 Vue 组件开发，聚焦用户中心、健康数据录入、资讯浏览等页面的功能实现；主导前端 E2E 测试和跨浏览器兼容性检查，首屏渲染时间优化至 1.7</w:t>
-      </w:r>
-      <w:r>
-        <w:rPr>
-          <w:rFonts w:ascii="Times New Roman" w:eastAsia="宋体" w:hAnsi="Times New Roman" w:cs="Times New Roman"/>
-          <w:sz w:val="24"/>
-          <w:szCs w:val="24"/>
-        </w:rPr>
-        <w:t> </w:t>
-      </w:r>
-      <w:r>
-        <w:rPr>
-          <w:rFonts w:ascii="宋体" w:eastAsia="宋体" w:hAnsi="宋体" w:cs="Times New Roman"/>
-          <w:sz w:val="24"/>
-          <w:szCs w:val="24"/>
-        </w:rPr>
-        <w:t>秒，界面交互流畅度达到预期。</w:t>
-      </w:r>
-    </w:p>
-    <w:p>
-      <w:pPr>
-        <w:ind w:firstLine="420"/>
-        <w:rPr>
-          <w:rFonts w:ascii="宋体" w:eastAsia="宋体" w:hAnsi="宋体" w:cs="Times New Roman"/>
+          <w:rFonts w:ascii="宋体" w:eastAsia="宋体" w:hAnsi="宋体" w:cs="Times New Roman" w:hint="eastAsia"/>
           <w:sz w:val="24"/>
           <w:szCs w:val="24"/>
         </w:rPr>
@@ -5514,7 +5574,35 @@
         <w:rPr>
           <w:rStyle w:val="fadeinm1hgl8"/>
         </w:rPr>
-        <w:t>项目立项阶段制定了三个月的启动计划。第一周完成了市场调研和竞品分析，明确平台面向无可穿戴设备用户的差异化定位，并在评审会上获得导师和行业顾问的一致认可。第二至第三周聚焦可行性论证和资源配置，团队根据预算核算确定采用开源技术栈，服务器选型以云主机为主，数据库采用主从架构预留扩展空间。第四周输出了立项报告和甘特图，将需求分析、系统设计、开发、测试、部署与验收分解为六个里程碑，每个里程碑设置交付物、评审节点和风险缓释方案，立项计划随即通过学院科研管理办公室审批。</w:t>
+        <w:t>项目立项阶段制定了三个月的启动计划。第一周完成了市场调研和</w:t>
+      </w:r>
+      <w:proofErr w:type="gramStart"/>
+      <w:r>
+        <w:rPr>
+          <w:rStyle w:val="fadeinm1hgl8"/>
+        </w:rPr>
+        <w:t>竞品</w:t>
+      </w:r>
+      <w:proofErr w:type="gramEnd"/>
+      <w:r>
+        <w:rPr>
+          <w:rStyle w:val="fadeinm1hgl8"/>
+        </w:rPr>
+        <w:t>分析，明确平台面向无可穿戴设备用户的差异化定位，并在评审会上获得导师和行业顾问的一致认可。第二至第三周聚焦可行性论证和资源配置，团队根据预算核算确定采用开源技术</w:t>
+      </w:r>
+      <w:proofErr w:type="gramStart"/>
+      <w:r>
+        <w:rPr>
+          <w:rStyle w:val="fadeinm1hgl8"/>
+        </w:rPr>
+        <w:t>栈</w:t>
+      </w:r>
+      <w:proofErr w:type="gramEnd"/>
+      <w:r>
+        <w:rPr>
+          <w:rStyle w:val="fadeinm1hgl8"/>
+        </w:rPr>
+        <w:t>，服务器选型以云主机为主，数据库采用主从架构预留扩展空间。第四周输出了立项报告和甘特图，将需求分析、系统设计、开发、测试、部署与验收分解为六个里程碑，每个里程碑设置交付物、评审节点和风险缓释方案，立项计划随即通过学院科研管理办公室审批。</w:t>
       </w:r>
     </w:p>
     <w:p>
@@ -5572,7 +5660,35 @@
         <w:rPr>
           <w:rStyle w:val="fadeinm1hgl8"/>
         </w:rPr>
-        <w:t>，节省部分主要来自云资源优惠与线上工具替代线下测试设备。立项时提出的风险条款中，唯一触发的是成员临时健康状况导致的人员替补，通过提前建立的任务交接表，未引发延期。综合来看，立项计划的时间轴、资源配置和风险控制均得到有效落实，项目以高质量成果顺利收官。</w:t>
+        <w:t>，节省部分主要来自</w:t>
+      </w:r>
+      <w:proofErr w:type="gramStart"/>
+      <w:r>
+        <w:rPr>
+          <w:rStyle w:val="fadeinm1hgl8"/>
+        </w:rPr>
+        <w:t>云资源</w:t>
+      </w:r>
+      <w:proofErr w:type="gramEnd"/>
+      <w:r>
+        <w:rPr>
+          <w:rStyle w:val="fadeinm1hgl8"/>
+        </w:rPr>
+        <w:t>优惠与线</w:t>
+      </w:r>
+      <w:proofErr w:type="gramStart"/>
+      <w:r>
+        <w:rPr>
+          <w:rStyle w:val="fadeinm1hgl8"/>
+        </w:rPr>
+        <w:t>上工具</w:t>
+      </w:r>
+      <w:proofErr w:type="gramEnd"/>
+      <w:r>
+        <w:rPr>
+          <w:rStyle w:val="fadeinm1hgl8"/>
+        </w:rPr>
+        <w:t>替代线下测试设备。立项时提出的风险条款中，唯一触发的是成员临时健康状况导致的人员替补，通过提前建立的任务交接表，未引发延期。综合来看，立项计划的时间轴、资源配置和风险控制均得到有效落实，项目以高质量成果顺利收官。</w:t>
       </w:r>
     </w:p>
     <w:p>
@@ -5758,6 +5874,7 @@
         </w:rPr>
         <w:t>传输与</w:t>
       </w:r>
+      <w:proofErr w:type="spellStart"/>
       <w:r>
         <w:rPr>
           <w:rFonts w:ascii="Times New Roman" w:eastAsia="宋体" w:hAnsi="Times New Roman" w:cs="Times New Roman"/>
@@ -5766,6 +5883,7 @@
         </w:rPr>
         <w:t>bcrypt</w:t>
       </w:r>
+      <w:proofErr w:type="spellEnd"/>
       <w:r>
         <w:rPr>
           <w:rFonts w:ascii="宋体" w:eastAsia="宋体" w:hAnsi="宋体" w:cs="Times New Roman"/>
@@ -5917,7 +6035,25 @@
           <w:sz w:val="24"/>
           <w:szCs w:val="24"/>
         </w:rPr>
-        <w:t>设计阶段首先从宏观层面确立系统的分层架构，团队依据需求规格说明书绘制了展示端、业务端、数据持久层和安全控制层的整体结构图，确保各层职责单一、耦合度低。随着宏观架构确定，设计人员进一步完成核心用例的顺序图和类图，通过梳理对象交互过程来验证模块调用关系的完整性与合理性。技术选型环节以可维护性和社区生态为考量：</w:t>
+        <w:t>设计阶段首先从宏观层面确立系统的分层架构，团队依据需求规格说明书绘制了展示端、业务端、数据持久层和安全控制层的整体结构图，确保各层职责单一、耦合度低。随着宏观架构确定，设计人员进一步完成核心用例的顺序图和类图，通过梳理对象交互过程来验证模块调用关系的完整性与合理性。技术选型环节以可维护性和社区生态为</w:t>
+      </w:r>
+      <w:proofErr w:type="gramStart"/>
+      <w:r>
+        <w:rPr>
+          <w:rFonts w:ascii="宋体" w:eastAsia="宋体" w:hAnsi="宋体" w:cs="Times New Roman" w:hint="eastAsia"/>
+          <w:sz w:val="24"/>
+          <w:szCs w:val="24"/>
+        </w:rPr>
+        <w:t>考量</w:t>
+      </w:r>
+      <w:proofErr w:type="gramEnd"/>
+      <w:r>
+        <w:rPr>
+          <w:rFonts w:ascii="宋体" w:eastAsia="宋体" w:hAnsi="宋体" w:cs="Times New Roman" w:hint="eastAsia"/>
+          <w:sz w:val="24"/>
+          <w:szCs w:val="24"/>
+        </w:rPr>
+        <w:t>：</w:t>
       </w:r>
       <w:r>
         <w:rPr>
@@ -5967,6 +6103,7 @@
         </w:rPr>
         <w:t>服务，</w:t>
       </w:r>
+      <w:proofErr w:type="spellStart"/>
       <w:r>
         <w:rPr>
           <w:rFonts w:ascii="Times New Roman" w:eastAsia="宋体" w:hAnsi="Times New Roman" w:cs="Times New Roman"/>
@@ -5975,6 +6112,7 @@
         </w:rPr>
         <w:t>MyBatis</w:t>
       </w:r>
+      <w:proofErr w:type="spellEnd"/>
       <w:r>
         <w:rPr>
           <w:rFonts w:ascii="宋体" w:eastAsia="宋体" w:hAnsi="宋体" w:cs="Times New Roman" w:hint="eastAsia"/>
@@ -5997,7 +6135,25 @@
           <w:sz w:val="24"/>
           <w:szCs w:val="24"/>
         </w:rPr>
-        <w:t xml:space="preserve"> 鉴权中间件部署在网关层，实现接口安全守护。</w:t>
+        <w:t xml:space="preserve"> 鉴权中间</w:t>
+      </w:r>
+      <w:proofErr w:type="gramStart"/>
+      <w:r>
+        <w:rPr>
+          <w:rFonts w:ascii="宋体" w:eastAsia="宋体" w:hAnsi="宋体" w:cs="Times New Roman" w:hint="eastAsia"/>
+          <w:sz w:val="24"/>
+          <w:szCs w:val="24"/>
+        </w:rPr>
+        <w:t>件部署</w:t>
+      </w:r>
+      <w:proofErr w:type="gramEnd"/>
+      <w:r>
+        <w:rPr>
+          <w:rFonts w:ascii="宋体" w:eastAsia="宋体" w:hAnsi="宋体" w:cs="Times New Roman" w:hint="eastAsia"/>
+          <w:sz w:val="24"/>
+          <w:szCs w:val="24"/>
+        </w:rPr>
+        <w:t>在网关层，实现接口安全守护。</w:t>
       </w:r>
     </w:p>
     <w:p>
@@ -6025,13 +6181,23 @@
         </w:rPr>
         <w:t xml:space="preserve"> </w:t>
       </w:r>
+      <w:proofErr w:type="spellStart"/>
       <w:r>
         <w:rPr>
           <w:rFonts w:ascii="Times New Roman" w:eastAsia="宋体" w:hAnsi="Times New Roman" w:cs="Times New Roman"/>
           <w:sz w:val="24"/>
           <w:szCs w:val="24"/>
         </w:rPr>
-        <w:t>OpenAPI 3.0</w:t>
+        <w:t>OpenAPI</w:t>
+      </w:r>
+      <w:proofErr w:type="spellEnd"/>
+      <w:r>
+        <w:rPr>
+          <w:rFonts w:ascii="Times New Roman" w:eastAsia="宋体" w:hAnsi="Times New Roman" w:cs="Times New Roman"/>
+          <w:sz w:val="24"/>
+          <w:szCs w:val="24"/>
+        </w:rPr>
+        <w:t> 3.0</w:t>
       </w:r>
       <w:r>
         <w:rPr>
@@ -6071,7 +6237,25 @@
           <w:sz w:val="24"/>
           <w:szCs w:val="24"/>
         </w:rPr>
-        <w:t xml:space="preserve"> 压测，针对高并发登录、健康数据批量上传等场景反复验证系统稳定性。最终锁定线程池核心参数、数据库连接池上限与降级熔断策略，为正式环境提供性能保障。</w:t>
+        <w:t xml:space="preserve"> 压测，针对高并发登录、健康数据批量上传等场景反复验证系统稳定性。最终锁定线程</w:t>
+      </w:r>
+      <w:proofErr w:type="gramStart"/>
+      <w:r>
+        <w:rPr>
+          <w:rFonts w:ascii="宋体" w:eastAsia="宋体" w:hAnsi="宋体" w:cs="Times New Roman"/>
+          <w:sz w:val="24"/>
+          <w:szCs w:val="24"/>
+        </w:rPr>
+        <w:t>池核心</w:t>
+      </w:r>
+      <w:proofErr w:type="gramEnd"/>
+      <w:r>
+        <w:rPr>
+          <w:rFonts w:ascii="宋体" w:eastAsia="宋体" w:hAnsi="宋体" w:cs="Times New Roman"/>
+          <w:sz w:val="24"/>
+          <w:szCs w:val="24"/>
+        </w:rPr>
+        <w:t>参数、数据库连接池上限与降级熔断策略，为正式环境提供性能保障。</w:t>
       </w:r>
     </w:p>
     <w:p>
@@ -6118,7 +6302,25 @@
           <w:sz w:val="24"/>
           <w:szCs w:val="24"/>
         </w:rPr>
-        <w:t xml:space="preserve">设计产出包含完整的逻辑视图与部署视图，在逻辑视图中前端采用路由懒加载方式拆分用户中心、资讯、健康记录、消息四大页面集，以缩短首屏加载并提升用户体验。后端以分包结构划分 </w:t>
+        <w:t>设计产出包含完整的逻辑视图与部署视图，在逻辑视图中前端采用路由</w:t>
+      </w:r>
+      <w:proofErr w:type="gramStart"/>
+      <w:r>
+        <w:rPr>
+          <w:rFonts w:ascii="宋体" w:eastAsia="宋体" w:hAnsi="宋体" w:cs="Times New Roman" w:hint="eastAsia"/>
+          <w:sz w:val="24"/>
+          <w:szCs w:val="24"/>
+        </w:rPr>
+        <w:t>懒</w:t>
+      </w:r>
+      <w:proofErr w:type="gramEnd"/>
+      <w:r>
+        <w:rPr>
+          <w:rFonts w:ascii="宋体" w:eastAsia="宋体" w:hAnsi="宋体" w:cs="Times New Roman" w:hint="eastAsia"/>
+          <w:sz w:val="24"/>
+          <w:szCs w:val="24"/>
+        </w:rPr>
+        <w:t xml:space="preserve">加载方式拆分用户中心、资讯、健康记录、消息四大页面集，以缩短首屏加载并提升用户体验。后端以分包结构划分 </w:t>
       </w:r>
       <w:r>
         <w:rPr>
@@ -6182,7 +6384,25 @@
           <w:sz w:val="24"/>
           <w:szCs w:val="24"/>
         </w:rPr>
-        <w:t xml:space="preserve"> 四条业务线，保证代码上下文清晰且便于横向扩展；消息推送模块作为独立进程运行，与主业务解耦，支持异步高并发投递。部署视图上采用 Nginx 反向代理配合 </w:t>
+        <w:t xml:space="preserve"> 四条业务线，保证代码上下文清晰且便于横向扩展；消息推送模块作为独立进程运行，与</w:t>
+      </w:r>
+      <w:proofErr w:type="gramStart"/>
+      <w:r>
+        <w:rPr>
+          <w:rFonts w:ascii="宋体" w:eastAsia="宋体" w:hAnsi="宋体" w:cs="Times New Roman" w:hint="eastAsia"/>
+          <w:sz w:val="24"/>
+          <w:szCs w:val="24"/>
+        </w:rPr>
+        <w:t>主业务</w:t>
+      </w:r>
+      <w:proofErr w:type="gramEnd"/>
+      <w:r>
+        <w:rPr>
+          <w:rFonts w:ascii="宋体" w:eastAsia="宋体" w:hAnsi="宋体" w:cs="Times New Roman" w:hint="eastAsia"/>
+          <w:sz w:val="24"/>
+          <w:szCs w:val="24"/>
+        </w:rPr>
+        <w:t xml:space="preserve">解耦，支持异步高并发投递。部署视图上采用 Nginx 反向代理配合 </w:t>
       </w:r>
       <w:r>
         <w:rPr>
@@ -6234,6 +6454,7 @@
         </w:rPr>
         <w:t>、</w:t>
       </w:r>
+      <w:proofErr w:type="spellStart"/>
       <w:r>
         <w:rPr>
           <w:rFonts w:ascii="Times New Roman" w:eastAsia="宋体" w:hAnsi="Times New Roman" w:cs="Times New Roman"/>
@@ -6242,6 +6463,7 @@
         </w:rPr>
         <w:t>health_model_config</w:t>
       </w:r>
+      <w:proofErr w:type="spellEnd"/>
       <w:r>
         <w:rPr>
           <w:rFonts w:ascii="宋体" w:eastAsia="宋体" w:hAnsi="宋体" w:cs="Times New Roman" w:hint="eastAsia"/>
@@ -6282,6 +6504,7 @@
         </w:rPr>
         <w:t>、</w:t>
       </w:r>
+      <w:proofErr w:type="spellStart"/>
       <w:r>
         <w:rPr>
           <w:rFonts w:ascii="Times New Roman" w:eastAsia="宋体" w:hAnsi="Times New Roman" w:cs="Times New Roman"/>
@@ -6290,6 +6513,7 @@
         </w:rPr>
         <w:t>news_save</w:t>
       </w:r>
+      <w:proofErr w:type="spellEnd"/>
       <w:r>
         <w:rPr>
           <w:rFonts w:ascii="宋体" w:eastAsia="宋体" w:hAnsi="宋体" w:cs="Times New Roman" w:hint="eastAsia"/>
@@ -6330,6 +6554,7 @@
         </w:rPr>
         <w:t>、</w:t>
       </w:r>
+      <w:proofErr w:type="spellStart"/>
       <w:r>
         <w:rPr>
           <w:rFonts w:ascii="Times New Roman" w:eastAsia="宋体" w:hAnsi="Times New Roman" w:cs="Times New Roman"/>
@@ -6338,14 +6563,34 @@
         </w:rPr>
         <w:t>user_health</w:t>
       </w:r>
-      <w:r>
-        <w:rPr>
-          <w:rFonts w:ascii="宋体" w:eastAsia="宋体" w:hAnsi="宋体" w:cs="Times New Roman" w:hint="eastAsia"/>
-          <w:sz w:val="24"/>
-          <w:szCs w:val="24"/>
-        </w:rPr>
-        <w:t>，各表通过外键关联保持数据一致性，关键字段建立唯一索引以优化高频查询。针对健康数据写入与查询并行场景，数据库层面启用了行级锁与乐观锁策略，确保并发安全。</w:t>
-      </w:r>
+      <w:proofErr w:type="spellEnd"/>
+      <w:r>
+        <w:rPr>
+          <w:rFonts w:ascii="宋体" w:eastAsia="宋体" w:hAnsi="宋体" w:cs="Times New Roman" w:hint="eastAsia"/>
+          <w:sz w:val="24"/>
+          <w:szCs w:val="24"/>
+        </w:rPr>
+        <w:t>，各表</w:t>
+      </w:r>
+      <w:proofErr w:type="gramStart"/>
+      <w:r>
+        <w:rPr>
+          <w:rFonts w:ascii="宋体" w:eastAsia="宋体" w:hAnsi="宋体" w:cs="Times New Roman" w:hint="eastAsia"/>
+          <w:sz w:val="24"/>
+          <w:szCs w:val="24"/>
+        </w:rPr>
+        <w:t>通过外键关联</w:t>
+      </w:r>
+      <w:proofErr w:type="gramEnd"/>
+      <w:r>
+        <w:rPr>
+          <w:rFonts w:ascii="宋体" w:eastAsia="宋体" w:hAnsi="宋体" w:cs="Times New Roman" w:hint="eastAsia"/>
+          <w:sz w:val="24"/>
+          <w:szCs w:val="24"/>
+        </w:rPr>
+        <w:t>保持数据一致性，关键字段建立唯一索引以优化高频查询。针对健康数据写入与查询并行场景，数据库层面启用了行级锁与乐观锁策略，确保并发安全。</w:t>
+      </w:r>
+      <w:proofErr w:type="spellStart"/>
       <w:r>
         <w:rPr>
           <w:rFonts w:ascii="Times New Roman" w:eastAsia="宋体" w:hAnsi="Times New Roman" w:cs="Times New Roman"/>
@@ -6354,6 +6599,7 @@
         </w:rPr>
         <w:t>ECharts</w:t>
       </w:r>
+      <w:proofErr w:type="spellEnd"/>
       <w:r>
         <w:rPr>
           <w:rFonts w:ascii="宋体" w:eastAsia="宋体" w:hAnsi="宋体" w:cs="Times New Roman" w:hint="eastAsia"/>
@@ -6376,7 +6622,25 @@
           <w:sz w:val="24"/>
           <w:szCs w:val="24"/>
         </w:rPr>
-        <w:t xml:space="preserve"> 数据，前端根据不同指标渲染折线图、柱状图和仪表盘，实测在高并发访问下依旧维持流畅的帧率与交互响应。</w:t>
+        <w:t xml:space="preserve"> 数据，前端根据不同指标渲染折线图、柱状图和仪表盘，实测在高并发访问下依旧维持流畅</w:t>
+      </w:r>
+      <w:proofErr w:type="gramStart"/>
+      <w:r>
+        <w:rPr>
+          <w:rFonts w:ascii="宋体" w:eastAsia="宋体" w:hAnsi="宋体" w:cs="Times New Roman" w:hint="eastAsia"/>
+          <w:sz w:val="24"/>
+          <w:szCs w:val="24"/>
+        </w:rPr>
+        <w:t>的帧率与</w:t>
+      </w:r>
+      <w:proofErr w:type="gramEnd"/>
+      <w:r>
+        <w:rPr>
+          <w:rFonts w:ascii="宋体" w:eastAsia="宋体" w:hAnsi="宋体" w:cs="Times New Roman" w:hint="eastAsia"/>
+          <w:sz w:val="24"/>
+          <w:szCs w:val="24"/>
+        </w:rPr>
+        <w:t>交互响应。</w:t>
       </w:r>
     </w:p>
     <w:p>
@@ -6476,6 +6740,7 @@
         </w:rPr>
         <w:t xml:space="preserve"> 模块中集成 </w:t>
       </w:r>
+      <w:proofErr w:type="spellStart"/>
       <w:r>
         <w:rPr>
           <w:rFonts w:ascii="Times New Roman" w:eastAsia="宋体" w:hAnsi="Times New Roman" w:cs="Times New Roman"/>
@@ -6484,6 +6749,7 @@
         </w:rPr>
         <w:t>MyBatis</w:t>
       </w:r>
+      <w:proofErr w:type="spellEnd"/>
       <w:r>
         <w:rPr>
           <w:rFonts w:ascii="宋体" w:eastAsia="宋体" w:hAnsi="宋体" w:cs="Times New Roman"/>
@@ -6554,8 +6820,27 @@
           <w:sz w:val="24"/>
           <w:szCs w:val="24"/>
         </w:rPr>
-        <w:t xml:space="preserve"> 初始化，配置路由懒加载与 </w:t>
-      </w:r>
+        <w:t xml:space="preserve"> 初始化，配置路由</w:t>
+      </w:r>
+      <w:proofErr w:type="gramStart"/>
+      <w:r>
+        <w:rPr>
+          <w:rFonts w:ascii="宋体" w:eastAsia="宋体" w:hAnsi="宋体" w:cs="Times New Roman"/>
+          <w:sz w:val="24"/>
+          <w:szCs w:val="24"/>
+        </w:rPr>
+        <w:t>懒</w:t>
+      </w:r>
+      <w:proofErr w:type="gramEnd"/>
+      <w:r>
+        <w:rPr>
+          <w:rFonts w:ascii="宋体" w:eastAsia="宋体" w:hAnsi="宋体" w:cs="Times New Roman"/>
+          <w:sz w:val="24"/>
+          <w:szCs w:val="24"/>
+        </w:rPr>
+        <w:t xml:space="preserve">加载与 </w:t>
+      </w:r>
+      <w:proofErr w:type="spellStart"/>
       <w:r>
         <w:rPr>
           <w:rFonts w:ascii="Times New Roman" w:eastAsia="宋体" w:hAnsi="Times New Roman" w:cs="Times New Roman"/>
@@ -6564,6 +6849,7 @@
         </w:rPr>
         <w:t>Vuex</w:t>
       </w:r>
+      <w:proofErr w:type="spellEnd"/>
       <w:r>
         <w:rPr>
           <w:rFonts w:ascii="宋体" w:eastAsia="宋体" w:hAnsi="宋体" w:cs="Times New Roman"/>
@@ -6586,7 +6872,43 @@
           <w:sz w:val="24"/>
           <w:szCs w:val="24"/>
         </w:rPr>
-        <w:t xml:space="preserve"> 拦截器处理鉴权头和全局错误提示。随后，团队依据类图逐步实</w:t>
+        <w:t xml:space="preserve"> 拦截器处理</w:t>
+      </w:r>
+      <w:proofErr w:type="gramStart"/>
+      <w:r>
+        <w:rPr>
+          <w:rFonts w:ascii="宋体" w:eastAsia="宋体" w:hAnsi="宋体" w:cs="Times New Roman"/>
+          <w:sz w:val="24"/>
+          <w:szCs w:val="24"/>
+        </w:rPr>
+        <w:t>鉴权头和</w:t>
+      </w:r>
+      <w:proofErr w:type="gramEnd"/>
+      <w:r>
+        <w:rPr>
+          <w:rFonts w:ascii="宋体" w:eastAsia="宋体" w:hAnsi="宋体" w:cs="Times New Roman"/>
+          <w:sz w:val="24"/>
+          <w:szCs w:val="24"/>
+        </w:rPr>
+        <w:t>全局错误提示。随后，团队依据类</w:t>
+      </w:r>
+      <w:proofErr w:type="gramStart"/>
+      <w:r>
+        <w:rPr>
+          <w:rFonts w:ascii="宋体" w:eastAsia="宋体" w:hAnsi="宋体" w:cs="Times New Roman"/>
+          <w:sz w:val="24"/>
+          <w:szCs w:val="24"/>
+        </w:rPr>
+        <w:t>图逐步</w:t>
+      </w:r>
+      <w:proofErr w:type="gramEnd"/>
+      <w:r>
+        <w:rPr>
+          <w:rFonts w:ascii="宋体" w:eastAsia="宋体" w:hAnsi="宋体" w:cs="Times New Roman"/>
+          <w:sz w:val="24"/>
+          <w:szCs w:val="24"/>
+        </w:rPr>
+        <w:t>实</w:t>
       </w:r>
       <w:r>
         <w:rPr>
@@ -6619,7 +6941,25 @@
           <w:sz w:val="24"/>
           <w:szCs w:val="24"/>
         </w:rPr>
-        <w:t xml:space="preserve"> MyBatis Generator</w:t>
+        <w:t xml:space="preserve"> </w:t>
+      </w:r>
+      <w:proofErr w:type="spellStart"/>
+      <w:r>
+        <w:rPr>
+          <w:rFonts w:ascii="Times New Roman" w:eastAsia="宋体" w:hAnsi="Times New Roman" w:cs="Times New Roman"/>
+          <w:sz w:val="24"/>
+          <w:szCs w:val="24"/>
+        </w:rPr>
+        <w:t>MyBatis</w:t>
+      </w:r>
+      <w:proofErr w:type="spellEnd"/>
+      <w:r>
+        <w:rPr>
+          <w:rFonts w:ascii="Times New Roman" w:eastAsia="宋体" w:hAnsi="Times New Roman" w:cs="Times New Roman"/>
+          <w:sz w:val="24"/>
+          <w:szCs w:val="24"/>
+        </w:rPr>
+        <w:t xml:space="preserve"> Generator</w:t>
       </w:r>
       <w:r>
         <w:rPr>
@@ -6693,7 +7033,25 @@
           <w:sz w:val="24"/>
           <w:szCs w:val="24"/>
         </w:rPr>
-        <w:t>随着主干接口打通，开发重心转向复杂业务逻辑实现。健康数据录入模块支持批量导入与单条提交两种模式，后端通过事务管理保证数据一致性，并在服务层加入指标范围校验与单位换算。资讯模块实现推荐与置顶算法，后台页面可拖拽调整资讯权重，前端首页通过权重动态排序展示。</w:t>
+        <w:t>随着主干接口打通，开发重心转向复杂业务逻辑实现。健康数据录入模块支持批量导入与单条提交两种模式，后端通过事务管理保证数据一致性，并在服务层加入指标范围校验与单位换算。资讯模块实现</w:t>
+      </w:r>
+      <w:proofErr w:type="gramStart"/>
+      <w:r>
+        <w:rPr>
+          <w:rFonts w:ascii="宋体" w:eastAsia="宋体" w:hAnsi="宋体" w:cs="Times New Roman"/>
+          <w:sz w:val="24"/>
+          <w:szCs w:val="24"/>
+        </w:rPr>
+        <w:t>推荐与置顶</w:t>
+      </w:r>
+      <w:proofErr w:type="gramEnd"/>
+      <w:r>
+        <w:rPr>
+          <w:rFonts w:ascii="宋体" w:eastAsia="宋体" w:hAnsi="宋体" w:cs="Times New Roman"/>
+          <w:sz w:val="24"/>
+          <w:szCs w:val="24"/>
+        </w:rPr>
+        <w:t>算法，后台页面可拖拽调整资讯权重，前端首页通过权重动态排序展示。</w:t>
       </w:r>
     </w:p>
     <w:p>
@@ -6920,7 +7278,25 @@
           <w:sz w:val="24"/>
           <w:szCs w:val="24"/>
         </w:rPr>
-        <w:t>消息中心推送链路稳定。用户在修改个人资料、收获系统公告或后台审核通过时可即时收到站内信提醒，已读未读切换在毫秒级完成。</w:t>
+        <w:t>消息中心推送链路稳定。用户在修改个人资料、收获系统公告或后台审核通过时可即时收</w:t>
+      </w:r>
+      <w:proofErr w:type="gramStart"/>
+      <w:r>
+        <w:rPr>
+          <w:rFonts w:ascii="宋体" w:eastAsia="宋体" w:hAnsi="宋体" w:cs="Times New Roman"/>
+          <w:sz w:val="24"/>
+          <w:szCs w:val="24"/>
+        </w:rPr>
+        <w:t>到站内信提醒</w:t>
+      </w:r>
+      <w:proofErr w:type="gramEnd"/>
+      <w:r>
+        <w:rPr>
+          <w:rFonts w:ascii="宋体" w:eastAsia="宋体" w:hAnsi="宋体" w:cs="Times New Roman"/>
+          <w:sz w:val="24"/>
+          <w:szCs w:val="24"/>
+        </w:rPr>
+        <w:t>，已读未读切换在毫秒级完成。</w:t>
       </w:r>
       <w:r>
         <w:rPr>
@@ -6952,7 +7328,43 @@
           <w:sz w:val="24"/>
           <w:szCs w:val="24"/>
         </w:rPr>
-        <w:t>，未消费积压在夜间批处理窗口自动清空。限流与熔断策略多次在压测中验证拦截峰值流量，未对正常请求造成影响。</w:t>
+        <w:t>，</w:t>
+      </w:r>
+      <w:proofErr w:type="gramStart"/>
+      <w:r>
+        <w:rPr>
+          <w:rFonts w:ascii="宋体" w:eastAsia="宋体" w:hAnsi="宋体" w:cs="Times New Roman"/>
+          <w:sz w:val="24"/>
+          <w:szCs w:val="24"/>
+        </w:rPr>
+        <w:t>未消费</w:t>
+      </w:r>
+      <w:proofErr w:type="gramEnd"/>
+      <w:r>
+        <w:rPr>
+          <w:rFonts w:ascii="宋体" w:eastAsia="宋体" w:hAnsi="宋体" w:cs="Times New Roman"/>
+          <w:sz w:val="24"/>
+          <w:szCs w:val="24"/>
+        </w:rPr>
+        <w:t>积压在夜间批处理窗口自动清空。限流与熔断策略多次</w:t>
+      </w:r>
+      <w:proofErr w:type="gramStart"/>
+      <w:r>
+        <w:rPr>
+          <w:rFonts w:ascii="宋体" w:eastAsia="宋体" w:hAnsi="宋体" w:cs="Times New Roman"/>
+          <w:sz w:val="24"/>
+          <w:szCs w:val="24"/>
+        </w:rPr>
+        <w:t>在压测中</w:t>
+      </w:r>
+      <w:proofErr w:type="gramEnd"/>
+      <w:r>
+        <w:rPr>
+          <w:rFonts w:ascii="宋体" w:eastAsia="宋体" w:hAnsi="宋体" w:cs="Times New Roman"/>
+          <w:sz w:val="24"/>
+          <w:szCs w:val="24"/>
+        </w:rPr>
+        <w:t>验证拦截峰值流量，未对正常请求造成影响。</w:t>
       </w:r>
     </w:p>
     <w:p>
@@ -6970,7 +7382,25 @@
           <w:sz w:val="24"/>
           <w:szCs w:val="24"/>
         </w:rPr>
-        <w:t xml:space="preserve">运维监控面板实时采集 </w:t>
+        <w:t>运维</w:t>
+      </w:r>
+      <w:proofErr w:type="gramStart"/>
+      <w:r>
+        <w:rPr>
+          <w:rFonts w:ascii="宋体" w:eastAsia="宋体" w:hAnsi="宋体" w:cs="Times New Roman"/>
+          <w:sz w:val="24"/>
+          <w:szCs w:val="24"/>
+        </w:rPr>
+        <w:t>监控面</w:t>
+      </w:r>
+      <w:proofErr w:type="gramEnd"/>
+      <w:r>
+        <w:rPr>
+          <w:rFonts w:ascii="宋体" w:eastAsia="宋体" w:hAnsi="宋体" w:cs="Times New Roman"/>
+          <w:sz w:val="24"/>
+          <w:szCs w:val="24"/>
+        </w:rPr>
+        <w:t xml:space="preserve">板实时采集 </w:t>
       </w:r>
       <w:r>
         <w:rPr>
@@ -7002,7 +7432,25 @@
           <w:sz w:val="24"/>
           <w:szCs w:val="24"/>
         </w:rPr>
-        <w:t xml:space="preserve"> 命中率等指标，当资源使用超过阈值时自动扩容容器实例。两周运行数据显示，平均 </w:t>
+        <w:t xml:space="preserve"> 命中率等指标，</w:t>
+      </w:r>
+      <w:proofErr w:type="gramStart"/>
+      <w:r>
+        <w:rPr>
+          <w:rFonts w:ascii="宋体" w:eastAsia="宋体" w:hAnsi="宋体" w:cs="Times New Roman"/>
+          <w:sz w:val="24"/>
+          <w:szCs w:val="24"/>
+        </w:rPr>
+        <w:t>当资源</w:t>
+      </w:r>
+      <w:proofErr w:type="gramEnd"/>
+      <w:r>
+        <w:rPr>
+          <w:rFonts w:ascii="宋体" w:eastAsia="宋体" w:hAnsi="宋体" w:cs="Times New Roman"/>
+          <w:sz w:val="24"/>
+          <w:szCs w:val="24"/>
+        </w:rPr>
+        <w:t xml:space="preserve">使用超过阈值时自动扩容容器实例。两周运行数据显示，平均 </w:t>
       </w:r>
       <w:r>
         <w:rPr>
@@ -7228,12 +7676,29 @@
         <w:pStyle w:val="ab"/>
         <w:spacing w:before="0" w:beforeAutospacing="0" w:after="0" w:afterAutospacing="0"/>
         <w:ind w:firstLine="420"/>
-      </w:pPr>
-      <w:r>
-        <w:rPr>
-          <w:rStyle w:val="fadeinm1hgl8"/>
-        </w:rPr>
-        <w:t>系统部署采用 Docker 容器化方案，后端应用打包为基础镜像后，通过多阶段构建剥离编译产物，只保留可执行 Jar 与必要依赖，镜像体积压缩至百兆以内。前端项目在构建阶段完成静态资源打包，生成的 dist 目录被复制到 Nginx 镜像中，形成轻量级静态服务容器。数据库使用官方 MySQL 镜像，挂载主机数据卷以持久化存储，并在启动脚本中自动执行初始化 SQL，确保表结构一致。</w:t>
+        <w:rPr>
+          <w:rFonts w:hint="eastAsia"/>
+        </w:rPr>
+      </w:pPr>
+      <w:r>
+        <w:rPr>
+          <w:rStyle w:val="fadeinm1hgl8"/>
+        </w:rPr>
+        <w:t xml:space="preserve">系统部署采用 Docker 容器化方案，后端应用打包为基础镜像后，通过多阶段构建剥离编译产物，只保留可执行 Jar 与必要依赖，镜像体积压缩至百兆以内。前端项目在构建阶段完成静态资源打包，生成的 </w:t>
+      </w:r>
+      <w:proofErr w:type="spellStart"/>
+      <w:r>
+        <w:rPr>
+          <w:rStyle w:val="fadeinm1hgl8"/>
+        </w:rPr>
+        <w:t>dist</w:t>
+      </w:r>
+      <w:proofErr w:type="spellEnd"/>
+      <w:r>
+        <w:rPr>
+          <w:rStyle w:val="fadeinm1hgl8"/>
+        </w:rPr>
+        <w:t xml:space="preserve"> 目录被复制到 Nginx 镜像中，形成轻量级静态服务容器。数据库使用官方 MySQL 镜像，挂载主机数据卷以持久化存储，并在启动脚本中自动执行初始化 SQL，确保表结构一致。</w:t>
       </w:r>
     </w:p>
     <w:p>
@@ -7241,6 +7706,9 @@
         <w:pStyle w:val="ab"/>
         <w:spacing w:before="0" w:beforeAutospacing="0" w:after="0" w:afterAutospacing="0"/>
         <w:ind w:firstLine="420"/>
+        <w:rPr>
+          <w:rFonts w:hint="eastAsia"/>
+        </w:rPr>
       </w:pPr>
       <w:r>
         <w:rPr>
@@ -7253,7 +7721,35 @@
           <w:rStyle w:val="fadeinm1hgl8"/>
         </w:rPr>
         <w:noBreakHyphen/>
-        <w:t>compose，编排文件定义了 app、nginx、mysql、redis 四个服务，并通过自定义网络让容器彼此解析服务名直接通信，避免硬编码 IP。环境变量以 .env 文件集中管理，镜像启动后读取端口、数据库密码、JWT 密钥等配置，满足不同部署环境的可移植性。compose 提供的依赖顺序控制确保数据库与缓存服务先于后端启动，应用容器启动探针检测到依赖就绪后才进入正常运行状态。</w:t>
+        <w:t>compose，编排文件定义了 app、nginx、</w:t>
+      </w:r>
+      <w:proofErr w:type="spellStart"/>
+      <w:r>
+        <w:rPr>
+          <w:rStyle w:val="fadeinm1hgl8"/>
+        </w:rPr>
+        <w:t>mysql</w:t>
+      </w:r>
+      <w:proofErr w:type="spellEnd"/>
+      <w:r>
+        <w:rPr>
+          <w:rStyle w:val="fadeinm1hgl8"/>
+        </w:rPr>
+        <w:t>、</w:t>
+      </w:r>
+      <w:proofErr w:type="spellStart"/>
+      <w:r>
+        <w:rPr>
+          <w:rStyle w:val="fadeinm1hgl8"/>
+        </w:rPr>
+        <w:t>redis</w:t>
+      </w:r>
+      <w:proofErr w:type="spellEnd"/>
+      <w:r>
+        <w:rPr>
+          <w:rStyle w:val="fadeinm1hgl8"/>
+        </w:rPr>
+        <w:t xml:space="preserve"> 四个服务，并通过自定义网络让容器彼此解析服务名直接通信，避免硬编码 IP。环境变量以 .env 文件集中管理，镜像启动后读取端口、数据库密码、JWT 密钥等配置，满足不同部署环境的可移植性。compose 提供的依赖顺序控制确保数据库与缓存服务先于后端启动，应用容器启动探针检测到依赖就绪后才进入正常运行状态。</w:t>
       </w:r>
     </w:p>
     <w:p>
@@ -7261,6 +7757,9 @@
         <w:pStyle w:val="ab"/>
         <w:spacing w:before="0" w:beforeAutospacing="0" w:after="0" w:afterAutospacing="0"/>
         <w:ind w:firstLine="420"/>
+        <w:rPr>
+          <w:rFonts w:hint="eastAsia"/>
+        </w:rPr>
       </w:pPr>
       <w:r>
         <w:rPr>
@@ -7326,7 +7825,21 @@
         <w:rPr>
           <w:rStyle w:val="fadeinm1hgl8"/>
         </w:rPr>
-        <w:t>完成滚动发布。旧容器被优雅停止，新容器启动后立即接管流量，实现无缝切换。日志通过 Docker volume 映射到主机目录，结合 logrotate 定期归档，为后期问题追溯与容量控制提供便利。</w:t>
+        <w:t xml:space="preserve">完成滚动发布。旧容器被优雅停止，新容器启动后立即接管流量，实现无缝切换。日志通过 Docker volume 映射到主机目录，结合 </w:t>
+      </w:r>
+      <w:proofErr w:type="spellStart"/>
+      <w:r>
+        <w:rPr>
+          <w:rStyle w:val="fadeinm1hgl8"/>
+        </w:rPr>
+        <w:t>logrotate</w:t>
+      </w:r>
+      <w:proofErr w:type="spellEnd"/>
+      <w:r>
+        <w:rPr>
+          <w:rStyle w:val="fadeinm1hgl8"/>
+        </w:rPr>
+        <w:t xml:space="preserve"> 定期归档，为后期问题追溯与容量控制提供便利。</w:t>
       </w:r>
     </w:p>
     <w:p>
@@ -7556,7 +8069,43 @@
           <w:sz w:val="24"/>
           <w:szCs w:val="24"/>
         </w:rPr>
-        <w:t xml:space="preserve"> 审计，首屏渲染时间一秒八，交互就绪时间两秒二，图片懒加载与代码切割有效减少了首包体积。</w:t>
+        <w:t xml:space="preserve"> 审计，首屏渲染时间一秒八，交互就绪时间两秒二，图片</w:t>
+      </w:r>
+      <w:proofErr w:type="gramStart"/>
+      <w:r>
+        <w:rPr>
+          <w:rFonts w:ascii="宋体" w:eastAsia="宋体" w:hAnsi="宋体" w:cs="Times New Roman"/>
+          <w:sz w:val="24"/>
+          <w:szCs w:val="24"/>
+        </w:rPr>
+        <w:t>懒</w:t>
+      </w:r>
+      <w:proofErr w:type="gramEnd"/>
+      <w:r>
+        <w:rPr>
+          <w:rFonts w:ascii="宋体" w:eastAsia="宋体" w:hAnsi="宋体" w:cs="Times New Roman"/>
+          <w:sz w:val="24"/>
+          <w:szCs w:val="24"/>
+        </w:rPr>
+        <w:t>加载与代码切割有效减少</w:t>
+      </w:r>
+      <w:proofErr w:type="gramStart"/>
+      <w:r>
+        <w:rPr>
+          <w:rFonts w:ascii="宋体" w:eastAsia="宋体" w:hAnsi="宋体" w:cs="Times New Roman"/>
+          <w:sz w:val="24"/>
+          <w:szCs w:val="24"/>
+        </w:rPr>
+        <w:t>了首包体积</w:t>
+      </w:r>
+      <w:proofErr w:type="gramEnd"/>
+      <w:r>
+        <w:rPr>
+          <w:rFonts w:ascii="宋体" w:eastAsia="宋体" w:hAnsi="宋体" w:cs="Times New Roman"/>
+          <w:sz w:val="24"/>
+          <w:szCs w:val="24"/>
+        </w:rPr>
+        <w:t>。</w:t>
       </w:r>
     </w:p>
     <w:p>
@@ -7590,7 +8139,25 @@
           <w:sz w:val="24"/>
           <w:szCs w:val="24"/>
         </w:rPr>
-        <w:t xml:space="preserve"> 自动扫描，针对常见注入、跨站脚本、敏感信息泄漏未发现高危缺陷。人工渗透尝试利用 </w:t>
+        <w:t xml:space="preserve"> 自动扫描，针对常见注入、</w:t>
+      </w:r>
+      <w:proofErr w:type="gramStart"/>
+      <w:r>
+        <w:rPr>
+          <w:rFonts w:ascii="宋体" w:eastAsia="宋体" w:hAnsi="宋体" w:cs="Times New Roman"/>
+          <w:sz w:val="24"/>
+          <w:szCs w:val="24"/>
+        </w:rPr>
+        <w:t>跨站脚本</w:t>
+      </w:r>
+      <w:proofErr w:type="gramEnd"/>
+      <w:r>
+        <w:rPr>
+          <w:rFonts w:ascii="宋体" w:eastAsia="宋体" w:hAnsi="宋体" w:cs="Times New Roman"/>
+          <w:sz w:val="24"/>
+          <w:szCs w:val="24"/>
+        </w:rPr>
+        <w:t xml:space="preserve">、敏感信息泄漏未发现高危缺陷。人工渗透尝试利用 </w:t>
       </w:r>
       <w:r>
         <w:rPr>
@@ -7964,7 +8531,21 @@
         <w:rPr>
           <w:rStyle w:val="fadeinm1hgl8"/>
         </w:rPr>
-        <w:t>自动在侧边栏展示，需求、代码与测试就此形成闭环。迭代冲刺期间，大家每天在</w:t>
+        <w:t>自动在</w:t>
+      </w:r>
+      <w:proofErr w:type="gramStart"/>
+      <w:r>
+        <w:rPr>
+          <w:rStyle w:val="fadeinm1hgl8"/>
+        </w:rPr>
+        <w:t>侧边栏展示</w:t>
+      </w:r>
+      <w:proofErr w:type="gramEnd"/>
+      <w:r>
+        <w:rPr>
+          <w:rStyle w:val="fadeinm1hgl8"/>
+        </w:rPr>
+        <w:t>，需求、代码与测试就此形成闭环。迭代冲刺期间，大家每天在</w:t>
       </w:r>
       <w:r>
         <w:rPr>
@@ -8013,7 +8594,21 @@
         <w:rPr>
           <w:rStyle w:val="fadeinm1hgl8"/>
         </w:rPr>
-        <w:t>，所有线框、配色与交互动效集中在单一文件。开发同学在</w:t>
+        <w:t>，所有线框、配色与交互动</w:t>
+      </w:r>
+      <w:proofErr w:type="gramStart"/>
+      <w:r>
+        <w:rPr>
+          <w:rStyle w:val="fadeinm1hgl8"/>
+        </w:rPr>
+        <w:t>效集中</w:t>
+      </w:r>
+      <w:proofErr w:type="gramEnd"/>
+      <w:r>
+        <w:rPr>
+          <w:rStyle w:val="fadeinm1hgl8"/>
+        </w:rPr>
+        <w:t>在单一文件。开发同学在</w:t>
       </w:r>
       <w:r>
         <w:rPr>
@@ -8386,11 +8981,33 @@
         </w:rPr>
         <w:t>Figma </w:t>
       </w:r>
-      <w:r>
-        <w:rPr>
-          <w:rStyle w:val="fadeinm1hgl8"/>
-        </w:rPr>
-        <w:t>批注让异步交流成为常态，减少了即时会议的次数，却在某些需要快速博弈的决策上显得节奏拖沓。当讨论陷入细节拉锯，文字往返数十条仍难以达成共识，大家又不得不回到在线会议以语音澄清。这样的往复切换在时间利用率上并不理想，也提示团队后续应对不同议题选择更合适的沟通介质。</w:t>
+      <w:proofErr w:type="gramStart"/>
+      <w:r>
+        <w:rPr>
+          <w:rStyle w:val="fadeinm1hgl8"/>
+        </w:rPr>
+        <w:t>批注让</w:t>
+      </w:r>
+      <w:proofErr w:type="gramEnd"/>
+      <w:r>
+        <w:rPr>
+          <w:rStyle w:val="fadeinm1hgl8"/>
+        </w:rPr>
+        <w:t>异步交流成为常态，减少了</w:t>
+      </w:r>
+      <w:proofErr w:type="gramStart"/>
+      <w:r>
+        <w:rPr>
+          <w:rStyle w:val="fadeinm1hgl8"/>
+        </w:rPr>
+        <w:t>即时会议</w:t>
+      </w:r>
+      <w:proofErr w:type="gramEnd"/>
+      <w:r>
+        <w:rPr>
+          <w:rStyle w:val="fadeinm1hgl8"/>
+        </w:rPr>
+        <w:t>的次数，却在某些需要快速博弈的决策上显得节奏拖沓。当讨论陷入细节拉锯，文字往返数十条仍难以达成共识，大家又不得不回到在线会议以语音澄清。这样的往复切换在时间利用率上并不理想，也提示团队后续应对不同议题选择更合适的沟通介质。</w:t>
       </w:r>
     </w:p>
     <w:p>
@@ -8593,7 +9210,35 @@
         <w:rPr>
           <w:rStyle w:val="fadeinm1hgl8"/>
         </w:rPr>
-        <w:t xml:space="preserve">进入编码阶段，团队采用一周一迭代的小步快跑节奏。版本控制仓库在最初几天频繁出现冲突，合并请求里夹杂格式化差异和临时调试语句，回滚一次就要耗费大半天。为此大家约定了代码规范，约定提交模板和分支命名，并在 </w:t>
+        <w:t>进入编码阶段，团队采用</w:t>
+      </w:r>
+      <w:proofErr w:type="gramStart"/>
+      <w:r>
+        <w:rPr>
+          <w:rStyle w:val="fadeinm1hgl8"/>
+        </w:rPr>
+        <w:t>一</w:t>
+      </w:r>
+      <w:proofErr w:type="gramEnd"/>
+      <w:r>
+        <w:rPr>
+          <w:rStyle w:val="fadeinm1hgl8"/>
+        </w:rPr>
+        <w:t>周一迭代的小步快跑节奏。版本控制仓库在最初几天频繁出现冲突，合并请求里夹杂格式化差异和临时调试语句，</w:t>
+      </w:r>
+      <w:proofErr w:type="gramStart"/>
+      <w:r>
+        <w:rPr>
+          <w:rStyle w:val="fadeinm1hgl8"/>
+        </w:rPr>
+        <w:t>回滚一次</w:t>
+      </w:r>
+      <w:proofErr w:type="gramEnd"/>
+      <w:r>
+        <w:rPr>
+          <w:rStyle w:val="fadeinm1hgl8"/>
+        </w:rPr>
+        <w:t xml:space="preserve">就要耗费大半天。为此大家约定了代码规范，约定提交模板和分支命名，并在 </w:t>
       </w:r>
       <w:r>
         <w:rPr>
@@ -8635,7 +9280,21 @@
         <w:rPr>
           <w:rStyle w:val="fadeinm1hgl8"/>
         </w:rPr>
-        <w:t xml:space="preserve">健康数据可视化模块成为第二个高讨论点。实测数据接入后发现折线图在极端值附近抖动严重，视觉效果与设计稿落差明显。有人试图通过平滑算法掩盖跳变，但又担心失真；有人建议直接展示原始点阵，再在界面上提供数据说明。几经尝试，团队最终给出双通道方案：默认展示平滑曲线并在鼠标悬停时高亮原始点，既保证阅读流畅又不隐藏真实数据。方案确定后，负责前端渲染的同学凌晨两点在群里发来 </w:t>
+        <w:t>健康数据可视化模块成为第二个</w:t>
+      </w:r>
+      <w:proofErr w:type="gramStart"/>
+      <w:r>
+        <w:rPr>
+          <w:rStyle w:val="fadeinm1hgl8"/>
+        </w:rPr>
+        <w:t>高讨论点</w:t>
+      </w:r>
+      <w:proofErr w:type="gramEnd"/>
+      <w:r>
+        <w:rPr>
+          <w:rStyle w:val="fadeinm1hgl8"/>
+        </w:rPr>
+        <w:t xml:space="preserve">。实测数据接入后发现折线图在极端值附近抖动严重，视觉效果与设计稿落差明显。有人试图通过平滑算法掩盖跳变，但又担心失真；有人建议直接展示原始点阵，再在界面上提供数据说明。几经尝试，团队最终给出双通道方案：默认展示平滑曲线并在鼠标悬停时高亮原始点，既保证阅读流畅又不隐藏真实数据。方案确定后，负责前端渲染的同学凌晨两点在群里发来 </w:t>
       </w:r>
       <w:r>
         <w:rPr>
@@ -8664,7 +9323,21 @@
         <w:rPr>
           <w:rStyle w:val="fadeinm1hgl8"/>
         </w:rPr>
-        <w:t>测试阶段的氛围出乎意料地紧张。由于没有运维同学专职监控环境，测试数据和正式数据混在同一台服务器，稍有不慎就会覆盖前一次成果。遇到关键缺陷时，大家只能在空教室手动拷贝数据库备份再重建环境。虽然繁琐，但这一过程让每位成员都亲手经历了从备份、还原到热修复的完整链路，对系统的依赖关系有了触摸式理解。一次深夜修复后，负责数据库的同学在日志里写下“每一次崩溃都是最好的教材”，第二天被贴在公告板上，成了团队的口头禅。</w:t>
+        <w:t>测试阶段的氛围出乎意料地紧张。由于没有运</w:t>
+      </w:r>
+      <w:proofErr w:type="gramStart"/>
+      <w:r>
+        <w:rPr>
+          <w:rStyle w:val="fadeinm1hgl8"/>
+        </w:rPr>
+        <w:t>维同学</w:t>
+      </w:r>
+      <w:proofErr w:type="gramEnd"/>
+      <w:r>
+        <w:rPr>
+          <w:rStyle w:val="fadeinm1hgl8"/>
+        </w:rPr>
+        <w:t>专职监控环境，测试数据和正式数据混在同一台服务器，稍有不慎就会覆盖前一次成果。遇到关键缺陷时，大家只能在空教室手动拷贝数据库备份再重建环境。虽然繁琐，但这一过程让每位成员都亲手经历了从备份、还原到热修复的完整链路，对系统的依赖关系有了触摸式理解。一次深夜修复后，负责数据库的同学在日志里写下“每一次崩溃都是最好的教材”，第二天被贴在公告板上，成了团队的口头禅。</w:t>
       </w:r>
     </w:p>
     <w:p>
@@ -8731,6 +9404,17 @@
         <w:jc w:val="center"/>
         <w:outlineLvl w:val="0"/>
         <w:rPr>
+          <w:rFonts w:ascii="黑体" w:eastAsia="黑体" w:hAnsi="黑体" w:cs="宋体"/>
+          <w:b/>
+          <w:bCs/>
+          <w:kern w:val="44"/>
+          <w:sz w:val="30"/>
+          <w:szCs w:val="30"/>
+        </w:rPr>
+      </w:pPr>
+      <w:bookmarkStart w:id="47" w:name="_Toc198472674"/>
+      <w:r>
+        <w:rPr>
           <w:rFonts w:ascii="黑体" w:eastAsia="黑体" w:hAnsi="黑体" w:cs="宋体" w:hint="eastAsia"/>
           <w:b/>
           <w:bCs/>
@@ -8738,8 +9422,10 @@
           <w:sz w:val="30"/>
           <w:szCs w:val="30"/>
         </w:rPr>
-      </w:pPr>
-      <w:bookmarkStart w:id="47" w:name="_Toc198472674"/>
+        <w:lastRenderedPageBreak/>
+        <w:t>参考资料</w:t>
+      </w:r>
+      <w:bookmarkEnd w:id="47"/>
       <w:r>
         <w:rPr>
           <w:rFonts w:ascii="黑体" w:eastAsia="黑体" w:hAnsi="黑体" w:cs="宋体" w:hint="eastAsia"/>
@@ -8749,10 +9435,8 @@
           <w:sz w:val="30"/>
           <w:szCs w:val="30"/>
         </w:rPr>
-        <w:lastRenderedPageBreak/>
-        <w:t>参考资料</w:t>
-      </w:r>
-      <w:bookmarkEnd w:id="47"/>
+        <w:t>（见附件）</w:t>
+      </w:r>
     </w:p>
     <w:p>
       <w:pPr>
@@ -10470,6 +11154,7 @@
   <w:style w:type="character" w:default="1" w:styleId="a0">
     <w:name w:val="Default Paragraph Font"/>
     <w:uiPriority w:val="1"/>
+    <w:semiHidden/>
     <w:unhideWhenUsed/>
   </w:style>
   <w:style w:type="table" w:default="1" w:styleId="a1">
@@ -10987,6 +11672,10 @@
 </file>
 
 <file path=customXml/item1.xml><?xml version="1.0" encoding="utf-8"?>
+<b:Sources xmlns:b="http://schemas.openxmlformats.org/officeDocument/2006/bibliography" xmlns="http://schemas.openxmlformats.org/officeDocument/2006/bibliography" SelectedStyle="\APASixthEditionOfficeOnline.xsl" StyleName="APA" Version="6"/>
+</file>
+
+<file path=customXml/item2.xml><?xml version="1.0" encoding="utf-8"?>
 <s:customData xmlns="http://www.wps.cn/officeDocument/2013/wpsCustomData" xmlns:s="http://www.wps.cn/officeDocument/2013/wpsCustomData">
   <customSectProps>
     <customSectPr/>
@@ -10997,22 +11686,18 @@
 </s:customData>
 </file>
 
-<file path=customXml/item2.xml><?xml version="1.0" encoding="utf-8"?>
-<b:Sources xmlns:b="http://schemas.openxmlformats.org/officeDocument/2006/bibliography" xmlns="http://schemas.openxmlformats.org/officeDocument/2006/bibliography" SelectedStyle="\APASixthEditionOfficeOnline.xsl" StyleName="APA" Version="6"/>
+<file path=customXml/itemProps1.xml><?xml version="1.0" encoding="utf-8"?>
+<ds:datastoreItem xmlns:ds="http://schemas.openxmlformats.org/officeDocument/2006/customXml" ds:itemID="{B12BA146-E2CA-4CA0-A5C4-F56891857BE1}">
+  <ds:schemaRefs>
+    <ds:schemaRef ds:uri="http://schemas.openxmlformats.org/officeDocument/2006/bibliography"/>
+  </ds:schemaRefs>
+</ds:datastoreItem>
 </file>
 
-<file path=customXml/itemProps1.xml><?xml version="1.0" encoding="utf-8"?>
+<file path=customXml/itemProps2.xml><?xml version="1.0" encoding="utf-8"?>
 <ds:datastoreItem xmlns:ds="http://schemas.openxmlformats.org/officeDocument/2006/customXml" ds:itemID="{B1977F7D-205B-4081-913C-38D41E755F92}">
   <ds:schemaRefs>
     <ds:schemaRef ds:uri="http://www.wps.cn/officeDocument/2013/wpsCustomData"/>
   </ds:schemaRefs>
 </ds:datastoreItem>
-</file>
-
-<file path=customXml/itemProps2.xml><?xml version="1.0" encoding="utf-8"?>
-<ds:datastoreItem xmlns:ds="http://schemas.openxmlformats.org/officeDocument/2006/customXml" ds:itemID="{B12BA146-E2CA-4CA0-A5C4-F56891857BE1}">
-  <ds:schemaRefs>
-    <ds:schemaRef ds:uri="http://schemas.openxmlformats.org/officeDocument/2006/bibliography"/>
-  </ds:schemaRefs>
-</ds:datastoreItem>
 </file>